--- a/2026/Mantenimiento/TP/Tp Mantenimiento - Grupo 5 (1).docx
+++ b/2026/Mantenimiento/TP/Tp Mantenimiento - Grupo 5 (1).docx
@@ -2,6 +2,72 @@
 <file path=word/document.xml><?xml version="1.0" encoding="utf-8"?>
 <w:document xmlns:mc="http://schemas.openxmlformats.org/markup-compatibility/2006" xmlns:o="urn:schemas-microsoft-com:office:office" xmlns:r="http://schemas.openxmlformats.org/officeDocument/2006/relationships" xmlns:m="http://schemas.openxmlformats.org/officeDocument/2006/math" xmlns:v="urn:schemas-microsoft-com:vml" xmlns:wp="http://schemas.openxmlformats.org/drawingml/2006/wordprocessingDrawing" xmlns:w10="urn:schemas-microsoft-com:office:word" xmlns:w="http://schemas.openxmlformats.org/wordprocessingml/2006/main" xmlns:wne="http://schemas.microsoft.com/office/word/2006/wordml" xmlns:sl="http://schemas.openxmlformats.org/schemaLibrary/2006/main" xmlns:a="http://schemas.openxmlformats.org/drawingml/2006/main" xmlns:pic="http://schemas.openxmlformats.org/drawingml/2006/picture" xmlns:c="http://schemas.openxmlformats.org/drawingml/2006/chart" xmlns:lc="http://schemas.openxmlformats.org/drawingml/2006/lockedCanvas" xmlns:dgm="http://schemas.openxmlformats.org/drawingml/2006/diagram" xmlns:wps="http://schemas.microsoft.com/office/word/2010/wordprocessingShape" xmlns:wpg="http://schemas.microsoft.com/office/word/2010/wordprocessingGroup" xmlns:w14="http://schemas.microsoft.com/office/word/2010/wordml" xmlns:w15="http://schemas.microsoft.com/office/word/2012/wordml" xmlns:w16="http://schemas.microsoft.com/office/word/2018/wordml" xmlns:w16cex="http://schemas.microsoft.com/office/word/2018/wordml/cex" xmlns:w16cid="http://schemas.microsoft.com/office/word/2016/wordml/cid" xmlns="http://schemas.microsoft.com/office/tasks/2019/documenttasks" xmlns:cr="http://schemas.microsoft.com/office/comments/2020/reactions">
   <w:body>
+    <w:p>
+      <w:pPr>
+        <w:pStyle w:val="Title"/>
+        <w:keepNext w:val="0"/>
+        <w:keepLines w:val="0"/>
+        <w:pageBreakBefore w:val="0"/>
+        <w:widowControl w:val="0"/>
+        <w:pBdr>
+          <w:top w:space="0" w:sz="0" w:val="nil"/>
+          <w:left w:space="0" w:sz="0" w:val="nil"/>
+          <w:bottom w:space="0" w:sz="0" w:val="nil"/>
+          <w:right w:space="0" w:sz="0" w:val="nil"/>
+          <w:between w:space="0" w:sz="0" w:val="nil"/>
+        </w:pBdr>
+        <w:shd w:fill="auto" w:val="clear"/>
+        <w:spacing w:after="0" w:before="0" w:line="276" w:lineRule="auto"/>
+        <w:ind w:left="0" w:right="0" w:firstLine="0"/>
+        <w:jc w:val="left"/>
+        <w:rPr>
+          <w:rFonts w:ascii="Arial" w:cs="Arial" w:eastAsia="Arial" w:hAnsi="Arial"/>
+          <w:b w:val="0"/>
+          <w:bCs w:val="0"/>
+          <w:i w:val="0"/>
+          <w:iCs w:val="0"/>
+          <w:smallCaps w:val="0"/>
+          <w:strike w:val="0"/>
+          <w:color w:val="000000"/>
+          <w:sz w:val="22"/>
+          <w:szCs w:val="22"/>
+          <w:u w:val="none"/>
+          <w:shd w:fill="auto" w:val="clear"/>
+          <w:vertAlign w:val="baseline"/>
+        </w:rPr>
+        <w:sectPr>
+          <w:pgSz w:h="16834" w:w="11909" w:orient="portrait"/>
+          <w:pgMar w:bottom="1440" w:top="1440" w:left="1417.3228346456694" w:right="1440" w:header="720" w:footer="720"/>
+          <w:pgNumType w:start="1"/>
+        </w:sectPr>
+      </w:pPr>
+      <w:bookmarkStart w:colFirst="0" w:colLast="0" w:name="_p7x4c8z2eqo0" w:id="0"/>
+      <w:bookmarkEnd w:id="0"/>
+      <w:r>
+        <w:rPr>
+          <w:rFonts w:ascii="Arial" w:cs="Arial" w:eastAsia="Arial" w:hAnsi="Arial"/>
+          <w:b w:val="0"/>
+          <w:bCs w:val="0"/>
+          <w:i w:val="0"/>
+          <w:iCs w:val="0"/>
+          <w:smallCaps w:val="0"/>
+          <w:strike w:val="0"/>
+          <w:color w:val="000000"/>
+          <w:sz w:val="52"/>
+          <w:szCs w:val="52"/>
+          <w:u w:val="none"/>
+          <w:shd w:fill="auto" w:val="clear"/>
+          <w:vertAlign w:val="baseline"/>
+          <w:rtl w:val="0"/>
+        </w:rPr>
+        <w:t xml:space="preserve">TP Anual</w:t>
+      </w:r>
+      <w:r>
+        <w:rPr>
+          <w:rtl w:val="0"/>
+        </w:rPr>
+      </w:r>
+    </w:p>
     <w:p>
       <w:pPr>
         <w:keepNext w:val="1"/>
@@ -645,12 +711,8 @@
         <w:tc>
           <w:tcPr>
             <w:tcBorders>
-              <w:top w:color="000000" w:space="0" w:sz="0" w:val="nil"/>
-              <w:left w:color="000000" w:space="0" w:sz="0" w:val="nil"/>
-              <w:bottom w:color="000000" w:space="0" w:sz="0" w:val="nil"/>
-              <w:right w:color="000000" w:space="0" w:sz="0" w:val="nil"/>
-            </w:tcBorders>
-            <w:vAlign w:val="top"/>
+              <w:right w:color="000000" w:space="0" w:sz="4" w:val="single"/>
+            </w:tcBorders>
           </w:tcPr>
           <w:p>
             <w:pPr>
@@ -677,7 +739,6 @@
               <w:bottom w:color="000000" w:space="0" w:sz="4" w:val="single"/>
               <w:right w:color="000000" w:space="0" w:sz="4" w:val="single"/>
             </w:tcBorders>
-            <w:vAlign w:val="top"/>
           </w:tcPr>
           <w:p>
             <w:pPr>
@@ -701,11 +762,9 @@
           <w:tcPr>
             <w:tcBorders>
               <w:top w:color="000000" w:space="0" w:sz="4" w:val="single"/>
-              <w:left w:color="000000" w:space="0" w:sz="0" w:val="nil"/>
-              <w:bottom w:color="000000" w:space="0" w:sz="0" w:val="nil"/>
+              <w:left w:color="000000" w:space="0" w:sz="4" w:val="single"/>
               <w:right w:color="000000" w:space="0" w:sz="4" w:val="single"/>
             </w:tcBorders>
-            <w:vAlign w:val="top"/>
           </w:tcPr>
           <w:p>
             <w:pPr>
@@ -735,12 +794,9 @@
         <w:tc>
           <w:tcPr>
             <w:tcBorders>
-              <w:top w:color="000000" w:space="0" w:sz="0" w:val="nil"/>
-              <w:left w:color="000000" w:space="0" w:sz="0" w:val="nil"/>
-              <w:bottom w:color="000000" w:space="0" w:sz="0" w:val="nil"/>
-              <w:right w:color="000000" w:space="0" w:sz="0" w:val="nil"/>
-            </w:tcBorders>
-            <w:vAlign w:val="top"/>
+              <w:bottom w:color="000000" w:space="0" w:sz="4" w:val="single"/>
+              <w:right w:color="000000" w:space="0" w:sz="4" w:val="single"/>
+            </w:tcBorders>
           </w:tcPr>
           <w:p>
             <w:pPr>
@@ -761,12 +817,11 @@
         <w:tc>
           <w:tcPr>
             <w:tcBorders>
-              <w:top w:color="000000" w:space="0" w:sz="0" w:val="nil"/>
+              <w:top w:color="000000" w:space="0" w:sz="4" w:val="single"/>
               <w:left w:color="000000" w:space="0" w:sz="4" w:val="single"/>
-              <w:bottom w:color="000000" w:space="0" w:sz="0" w:val="nil"/>
+              <w:bottom w:color="000000" w:space="0" w:sz="4" w:val="single"/>
               <w:right w:color="000000" w:space="0" w:sz="4" w:val="single"/>
             </w:tcBorders>
-            <w:vAlign w:val="top"/>
           </w:tcPr>
           <w:p>
             <w:pPr>
@@ -789,12 +844,11 @@
         <w:tc>
           <w:tcPr>
             <w:tcBorders>
-              <w:top w:color="000000" w:space="0" w:sz="0" w:val="nil"/>
-              <w:left w:color="000000" w:space="0" w:sz="0" w:val="nil"/>
-              <w:bottom w:color="000000" w:space="0" w:sz="0" w:val="nil"/>
+              <w:top w:color="000000" w:space="0" w:sz="4" w:val="single"/>
+              <w:left w:color="000000" w:space="0" w:sz="4" w:val="single"/>
+              <w:bottom w:color="000000" w:space="0" w:sz="4" w:val="single"/>
               <w:right w:color="000000" w:space="0" w:sz="4" w:val="single"/>
             </w:tcBorders>
-            <w:vAlign w:val="top"/>
           </w:tcPr>
           <w:p>
             <w:pPr>
@@ -817,12 +871,11 @@
         <w:tc>
           <w:tcPr>
             <w:tcBorders>
-              <w:top w:color="000000" w:space="0" w:sz="0" w:val="nil"/>
-              <w:left w:color="000000" w:space="0" w:sz="0" w:val="nil"/>
-              <w:bottom w:color="000000" w:space="0" w:sz="0" w:val="nil"/>
+              <w:top w:color="000000" w:space="0" w:sz="4" w:val="single"/>
+              <w:left w:color="000000" w:space="0" w:sz="4" w:val="single"/>
+              <w:bottom w:color="000000" w:space="0" w:sz="4" w:val="single"/>
               <w:right w:color="000000" w:space="0" w:sz="4" w:val="single"/>
             </w:tcBorders>
-            <w:vAlign w:val="top"/>
           </w:tcPr>
           <w:p>
             <w:pPr>
@@ -845,12 +898,10 @@
         <w:tc>
           <w:tcPr>
             <w:tcBorders>
-              <w:top w:color="000000" w:space="0" w:sz="0" w:val="nil"/>
-              <w:left w:color="000000" w:space="0" w:sz="0" w:val="nil"/>
-              <w:bottom w:color="000000" w:space="0" w:sz="0" w:val="nil"/>
+              <w:left w:color="000000" w:space="0" w:sz="4" w:val="single"/>
+              <w:bottom w:color="000000" w:space="0" w:sz="4" w:val="single"/>
               <w:right w:color="000000" w:space="0" w:sz="4" w:val="single"/>
             </w:tcBorders>
-            <w:vAlign w:val="top"/>
           </w:tcPr>
           <w:p>
             <w:pPr>
@@ -909,11 +960,10 @@
           <w:tcPr>
             <w:tcBorders>
               <w:top w:color="000000" w:space="0" w:sz="4" w:val="single"/>
-              <w:left w:color="000000" w:space="0" w:sz="0" w:val="nil"/>
+              <w:left w:color="000000" w:space="0" w:sz="4" w:val="single"/>
               <w:bottom w:color="000000" w:space="0" w:sz="4" w:val="single"/>
               <w:right w:color="000000" w:space="0" w:sz="4" w:val="single"/>
             </w:tcBorders>
-            <w:vAlign w:val="top"/>
           </w:tcPr>
           <w:p>
             <w:pPr>
@@ -937,11 +987,10 @@
           <w:tcPr>
             <w:tcBorders>
               <w:top w:color="000000" w:space="0" w:sz="4" w:val="single"/>
-              <w:left w:color="000000" w:space="0" w:sz="0" w:val="nil"/>
+              <w:left w:color="000000" w:space="0" w:sz="4" w:val="single"/>
               <w:bottom w:color="000000" w:space="0" w:sz="4" w:val="single"/>
               <w:right w:color="000000" w:space="0" w:sz="4" w:val="single"/>
             </w:tcBorders>
-            <w:vAlign w:val="top"/>
           </w:tcPr>
           <w:p>
             <w:pPr>
@@ -965,11 +1014,10 @@
           <w:tcPr>
             <w:tcBorders>
               <w:top w:color="000000" w:space="0" w:sz="4" w:val="single"/>
-              <w:left w:color="000000" w:space="0" w:sz="0" w:val="nil"/>
+              <w:left w:color="000000" w:space="0" w:sz="4" w:val="single"/>
               <w:bottom w:color="000000" w:space="0" w:sz="4" w:val="single"/>
               <w:right w:color="000000" w:space="0" w:sz="4" w:val="single"/>
             </w:tcBorders>
-            <w:vAlign w:val="top"/>
           </w:tcPr>
           <w:p>
             <w:pPr>
@@ -993,11 +1041,10 @@
           <w:tcPr>
             <w:tcBorders>
               <w:top w:color="000000" w:space="0" w:sz="4" w:val="single"/>
-              <w:left w:color="000000" w:space="0" w:sz="0" w:val="nil"/>
+              <w:left w:color="000000" w:space="0" w:sz="4" w:val="single"/>
               <w:bottom w:color="000000" w:space="0" w:sz="4" w:val="single"/>
               <w:right w:color="000000" w:space="0" w:sz="4" w:val="single"/>
             </w:tcBorders>
-            <w:vAlign w:val="top"/>
           </w:tcPr>
           <w:p>
             <w:pPr>
@@ -1027,7 +1074,7 @@
         <w:tc>
           <w:tcPr>
             <w:tcBorders>
-              <w:top w:color="000000" w:space="0" w:sz="0" w:val="nil"/>
+              <w:top w:color="000000" w:space="0" w:sz="4" w:val="single"/>
               <w:left w:color="000000" w:space="0" w:sz="4" w:val="single"/>
               <w:bottom w:color="000000" w:space="0" w:sz="4" w:val="single"/>
               <w:right w:color="000000" w:space="0" w:sz="4" w:val="single"/>
@@ -1055,12 +1102,11 @@
         <w:tc>
           <w:tcPr>
             <w:tcBorders>
-              <w:top w:color="000000" w:space="0" w:sz="0" w:val="nil"/>
-              <w:left w:color="000000" w:space="0" w:sz="0" w:val="nil"/>
+              <w:top w:color="000000" w:space="0" w:sz="4" w:val="single"/>
+              <w:left w:color="000000" w:space="0" w:sz="4" w:val="single"/>
               <w:bottom w:color="000000" w:space="0" w:sz="4" w:val="single"/>
               <w:right w:color="000000" w:space="0" w:sz="4" w:val="single"/>
             </w:tcBorders>
-            <w:vAlign w:val="top"/>
           </w:tcPr>
           <w:p>
             <w:pPr>
@@ -1083,12 +1129,11 @@
         <w:tc>
           <w:tcPr>
             <w:tcBorders>
-              <w:top w:color="000000" w:space="0" w:sz="0" w:val="nil"/>
-              <w:left w:color="000000" w:space="0" w:sz="0" w:val="nil"/>
+              <w:top w:color="000000" w:space="0" w:sz="4" w:val="single"/>
+              <w:left w:color="000000" w:space="0" w:sz="4" w:val="single"/>
               <w:bottom w:color="000000" w:space="0" w:sz="4" w:val="single"/>
               <w:right w:color="000000" w:space="0" w:sz="4" w:val="single"/>
             </w:tcBorders>
-            <w:vAlign w:val="top"/>
           </w:tcPr>
           <w:p>
             <w:pPr>
@@ -1111,12 +1156,11 @@
         <w:tc>
           <w:tcPr>
             <w:tcBorders>
-              <w:top w:color="000000" w:space="0" w:sz="0" w:val="nil"/>
-              <w:left w:color="000000" w:space="0" w:sz="0" w:val="nil"/>
+              <w:top w:color="000000" w:space="0" w:sz="4" w:val="single"/>
+              <w:left w:color="000000" w:space="0" w:sz="4" w:val="single"/>
               <w:bottom w:color="000000" w:space="0" w:sz="4" w:val="single"/>
               <w:right w:color="000000" w:space="0" w:sz="4" w:val="single"/>
             </w:tcBorders>
-            <w:vAlign w:val="top"/>
           </w:tcPr>
           <w:p>
             <w:pPr>
@@ -1139,12 +1183,11 @@
         <w:tc>
           <w:tcPr>
             <w:tcBorders>
-              <w:top w:color="000000" w:space="0" w:sz="0" w:val="nil"/>
-              <w:left w:color="000000" w:space="0" w:sz="0" w:val="nil"/>
+              <w:top w:color="000000" w:space="0" w:sz="4" w:val="single"/>
+              <w:left w:color="000000" w:space="0" w:sz="4" w:val="single"/>
               <w:bottom w:color="000000" w:space="0" w:sz="4" w:val="single"/>
               <w:right w:color="000000" w:space="0" w:sz="4" w:val="single"/>
             </w:tcBorders>
-            <w:vAlign w:val="top"/>
           </w:tcPr>
           <w:p>
             <w:pPr>
@@ -1309,7 +1352,7 @@
     </w:p>
     <w:sdt>
       <w:sdtPr>
-        <w:id w:val="378074373"/>
+        <w:id w:val="646211516"/>
         <w:docPartObj>
           <w:docPartGallery w:val="Table of Contents"/>
           <w:docPartUnique w:val="1"/>
@@ -1324,19 +1367,8 @@
             </w:tabs>
             <w:spacing w:before="60" w:line="240" w:lineRule="auto"/>
             <w:rPr>
-              <w:rFonts w:ascii="Arial" w:cs="Arial" w:eastAsia="Arial" w:hAnsi="Arial"/>
               <w:b w:val="1"/>
               <w:bCs w:val="1"/>
-              <w:i w:val="0"/>
-              <w:iCs w:val="0"/>
-              <w:smallCaps w:val="0"/>
-              <w:strike w:val="0"/>
-              <w:color w:val="000000"/>
-              <w:sz w:val="22"/>
-              <w:szCs w:val="22"/>
-              <w:u w:val="none"/>
-              <w:shd w:fill="auto" w:val="clear"/>
-              <w:vertAlign w:val="baseline"/>
             </w:rPr>
           </w:pPr>
           <w:r>
@@ -1347,19 +1379,8 @@
           <w:hyperlink w:anchor="_be2k5nlvhob3">
             <w:r>
               <w:rPr>
-                <w:rFonts w:ascii="Arial" w:cs="Arial" w:eastAsia="Arial" w:hAnsi="Arial"/>
                 <w:b w:val="1"/>
                 <w:bCs w:val="1"/>
-                <w:i w:val="0"/>
-                <w:iCs w:val="0"/>
-                <w:smallCaps w:val="0"/>
-                <w:strike w:val="0"/>
-                <w:color w:val="000000"/>
-                <w:sz w:val="22"/>
-                <w:szCs w:val="22"/>
-                <w:u w:val="none"/>
-                <w:shd w:fill="auto" w:val="clear"/>
-                <w:vertAlign w:val="baseline"/>
                 <w:rtl w:val="0"/>
               </w:rPr>
               <w:t xml:space="preserve">1) Descripción general de la empresa</w:t>
@@ -1381,38 +1402,11 @@
             </w:tabs>
             <w:spacing w:before="60" w:line="240" w:lineRule="auto"/>
             <w:ind w:left="360" w:firstLine="0"/>
-            <w:rPr>
-              <w:rFonts w:ascii="Arial" w:cs="Arial" w:eastAsia="Arial" w:hAnsi="Arial"/>
-              <w:b w:val="0"/>
-              <w:bCs w:val="0"/>
-              <w:i w:val="0"/>
-              <w:iCs w:val="0"/>
-              <w:smallCaps w:val="0"/>
-              <w:strike w:val="0"/>
-              <w:color w:val="000000"/>
-              <w:sz w:val="22"/>
-              <w:szCs w:val="22"/>
-              <w:u w:val="none"/>
-              <w:shd w:fill="auto" w:val="clear"/>
-              <w:vertAlign w:val="baseline"/>
-            </w:rPr>
+            <w:rPr/>
           </w:pPr>
           <w:hyperlink w:anchor="_bm96c8brbf8l">
             <w:r>
               <w:rPr>
-                <w:rFonts w:ascii="Arial" w:cs="Arial" w:eastAsia="Arial" w:hAnsi="Arial"/>
-                <w:b w:val="0"/>
-                <w:bCs w:val="0"/>
-                <w:i w:val="0"/>
-                <w:iCs w:val="0"/>
-                <w:smallCaps w:val="0"/>
-                <w:strike w:val="0"/>
-                <w:color w:val="000000"/>
-                <w:sz w:val="22"/>
-                <w:szCs w:val="22"/>
-                <w:u w:val="none"/>
-                <w:shd w:fill="auto" w:val="clear"/>
-                <w:vertAlign w:val="baseline"/>
                 <w:rtl w:val="0"/>
               </w:rPr>
               <w:t xml:space="preserve">1.1) Nombre (puede ser ficticio): UnionBat S.A.</w:t>
@@ -1434,38 +1428,11 @@
             </w:tabs>
             <w:spacing w:before="60" w:line="240" w:lineRule="auto"/>
             <w:ind w:left="360" w:firstLine="0"/>
-            <w:rPr>
-              <w:rFonts w:ascii="Arial" w:cs="Arial" w:eastAsia="Arial" w:hAnsi="Arial"/>
-              <w:b w:val="0"/>
-              <w:bCs w:val="0"/>
-              <w:i w:val="0"/>
-              <w:iCs w:val="0"/>
-              <w:smallCaps w:val="0"/>
-              <w:strike w:val="0"/>
-              <w:color w:val="000000"/>
-              <w:sz w:val="22"/>
-              <w:szCs w:val="22"/>
-              <w:u w:val="none"/>
-              <w:shd w:fill="auto" w:val="clear"/>
-              <w:vertAlign w:val="baseline"/>
-            </w:rPr>
+            <w:rPr/>
           </w:pPr>
           <w:hyperlink w:anchor="_mcokz6txn8xp">
             <w:r>
               <w:rPr>
-                <w:rFonts w:ascii="Arial" w:cs="Arial" w:eastAsia="Arial" w:hAnsi="Arial"/>
-                <w:b w:val="0"/>
-                <w:bCs w:val="0"/>
-                <w:i w:val="0"/>
-                <w:iCs w:val="0"/>
-                <w:smallCaps w:val="0"/>
-                <w:strike w:val="0"/>
-                <w:color w:val="000000"/>
-                <w:sz w:val="22"/>
-                <w:szCs w:val="22"/>
-                <w:u w:val="none"/>
-                <w:shd w:fill="auto" w:val="clear"/>
-                <w:vertAlign w:val="baseline"/>
                 <w:rtl w:val="0"/>
               </w:rPr>
               <w:t xml:space="preserve">1.1.a) ¿Usaron la empresa para un TP de otra materia?. ¿Qué materia?</w:t>
@@ -1487,38 +1454,11 @@
             </w:tabs>
             <w:spacing w:before="60" w:line="240" w:lineRule="auto"/>
             <w:ind w:left="360" w:firstLine="0"/>
-            <w:rPr>
-              <w:rFonts w:ascii="Arial" w:cs="Arial" w:eastAsia="Arial" w:hAnsi="Arial"/>
-              <w:b w:val="0"/>
-              <w:bCs w:val="0"/>
-              <w:i w:val="0"/>
-              <w:iCs w:val="0"/>
-              <w:smallCaps w:val="0"/>
-              <w:strike w:val="0"/>
-              <w:color w:val="000000"/>
-              <w:sz w:val="22"/>
-              <w:szCs w:val="22"/>
-              <w:u w:val="none"/>
-              <w:shd w:fill="auto" w:val="clear"/>
-              <w:vertAlign w:val="baseline"/>
-            </w:rPr>
+            <w:rPr/>
           </w:pPr>
           <w:hyperlink w:anchor="_izxbzx2xlm56">
             <w:r>
               <w:rPr>
-                <w:rFonts w:ascii="Arial" w:cs="Arial" w:eastAsia="Arial" w:hAnsi="Arial"/>
-                <w:b w:val="0"/>
-                <w:bCs w:val="0"/>
-                <w:i w:val="0"/>
-                <w:iCs w:val="0"/>
-                <w:smallCaps w:val="0"/>
-                <w:strike w:val="0"/>
-                <w:color w:val="000000"/>
-                <w:sz w:val="22"/>
-                <w:szCs w:val="22"/>
-                <w:u w:val="none"/>
-                <w:shd w:fill="auto" w:val="clear"/>
-                <w:vertAlign w:val="baseline"/>
                 <w:rtl w:val="0"/>
               </w:rPr>
               <w:t xml:space="preserve">1.2) Conformación jurídica.</w:t>
@@ -1540,38 +1480,11 @@
             </w:tabs>
             <w:spacing w:before="60" w:line="240" w:lineRule="auto"/>
             <w:ind w:left="360" w:firstLine="0"/>
-            <w:rPr>
-              <w:rFonts w:ascii="Arial" w:cs="Arial" w:eastAsia="Arial" w:hAnsi="Arial"/>
-              <w:b w:val="0"/>
-              <w:bCs w:val="0"/>
-              <w:i w:val="0"/>
-              <w:iCs w:val="0"/>
-              <w:smallCaps w:val="0"/>
-              <w:strike w:val="0"/>
-              <w:color w:val="000000"/>
-              <w:sz w:val="22"/>
-              <w:szCs w:val="22"/>
-              <w:u w:val="none"/>
-              <w:shd w:fill="auto" w:val="clear"/>
-              <w:vertAlign w:val="baseline"/>
-            </w:rPr>
+            <w:rPr/>
           </w:pPr>
           <w:hyperlink w:anchor="_eu0bns68vuhs">
             <w:r>
               <w:rPr>
-                <w:rFonts w:ascii="Arial" w:cs="Arial" w:eastAsia="Arial" w:hAnsi="Arial"/>
-                <w:b w:val="0"/>
-                <w:bCs w:val="0"/>
-                <w:i w:val="0"/>
-                <w:iCs w:val="0"/>
-                <w:smallCaps w:val="0"/>
-                <w:strike w:val="0"/>
-                <w:color w:val="000000"/>
-                <w:sz w:val="22"/>
-                <w:szCs w:val="22"/>
-                <w:u w:val="none"/>
-                <w:shd w:fill="auto" w:val="clear"/>
-                <w:vertAlign w:val="baseline"/>
                 <w:rtl w:val="0"/>
               </w:rPr>
               <w:t xml:space="preserve">1.3) Rubro/s industriales y comerciales.</w:t>
@@ -1593,38 +1506,11 @@
             </w:tabs>
             <w:spacing w:before="60" w:line="240" w:lineRule="auto"/>
             <w:ind w:left="360" w:firstLine="0"/>
-            <w:rPr>
-              <w:rFonts w:ascii="Arial" w:cs="Arial" w:eastAsia="Arial" w:hAnsi="Arial"/>
-              <w:b w:val="0"/>
-              <w:bCs w:val="0"/>
-              <w:i w:val="0"/>
-              <w:iCs w:val="0"/>
-              <w:smallCaps w:val="0"/>
-              <w:strike w:val="0"/>
-              <w:color w:val="000000"/>
-              <w:sz w:val="22"/>
-              <w:szCs w:val="22"/>
-              <w:u w:val="none"/>
-              <w:shd w:fill="auto" w:val="clear"/>
-              <w:vertAlign w:val="baseline"/>
-            </w:rPr>
+            <w:rPr/>
           </w:pPr>
           <w:hyperlink w:anchor="_akumtqo0shho">
             <w:r>
               <w:rPr>
-                <w:rFonts w:ascii="Arial" w:cs="Arial" w:eastAsia="Arial" w:hAnsi="Arial"/>
-                <w:b w:val="0"/>
-                <w:bCs w:val="0"/>
-                <w:i w:val="0"/>
-                <w:iCs w:val="0"/>
-                <w:smallCaps w:val="0"/>
-                <w:strike w:val="0"/>
-                <w:color w:val="000000"/>
-                <w:sz w:val="22"/>
-                <w:szCs w:val="22"/>
-                <w:u w:val="none"/>
-                <w:shd w:fill="auto" w:val="clear"/>
-                <w:vertAlign w:val="baseline"/>
                 <w:rtl w:val="0"/>
               </w:rPr>
               <w:t xml:space="preserve">1.4) Facturación anual promedio y volumen en unidades producidas:</w:t>
@@ -1646,38 +1532,11 @@
             </w:tabs>
             <w:spacing w:before="60" w:line="240" w:lineRule="auto"/>
             <w:ind w:left="360" w:firstLine="0"/>
-            <w:rPr>
-              <w:rFonts w:ascii="Arial" w:cs="Arial" w:eastAsia="Arial" w:hAnsi="Arial"/>
-              <w:b w:val="0"/>
-              <w:bCs w:val="0"/>
-              <w:i w:val="0"/>
-              <w:iCs w:val="0"/>
-              <w:smallCaps w:val="0"/>
-              <w:strike w:val="0"/>
-              <w:color w:val="000000"/>
-              <w:sz w:val="22"/>
-              <w:szCs w:val="22"/>
-              <w:u w:val="none"/>
-              <w:shd w:fill="auto" w:val="clear"/>
-              <w:vertAlign w:val="baseline"/>
-            </w:rPr>
+            <w:rPr/>
           </w:pPr>
           <w:hyperlink w:anchor="_r8fkou7wy5hi">
             <w:r>
               <w:rPr>
-                <w:rFonts w:ascii="Arial" w:cs="Arial" w:eastAsia="Arial" w:hAnsi="Arial"/>
-                <w:b w:val="0"/>
-                <w:bCs w:val="0"/>
-                <w:i w:val="0"/>
-                <w:iCs w:val="0"/>
-                <w:smallCaps w:val="0"/>
-                <w:strike w:val="0"/>
-                <w:color w:val="000000"/>
-                <w:sz w:val="22"/>
-                <w:szCs w:val="22"/>
-                <w:u w:val="none"/>
-                <w:shd w:fill="auto" w:val="clear"/>
-                <w:vertAlign w:val="baseline"/>
                 <w:rtl w:val="0"/>
               </w:rPr>
               <w:t xml:space="preserve">1.5) Mercado:</w:t>
@@ -1699,38 +1558,11 @@
             </w:tabs>
             <w:spacing w:before="60" w:line="240" w:lineRule="auto"/>
             <w:ind w:left="360" w:firstLine="0"/>
-            <w:rPr>
-              <w:rFonts w:ascii="Arial" w:cs="Arial" w:eastAsia="Arial" w:hAnsi="Arial"/>
-              <w:b w:val="0"/>
-              <w:bCs w:val="0"/>
-              <w:i w:val="0"/>
-              <w:iCs w:val="0"/>
-              <w:smallCaps w:val="0"/>
-              <w:strike w:val="0"/>
-              <w:color w:val="000000"/>
-              <w:sz w:val="22"/>
-              <w:szCs w:val="22"/>
-              <w:u w:val="none"/>
-              <w:shd w:fill="auto" w:val="clear"/>
-              <w:vertAlign w:val="baseline"/>
-            </w:rPr>
+            <w:rPr/>
           </w:pPr>
           <w:hyperlink w:anchor="_y4qifzk7shcu">
             <w:r>
               <w:rPr>
-                <w:rFonts w:ascii="Arial" w:cs="Arial" w:eastAsia="Arial" w:hAnsi="Arial"/>
-                <w:b w:val="0"/>
-                <w:bCs w:val="0"/>
-                <w:i w:val="0"/>
-                <w:iCs w:val="0"/>
-                <w:smallCaps w:val="0"/>
-                <w:strike w:val="0"/>
-                <w:color w:val="000000"/>
-                <w:sz w:val="22"/>
-                <w:szCs w:val="22"/>
-                <w:u w:val="none"/>
-                <w:shd w:fill="auto" w:val="clear"/>
-                <w:vertAlign w:val="baseline"/>
                 <w:rtl w:val="0"/>
               </w:rPr>
               <w:t xml:space="preserve">1.6) Productos y especificaciones.</w:t>
@@ -1752,38 +1584,11 @@
             </w:tabs>
             <w:spacing w:before="60" w:line="240" w:lineRule="auto"/>
             <w:ind w:left="360" w:firstLine="0"/>
-            <w:rPr>
-              <w:rFonts w:ascii="Arial" w:cs="Arial" w:eastAsia="Arial" w:hAnsi="Arial"/>
-              <w:b w:val="0"/>
-              <w:bCs w:val="0"/>
-              <w:i w:val="0"/>
-              <w:iCs w:val="0"/>
-              <w:smallCaps w:val="0"/>
-              <w:strike w:val="0"/>
-              <w:color w:val="000000"/>
-              <w:sz w:val="22"/>
-              <w:szCs w:val="22"/>
-              <w:u w:val="none"/>
-              <w:shd w:fill="auto" w:val="clear"/>
-              <w:vertAlign w:val="baseline"/>
-            </w:rPr>
+            <w:rPr/>
           </w:pPr>
           <w:hyperlink w:anchor="_owyq7eecfd8u">
             <w:r>
               <w:rPr>
-                <w:rFonts w:ascii="Arial" w:cs="Arial" w:eastAsia="Arial" w:hAnsi="Arial"/>
-                <w:b w:val="0"/>
-                <w:bCs w:val="0"/>
-                <w:i w:val="0"/>
-                <w:iCs w:val="0"/>
-                <w:smallCaps w:val="0"/>
-                <w:strike w:val="0"/>
-                <w:color w:val="000000"/>
-                <w:sz w:val="22"/>
-                <w:szCs w:val="22"/>
-                <w:u w:val="none"/>
-                <w:shd w:fill="auto" w:val="clear"/>
-                <w:vertAlign w:val="baseline"/>
                 <w:rtl w:val="0"/>
               </w:rPr>
               <w:t xml:space="preserve">1.7) Servicio técnico brindado.</w:t>
@@ -1805,38 +1610,11 @@
             </w:tabs>
             <w:spacing w:before="60" w:line="240" w:lineRule="auto"/>
             <w:ind w:left="360" w:firstLine="0"/>
-            <w:rPr>
-              <w:rFonts w:ascii="Arial" w:cs="Arial" w:eastAsia="Arial" w:hAnsi="Arial"/>
-              <w:b w:val="0"/>
-              <w:bCs w:val="0"/>
-              <w:i w:val="0"/>
-              <w:iCs w:val="0"/>
-              <w:smallCaps w:val="0"/>
-              <w:strike w:val="0"/>
-              <w:color w:val="000000"/>
-              <w:sz w:val="22"/>
-              <w:szCs w:val="22"/>
-              <w:u w:val="none"/>
-              <w:shd w:fill="auto" w:val="clear"/>
-              <w:vertAlign w:val="baseline"/>
-            </w:rPr>
+            <w:rPr/>
           </w:pPr>
           <w:hyperlink w:anchor="_3g8u29dlfsio">
             <w:r>
               <w:rPr>
-                <w:rFonts w:ascii="Arial" w:cs="Arial" w:eastAsia="Arial" w:hAnsi="Arial"/>
-                <w:b w:val="0"/>
-                <w:bCs w:val="0"/>
-                <w:i w:val="0"/>
-                <w:iCs w:val="0"/>
-                <w:smallCaps w:val="0"/>
-                <w:strike w:val="0"/>
-                <w:color w:val="000000"/>
-                <w:sz w:val="22"/>
-                <w:szCs w:val="22"/>
-                <w:u w:val="none"/>
-                <w:shd w:fill="auto" w:val="clear"/>
-                <w:vertAlign w:val="baseline"/>
                 <w:rtl w:val="0"/>
               </w:rPr>
               <w:t xml:space="preserve">1.8) Organigrama general de la empresa, indicando la cantidad de personal por sector.</w:t>
@@ -1858,38 +1636,11 @@
             </w:tabs>
             <w:spacing w:before="60" w:line="240" w:lineRule="auto"/>
             <w:ind w:left="360" w:firstLine="0"/>
-            <w:rPr>
-              <w:rFonts w:ascii="Arial" w:cs="Arial" w:eastAsia="Arial" w:hAnsi="Arial"/>
-              <w:b w:val="0"/>
-              <w:bCs w:val="0"/>
-              <w:i w:val="0"/>
-              <w:iCs w:val="0"/>
-              <w:smallCaps w:val="0"/>
-              <w:strike w:val="0"/>
-              <w:color w:val="000000"/>
-              <w:sz w:val="22"/>
-              <w:szCs w:val="22"/>
-              <w:u w:val="none"/>
-              <w:shd w:fill="auto" w:val="clear"/>
-              <w:vertAlign w:val="baseline"/>
-            </w:rPr>
+            <w:rPr/>
           </w:pPr>
           <w:hyperlink w:anchor="_bvpscgrqt67v">
             <w:r>
               <w:rPr>
-                <w:rFonts w:ascii="Arial" w:cs="Arial" w:eastAsia="Arial" w:hAnsi="Arial"/>
-                <w:b w:val="0"/>
-                <w:bCs w:val="0"/>
-                <w:i w:val="0"/>
-                <w:iCs w:val="0"/>
-                <w:smallCaps w:val="0"/>
-                <w:strike w:val="0"/>
-                <w:color w:val="000000"/>
-                <w:sz w:val="22"/>
-                <w:szCs w:val="22"/>
-                <w:u w:val="none"/>
-                <w:shd w:fill="auto" w:val="clear"/>
-                <w:vertAlign w:val="baseline"/>
                 <w:rtl w:val="0"/>
               </w:rPr>
               <w:t xml:space="preserve">1.9) Turnos de trabajo</w:t>
@@ -1911,38 +1662,11 @@
             </w:tabs>
             <w:spacing w:before="60" w:line="240" w:lineRule="auto"/>
             <w:ind w:left="360" w:firstLine="0"/>
-            <w:rPr>
-              <w:rFonts w:ascii="Arial" w:cs="Arial" w:eastAsia="Arial" w:hAnsi="Arial"/>
-              <w:b w:val="0"/>
-              <w:bCs w:val="0"/>
-              <w:i w:val="0"/>
-              <w:iCs w:val="0"/>
-              <w:smallCaps w:val="0"/>
-              <w:strike w:val="0"/>
-              <w:color w:val="000000"/>
-              <w:sz w:val="22"/>
-              <w:szCs w:val="22"/>
-              <w:u w:val="none"/>
-              <w:shd w:fill="auto" w:val="clear"/>
-              <w:vertAlign w:val="baseline"/>
-            </w:rPr>
+            <w:rPr/>
           </w:pPr>
           <w:hyperlink w:anchor="_is6hj35ublbn">
             <w:r>
               <w:rPr>
-                <w:rFonts w:ascii="Arial" w:cs="Arial" w:eastAsia="Arial" w:hAnsi="Arial"/>
-                <w:b w:val="0"/>
-                <w:bCs w:val="0"/>
-                <w:i w:val="0"/>
-                <w:iCs w:val="0"/>
-                <w:smallCaps w:val="0"/>
-                <w:strike w:val="0"/>
-                <w:color w:val="000000"/>
-                <w:sz w:val="22"/>
-                <w:szCs w:val="22"/>
-                <w:u w:val="none"/>
-                <w:shd w:fill="auto" w:val="clear"/>
-                <w:vertAlign w:val="baseline"/>
                 <w:rtl w:val="0"/>
               </w:rPr>
               <w:t xml:space="preserve">1.10) Apertura de costos.</w:t>
@@ -1964,38 +1688,11 @@
             </w:tabs>
             <w:spacing w:before="60" w:line="240" w:lineRule="auto"/>
             <w:ind w:left="360" w:firstLine="0"/>
-            <w:rPr>
-              <w:rFonts w:ascii="Arial" w:cs="Arial" w:eastAsia="Arial" w:hAnsi="Arial"/>
-              <w:b w:val="0"/>
-              <w:bCs w:val="0"/>
-              <w:i w:val="0"/>
-              <w:iCs w:val="0"/>
-              <w:smallCaps w:val="0"/>
-              <w:strike w:val="0"/>
-              <w:color w:val="000000"/>
-              <w:sz w:val="22"/>
-              <w:szCs w:val="22"/>
-              <w:u w:val="none"/>
-              <w:shd w:fill="auto" w:val="clear"/>
-              <w:vertAlign w:val="baseline"/>
-            </w:rPr>
+            <w:rPr/>
           </w:pPr>
           <w:hyperlink w:anchor="_6cp27a4i4xua">
             <w:r>
               <w:rPr>
-                <w:rFonts w:ascii="Arial" w:cs="Arial" w:eastAsia="Arial" w:hAnsi="Arial"/>
-                <w:b w:val="0"/>
-                <w:bCs w:val="0"/>
-                <w:i w:val="0"/>
-                <w:iCs w:val="0"/>
-                <w:smallCaps w:val="0"/>
-                <w:strike w:val="0"/>
-                <w:color w:val="000000"/>
-                <w:sz w:val="22"/>
-                <w:szCs w:val="22"/>
-                <w:u w:val="none"/>
-                <w:shd w:fill="auto" w:val="clear"/>
-                <w:vertAlign w:val="baseline"/>
                 <w:rtl w:val="0"/>
               </w:rPr>
               <w:t xml:space="preserve">1.11)  Descripción general de los procesos incluyendo flujograma de proceso y lay out fabril.</w:t>
@@ -2017,38 +1714,11 @@
             </w:tabs>
             <w:spacing w:before="60" w:line="240" w:lineRule="auto"/>
             <w:ind w:left="360" w:firstLine="0"/>
-            <w:rPr>
-              <w:rFonts w:ascii="Arial" w:cs="Arial" w:eastAsia="Arial" w:hAnsi="Arial"/>
-              <w:b w:val="0"/>
-              <w:bCs w:val="0"/>
-              <w:i w:val="0"/>
-              <w:iCs w:val="0"/>
-              <w:smallCaps w:val="0"/>
-              <w:strike w:val="0"/>
-              <w:color w:val="000000"/>
-              <w:sz w:val="22"/>
-              <w:szCs w:val="22"/>
-              <w:u w:val="none"/>
-              <w:shd w:fill="auto" w:val="clear"/>
-              <w:vertAlign w:val="baseline"/>
-            </w:rPr>
+            <w:rPr/>
           </w:pPr>
           <w:hyperlink w:anchor="_3k1ulje1nn2k">
             <w:r>
               <w:rPr>
-                <w:rFonts w:ascii="Arial" w:cs="Arial" w:eastAsia="Arial" w:hAnsi="Arial"/>
-                <w:b w:val="0"/>
-                <w:bCs w:val="0"/>
-                <w:i w:val="0"/>
-                <w:iCs w:val="0"/>
-                <w:smallCaps w:val="0"/>
-                <w:strike w:val="0"/>
-                <w:color w:val="000000"/>
-                <w:sz w:val="22"/>
-                <w:szCs w:val="22"/>
-                <w:u w:val="none"/>
-                <w:shd w:fill="auto" w:val="clear"/>
-                <w:vertAlign w:val="baseline"/>
                 <w:rtl w:val="0"/>
               </w:rPr>
               <w:t xml:space="preserve">1.12)  Parque de máquinas contemplando:</w:t>
@@ -2070,37 +1740,15 @@
             </w:tabs>
             <w:spacing w:before="60" w:line="240" w:lineRule="auto"/>
             <w:rPr>
-              <w:rFonts w:ascii="Arial" w:cs="Arial" w:eastAsia="Arial" w:hAnsi="Arial"/>
               <w:b w:val="1"/>
               <w:bCs w:val="1"/>
-              <w:i w:val="0"/>
-              <w:iCs w:val="0"/>
-              <w:smallCaps w:val="0"/>
-              <w:strike w:val="0"/>
-              <w:color w:val="000000"/>
-              <w:sz w:val="22"/>
-              <w:szCs w:val="22"/>
-              <w:u w:val="none"/>
-              <w:shd w:fill="auto" w:val="clear"/>
-              <w:vertAlign w:val="baseline"/>
             </w:rPr>
           </w:pPr>
           <w:hyperlink w:anchor="_7c591nhy9288">
             <w:r>
               <w:rPr>
-                <w:rFonts w:ascii="Arial" w:cs="Arial" w:eastAsia="Arial" w:hAnsi="Arial"/>
                 <w:b w:val="1"/>
                 <w:bCs w:val="1"/>
-                <w:i w:val="0"/>
-                <w:iCs w:val="0"/>
-                <w:smallCaps w:val="0"/>
-                <w:strike w:val="0"/>
-                <w:color w:val="000000"/>
-                <w:sz w:val="22"/>
-                <w:szCs w:val="22"/>
-                <w:u w:val="none"/>
-                <w:shd w:fill="auto" w:val="clear"/>
-                <w:vertAlign w:val="baseline"/>
                 <w:rtl w:val="0"/>
               </w:rPr>
               <w:t xml:space="preserve">2) Descripción detallada del relevamiento del servicio de mantenimiento</w:t>
@@ -2122,38 +1770,11 @@
             </w:tabs>
             <w:spacing w:before="60" w:line="240" w:lineRule="auto"/>
             <w:ind w:left="360" w:firstLine="0"/>
-            <w:rPr>
-              <w:rFonts w:ascii="Arial" w:cs="Arial" w:eastAsia="Arial" w:hAnsi="Arial"/>
-              <w:b w:val="0"/>
-              <w:bCs w:val="0"/>
-              <w:i w:val="0"/>
-              <w:iCs w:val="0"/>
-              <w:smallCaps w:val="0"/>
-              <w:strike w:val="0"/>
-              <w:color w:val="000000"/>
-              <w:sz w:val="22"/>
-              <w:szCs w:val="22"/>
-              <w:u w:val="none"/>
-              <w:shd w:fill="auto" w:val="clear"/>
-              <w:vertAlign w:val="baseline"/>
-            </w:rPr>
+            <w:rPr/>
           </w:pPr>
           <w:hyperlink w:anchor="_es8aqytzgihi">
             <w:r>
               <w:rPr>
-                <w:rFonts w:ascii="Arial" w:cs="Arial" w:eastAsia="Arial" w:hAnsi="Arial"/>
-                <w:b w:val="0"/>
-                <w:bCs w:val="0"/>
-                <w:i w:val="0"/>
-                <w:iCs w:val="0"/>
-                <w:smallCaps w:val="0"/>
-                <w:strike w:val="0"/>
-                <w:color w:val="000000"/>
-                <w:sz w:val="22"/>
-                <w:szCs w:val="22"/>
-                <w:u w:val="none"/>
-                <w:shd w:fill="auto" w:val="clear"/>
-                <w:vertAlign w:val="baseline"/>
                 <w:rtl w:val="0"/>
               </w:rPr>
               <w:t xml:space="preserve">2.1) Organización del Área: organigrama, personal por función, turnos, etc. descripción de funciones y nivel de capacitación.</w:t>
@@ -2175,38 +1796,11 @@
             </w:tabs>
             <w:spacing w:before="60" w:line="240" w:lineRule="auto"/>
             <w:ind w:left="360" w:firstLine="0"/>
-            <w:rPr>
-              <w:rFonts w:ascii="Arial" w:cs="Arial" w:eastAsia="Arial" w:hAnsi="Arial"/>
-              <w:b w:val="0"/>
-              <w:bCs w:val="0"/>
-              <w:i w:val="0"/>
-              <w:iCs w:val="0"/>
-              <w:smallCaps w:val="0"/>
-              <w:strike w:val="0"/>
-              <w:color w:val="000000"/>
-              <w:sz w:val="22"/>
-              <w:szCs w:val="22"/>
-              <w:u w:val="none"/>
-              <w:shd w:fill="auto" w:val="clear"/>
-              <w:vertAlign w:val="baseline"/>
-            </w:rPr>
+            <w:rPr/>
           </w:pPr>
           <w:hyperlink w:anchor="_d3ub1ltemb0f">
             <w:r>
               <w:rPr>
-                <w:rFonts w:ascii="Arial" w:cs="Arial" w:eastAsia="Arial" w:hAnsi="Arial"/>
-                <w:b w:val="0"/>
-                <w:bCs w:val="0"/>
-                <w:i w:val="0"/>
-                <w:iCs w:val="0"/>
-                <w:smallCaps w:val="0"/>
-                <w:strike w:val="0"/>
-                <w:color w:val="000000"/>
-                <w:sz w:val="22"/>
-                <w:szCs w:val="22"/>
-                <w:u w:val="none"/>
-                <w:shd w:fill="auto" w:val="clear"/>
-                <w:vertAlign w:val="baseline"/>
                 <w:rtl w:val="0"/>
               </w:rPr>
               <w:t xml:space="preserve">2.2) Presupuesto detallado, abierto y porcentualizado respecto de un indicador económico de la empresa (s/ventas; s/activos, etc.).</w:t>
@@ -2228,38 +1822,11 @@
             </w:tabs>
             <w:spacing w:before="60" w:line="240" w:lineRule="auto"/>
             <w:ind w:left="360" w:firstLine="0"/>
-            <w:rPr>
-              <w:rFonts w:ascii="Arial" w:cs="Arial" w:eastAsia="Arial" w:hAnsi="Arial"/>
-              <w:b w:val="0"/>
-              <w:bCs w:val="0"/>
-              <w:i w:val="0"/>
-              <w:iCs w:val="0"/>
-              <w:smallCaps w:val="0"/>
-              <w:strike w:val="0"/>
-              <w:color w:val="000000"/>
-              <w:sz w:val="22"/>
-              <w:szCs w:val="22"/>
-              <w:u w:val="none"/>
-              <w:shd w:fill="auto" w:val="clear"/>
-              <w:vertAlign w:val="baseline"/>
-            </w:rPr>
+            <w:rPr/>
           </w:pPr>
           <w:hyperlink w:anchor="_78msk3eu0yzq">
             <w:r>
               <w:rPr>
-                <w:rFonts w:ascii="Arial" w:cs="Arial" w:eastAsia="Arial" w:hAnsi="Arial"/>
-                <w:b w:val="0"/>
-                <w:bCs w:val="0"/>
-                <w:i w:val="0"/>
-                <w:iCs w:val="0"/>
-                <w:smallCaps w:val="0"/>
-                <w:strike w:val="0"/>
-                <w:color w:val="000000"/>
-                <w:sz w:val="22"/>
-                <w:szCs w:val="22"/>
-                <w:u w:val="none"/>
-                <w:shd w:fill="auto" w:val="clear"/>
-                <w:vertAlign w:val="baseline"/>
                 <w:rtl w:val="0"/>
               </w:rPr>
               <w:t xml:space="preserve">2.3) Equipamiento: Máquinas herramientas, instrumental, etc, indicando nivel tecnológico y antigüedad.</w:t>
@@ -2281,38 +1848,11 @@
             </w:tabs>
             <w:spacing w:before="60" w:line="240" w:lineRule="auto"/>
             <w:ind w:left="360" w:firstLine="0"/>
-            <w:rPr>
-              <w:rFonts w:ascii="Arial" w:cs="Arial" w:eastAsia="Arial" w:hAnsi="Arial"/>
-              <w:b w:val="0"/>
-              <w:bCs w:val="0"/>
-              <w:i w:val="0"/>
-              <w:iCs w:val="0"/>
-              <w:smallCaps w:val="0"/>
-              <w:strike w:val="0"/>
-              <w:color w:val="000000"/>
-              <w:sz w:val="22"/>
-              <w:szCs w:val="22"/>
-              <w:u w:val="none"/>
-              <w:shd w:fill="auto" w:val="clear"/>
-              <w:vertAlign w:val="baseline"/>
-            </w:rPr>
+            <w:rPr/>
           </w:pPr>
           <w:hyperlink w:anchor="_ar49rh5bzu7n">
             <w:r>
               <w:rPr>
-                <w:rFonts w:ascii="Arial" w:cs="Arial" w:eastAsia="Arial" w:hAnsi="Arial"/>
-                <w:b w:val="0"/>
-                <w:bCs w:val="0"/>
-                <w:i w:val="0"/>
-                <w:iCs w:val="0"/>
-                <w:smallCaps w:val="0"/>
-                <w:strike w:val="0"/>
-                <w:color w:val="000000"/>
-                <w:sz w:val="22"/>
-                <w:szCs w:val="22"/>
-                <w:u w:val="none"/>
-                <w:shd w:fill="auto" w:val="clear"/>
-                <w:vertAlign w:val="baseline"/>
                 <w:rtl w:val="0"/>
               </w:rPr>
               <w:t xml:space="preserve">2.4) Descripción detallada de las actividades / tipo de mantenimiento: reactivo, preventivo, etc.</w:t>
@@ -2334,38 +1874,11 @@
             </w:tabs>
             <w:spacing w:before="60" w:line="240" w:lineRule="auto"/>
             <w:ind w:left="360" w:firstLine="0"/>
-            <w:rPr>
-              <w:rFonts w:ascii="Arial" w:cs="Arial" w:eastAsia="Arial" w:hAnsi="Arial"/>
-              <w:b w:val="0"/>
-              <w:bCs w:val="0"/>
-              <w:i w:val="0"/>
-              <w:iCs w:val="0"/>
-              <w:smallCaps w:val="0"/>
-              <w:strike w:val="0"/>
-              <w:color w:val="000000"/>
-              <w:sz w:val="22"/>
-              <w:szCs w:val="22"/>
-              <w:u w:val="none"/>
-              <w:shd w:fill="auto" w:val="clear"/>
-              <w:vertAlign w:val="baseline"/>
-            </w:rPr>
+            <w:rPr/>
           </w:pPr>
           <w:hyperlink w:anchor="_tyw1cmmw152t">
             <w:r>
               <w:rPr>
-                <w:rFonts w:ascii="Arial" w:cs="Arial" w:eastAsia="Arial" w:hAnsi="Arial"/>
-                <w:b w:val="0"/>
-                <w:bCs w:val="0"/>
-                <w:i w:val="0"/>
-                <w:iCs w:val="0"/>
-                <w:smallCaps w:val="0"/>
-                <w:strike w:val="0"/>
-                <w:color w:val="000000"/>
-                <w:sz w:val="22"/>
-                <w:szCs w:val="22"/>
-                <w:u w:val="none"/>
-                <w:shd w:fill="auto" w:val="clear"/>
-                <w:vertAlign w:val="baseline"/>
                 <w:rtl w:val="0"/>
               </w:rPr>
               <w:t xml:space="preserve">2.5) Administración de las actividades (manual, computarizada, etc.).</w:t>
@@ -2387,38 +1900,11 @@
             </w:tabs>
             <w:spacing w:before="60" w:line="240" w:lineRule="auto"/>
             <w:ind w:left="360" w:firstLine="0"/>
-            <w:rPr>
-              <w:rFonts w:ascii="Arial" w:cs="Arial" w:eastAsia="Arial" w:hAnsi="Arial"/>
-              <w:b w:val="0"/>
-              <w:bCs w:val="0"/>
-              <w:i w:val="0"/>
-              <w:iCs w:val="0"/>
-              <w:smallCaps w:val="0"/>
-              <w:strike w:val="0"/>
-              <w:color w:val="000000"/>
-              <w:sz w:val="22"/>
-              <w:szCs w:val="22"/>
-              <w:u w:val="none"/>
-              <w:shd w:fill="auto" w:val="clear"/>
-              <w:vertAlign w:val="baseline"/>
-            </w:rPr>
+            <w:rPr/>
           </w:pPr>
           <w:hyperlink w:anchor="_5l5tnbgvguil">
             <w:r>
               <w:rPr>
-                <w:rFonts w:ascii="Arial" w:cs="Arial" w:eastAsia="Arial" w:hAnsi="Arial"/>
-                <w:b w:val="0"/>
-                <w:bCs w:val="0"/>
-                <w:i w:val="0"/>
-                <w:iCs w:val="0"/>
-                <w:smallCaps w:val="0"/>
-                <w:strike w:val="0"/>
-                <w:color w:val="000000"/>
-                <w:sz w:val="22"/>
-                <w:szCs w:val="22"/>
-                <w:u w:val="none"/>
-                <w:shd w:fill="auto" w:val="clear"/>
-                <w:vertAlign w:val="baseline"/>
                 <w:rtl w:val="0"/>
               </w:rPr>
               <w:t xml:space="preserve">2.6) Tipo de documentación (estática y dinámica).</w:t>
@@ -2440,38 +1926,11 @@
             </w:tabs>
             <w:spacing w:before="60" w:line="240" w:lineRule="auto"/>
             <w:ind w:left="360" w:firstLine="0"/>
-            <w:rPr>
-              <w:rFonts w:ascii="Arial" w:cs="Arial" w:eastAsia="Arial" w:hAnsi="Arial"/>
-              <w:b w:val="0"/>
-              <w:bCs w:val="0"/>
-              <w:i w:val="0"/>
-              <w:iCs w:val="0"/>
-              <w:smallCaps w:val="0"/>
-              <w:strike w:val="0"/>
-              <w:color w:val="000000"/>
-              <w:sz w:val="22"/>
-              <w:szCs w:val="22"/>
-              <w:u w:val="none"/>
-              <w:shd w:fill="auto" w:val="clear"/>
-              <w:vertAlign w:val="baseline"/>
-            </w:rPr>
+            <w:rPr/>
           </w:pPr>
           <w:hyperlink w:anchor="_ri6nhxh68hb6">
             <w:r>
               <w:rPr>
-                <w:rFonts w:ascii="Arial" w:cs="Arial" w:eastAsia="Arial" w:hAnsi="Arial"/>
-                <w:b w:val="0"/>
-                <w:bCs w:val="0"/>
-                <w:i w:val="0"/>
-                <w:iCs w:val="0"/>
-                <w:smallCaps w:val="0"/>
-                <w:strike w:val="0"/>
-                <w:color w:val="000000"/>
-                <w:sz w:val="22"/>
-                <w:szCs w:val="22"/>
-                <w:u w:val="none"/>
-                <w:shd w:fill="auto" w:val="clear"/>
-                <w:vertAlign w:val="baseline"/>
                 <w:rtl w:val="0"/>
               </w:rPr>
               <w:t xml:space="preserve">2.7) Stocks: Indicar quien es el responsable y cuales son los sistemas de gestión utilizados.</w:t>
@@ -2493,38 +1952,11 @@
             </w:tabs>
             <w:spacing w:before="60" w:line="240" w:lineRule="auto"/>
             <w:ind w:left="360" w:firstLine="0"/>
-            <w:rPr>
-              <w:rFonts w:ascii="Arial" w:cs="Arial" w:eastAsia="Arial" w:hAnsi="Arial"/>
-              <w:b w:val="0"/>
-              <w:bCs w:val="0"/>
-              <w:i w:val="0"/>
-              <w:iCs w:val="0"/>
-              <w:smallCaps w:val="0"/>
-              <w:strike w:val="0"/>
-              <w:color w:val="000000"/>
-              <w:sz w:val="22"/>
-              <w:szCs w:val="22"/>
-              <w:u w:val="none"/>
-              <w:shd w:fill="auto" w:val="clear"/>
-              <w:vertAlign w:val="baseline"/>
-            </w:rPr>
+            <w:rPr/>
           </w:pPr>
           <w:hyperlink w:anchor="_sboya4qofu03">
             <w:r>
               <w:rPr>
-                <w:rFonts w:ascii="Arial" w:cs="Arial" w:eastAsia="Arial" w:hAnsi="Arial"/>
-                <w:b w:val="0"/>
-                <w:bCs w:val="0"/>
-                <w:i w:val="0"/>
-                <w:iCs w:val="0"/>
-                <w:smallCaps w:val="0"/>
-                <w:strike w:val="0"/>
-                <w:color w:val="000000"/>
-                <w:sz w:val="22"/>
-                <w:szCs w:val="22"/>
-                <w:u w:val="none"/>
-                <w:shd w:fill="auto" w:val="clear"/>
-                <w:vertAlign w:val="baseline"/>
                 <w:rtl w:val="0"/>
               </w:rPr>
               <w:t xml:space="preserve">2.8) Estadísticas e indicadores utilizados, actividades sobre ahorro energético.</w:t>
@@ -2546,38 +1978,11 @@
             </w:tabs>
             <w:spacing w:before="60" w:line="240" w:lineRule="auto"/>
             <w:ind w:left="360" w:firstLine="0"/>
-            <w:rPr>
-              <w:rFonts w:ascii="Arial" w:cs="Arial" w:eastAsia="Arial" w:hAnsi="Arial"/>
-              <w:b w:val="0"/>
-              <w:bCs w:val="0"/>
-              <w:i w:val="0"/>
-              <w:iCs w:val="0"/>
-              <w:smallCaps w:val="0"/>
-              <w:strike w:val="0"/>
-              <w:color w:val="000000"/>
-              <w:sz w:val="22"/>
-              <w:szCs w:val="22"/>
-              <w:u w:val="none"/>
-              <w:shd w:fill="auto" w:val="clear"/>
-              <w:vertAlign w:val="baseline"/>
-            </w:rPr>
+            <w:rPr/>
           </w:pPr>
           <w:hyperlink w:anchor="_17fz86fvd7iu">
             <w:r>
               <w:rPr>
-                <w:rFonts w:ascii="Arial" w:cs="Arial" w:eastAsia="Arial" w:hAnsi="Arial"/>
-                <w:b w:val="0"/>
-                <w:bCs w:val="0"/>
-                <w:i w:val="0"/>
-                <w:iCs w:val="0"/>
-                <w:smallCaps w:val="0"/>
-                <w:strike w:val="0"/>
-                <w:color w:val="000000"/>
-                <w:sz w:val="22"/>
-                <w:szCs w:val="22"/>
-                <w:u w:val="none"/>
-                <w:shd w:fill="auto" w:val="clear"/>
-                <w:vertAlign w:val="baseline"/>
                 <w:rtl w:val="0"/>
               </w:rPr>
               <w:t xml:space="preserve">2.9) Opinión del equipo sobre el estado actual del servicio de mantenimiento.</w:t>
@@ -2599,37 +2004,15 @@
             </w:tabs>
             <w:spacing w:before="60" w:line="240" w:lineRule="auto"/>
             <w:rPr>
-              <w:rFonts w:ascii="Arial" w:cs="Arial" w:eastAsia="Arial" w:hAnsi="Arial"/>
               <w:b w:val="1"/>
               <w:bCs w:val="1"/>
-              <w:i w:val="0"/>
-              <w:iCs w:val="0"/>
-              <w:smallCaps w:val="0"/>
-              <w:strike w:val="0"/>
-              <w:color w:val="000000"/>
-              <w:sz w:val="22"/>
-              <w:szCs w:val="22"/>
-              <w:u w:val="none"/>
-              <w:shd w:fill="auto" w:val="clear"/>
-              <w:vertAlign w:val="baseline"/>
             </w:rPr>
           </w:pPr>
           <w:hyperlink w:anchor="_ef5n4lo4czx7">
             <w:r>
               <w:rPr>
-                <w:rFonts w:ascii="Arial" w:cs="Arial" w:eastAsia="Arial" w:hAnsi="Arial"/>
                 <w:b w:val="1"/>
                 <w:bCs w:val="1"/>
-                <w:i w:val="0"/>
-                <w:iCs w:val="0"/>
-                <w:smallCaps w:val="0"/>
-                <w:strike w:val="0"/>
-                <w:color w:val="000000"/>
-                <w:sz w:val="22"/>
-                <w:szCs w:val="22"/>
-                <w:u w:val="none"/>
-                <w:shd w:fill="auto" w:val="clear"/>
-                <w:vertAlign w:val="baseline"/>
                 <w:rtl w:val="0"/>
               </w:rPr>
               <w:t xml:space="preserve">Módulo 2</w:t>
@@ -2651,38 +2034,11 @@
             </w:tabs>
             <w:spacing w:before="60" w:line="240" w:lineRule="auto"/>
             <w:ind w:left="360" w:firstLine="0"/>
-            <w:rPr>
-              <w:rFonts w:ascii="Arial" w:cs="Arial" w:eastAsia="Arial" w:hAnsi="Arial"/>
-              <w:b w:val="0"/>
-              <w:bCs w:val="0"/>
-              <w:i w:val="0"/>
-              <w:iCs w:val="0"/>
-              <w:smallCaps w:val="0"/>
-              <w:strike w:val="0"/>
-              <w:color w:val="000000"/>
-              <w:sz w:val="22"/>
-              <w:szCs w:val="22"/>
-              <w:u w:val="none"/>
-              <w:shd w:fill="auto" w:val="clear"/>
-              <w:vertAlign w:val="baseline"/>
-            </w:rPr>
+            <w:rPr/>
           </w:pPr>
           <w:hyperlink w:anchor="_hb2z0x9hqigh">
             <w:r>
               <w:rPr>
-                <w:rFonts w:ascii="Arial" w:cs="Arial" w:eastAsia="Arial" w:hAnsi="Arial"/>
-                <w:b w:val="0"/>
-                <w:bCs w:val="0"/>
-                <w:i w:val="0"/>
-                <w:iCs w:val="0"/>
-                <w:smallCaps w:val="0"/>
-                <w:strike w:val="0"/>
-                <w:color w:val="000000"/>
-                <w:sz w:val="22"/>
-                <w:szCs w:val="22"/>
-                <w:u w:val="none"/>
-                <w:shd w:fill="auto" w:val="clear"/>
-                <w:vertAlign w:val="baseline"/>
                 <w:rtl w:val="0"/>
               </w:rPr>
               <w:t xml:space="preserve">1.1) Proponer la reingeniería en los campos /actividades / etc. que consideren oportunas y convenientes.</w:t>
@@ -2704,38 +2060,11 @@
             </w:tabs>
             <w:spacing w:before="60" w:line="240" w:lineRule="auto"/>
             <w:ind w:left="360" w:firstLine="0"/>
-            <w:rPr>
-              <w:rFonts w:ascii="Arial" w:cs="Arial" w:eastAsia="Arial" w:hAnsi="Arial"/>
-              <w:b w:val="0"/>
-              <w:bCs w:val="0"/>
-              <w:i w:val="0"/>
-              <w:iCs w:val="0"/>
-              <w:smallCaps w:val="0"/>
-              <w:strike w:val="0"/>
-              <w:color w:val="000000"/>
-              <w:sz w:val="22"/>
-              <w:szCs w:val="22"/>
-              <w:u w:val="none"/>
-              <w:shd w:fill="auto" w:val="clear"/>
-              <w:vertAlign w:val="baseline"/>
-            </w:rPr>
+            <w:rPr/>
           </w:pPr>
           <w:hyperlink w:anchor="_ppitxg9du3i6">
             <w:r>
               <w:rPr>
-                <w:rFonts w:ascii="Arial" w:cs="Arial" w:eastAsia="Arial" w:hAnsi="Arial"/>
-                <w:b w:val="0"/>
-                <w:bCs w:val="0"/>
-                <w:i w:val="0"/>
-                <w:iCs w:val="0"/>
-                <w:smallCaps w:val="0"/>
-                <w:strike w:val="0"/>
-                <w:color w:val="000000"/>
-                <w:sz w:val="22"/>
-                <w:szCs w:val="22"/>
-                <w:u w:val="none"/>
-                <w:shd w:fill="auto" w:val="clear"/>
-                <w:vertAlign w:val="baseline"/>
                 <w:rtl w:val="0"/>
               </w:rPr>
               <w:t xml:space="preserve">1.2) Presentar una planificación de la realización de la Reingeniería, indicando:</w:t>
@@ -2757,38 +2086,11 @@
             </w:tabs>
             <w:spacing w:before="60" w:line="240" w:lineRule="auto"/>
             <w:ind w:left="360" w:firstLine="0"/>
-            <w:rPr>
-              <w:rFonts w:ascii="Arial" w:cs="Arial" w:eastAsia="Arial" w:hAnsi="Arial"/>
-              <w:b w:val="0"/>
-              <w:bCs w:val="0"/>
-              <w:i w:val="0"/>
-              <w:iCs w:val="0"/>
-              <w:smallCaps w:val="0"/>
-              <w:strike w:val="0"/>
-              <w:color w:val="000000"/>
-              <w:sz w:val="22"/>
-              <w:szCs w:val="22"/>
-              <w:u w:val="none"/>
-              <w:shd w:fill="auto" w:val="clear"/>
-              <w:vertAlign w:val="baseline"/>
-            </w:rPr>
+            <w:rPr/>
           </w:pPr>
           <w:hyperlink w:anchor="_mvjr627q4maq">
             <w:r>
               <w:rPr>
-                <w:rFonts w:ascii="Arial" w:cs="Arial" w:eastAsia="Arial" w:hAnsi="Arial"/>
-                <w:b w:val="0"/>
-                <w:bCs w:val="0"/>
-                <w:i w:val="0"/>
-                <w:iCs w:val="0"/>
-                <w:smallCaps w:val="0"/>
-                <w:strike w:val="0"/>
-                <w:color w:val="000000"/>
-                <w:sz w:val="22"/>
-                <w:szCs w:val="22"/>
-                <w:u w:val="none"/>
-                <w:shd w:fill="auto" w:val="clear"/>
-                <w:vertAlign w:val="baseline"/>
                 <w:rtl w:val="0"/>
               </w:rPr>
               <w:t xml:space="preserve">1.3) Realizar un análisis de factibilidad técnico-económico por la metodología TIR o Cash Flow.</w:t>
@@ -2810,37 +2112,15 @@
             </w:tabs>
             <w:spacing w:before="60" w:line="240" w:lineRule="auto"/>
             <w:rPr>
-              <w:rFonts w:ascii="Arial" w:cs="Arial" w:eastAsia="Arial" w:hAnsi="Arial"/>
               <w:b w:val="1"/>
               <w:bCs w:val="1"/>
-              <w:i w:val="0"/>
-              <w:iCs w:val="0"/>
-              <w:smallCaps w:val="0"/>
-              <w:strike w:val="0"/>
-              <w:color w:val="000000"/>
-              <w:sz w:val="22"/>
-              <w:szCs w:val="22"/>
-              <w:u w:val="none"/>
-              <w:shd w:fill="auto" w:val="clear"/>
-              <w:vertAlign w:val="baseline"/>
             </w:rPr>
           </w:pPr>
           <w:hyperlink w:anchor="_6wopym3rsh0f">
             <w:r>
               <w:rPr>
-                <w:rFonts w:ascii="Arial" w:cs="Arial" w:eastAsia="Arial" w:hAnsi="Arial"/>
                 <w:b w:val="1"/>
                 <w:bCs w:val="1"/>
-                <w:i w:val="0"/>
-                <w:iCs w:val="0"/>
-                <w:smallCaps w:val="0"/>
-                <w:strike w:val="0"/>
-                <w:color w:val="000000"/>
-                <w:sz w:val="22"/>
-                <w:szCs w:val="22"/>
-                <w:u w:val="none"/>
-                <w:shd w:fill="auto" w:val="clear"/>
-                <w:vertAlign w:val="baseline"/>
                 <w:rtl w:val="0"/>
               </w:rPr>
               <w:t xml:space="preserve">Bibliografía</w:t>
@@ -2869,8 +2149,8 @@
           <w:szCs w:val="28"/>
         </w:rPr>
       </w:pPr>
-      <w:bookmarkStart w:colFirst="0" w:colLast="0" w:name="_5xqc46v6uq8d" w:id="0"/>
-      <w:bookmarkEnd w:id="0"/>
+      <w:bookmarkStart w:colFirst="0" w:colLast="0" w:name="_5xqc46v6uq8d" w:id="1"/>
+      <w:bookmarkEnd w:id="1"/>
       <w:r>
         <w:br w:type="page"/>
       </w:r>
@@ -2884,7 +2164,7 @@
       <w:pPr>
         <w:pStyle w:val="Heading2"/>
         <w:shd w:fill="ffffff" w:val="clear"/>
-        <w:spacing w:after="200" w:line="276" w:lineRule="auto"/>
+        <w:spacing w:after="200" w:lineRule="auto"/>
         <w:rPr>
           <w:b w:val="1"/>
           <w:bCs w:val="1"/>
@@ -2892,8 +2172,8 @@
           <w:szCs w:val="24"/>
         </w:rPr>
       </w:pPr>
-      <w:bookmarkStart w:colFirst="0" w:colLast="0" w:name="_be2k5nlvhob3" w:id="1"/>
-      <w:bookmarkEnd w:id="1"/>
+      <w:bookmarkStart w:colFirst="0" w:colLast="0" w:name="_be2k5nlvhob3" w:id="2"/>
+      <w:bookmarkEnd w:id="2"/>
       <w:r>
         <w:rPr>
           <w:b w:val="1"/>
@@ -2908,122 +2188,120 @@
     <w:p>
       <w:pPr>
         <w:pStyle w:val="Heading3"/>
+        <w:spacing w:line="276" w:lineRule="auto"/>
+        <w:rPr/>
+      </w:pPr>
+      <w:bookmarkStart w:colFirst="0" w:colLast="0" w:name="_bm96c8brbf8l" w:id="3"/>
+      <w:bookmarkEnd w:id="3"/>
+      <w:r>
+        <w:rPr>
+          <w:rtl w:val="0"/>
+        </w:rPr>
+        <w:t xml:space="preserve">1.1) Nombre (puede ser ficticio): UnionBat S.A.</w:t>
+      </w:r>
+    </w:p>
+    <w:p>
+      <w:pPr>
+        <w:pStyle w:val="Heading3"/>
+        <w:spacing w:line="276" w:lineRule="auto"/>
+        <w:ind w:firstLine="720"/>
+        <w:rPr>
+          <w:sz w:val="24"/>
+          <w:szCs w:val="24"/>
+        </w:rPr>
+      </w:pPr>
+      <w:bookmarkStart w:colFirst="0" w:colLast="0" w:name="_mcokz6txn8xp" w:id="4"/>
+      <w:bookmarkEnd w:id="4"/>
+      <w:r>
+        <w:rPr>
+          <w:sz w:val="24"/>
+          <w:szCs w:val="24"/>
+          <w:rtl w:val="0"/>
+        </w:rPr>
+        <w:t xml:space="preserve">1.1.a) ¿Usaron la empresa para un TP de otra materia?. ¿Qué materia?</w:t>
+      </w:r>
+    </w:p>
+    <w:p>
+      <w:pPr>
         <w:shd w:fill="ffffff" w:val="clear"/>
-        <w:spacing w:after="200" w:line="276" w:lineRule="auto"/>
-        <w:ind w:left="0" w:firstLine="0"/>
-        <w:rPr>
-          <w:color w:val="000000"/>
-        </w:rPr>
-      </w:pPr>
-      <w:bookmarkStart w:colFirst="0" w:colLast="0" w:name="_bm96c8brbf8l" w:id="2"/>
-      <w:bookmarkEnd w:id="2"/>
-      <w:r>
-        <w:rPr>
-          <w:color w:val="000000"/>
-          <w:rtl w:val="0"/>
-        </w:rPr>
-        <w:t xml:space="preserve">1.1) Nombre (puede ser ficticio): </w:t>
+        <w:spacing w:after="200" w:lineRule="auto"/>
+        <w:ind w:left="992.1259842519685" w:firstLine="0"/>
+        <w:rPr/>
+      </w:pPr>
+      <w:r>
+        <w:rPr>
+          <w:rtl w:val="0"/>
+        </w:rPr>
+        <w:t xml:space="preserve">Sí. La empresa fue utilizada para el TP1 de la materia </w:t>
       </w:r>
       <w:r>
         <w:rPr>
           <w:b w:val="1"/>
           <w:bCs w:val="1"/>
-          <w:color w:val="000000"/>
-          <w:rtl w:val="0"/>
-        </w:rPr>
-        <w:t xml:space="preserve">UnionBat S.A.</w:t>
-      </w:r>
-      <w:r>
-        <w:rPr>
-          <w:rtl w:val="0"/>
-        </w:rPr>
+          <w:rtl w:val="0"/>
+        </w:rPr>
+        <w:t xml:space="preserve">Seguridad e Higiene Laboral</w:t>
+      </w:r>
+      <w:r>
+        <w:rPr>
+          <w:rtl w:val="0"/>
+        </w:rPr>
+        <w:t xml:space="preserve"> (Curso I-4053, año 2023).</w:t>
       </w:r>
     </w:p>
     <w:p>
       <w:pPr>
         <w:pStyle w:val="Heading3"/>
+        <w:spacing w:line="276" w:lineRule="auto"/>
+        <w:rPr/>
+      </w:pPr>
+      <w:bookmarkStart w:colFirst="0" w:colLast="0" w:name="_izxbzx2xlm56" w:id="5"/>
+      <w:bookmarkEnd w:id="5"/>
+      <w:r>
+        <w:rPr>
+          <w:rtl w:val="0"/>
+        </w:rPr>
+        <w:t xml:space="preserve">1.2) Conformación jurídica.</w:t>
+      </w:r>
+    </w:p>
+    <w:p>
+      <w:pPr>
         <w:shd w:fill="ffffff" w:val="clear"/>
-        <w:spacing w:after="200" w:line="276" w:lineRule="auto"/>
-        <w:ind w:firstLine="720"/>
-        <w:rPr>
-          <w:color w:val="000000"/>
-          <w:sz w:val="24"/>
-          <w:szCs w:val="24"/>
-        </w:rPr>
-      </w:pPr>
-      <w:bookmarkStart w:colFirst="0" w:colLast="0" w:name="_mcokz6txn8xp" w:id="3"/>
-      <w:bookmarkEnd w:id="3"/>
-      <w:r>
-        <w:rPr>
-          <w:color w:val="000000"/>
-          <w:sz w:val="24"/>
-          <w:szCs w:val="24"/>
-          <w:rtl w:val="0"/>
-        </w:rPr>
-        <w:t xml:space="preserve">1.1.a) ¿Usaron la empresa para un TP de otra materia?. ¿Qué materia?</w:t>
-      </w:r>
-    </w:p>
-    <w:p>
-      <w:pPr>
-        <w:shd w:fill="ffffff" w:val="clear"/>
-        <w:spacing w:after="200" w:line="276" w:lineRule="auto"/>
-        <w:ind w:left="992.1259842519685" w:firstLine="0"/>
-        <w:rPr/>
-      </w:pPr>
-      <w:r>
-        <w:rPr>
-          <w:rtl w:val="0"/>
-        </w:rPr>
-        <w:t xml:space="preserve">Sí. La empresa fue utilizada para el TP1 de la materia </w:t>
-      </w:r>
-      <w:r>
+        <w:spacing w:after="200" w:lineRule="auto"/>
         <w:rPr>
           <w:b w:val="1"/>
           <w:bCs w:val="1"/>
-          <w:rtl w:val="0"/>
-        </w:rPr>
-        <w:t xml:space="preserve">Seguridad e Higiene Laboral</w:t>
-      </w:r>
-      <w:r>
-        <w:rPr>
-          <w:rtl w:val="0"/>
-        </w:rPr>
-        <w:t xml:space="preserve"> (Curso I-4053, año 2023).</w:t>
-      </w:r>
-      <w:r>
-        <w:rPr>
-          <w:rtl w:val="0"/>
-        </w:rPr>
-      </w:r>
-    </w:p>
-    <w:p>
-      <w:pPr>
-        <w:pStyle w:val="Heading3"/>
-        <w:shd w:fill="ffffff" w:val="clear"/>
-        <w:spacing w:after="200" w:line="276" w:lineRule="auto"/>
-        <w:rPr>
-          <w:color w:val="000000"/>
-        </w:rPr>
-      </w:pPr>
-      <w:bookmarkStart w:colFirst="0" w:colLast="0" w:name="_izxbzx2xlm56" w:id="4"/>
-      <w:bookmarkEnd w:id="4"/>
-      <w:r>
-        <w:rPr>
-          <w:color w:val="000000"/>
-          <w:rtl w:val="0"/>
-        </w:rPr>
-        <w:t xml:space="preserve">1.2) Conformación jurídica.</w:t>
-      </w:r>
-    </w:p>
-    <w:p>
-      <w:pPr>
-        <w:shd w:fill="ffffff" w:val="clear"/>
-        <w:spacing w:after="200" w:line="276" w:lineRule="auto"/>
-        <w:ind w:left="0" w:firstLine="0"/>
+        </w:rPr>
+      </w:pPr>
+      <w:r>
         <w:rPr>
           <w:b w:val="1"/>
           <w:bCs w:val="1"/>
-        </w:rPr>
+          <w:rtl w:val="0"/>
+        </w:rPr>
+        <w:t xml:space="preserve">Sociedad Anonima</w:t>
+      </w:r>
+    </w:p>
+    <w:p>
+      <w:pPr>
+        <w:pStyle w:val="Heading3"/>
+        <w:spacing w:line="276" w:lineRule="auto"/>
+        <w:rPr/>
+      </w:pPr>
+      <w:bookmarkStart w:colFirst="0" w:colLast="0" w:name="_eu0bns68vuhs" w:id="6"/>
+      <w:bookmarkEnd w:id="6"/>
+      <w:r>
+        <w:rPr>
+          <w:rtl w:val="0"/>
+        </w:rPr>
+        <w:t xml:space="preserve">1.3) Rubro/s industriales y comerciales.</w:t>
+      </w:r>
+    </w:p>
+    <w:p>
+      <w:pPr>
+        <w:shd w:fill="ffffff" w:val="clear"/>
+        <w:spacing w:after="200" w:lineRule="auto"/>
+        <w:rPr/>
       </w:pPr>
       <w:r>
         <w:rPr>
@@ -3031,33 +2309,19 @@
           <w:bCs w:val="1"/>
           <w:rtl w:val="0"/>
         </w:rPr>
-        <w:t xml:space="preserve">Sociedad Anonima</w:t>
-      </w:r>
-    </w:p>
-    <w:p>
-      <w:pPr>
-        <w:pStyle w:val="Heading3"/>
+        <w:t xml:space="preserve">Rubro industrial:</w:t>
+      </w:r>
+      <w:r>
+        <w:rPr>
+          <w:rtl w:val="0"/>
+        </w:rPr>
+        <w:t xml:space="preserve"> Fabricación de baterías de plomo-ácido para automotores y camiones (autopartes de seguridad).</w:t>
+      </w:r>
+    </w:p>
+    <w:p>
+      <w:pPr>
         <w:shd w:fill="ffffff" w:val="clear"/>
-        <w:spacing w:after="200" w:line="276" w:lineRule="auto"/>
-        <w:rPr>
-          <w:color w:val="000000"/>
-        </w:rPr>
-      </w:pPr>
-      <w:bookmarkStart w:colFirst="0" w:colLast="0" w:name="_eu0bns68vuhs" w:id="5"/>
-      <w:bookmarkEnd w:id="5"/>
-      <w:r>
-        <w:rPr>
-          <w:color w:val="000000"/>
-          <w:rtl w:val="0"/>
-        </w:rPr>
-        <w:t xml:space="preserve">1.3) Rubro/s industriales y comerciales.</w:t>
-      </w:r>
-    </w:p>
-    <w:p>
-      <w:pPr>
-        <w:shd w:fill="ffffff" w:val="clear"/>
-        <w:spacing w:after="200" w:line="276" w:lineRule="auto"/>
-        <w:ind w:left="0" w:firstLine="0"/>
+        <w:spacing w:after="200" w:lineRule="auto"/>
         <w:rPr/>
       </w:pPr>
       <w:r>
@@ -3066,20 +2330,19 @@
           <w:bCs w:val="1"/>
           <w:rtl w:val="0"/>
         </w:rPr>
-        <w:t xml:space="preserve">Rubro industrial:</w:t>
-      </w:r>
-      <w:r>
-        <w:rPr>
-          <w:rtl w:val="0"/>
-        </w:rPr>
-        <w:t xml:space="preserve"> Fabricación de baterías de plomo-ácido para automotores y camiones (autopartes de seguridad).</w:t>
+        <w:t xml:space="preserve">Rubro comercial:</w:t>
+      </w:r>
+      <w:r>
+        <w:rPr>
+          <w:rtl w:val="0"/>
+        </w:rPr>
+        <w:t xml:space="preserve"> Comercialización de baterías en el mercado de reposición nacional e internacional. Certificado de tratamiento y reciclado de baterías de scrap.</w:t>
       </w:r>
     </w:p>
     <w:p>
       <w:pPr>
         <w:shd w:fill="ffffff" w:val="clear"/>
-        <w:spacing w:after="200" w:line="276" w:lineRule="auto"/>
-        <w:ind w:left="0" w:firstLine="0"/>
+        <w:spacing w:after="200" w:lineRule="auto"/>
         <w:rPr/>
       </w:pPr>
       <w:r>
@@ -3088,87 +2351,68 @@
           <w:bCs w:val="1"/>
           <w:rtl w:val="0"/>
         </w:rPr>
-        <w:t xml:space="preserve">Rubro comercial:</w:t>
-      </w:r>
-      <w:r>
-        <w:rPr>
-          <w:rtl w:val="0"/>
-        </w:rPr>
-        <w:t xml:space="preserve"> Comercialización de baterías en el mercado de reposición nacional e internacional. Certificado de tratamiento y reciclado de baterías de scrap.</w:t>
-      </w:r>
-    </w:p>
-    <w:p>
-      <w:pPr>
-        <w:shd w:fill="ffffff" w:val="clear"/>
-        <w:spacing w:after="200" w:line="276" w:lineRule="auto"/>
-        <w:ind w:left="0" w:firstLine="0"/>
+        <w:t xml:space="preserve">Actividades complementarias:</w:t>
+      </w:r>
+      <w:r>
+        <w:rPr>
+          <w:rtl w:val="0"/>
+        </w:rPr>
+        <w:t xml:space="preserve"> Fundición de metales no ferrosos; fabricación de aleaciones propias.</w:t>
+      </w:r>
+    </w:p>
+    <w:p>
+      <w:pPr>
+        <w:pStyle w:val="Heading3"/>
+        <w:spacing w:line="276" w:lineRule="auto"/>
         <w:rPr/>
       </w:pPr>
+      <w:bookmarkStart w:colFirst="0" w:colLast="0" w:name="_akumtqo0shho" w:id="7"/>
+      <w:bookmarkEnd w:id="7"/>
+      <w:r>
+        <w:rPr>
+          <w:rtl w:val="0"/>
+        </w:rPr>
+        <w:t xml:space="preserve">1.4) Facturación anual promedio y volumen en unidades producidas:</w:t>
+      </w:r>
+    </w:p>
+    <w:p>
+      <w:pPr>
+        <w:spacing w:after="200" w:lineRule="auto"/>
+        <w:jc w:val="both"/>
+        <w:rPr/>
+      </w:pPr>
+      <w:r>
+        <w:rPr>
+          <w:rtl w:val="0"/>
+        </w:rPr>
+        <w:t xml:space="preserve">Teniendo en cuenta que no disponemos de los datos exactos de facturación y volumen de ventas, a raíz de que la empresa no nos pudo compartir esta información, estimamos los mismos considerando que la planta de San Martín cuenta con aproximadamente 140 empleados y una estructura de producción integral con procesos de fundición, armado, activación, lavado y paletizado de baterías, en donde aproximadamente el 70% del personal corresponde a operarios directos de producción.</w:t>
+      </w:r>
+    </w:p>
+    <w:p>
+      <w:pPr>
+        <w:spacing w:after="200" w:lineRule="auto"/>
+        <w:jc w:val="both"/>
+        <w:rPr/>
+      </w:pPr>
+      <w:r>
+        <w:rPr>
+          <w:rtl w:val="0"/>
+        </w:rPr>
+        <w:t xml:space="preserve">Si consideramos una productividad promedio de 22 baterías por operario por jornada laboral y tomamos 281 días laborables anuales, obtenemos una producción aproximada de </w:t>
+      </w:r>
       <w:r>
         <w:rPr>
           <w:b w:val="1"/>
           <w:bCs w:val="1"/>
           <w:rtl w:val="0"/>
         </w:rPr>
-        <w:t xml:space="preserve">Actividades complementarias:</w:t>
-      </w:r>
-      <w:r>
-        <w:rPr>
-          <w:rtl w:val="0"/>
-        </w:rPr>
-        <w:t xml:space="preserve"> Fundición de metales no ferrosos; fabricación de aleaciones propias.</w:t>
-      </w:r>
-      <w:r>
-        <w:rPr>
-          <w:rtl w:val="0"/>
-        </w:rPr>
-      </w:r>
-    </w:p>
-    <w:p>
-      <w:pPr>
-        <w:pStyle w:val="Heading3"/>
-        <w:shd w:fill="ffffff" w:val="clear"/>
-        <w:spacing w:after="200" w:line="276" w:lineRule="auto"/>
-        <w:rPr>
-          <w:color w:val="000000"/>
-        </w:rPr>
-      </w:pPr>
-      <w:bookmarkStart w:colFirst="0" w:colLast="0" w:name="_akumtqo0shho" w:id="6"/>
-      <w:bookmarkEnd w:id="6"/>
-      <w:r>
-        <w:rPr>
-          <w:color w:val="000000"/>
-          <w:rtl w:val="0"/>
-        </w:rPr>
-        <w:t xml:space="preserve">1.4) Facturación anual promedio y volumen en unidades producidas:</w:t>
-      </w:r>
-    </w:p>
-    <w:p>
-      <w:pPr>
-        <w:spacing w:after="200" w:line="276" w:lineRule="auto"/>
-        <w:ind w:left="0" w:firstLine="0"/>
-        <w:jc w:val="both"/>
-        <w:rPr/>
-      </w:pPr>
-      <w:r>
-        <w:rPr>
-          <w:rtl w:val="0"/>
-        </w:rPr>
-        <w:t xml:space="preserve">Teniendo en cuenta que no disponemos de los datos exactos de facturación y volumen de ventas, a raíz de que la empresa no nos pudo compartir esta información, estimamos los mismos considerando que la planta de San Martín cuenta con aproximadamente 140 empleados y una estructura de producción integral con procesos de fundición, armado, activación, lavado y paletizado de baterías, en donde aproximadamente el 70% del personal corresponde a operarios directos de producción.</w:t>
-      </w:r>
-    </w:p>
-    <w:p>
-      <w:pPr>
-        <w:spacing w:after="200" w:line="276" w:lineRule="auto"/>
-        <w:ind w:left="0" w:firstLine="0"/>
-        <w:jc w:val="both"/>
-        <w:rPr/>
-      </w:pPr>
-      <w:r>
-        <w:rPr>
-          <w:rtl w:val="0"/>
-        </w:rPr>
-        <w:t xml:space="preserve">Si consideramos una productividad promedio de 22 baterías por operario por jornada laboral y tomamos 281 días laborables anuales, obtenemos una producción aproximada de </w:t>
+        <w:t xml:space="preserve">605.000 baterías por año</w:t>
+      </w:r>
+      <w:r>
+        <w:rPr>
+          <w:rtl w:val="0"/>
+        </w:rPr>
+        <w:t xml:space="preserve">. Sumado a esto, basándonos en los precios de venta, asumimos un precio promedio de $140.000 por batería (equivalente a aproximadamente 100 USD), la facturación anual estimada de la planta de sería cercana a $84.7 mil millones, es decir unos </w:t>
       </w:r>
       <w:r>
         <w:rPr>
@@ -3176,66 +2420,55 @@
           <w:bCs w:val="1"/>
           <w:rtl w:val="0"/>
         </w:rPr>
-        <w:t xml:space="preserve">605.000 baterías por año</w:t>
-      </w:r>
-      <w:r>
-        <w:rPr>
-          <w:rtl w:val="0"/>
-        </w:rPr>
-        <w:t xml:space="preserve">. Sumado a esto, basándonos en los precios de venta, asumimos un precio promedio de $140.000 por batería (equivalente a aproximadamente 100 USD), la facturación anual estimada de la planta de sería cercana a $84.7 mil millones, es decir unos </w:t>
-      </w:r>
+        <w:t xml:space="preserve">60.5 millones USD anuales</w:t>
+      </w:r>
+      <w:r>
+        <w:rPr>
+          <w:rtl w:val="0"/>
+        </w:rPr>
+        <w:t xml:space="preserve">.</w:t>
+      </w:r>
+    </w:p>
+    <w:p>
+      <w:pPr>
+        <w:pStyle w:val="Heading3"/>
+        <w:spacing w:line="276" w:lineRule="auto"/>
+        <w:rPr/>
+      </w:pPr>
+      <w:bookmarkStart w:colFirst="0" w:colLast="0" w:name="_r8fkou7wy5hi" w:id="8"/>
+      <w:bookmarkEnd w:id="8"/>
+      <w:r>
+        <w:rPr>
+          <w:rtl w:val="0"/>
+        </w:rPr>
+        <w:t xml:space="preserve">1.5) Mercado:</w:t>
+      </w:r>
+    </w:p>
+    <w:p>
+      <w:pPr>
+        <w:shd w:fill="ffffff" w:val="clear"/>
+        <w:spacing w:after="200" w:lineRule="auto"/>
+        <w:rPr/>
+      </w:pPr>
       <w:r>
         <w:rPr>
           <w:b w:val="1"/>
           <w:bCs w:val="1"/>
           <w:rtl w:val="0"/>
         </w:rPr>
-        <w:t xml:space="preserve">60.5 millones USD anuales</w:t>
-      </w:r>
-      <w:r>
-        <w:rPr>
-          <w:rtl w:val="0"/>
-        </w:rPr>
-        <w:t xml:space="preserve">.</w:t>
-      </w:r>
-    </w:p>
-    <w:p>
-      <w:pPr>
-        <w:pStyle w:val="Heading3"/>
+        <w:t xml:space="preserve">Mercado nacional:</w:t>
+      </w:r>
+      <w:r>
+        <w:rPr>
+          <w:rtl w:val="0"/>
+        </w:rPr>
+        <w:t xml:space="preserve"> Mercado de reposición de baterías (autos y camiones). Proveedora de distintos fabricantes del sector automotriz.</w:t>
+      </w:r>
+    </w:p>
+    <w:p>
+      <w:pPr>
         <w:shd w:fill="ffffff" w:val="clear"/>
-        <w:spacing w:after="200" w:line="276" w:lineRule="auto"/>
-        <w:rPr>
-          <w:color w:val="000000"/>
-        </w:rPr>
-      </w:pPr>
-      <w:bookmarkStart w:colFirst="0" w:colLast="0" w:name="_r8fkou7wy5hi" w:id="7"/>
-      <w:bookmarkEnd w:id="7"/>
-      <w:r>
-        <w:rPr>
-          <w:color w:val="000000"/>
-          <w:rtl w:val="0"/>
-        </w:rPr>
-        <w:t xml:space="preserve">1.5) </w:t>
-      </w:r>
-      <w:r>
-        <w:rPr>
-          <w:rtl w:val="0"/>
-        </w:rPr>
-        <w:t xml:space="preserve">Mercado</w:t>
-      </w:r>
-      <w:r>
-        <w:rPr>
-          <w:color w:val="000000"/>
-          <w:rtl w:val="0"/>
-        </w:rPr>
-        <w:t xml:space="preserve">:</w:t>
-      </w:r>
-    </w:p>
-    <w:p>
-      <w:pPr>
-        <w:shd w:fill="ffffff" w:val="clear"/>
-        <w:spacing w:after="200" w:line="276" w:lineRule="auto"/>
-        <w:ind w:left="0" w:firstLine="0"/>
+        <w:spacing w:after="200" w:lineRule="auto"/>
         <w:rPr/>
       </w:pPr>
       <w:r>
@@ -3244,106 +2477,35 @@
           <w:bCs w:val="1"/>
           <w:rtl w:val="0"/>
         </w:rPr>
-        <w:t xml:space="preserve">Mercado nacional:</w:t>
-      </w:r>
-      <w:r>
-        <w:rPr>
-          <w:rtl w:val="0"/>
-        </w:rPr>
-        <w:t xml:space="preserve"> Mercado de reposición de baterías (autos y camiones). Proveedora de distintos fabricantes del sector automotriz.</w:t>
+        <w:t xml:space="preserve">Mercado internacional:</w:t>
+      </w:r>
+      <w:r>
+        <w:rPr>
+          <w:rtl w:val="0"/>
+        </w:rPr>
+        <w:t xml:space="preserve"> Única empresa nacional exportadora de baterías de plomo-ácido.</w:t>
+      </w:r>
+    </w:p>
+    <w:p>
+      <w:pPr>
+        <w:pStyle w:val="Heading3"/>
+        <w:spacing w:line="276" w:lineRule="auto"/>
+        <w:ind w:left="705"/>
+        <w:rPr/>
+      </w:pPr>
+      <w:bookmarkStart w:colFirst="0" w:colLast="0" w:name="_y4qifzk7shcu" w:id="9"/>
+      <w:bookmarkEnd w:id="9"/>
+      <w:r>
+        <w:rPr>
+          <w:rtl w:val="0"/>
+        </w:rPr>
+        <w:t xml:space="preserve">1.6) Productos y especificaciones.</w:t>
       </w:r>
     </w:p>
     <w:p>
       <w:pPr>
         <w:shd w:fill="ffffff" w:val="clear"/>
-        <w:spacing w:after="200" w:line="276" w:lineRule="auto"/>
-        <w:ind w:left="0" w:firstLine="0"/>
-        <w:rPr/>
-      </w:pPr>
-      <w:r>
-        <w:rPr>
-          <w:b w:val="1"/>
-          <w:bCs w:val="1"/>
-          <w:rtl w:val="0"/>
-        </w:rPr>
-        <w:t xml:space="preserve">Mercado internacional:</w:t>
-      </w:r>
-      <w:r>
-        <w:rPr>
-          <w:rtl w:val="0"/>
-        </w:rPr>
-        <w:t xml:space="preserve"> Única empresa nacional exportadora de baterías de plomo-ácido.</w:t>
-      </w:r>
-      <w:r>
-        <w:rPr>
-          <w:rtl w:val="0"/>
-        </w:rPr>
-      </w:r>
-    </w:p>
-    <w:p>
-      <w:pPr>
-        <w:pStyle w:val="Heading3"/>
-        <w:shd w:fill="ffffff" w:val="clear"/>
-        <w:spacing w:after="200" w:line="276" w:lineRule="auto"/>
-        <w:ind w:left="705" w:hanging="705"/>
-        <w:rPr>
-          <w:color w:val="000000"/>
-        </w:rPr>
-      </w:pPr>
-      <w:bookmarkStart w:colFirst="0" w:colLast="0" w:name="_y4qifzk7shcu" w:id="8"/>
-      <w:bookmarkEnd w:id="8"/>
-      <w:r>
-        <w:rPr>
-          <w:color w:val="000000"/>
-          <w:rtl w:val="0"/>
-        </w:rPr>
-        <w:t xml:space="preserve">1.6) </w:t>
-      </w:r>
-      <w:r>
-        <w:rPr>
-          <w:rtl w:val="0"/>
-        </w:rPr>
-        <w:t xml:space="preserve">P</w:t>
-      </w:r>
-      <w:r>
-        <w:rPr>
-          <w:color w:val="000000"/>
-          <w:rtl w:val="0"/>
-        </w:rPr>
-        <w:t xml:space="preserve">roductos </w:t>
-      </w:r>
-      <w:r>
-        <w:rPr>
-          <w:rtl w:val="0"/>
-        </w:rPr>
-        <w:t xml:space="preserve">y</w:t>
-      </w:r>
-      <w:r>
-        <w:rPr>
-          <w:color w:val="000000"/>
-          <w:rtl w:val="0"/>
-        </w:rPr>
-        <w:t xml:space="preserve"> </w:t>
-      </w:r>
-      <w:r>
-        <w:rPr>
-          <w:rtl w:val="0"/>
-        </w:rPr>
-        <w:t xml:space="preserve">especificaciones</w:t>
-      </w:r>
-      <w:r>
-        <w:rPr>
-          <w:color w:val="000000"/>
-          <w:rtl w:val="0"/>
-        </w:rPr>
-        <w:t xml:space="preserve">.</w:t>
-      </w:r>
-    </w:p>
-    <w:p>
-      <w:pPr>
-        <w:shd w:fill="ffffff" w:val="clear"/>
-        <w:spacing w:after="200" w:line="276" w:lineRule="auto"/>
-        <w:ind w:left="0" w:firstLine="0"/>
+        <w:spacing w:after="200" w:lineRule="auto"/>
         <w:rPr/>
       </w:pPr>
       <w:r>
@@ -3360,7 +2522,7 @@
           <w:numId w:val="16"/>
         </w:numPr>
         <w:shd w:fill="ffffff" w:val="clear"/>
-        <w:spacing w:after="200" w:line="276" w:lineRule="auto"/>
+        <w:spacing w:after="200" w:lineRule="auto"/>
         <w:ind w:left="1417.3228346456694" w:hanging="425.19685039370086"/>
         <w:rPr>
           <w:rFonts w:ascii="Roboto" w:cs="Roboto" w:eastAsia="Roboto" w:hAnsi="Roboto"/>
@@ -3388,7 +2550,7 @@
           <w:numId w:val="16"/>
         </w:numPr>
         <w:shd w:fill="ffffff" w:val="clear"/>
-        <w:spacing w:after="200" w:line="276" w:lineRule="auto"/>
+        <w:spacing w:after="200" w:lineRule="auto"/>
         <w:ind w:left="1417.3228346456694" w:hanging="425.19685039370086"/>
         <w:rPr>
           <w:rFonts w:ascii="Roboto" w:cs="Roboto" w:eastAsia="Roboto" w:hAnsi="Roboto"/>
@@ -3412,7 +2574,7 @@
     <w:p>
       <w:pPr>
         <w:shd w:fill="ffffff" w:val="clear"/>
-        <w:spacing w:after="200" w:line="276" w:lineRule="auto"/>
+        <w:spacing w:after="200" w:lineRule="auto"/>
         <w:ind w:left="1417.3228346456694" w:hanging="425.19685039370086"/>
         <w:rPr/>
       </w:pPr>
@@ -3430,9 +2592,8 @@
           <w:numId w:val="2"/>
         </w:numPr>
         <w:shd w:fill="ffffff" w:val="clear"/>
-        <w:spacing w:after="200" w:line="276" w:lineRule="auto"/>
+        <w:spacing w:after="200" w:lineRule="auto"/>
         <w:ind w:left="1417.3228346456694" w:hanging="425.19685039370086"/>
-        <w:rPr/>
       </w:pPr>
       <w:r>
         <w:rPr>
@@ -3448,9 +2609,8 @@
           <w:numId w:val="2"/>
         </w:numPr>
         <w:shd w:fill="ffffff" w:val="clear"/>
-        <w:spacing w:after="200" w:before="0" w:line="276" w:lineRule="auto"/>
+        <w:spacing w:after="200" w:lineRule="auto"/>
         <w:ind w:left="1417.3228346456694" w:hanging="425.19685039370086"/>
-        <w:rPr/>
       </w:pPr>
       <w:r>
         <w:rPr>
@@ -3466,9 +2626,8 @@
           <w:numId w:val="2"/>
         </w:numPr>
         <w:shd w:fill="ffffff" w:val="clear"/>
-        <w:spacing w:after="200" w:line="276" w:lineRule="auto"/>
+        <w:spacing w:after="200" w:lineRule="auto"/>
         <w:ind w:left="1417.3228346456694" w:hanging="425.19685039370086"/>
-        <w:rPr/>
       </w:pPr>
       <w:r>
         <w:rPr>
@@ -3485,7 +2644,7 @@
     <w:p>
       <w:pPr>
         <w:shd w:fill="ffffff" w:val="clear"/>
-        <w:spacing w:after="200" w:line="276" w:lineRule="auto"/>
+        <w:spacing w:after="200" w:lineRule="auto"/>
         <w:ind w:left="720" w:hanging="360"/>
         <w:rPr>
           <w:rFonts w:ascii="Roboto" w:cs="Roboto" w:eastAsia="Roboto" w:hAnsi="Roboto"/>
@@ -3501,12 +2660,12 @@
           <wp:inline distB="114300" distT="114300" distL="114300" distR="114300">
             <wp:extent cx="2719388" cy="2719388"/>
             <wp:effectExtent b="0" l="0" r="0" t="0"/>
-            <wp:docPr id="2" name="image7.png"/>
+            <wp:docPr id="7" name="image1.png"/>
             <a:graphic>
               <a:graphicData uri="http://schemas.openxmlformats.org/drawingml/2006/picture">
                 <pic:pic>
                   <pic:nvPicPr>
-                    <pic:cNvPr id="0" name="image7.png"/>
+                    <pic:cNvPr id="0" name="image1.png"/>
                     <pic:cNvPicPr preferRelativeResize="0"/>
                   </pic:nvPicPr>
                   <pic:blipFill>
@@ -3538,12 +2697,12 @@
           <wp:inline distB="114300" distT="114300" distL="114300" distR="114300">
             <wp:extent cx="2652713" cy="2652713"/>
             <wp:effectExtent b="0" l="0" r="0" t="0"/>
-            <wp:docPr id="6" name="image4.png"/>
+            <wp:docPr id="3" name="image5.png"/>
             <a:graphic>
               <a:graphicData uri="http://schemas.openxmlformats.org/drawingml/2006/picture">
                 <pic:pic>
                   <pic:nvPicPr>
-                    <pic:cNvPr id="0" name="image4.png"/>
+                    <pic:cNvPr id="0" name="image5.png"/>
                     <pic:cNvPicPr preferRelativeResize="0"/>
                   </pic:nvPicPr>
                   <pic:blipFill>
@@ -3576,7 +2735,7 @@
     <w:p>
       <w:pPr>
         <w:shd w:fill="ffffff" w:val="clear"/>
-        <w:spacing w:after="200" w:line="276" w:lineRule="auto"/>
+        <w:spacing w:after="200" w:lineRule="auto"/>
         <w:rPr>
           <w:color w:val="373a3c"/>
           <w:sz w:val="24"/>
@@ -3592,76 +2751,44 @@
     <w:p>
       <w:pPr>
         <w:pStyle w:val="Heading3"/>
+        <w:spacing w:line="276" w:lineRule="auto"/>
+        <w:rPr/>
+      </w:pPr>
+      <w:bookmarkStart w:colFirst="0" w:colLast="0" w:name="_owyq7eecfd8u" w:id="10"/>
+      <w:bookmarkEnd w:id="10"/>
+      <w:r>
+        <w:rPr>
+          <w:rtl w:val="0"/>
+        </w:rPr>
+        <w:t xml:space="preserve">1.7) Servicio técnico brindado.</w:t>
+      </w:r>
+    </w:p>
+    <w:p>
+      <w:pPr>
         <w:shd w:fill="ffffff" w:val="clear"/>
-        <w:spacing w:after="200" w:line="276" w:lineRule="auto"/>
-        <w:ind w:left="0" w:firstLine="0"/>
-        <w:rPr>
-          <w:color w:val="000000"/>
-        </w:rPr>
-      </w:pPr>
-      <w:bookmarkStart w:colFirst="0" w:colLast="0" w:name="_owyq7eecfd8u" w:id="9"/>
-      <w:bookmarkEnd w:id="9"/>
-      <w:r>
-        <w:rPr>
-          <w:color w:val="000000"/>
-          <w:rtl w:val="0"/>
-        </w:rPr>
-        <w:t xml:space="preserve">1.7) </w:t>
-      </w:r>
-      <w:r>
-        <w:rPr>
-          <w:rtl w:val="0"/>
-        </w:rPr>
-        <w:t xml:space="preserve">Servicio</w:t>
-      </w:r>
-      <w:r>
-        <w:rPr>
-          <w:color w:val="000000"/>
-          <w:rtl w:val="0"/>
-        </w:rPr>
-        <w:t xml:space="preserve"> técnico </w:t>
-      </w:r>
-      <w:r>
-        <w:rPr>
-          <w:rtl w:val="0"/>
-        </w:rPr>
-        <w:t xml:space="preserve">brindado</w:t>
-      </w:r>
-      <w:r>
-        <w:rPr>
-          <w:color w:val="000000"/>
+        <w:spacing w:after="200" w:lineRule="auto"/>
+        <w:rPr>
+          <w:color w:val="373a3c"/>
+        </w:rPr>
+      </w:pPr>
+      <w:r>
+        <w:rPr>
+          <w:rtl w:val="0"/>
+        </w:rPr>
+        <w:t xml:space="preserve">La empresa brinda certificados de tratamiento y reciclado de baterías de scrap. Sumado a esto, ofrecen una garantía que debe ser activada por el cliente, una vez adquirido el producto</w:t>
+      </w:r>
+      <w:r>
+        <w:rPr>
+          <w:vertAlign w:val="superscript"/>
+        </w:rPr>
+        <w:footnoteReference w:customMarkFollows="0" w:id="0"/>
+      </w:r>
+      <w:r>
+        <w:rPr>
           <w:rtl w:val="0"/>
         </w:rPr>
         <w:t xml:space="preserve">.</w:t>
       </w:r>
-    </w:p>
-    <w:p>
-      <w:pPr>
-        <w:shd w:fill="ffffff" w:val="clear"/>
-        <w:spacing w:after="200" w:line="276" w:lineRule="auto"/>
-        <w:ind w:left="0" w:firstLine="0"/>
-        <w:rPr>
-          <w:color w:val="373a3c"/>
-        </w:rPr>
-      </w:pPr>
-      <w:r>
-        <w:rPr>
-          <w:rtl w:val="0"/>
-        </w:rPr>
-        <w:t xml:space="preserve">La empresa brinda certificados de tratamiento y reciclado de baterías de scrap. Sumado a esto, ofrecen una garantía que debe ser activada por el cliente, una vez adquirido el producto</w:t>
-      </w:r>
-      <w:r>
-        <w:rPr>
-          <w:vertAlign w:val="superscript"/>
-        </w:rPr>
-        <w:footnoteReference w:customMarkFollows="0" w:id="0"/>
-      </w:r>
-      <w:r>
-        <w:rPr>
-          <w:rtl w:val="0"/>
-        </w:rPr>
-        <w:t xml:space="preserve">.</w:t>
-      </w:r>
       <w:r>
         <w:rPr>
           <w:rtl w:val="0"/>
@@ -3671,20 +2798,17 @@
     <w:p>
       <w:pPr>
         <w:pStyle w:val="Heading3"/>
-        <w:shd w:fill="ffffff" w:val="clear"/>
-        <w:spacing w:after="200" w:line="276" w:lineRule="auto"/>
-        <w:ind w:left="0" w:firstLine="0"/>
+        <w:spacing w:line="276" w:lineRule="auto"/>
         <w:rPr>
           <w:color w:val="ff0000"/>
           <w:sz w:val="20"/>
           <w:szCs w:val="20"/>
         </w:rPr>
       </w:pPr>
-      <w:bookmarkStart w:colFirst="0" w:colLast="0" w:name="_3g8u29dlfsio" w:id="10"/>
-      <w:bookmarkEnd w:id="10"/>
-      <w:r>
-        <w:rPr>
-          <w:color w:val="000000"/>
+      <w:bookmarkStart w:colFirst="0" w:colLast="0" w:name="_3g8u29dlfsio" w:id="11"/>
+      <w:bookmarkEnd w:id="11"/>
+      <w:r>
+        <w:rPr>
           <w:rtl w:val="0"/>
         </w:rPr>
         <w:t xml:space="preserve">1.8)</w:t>
@@ -3698,7 +2822,6 @@
       </w:r>
       <w:r>
         <w:rPr>
-          <w:color w:val="000000"/>
           <w:rtl w:val="0"/>
         </w:rPr>
         <w:t xml:space="preserve">Organigrama general de la empresa, indicando la cantidad de personal por sector.</w:t>
@@ -3711,7 +2834,7 @@
     </w:p>
     <w:p>
       <w:pPr>
-        <w:spacing w:after="200" w:line="276" w:lineRule="auto"/>
+        <w:spacing w:after="200" w:lineRule="auto"/>
         <w:rPr/>
       </w:pPr>
       <w:r>
@@ -3720,12 +2843,12 @@
           <wp:inline distB="114300" distT="114300" distL="114300" distR="114300">
             <wp:extent cx="5745600" cy="2476500"/>
             <wp:effectExtent b="0" l="0" r="0" t="0"/>
-            <wp:docPr id="1" name="image8.png"/>
+            <wp:docPr id="6" name="image3.png"/>
             <a:graphic>
               <a:graphicData uri="http://schemas.openxmlformats.org/drawingml/2006/picture">
                 <pic:pic>
                   <pic:nvPicPr>
-                    <pic:cNvPr id="0" name="image8.png"/>
+                    <pic:cNvPr id="0" name="image3.png"/>
                     <pic:cNvPicPr preferRelativeResize="0"/>
                   </pic:nvPicPr>
                   <pic:blipFill>
@@ -3758,24 +2881,16 @@
     <w:p>
       <w:pPr>
         <w:pStyle w:val="Heading3"/>
-        <w:shd w:fill="ffffff" w:val="clear"/>
-        <w:spacing w:after="200" w:line="276" w:lineRule="auto"/>
-        <w:ind w:left="0" w:firstLine="0"/>
+        <w:spacing w:line="276" w:lineRule="auto"/>
         <w:rPr/>
       </w:pPr>
-      <w:bookmarkStart w:colFirst="0" w:colLast="0" w:name="_bvpscgrqt67v" w:id="11"/>
-      <w:bookmarkEnd w:id="11"/>
-      <w:r>
-        <w:rPr>
-          <w:color w:val="000000"/>
+      <w:bookmarkStart w:colFirst="0" w:colLast="0" w:name="_bvpscgrqt67v" w:id="12"/>
+      <w:bookmarkEnd w:id="12"/>
+      <w:r>
+        <w:rPr>
           <w:rtl w:val="0"/>
         </w:rPr>
         <w:t xml:space="preserve">1.9) Turnos de trabajo</w:t>
-      </w:r>
-      <w:r>
-        <w:rPr>
-          <w:rtl w:val="0"/>
-        </w:rPr>
       </w:r>
     </w:p>
     <w:tbl>
@@ -3812,33 +2927,11 @@
           <w:tblHeader w:val="0"/>
         </w:trPr>
         <w:tc>
-          <w:tcPr>
-            <w:shd w:fill="auto" w:val="clear"/>
-            <w:tcMar>
-              <w:top w:w="100.0" w:type="dxa"/>
-              <w:left w:w="100.0" w:type="dxa"/>
-              <w:bottom w:w="100.0" w:type="dxa"/>
-              <w:right w:w="100.0" w:type="dxa"/>
-            </w:tcMar>
-            <w:vAlign w:val="top"/>
-          </w:tcPr>
-          <w:p>
-            <w:pPr>
-              <w:keepNext w:val="0"/>
-              <w:keepLines w:val="0"/>
-              <w:pageBreakBefore w:val="0"/>
+          <w:tcPr/>
+          <w:p>
+            <w:pPr>
               <w:widowControl w:val="0"/>
-              <w:pBdr>
-                <w:top w:space="0" w:sz="0" w:val="nil"/>
-                <w:left w:space="0" w:sz="0" w:val="nil"/>
-                <w:bottom w:space="0" w:sz="0" w:val="nil"/>
-                <w:right w:space="0" w:sz="0" w:val="nil"/>
-                <w:between w:space="0" w:sz="0" w:val="nil"/>
-              </w:pBdr>
-              <w:shd w:fill="auto" w:val="clear"/>
-              <w:spacing w:after="200" w:before="0" w:line="276" w:lineRule="auto"/>
-              <w:ind w:left="0" w:right="0" w:firstLine="0"/>
-              <w:jc w:val="left"/>
+              <w:spacing w:after="200" w:lineRule="auto"/>
               <w:rPr>
                 <w:b w:val="1"/>
                 <w:bCs w:val="1"/>
@@ -3855,33 +2948,11 @@
           </w:p>
         </w:tc>
         <w:tc>
-          <w:tcPr>
-            <w:shd w:fill="auto" w:val="clear"/>
-            <w:tcMar>
-              <w:top w:w="100.0" w:type="dxa"/>
-              <w:left w:w="100.0" w:type="dxa"/>
-              <w:bottom w:w="100.0" w:type="dxa"/>
-              <w:right w:w="100.0" w:type="dxa"/>
-            </w:tcMar>
-            <w:vAlign w:val="top"/>
-          </w:tcPr>
-          <w:p>
-            <w:pPr>
-              <w:keepNext w:val="0"/>
-              <w:keepLines w:val="0"/>
-              <w:pageBreakBefore w:val="0"/>
+          <w:tcPr/>
+          <w:p>
+            <w:pPr>
               <w:widowControl w:val="0"/>
-              <w:pBdr>
-                <w:top w:space="0" w:sz="0" w:val="nil"/>
-                <w:left w:space="0" w:sz="0" w:val="nil"/>
-                <w:bottom w:space="0" w:sz="0" w:val="nil"/>
-                <w:right w:space="0" w:sz="0" w:val="nil"/>
-                <w:between w:space="0" w:sz="0" w:val="nil"/>
-              </w:pBdr>
-              <w:shd w:fill="auto" w:val="clear"/>
-              <w:spacing w:after="200" w:before="0" w:line="276" w:lineRule="auto"/>
-              <w:ind w:left="0" w:right="0" w:firstLine="0"/>
-              <w:jc w:val="left"/>
+              <w:spacing w:after="200" w:lineRule="auto"/>
               <w:rPr>
                 <w:b w:val="1"/>
                 <w:bCs w:val="1"/>
@@ -3898,33 +2969,11 @@
           </w:p>
         </w:tc>
         <w:tc>
-          <w:tcPr>
-            <w:shd w:fill="auto" w:val="clear"/>
-            <w:tcMar>
-              <w:top w:w="100.0" w:type="dxa"/>
-              <w:left w:w="100.0" w:type="dxa"/>
-              <w:bottom w:w="100.0" w:type="dxa"/>
-              <w:right w:w="100.0" w:type="dxa"/>
-            </w:tcMar>
-            <w:vAlign w:val="top"/>
-          </w:tcPr>
-          <w:p>
-            <w:pPr>
-              <w:keepNext w:val="0"/>
-              <w:keepLines w:val="0"/>
-              <w:pageBreakBefore w:val="0"/>
+          <w:tcPr/>
+          <w:p>
+            <w:pPr>
               <w:widowControl w:val="0"/>
-              <w:pBdr>
-                <w:top w:space="0" w:sz="0" w:val="nil"/>
-                <w:left w:space="0" w:sz="0" w:val="nil"/>
-                <w:bottom w:space="0" w:sz="0" w:val="nil"/>
-                <w:right w:space="0" w:sz="0" w:val="nil"/>
-                <w:between w:space="0" w:sz="0" w:val="nil"/>
-              </w:pBdr>
-              <w:shd w:fill="auto" w:val="clear"/>
-              <w:spacing w:after="200" w:before="0" w:line="276" w:lineRule="auto"/>
-              <w:ind w:left="0" w:right="0" w:firstLine="0"/>
-              <w:jc w:val="left"/>
+              <w:spacing w:after="200" w:lineRule="auto"/>
               <w:rPr>
                 <w:b w:val="1"/>
                 <w:bCs w:val="1"/>
@@ -3947,33 +2996,11 @@
           <w:tblHeader w:val="0"/>
         </w:trPr>
         <w:tc>
-          <w:tcPr>
-            <w:shd w:fill="auto" w:val="clear"/>
-            <w:tcMar>
-              <w:top w:w="100.0" w:type="dxa"/>
-              <w:left w:w="100.0" w:type="dxa"/>
-              <w:bottom w:w="100.0" w:type="dxa"/>
-              <w:right w:w="100.0" w:type="dxa"/>
-            </w:tcMar>
-            <w:vAlign w:val="top"/>
-          </w:tcPr>
-          <w:p>
-            <w:pPr>
-              <w:keepNext w:val="0"/>
-              <w:keepLines w:val="0"/>
-              <w:pageBreakBefore w:val="0"/>
+          <w:tcPr/>
+          <w:p>
+            <w:pPr>
               <w:widowControl w:val="0"/>
-              <w:pBdr>
-                <w:top w:space="0" w:sz="0" w:val="nil"/>
-                <w:left w:space="0" w:sz="0" w:val="nil"/>
-                <w:bottom w:space="0" w:sz="0" w:val="nil"/>
-                <w:right w:space="0" w:sz="0" w:val="nil"/>
-                <w:between w:space="0" w:sz="0" w:val="nil"/>
-              </w:pBdr>
-              <w:shd w:fill="auto" w:val="clear"/>
-              <w:spacing w:after="200" w:before="0" w:line="276" w:lineRule="auto"/>
-              <w:ind w:left="0" w:right="0" w:firstLine="0"/>
-              <w:jc w:val="left"/>
+              <w:spacing w:after="200" w:lineRule="auto"/>
               <w:rPr/>
             </w:pPr>
             <w:r>
@@ -3985,20 +3012,11 @@
           </w:p>
         </w:tc>
         <w:tc>
-          <w:tcPr>
-            <w:shd w:fill="auto" w:val="clear"/>
-            <w:tcMar>
-              <w:top w:w="100.0" w:type="dxa"/>
-              <w:left w:w="100.0" w:type="dxa"/>
-              <w:bottom w:w="100.0" w:type="dxa"/>
-              <w:right w:w="100.0" w:type="dxa"/>
-            </w:tcMar>
-            <w:vAlign w:val="top"/>
-          </w:tcPr>
+          <w:tcPr/>
           <w:p>
             <w:pPr>
               <w:shd w:fill="ffffff" w:val="clear"/>
-              <w:spacing w:after="200" w:line="276" w:lineRule="auto"/>
+              <w:spacing w:after="200" w:lineRule="auto"/>
               <w:rPr/>
             </w:pPr>
             <w:r>
@@ -4007,28 +3025,14 @@
               </w:rPr>
               <w:t xml:space="preserve"> 06:00 – 15:00 (1 h refrigerio)</w:t>
             </w:r>
-            <w:r>
-              <w:rPr>
-                <w:rtl w:val="0"/>
-              </w:rPr>
-            </w:r>
-          </w:p>
-        </w:tc>
-        <w:tc>
-          <w:tcPr>
-            <w:shd w:fill="auto" w:val="clear"/>
-            <w:tcMar>
-              <w:top w:w="100.0" w:type="dxa"/>
-              <w:left w:w="100.0" w:type="dxa"/>
-              <w:bottom w:w="100.0" w:type="dxa"/>
-              <w:right w:w="100.0" w:type="dxa"/>
-            </w:tcMar>
-            <w:vAlign w:val="top"/>
-          </w:tcPr>
+          </w:p>
+        </w:tc>
+        <w:tc>
+          <w:tcPr/>
           <w:p>
             <w:pPr>
               <w:shd w:fill="ffffff" w:val="clear"/>
-              <w:spacing w:after="200" w:line="276" w:lineRule="auto"/>
+              <w:spacing w:after="200" w:lineRule="auto"/>
               <w:rPr/>
             </w:pPr>
             <w:r>
@@ -4036,11 +3040,6 @@
                 <w:rtl w:val="0"/>
               </w:rPr>
               <w:t xml:space="preserve"> 8 horas</w:t>
-            </w:r>
-            <w:r>
-              <w:rPr>
-                <w:rtl w:val="0"/>
-              </w:rPr>
             </w:r>
           </w:p>
         </w:tc>
@@ -4051,33 +3050,11 @@
           <w:tblHeader w:val="0"/>
         </w:trPr>
         <w:tc>
-          <w:tcPr>
-            <w:shd w:fill="auto" w:val="clear"/>
-            <w:tcMar>
-              <w:top w:w="100.0" w:type="dxa"/>
-              <w:left w:w="100.0" w:type="dxa"/>
-              <w:bottom w:w="100.0" w:type="dxa"/>
-              <w:right w:w="100.0" w:type="dxa"/>
-            </w:tcMar>
-            <w:vAlign w:val="top"/>
-          </w:tcPr>
-          <w:p>
-            <w:pPr>
-              <w:keepNext w:val="0"/>
-              <w:keepLines w:val="0"/>
-              <w:pageBreakBefore w:val="0"/>
+          <w:tcPr/>
+          <w:p>
+            <w:pPr>
               <w:widowControl w:val="0"/>
-              <w:pBdr>
-                <w:top w:space="0" w:sz="0" w:val="nil"/>
-                <w:left w:space="0" w:sz="0" w:val="nil"/>
-                <w:bottom w:space="0" w:sz="0" w:val="nil"/>
-                <w:right w:space="0" w:sz="0" w:val="nil"/>
-                <w:between w:space="0" w:sz="0" w:val="nil"/>
-              </w:pBdr>
-              <w:shd w:fill="auto" w:val="clear"/>
-              <w:spacing w:after="200" w:before="0" w:line="276" w:lineRule="auto"/>
-              <w:ind w:left="0" w:right="0" w:firstLine="0"/>
-              <w:jc w:val="left"/>
+              <w:spacing w:after="200" w:lineRule="auto"/>
               <w:rPr/>
             </w:pPr>
             <w:r>
@@ -4089,20 +3066,11 @@
           </w:p>
         </w:tc>
         <w:tc>
-          <w:tcPr>
-            <w:shd w:fill="auto" w:val="clear"/>
-            <w:tcMar>
-              <w:top w:w="100.0" w:type="dxa"/>
-              <w:left w:w="100.0" w:type="dxa"/>
-              <w:bottom w:w="100.0" w:type="dxa"/>
-              <w:right w:w="100.0" w:type="dxa"/>
-            </w:tcMar>
-            <w:vAlign w:val="top"/>
-          </w:tcPr>
+          <w:tcPr/>
           <w:p>
             <w:pPr>
               <w:shd w:fill="ffffff" w:val="clear"/>
-              <w:spacing w:after="200" w:line="276" w:lineRule="auto"/>
+              <w:spacing w:after="200" w:lineRule="auto"/>
               <w:rPr/>
             </w:pPr>
             <w:r>
@@ -4111,28 +3079,14 @@
               </w:rPr>
               <w:t xml:space="preserve">15:00 – 22:30 (30 min refrigerio) </w:t>
             </w:r>
-            <w:r>
-              <w:rPr>
-                <w:rtl w:val="0"/>
-              </w:rPr>
-            </w:r>
-          </w:p>
-        </w:tc>
-        <w:tc>
-          <w:tcPr>
-            <w:shd w:fill="auto" w:val="clear"/>
-            <w:tcMar>
-              <w:top w:w="100.0" w:type="dxa"/>
-              <w:left w:w="100.0" w:type="dxa"/>
-              <w:bottom w:w="100.0" w:type="dxa"/>
-              <w:right w:w="100.0" w:type="dxa"/>
-            </w:tcMar>
-            <w:vAlign w:val="top"/>
-          </w:tcPr>
+          </w:p>
+        </w:tc>
+        <w:tc>
+          <w:tcPr/>
           <w:p>
             <w:pPr>
               <w:shd w:fill="ffffff" w:val="clear"/>
-              <w:spacing w:after="200" w:line="276" w:lineRule="auto"/>
+              <w:spacing w:after="200" w:lineRule="auto"/>
               <w:rPr/>
             </w:pPr>
             <w:r>
@@ -4140,11 +3094,6 @@
                 <w:rtl w:val="0"/>
               </w:rPr>
               <w:t xml:space="preserve">7 horas</w:t>
-            </w:r>
-            <w:r>
-              <w:rPr>
-                <w:rtl w:val="0"/>
-              </w:rPr>
             </w:r>
           </w:p>
         </w:tc>
@@ -4155,33 +3104,11 @@
           <w:tblHeader w:val="0"/>
         </w:trPr>
         <w:tc>
-          <w:tcPr>
-            <w:shd w:fill="auto" w:val="clear"/>
-            <w:tcMar>
-              <w:top w:w="100.0" w:type="dxa"/>
-              <w:left w:w="100.0" w:type="dxa"/>
-              <w:bottom w:w="100.0" w:type="dxa"/>
-              <w:right w:w="100.0" w:type="dxa"/>
-            </w:tcMar>
-            <w:vAlign w:val="top"/>
-          </w:tcPr>
-          <w:p>
-            <w:pPr>
-              <w:keepNext w:val="0"/>
-              <w:keepLines w:val="0"/>
-              <w:pageBreakBefore w:val="0"/>
+          <w:tcPr/>
+          <w:p>
+            <w:pPr>
               <w:widowControl w:val="0"/>
-              <w:pBdr>
-                <w:top w:space="0" w:sz="0" w:val="nil"/>
-                <w:left w:space="0" w:sz="0" w:val="nil"/>
-                <w:bottom w:space="0" w:sz="0" w:val="nil"/>
-                <w:right w:space="0" w:sz="0" w:val="nil"/>
-                <w:between w:space="0" w:sz="0" w:val="nil"/>
-              </w:pBdr>
-              <w:shd w:fill="auto" w:val="clear"/>
-              <w:spacing w:after="200" w:before="0" w:line="276" w:lineRule="auto"/>
-              <w:ind w:left="0" w:right="0" w:firstLine="0"/>
-              <w:jc w:val="left"/>
+              <w:spacing w:after="200" w:lineRule="auto"/>
               <w:rPr/>
             </w:pPr>
             <w:r>
@@ -4193,20 +3120,11 @@
           </w:p>
         </w:tc>
         <w:tc>
-          <w:tcPr>
-            <w:shd w:fill="auto" w:val="clear"/>
-            <w:tcMar>
-              <w:top w:w="100.0" w:type="dxa"/>
-              <w:left w:w="100.0" w:type="dxa"/>
-              <w:bottom w:w="100.0" w:type="dxa"/>
-              <w:right w:w="100.0" w:type="dxa"/>
-            </w:tcMar>
-            <w:vAlign w:val="top"/>
-          </w:tcPr>
+          <w:tcPr/>
           <w:p>
             <w:pPr>
               <w:shd w:fill="ffffff" w:val="clear"/>
-              <w:spacing w:after="200" w:line="276" w:lineRule="auto"/>
+              <w:spacing w:after="200" w:lineRule="auto"/>
               <w:rPr/>
             </w:pPr>
             <w:r>
@@ -4215,28 +3133,14 @@
               </w:rPr>
               <w:t xml:space="preserve">22:30 – 06:00 (30 min refrigerio)</w:t>
             </w:r>
-            <w:r>
-              <w:rPr>
-                <w:rtl w:val="0"/>
-              </w:rPr>
-            </w:r>
-          </w:p>
-        </w:tc>
-        <w:tc>
-          <w:tcPr>
-            <w:shd w:fill="auto" w:val="clear"/>
-            <w:tcMar>
-              <w:top w:w="100.0" w:type="dxa"/>
-              <w:left w:w="100.0" w:type="dxa"/>
-              <w:bottom w:w="100.0" w:type="dxa"/>
-              <w:right w:w="100.0" w:type="dxa"/>
-            </w:tcMar>
-            <w:vAlign w:val="top"/>
-          </w:tcPr>
+          </w:p>
+        </w:tc>
+        <w:tc>
+          <w:tcPr/>
           <w:p>
             <w:pPr>
               <w:shd w:fill="ffffff" w:val="clear"/>
-              <w:spacing w:after="200" w:line="276" w:lineRule="auto"/>
+              <w:spacing w:after="200" w:lineRule="auto"/>
               <w:rPr/>
             </w:pPr>
             <w:r>
@@ -4244,11 +3148,6 @@
                 <w:rtl w:val="0"/>
               </w:rPr>
               <w:t xml:space="preserve">7 horas</w:t>
-            </w:r>
-            <w:r>
-              <w:rPr>
-                <w:rtl w:val="0"/>
-              </w:rPr>
             </w:r>
           </w:p>
         </w:tc>
@@ -4259,33 +3158,11 @@
           <w:tblHeader w:val="0"/>
         </w:trPr>
         <w:tc>
-          <w:tcPr>
-            <w:shd w:fill="auto" w:val="clear"/>
-            <w:tcMar>
-              <w:top w:w="100.0" w:type="dxa"/>
-              <w:left w:w="100.0" w:type="dxa"/>
-              <w:bottom w:w="100.0" w:type="dxa"/>
-              <w:right w:w="100.0" w:type="dxa"/>
-            </w:tcMar>
-            <w:vAlign w:val="top"/>
-          </w:tcPr>
-          <w:p>
-            <w:pPr>
-              <w:keepNext w:val="0"/>
-              <w:keepLines w:val="0"/>
-              <w:pageBreakBefore w:val="0"/>
+          <w:tcPr/>
+          <w:p>
+            <w:pPr>
               <w:widowControl w:val="0"/>
-              <w:pBdr>
-                <w:top w:space="0" w:sz="0" w:val="nil"/>
-                <w:left w:space="0" w:sz="0" w:val="nil"/>
-                <w:bottom w:space="0" w:sz="0" w:val="nil"/>
-                <w:right w:space="0" w:sz="0" w:val="nil"/>
-                <w:between w:space="0" w:sz="0" w:val="nil"/>
-              </w:pBdr>
-              <w:shd w:fill="auto" w:val="clear"/>
-              <w:spacing w:after="200" w:before="0" w:line="276" w:lineRule="auto"/>
-              <w:ind w:left="0" w:right="0" w:firstLine="0"/>
-              <w:jc w:val="left"/>
+              <w:spacing w:after="200" w:lineRule="auto"/>
               <w:rPr/>
             </w:pPr>
             <w:r>
@@ -4297,20 +3174,11 @@
           </w:p>
         </w:tc>
         <w:tc>
-          <w:tcPr>
-            <w:shd w:fill="auto" w:val="clear"/>
-            <w:tcMar>
-              <w:top w:w="100.0" w:type="dxa"/>
-              <w:left w:w="100.0" w:type="dxa"/>
-              <w:bottom w:w="100.0" w:type="dxa"/>
-              <w:right w:w="100.0" w:type="dxa"/>
-            </w:tcMar>
-            <w:vAlign w:val="top"/>
-          </w:tcPr>
+          <w:tcPr/>
           <w:p>
             <w:pPr>
               <w:shd w:fill="ffffff" w:val="clear"/>
-              <w:spacing w:after="200" w:line="276" w:lineRule="auto"/>
+              <w:spacing w:after="200" w:lineRule="auto"/>
               <w:rPr/>
             </w:pPr>
             <w:r>
@@ -4322,20 +3190,11 @@
           </w:p>
         </w:tc>
         <w:tc>
-          <w:tcPr>
-            <w:shd w:fill="auto" w:val="clear"/>
-            <w:tcMar>
-              <w:top w:w="100.0" w:type="dxa"/>
-              <w:left w:w="100.0" w:type="dxa"/>
-              <w:bottom w:w="100.0" w:type="dxa"/>
-              <w:right w:w="100.0" w:type="dxa"/>
-            </w:tcMar>
-            <w:vAlign w:val="top"/>
-          </w:tcPr>
+          <w:tcPr/>
           <w:p>
             <w:pPr>
               <w:shd w:fill="ffffff" w:val="clear"/>
-              <w:spacing w:after="200" w:line="276" w:lineRule="auto"/>
+              <w:spacing w:after="200" w:lineRule="auto"/>
               <w:rPr/>
             </w:pPr>
             <w:r>
@@ -4351,7 +3210,7 @@
     <w:p>
       <w:pPr>
         <w:shd w:fill="ffffff" w:val="clear"/>
-        <w:spacing w:after="200" w:line="276" w:lineRule="auto"/>
+        <w:spacing w:after="200" w:lineRule="auto"/>
         <w:rPr>
           <w:rFonts w:ascii="Roboto" w:cs="Roboto" w:eastAsia="Roboto" w:hAnsi="Roboto"/>
         </w:rPr>
@@ -4365,7 +3224,7 @@
     <w:p>
       <w:pPr>
         <w:shd w:fill="ffffff" w:val="clear"/>
-        <w:spacing w:after="200" w:line="276" w:lineRule="auto"/>
+        <w:spacing w:after="200" w:lineRule="auto"/>
         <w:rPr>
           <w:color w:val="373a3c"/>
           <w:sz w:val="24"/>
@@ -4425,28 +3284,22 @@
     <w:p>
       <w:pPr>
         <w:pStyle w:val="Heading3"/>
+        <w:spacing w:line="276" w:lineRule="auto"/>
+        <w:rPr/>
+      </w:pPr>
+      <w:bookmarkStart w:colFirst="0" w:colLast="0" w:name="_is6hj35ublbn" w:id="13"/>
+      <w:bookmarkEnd w:id="13"/>
+      <w:r>
+        <w:rPr>
+          <w:rtl w:val="0"/>
+        </w:rPr>
+        <w:t xml:space="preserve">1.10) Apertura de costos.</w:t>
+      </w:r>
+    </w:p>
+    <w:p>
+      <w:pPr>
         <w:shd w:fill="ffffff" w:val="clear"/>
-        <w:spacing w:after="200" w:line="276" w:lineRule="auto"/>
-        <w:ind w:left="0" w:firstLine="0"/>
-        <w:rPr>
-          <w:color w:val="000000"/>
-        </w:rPr>
-      </w:pPr>
-      <w:bookmarkStart w:colFirst="0" w:colLast="0" w:name="_is6hj35ublbn" w:id="12"/>
-      <w:bookmarkEnd w:id="12"/>
-      <w:r>
-        <w:rPr>
-          <w:color w:val="000000"/>
-          <w:rtl w:val="0"/>
-        </w:rPr>
-        <w:t xml:space="preserve">1.10) Apertura de costos.</w:t>
-      </w:r>
-    </w:p>
-    <w:p>
-      <w:pPr>
-        <w:shd w:fill="ffffff" w:val="clear"/>
-        <w:spacing w:after="200" w:line="276" w:lineRule="auto"/>
-        <w:ind w:left="0" w:firstLine="0"/>
+        <w:spacing w:after="200" w:lineRule="auto"/>
         <w:rPr/>
       </w:pPr>
       <w:r>
@@ -4454,11 +3307,6 @@
           <w:rtl w:val="0"/>
         </w:rPr>
         <w:t xml:space="preserve">Al igual que con la facturación y el volumen de ventas, no logramos tener acceso a la estructura de costos, por lo que estimamos los mismos a partir de criterio técnico, como se muestra a continuación.</w:t>
-      </w:r>
-      <w:r>
-        <w:rPr>
-          <w:rtl w:val="0"/>
-        </w:rPr>
       </w:r>
     </w:p>
     <w:tbl>
@@ -4495,32 +3343,11 @@
           <w:tblHeader w:val="0"/>
         </w:trPr>
         <w:tc>
-          <w:tcPr>
-            <w:shd w:fill="auto" w:val="clear"/>
-            <w:tcMar>
-              <w:top w:w="100.0" w:type="dxa"/>
-              <w:left w:w="100.0" w:type="dxa"/>
-              <w:bottom w:w="100.0" w:type="dxa"/>
-              <w:right w:w="100.0" w:type="dxa"/>
-            </w:tcMar>
-            <w:vAlign w:val="top"/>
-          </w:tcPr>
-          <w:p>
-            <w:pPr>
-              <w:keepNext w:val="0"/>
-              <w:keepLines w:val="0"/>
-              <w:pageBreakBefore w:val="0"/>
+          <w:tcPr/>
+          <w:p>
+            <w:pPr>
               <w:widowControl w:val="0"/>
-              <w:pBdr>
-                <w:top w:space="0" w:sz="0" w:val="nil"/>
-                <w:left w:space="0" w:sz="0" w:val="nil"/>
-                <w:bottom w:space="0" w:sz="0" w:val="nil"/>
-                <w:right w:space="0" w:sz="0" w:val="nil"/>
-                <w:between w:space="0" w:sz="0" w:val="nil"/>
-              </w:pBdr>
-              <w:shd w:fill="auto" w:val="clear"/>
-              <w:spacing w:after="200" w:before="0" w:line="276" w:lineRule="auto"/>
-              <w:ind w:left="0" w:right="0" w:firstLine="0"/>
+              <w:spacing w:after="200" w:lineRule="auto"/>
               <w:jc w:val="center"/>
               <w:rPr>
                 <w:b w:val="1"/>
@@ -4538,32 +3365,11 @@
           </w:p>
         </w:tc>
         <w:tc>
-          <w:tcPr>
-            <w:shd w:fill="auto" w:val="clear"/>
-            <w:tcMar>
-              <w:top w:w="100.0" w:type="dxa"/>
-              <w:left w:w="100.0" w:type="dxa"/>
-              <w:bottom w:w="100.0" w:type="dxa"/>
-              <w:right w:w="100.0" w:type="dxa"/>
-            </w:tcMar>
-            <w:vAlign w:val="top"/>
-          </w:tcPr>
-          <w:p>
-            <w:pPr>
-              <w:keepNext w:val="0"/>
-              <w:keepLines w:val="0"/>
-              <w:pageBreakBefore w:val="0"/>
+          <w:tcPr/>
+          <w:p>
+            <w:pPr>
               <w:widowControl w:val="0"/>
-              <w:pBdr>
-                <w:top w:space="0" w:sz="0" w:val="nil"/>
-                <w:left w:space="0" w:sz="0" w:val="nil"/>
-                <w:bottom w:space="0" w:sz="0" w:val="nil"/>
-                <w:right w:space="0" w:sz="0" w:val="nil"/>
-                <w:between w:space="0" w:sz="0" w:val="nil"/>
-              </w:pBdr>
-              <w:shd w:fill="auto" w:val="clear"/>
-              <w:spacing w:after="200" w:before="0" w:line="276" w:lineRule="auto"/>
-              <w:ind w:left="0" w:right="0" w:firstLine="0"/>
+              <w:spacing w:after="200" w:lineRule="auto"/>
               <w:jc w:val="center"/>
               <w:rPr>
                 <w:b w:val="1"/>
@@ -4581,32 +3387,11 @@
           </w:p>
         </w:tc>
         <w:tc>
-          <w:tcPr>
-            <w:shd w:fill="auto" w:val="clear"/>
-            <w:tcMar>
-              <w:top w:w="100.0" w:type="dxa"/>
-              <w:left w:w="100.0" w:type="dxa"/>
-              <w:bottom w:w="100.0" w:type="dxa"/>
-              <w:right w:w="100.0" w:type="dxa"/>
-            </w:tcMar>
-            <w:vAlign w:val="top"/>
-          </w:tcPr>
-          <w:p>
-            <w:pPr>
-              <w:keepNext w:val="0"/>
-              <w:keepLines w:val="0"/>
-              <w:pageBreakBefore w:val="0"/>
+          <w:tcPr/>
+          <w:p>
+            <w:pPr>
               <w:widowControl w:val="0"/>
-              <w:pBdr>
-                <w:top w:space="0" w:sz="0" w:val="nil"/>
-                <w:left w:space="0" w:sz="0" w:val="nil"/>
-                <w:bottom w:space="0" w:sz="0" w:val="nil"/>
-                <w:right w:space="0" w:sz="0" w:val="nil"/>
-                <w:between w:space="0" w:sz="0" w:val="nil"/>
-              </w:pBdr>
-              <w:shd w:fill="auto" w:val="clear"/>
-              <w:spacing w:after="200" w:before="0" w:line="276" w:lineRule="auto"/>
-              <w:ind w:left="0" w:right="0" w:firstLine="0"/>
+              <w:spacing w:after="200" w:lineRule="auto"/>
               <w:jc w:val="center"/>
               <w:rPr>
                 <w:b w:val="1"/>
@@ -4630,32 +3415,11 @@
           <w:tblHeader w:val="0"/>
         </w:trPr>
         <w:tc>
-          <w:tcPr>
-            <w:shd w:fill="auto" w:val="clear"/>
-            <w:tcMar>
-              <w:top w:w="100.0" w:type="dxa"/>
-              <w:left w:w="100.0" w:type="dxa"/>
-              <w:bottom w:w="100.0" w:type="dxa"/>
-              <w:right w:w="100.0" w:type="dxa"/>
-            </w:tcMar>
-            <w:vAlign w:val="top"/>
-          </w:tcPr>
-          <w:p>
-            <w:pPr>
-              <w:keepNext w:val="0"/>
-              <w:keepLines w:val="0"/>
-              <w:pageBreakBefore w:val="0"/>
+          <w:tcPr/>
+          <w:p>
+            <w:pPr>
               <w:widowControl w:val="0"/>
-              <w:pBdr>
-                <w:top w:space="0" w:sz="0" w:val="nil"/>
-                <w:left w:space="0" w:sz="0" w:val="nil"/>
-                <w:bottom w:space="0" w:sz="0" w:val="nil"/>
-                <w:right w:space="0" w:sz="0" w:val="nil"/>
-                <w:between w:space="0" w:sz="0" w:val="nil"/>
-              </w:pBdr>
-              <w:shd w:fill="auto" w:val="clear"/>
-              <w:spacing w:after="200" w:before="0" w:line="276" w:lineRule="auto"/>
-              <w:ind w:left="0" w:right="0" w:firstLine="0"/>
+              <w:spacing w:after="200" w:lineRule="auto"/>
               <w:jc w:val="center"/>
               <w:rPr/>
             </w:pPr>
@@ -4668,32 +3432,11 @@
           </w:p>
         </w:tc>
         <w:tc>
-          <w:tcPr>
-            <w:shd w:fill="auto" w:val="clear"/>
-            <w:tcMar>
-              <w:top w:w="100.0" w:type="dxa"/>
-              <w:left w:w="100.0" w:type="dxa"/>
-              <w:bottom w:w="100.0" w:type="dxa"/>
-              <w:right w:w="100.0" w:type="dxa"/>
-            </w:tcMar>
-            <w:vAlign w:val="top"/>
-          </w:tcPr>
-          <w:p>
-            <w:pPr>
-              <w:keepNext w:val="0"/>
-              <w:keepLines w:val="0"/>
-              <w:pageBreakBefore w:val="0"/>
+          <w:tcPr/>
+          <w:p>
+            <w:pPr>
               <w:widowControl w:val="0"/>
-              <w:pBdr>
-                <w:top w:space="0" w:sz="0" w:val="nil"/>
-                <w:left w:space="0" w:sz="0" w:val="nil"/>
-                <w:bottom w:space="0" w:sz="0" w:val="nil"/>
-                <w:right w:space="0" w:sz="0" w:val="nil"/>
-                <w:between w:space="0" w:sz="0" w:val="nil"/>
-              </w:pBdr>
-              <w:shd w:fill="auto" w:val="clear"/>
-              <w:spacing w:after="200" w:before="0" w:line="276" w:lineRule="auto"/>
-              <w:ind w:left="0" w:right="0" w:firstLine="0"/>
+              <w:spacing w:after="200" w:lineRule="auto"/>
               <w:jc w:val="center"/>
               <w:rPr/>
             </w:pPr>
@@ -4706,32 +3449,11 @@
           </w:p>
         </w:tc>
         <w:tc>
-          <w:tcPr>
-            <w:shd w:fill="auto" w:val="clear"/>
-            <w:tcMar>
-              <w:top w:w="100.0" w:type="dxa"/>
-              <w:left w:w="100.0" w:type="dxa"/>
-              <w:bottom w:w="100.0" w:type="dxa"/>
-              <w:right w:w="100.0" w:type="dxa"/>
-            </w:tcMar>
-            <w:vAlign w:val="top"/>
-          </w:tcPr>
-          <w:p>
-            <w:pPr>
-              <w:keepNext w:val="0"/>
-              <w:keepLines w:val="0"/>
-              <w:pageBreakBefore w:val="0"/>
+          <w:tcPr/>
+          <w:p>
+            <w:pPr>
               <w:widowControl w:val="0"/>
-              <w:pBdr>
-                <w:top w:space="0" w:sz="0" w:val="nil"/>
-                <w:left w:space="0" w:sz="0" w:val="nil"/>
-                <w:bottom w:space="0" w:sz="0" w:val="nil"/>
-                <w:right w:space="0" w:sz="0" w:val="nil"/>
-                <w:between w:space="0" w:sz="0" w:val="nil"/>
-              </w:pBdr>
-              <w:shd w:fill="auto" w:val="clear"/>
-              <w:spacing w:after="200" w:before="0" w:line="276" w:lineRule="auto"/>
-              <w:ind w:left="0" w:right="0" w:firstLine="0"/>
+              <w:spacing w:after="200" w:lineRule="auto"/>
               <w:jc w:val="center"/>
               <w:rPr/>
             </w:pPr>
@@ -4750,32 +3472,11 @@
           <w:tblHeader w:val="0"/>
         </w:trPr>
         <w:tc>
-          <w:tcPr>
-            <w:shd w:fill="auto" w:val="clear"/>
-            <w:tcMar>
-              <w:top w:w="100.0" w:type="dxa"/>
-              <w:left w:w="100.0" w:type="dxa"/>
-              <w:bottom w:w="100.0" w:type="dxa"/>
-              <w:right w:w="100.0" w:type="dxa"/>
-            </w:tcMar>
-            <w:vAlign w:val="top"/>
-          </w:tcPr>
-          <w:p>
-            <w:pPr>
-              <w:keepNext w:val="0"/>
-              <w:keepLines w:val="0"/>
-              <w:pageBreakBefore w:val="0"/>
+          <w:tcPr/>
+          <w:p>
+            <w:pPr>
               <w:widowControl w:val="0"/>
-              <w:pBdr>
-                <w:top w:space="0" w:sz="0" w:val="nil"/>
-                <w:left w:space="0" w:sz="0" w:val="nil"/>
-                <w:bottom w:space="0" w:sz="0" w:val="nil"/>
-                <w:right w:space="0" w:sz="0" w:val="nil"/>
-                <w:between w:space="0" w:sz="0" w:val="nil"/>
-              </w:pBdr>
-              <w:shd w:fill="auto" w:val="clear"/>
-              <w:spacing w:after="200" w:before="0" w:line="276" w:lineRule="auto"/>
-              <w:ind w:left="0" w:right="0" w:firstLine="0"/>
+              <w:spacing w:after="200" w:lineRule="auto"/>
               <w:jc w:val="center"/>
               <w:rPr/>
             </w:pPr>
@@ -4788,32 +3489,11 @@
           </w:p>
         </w:tc>
         <w:tc>
-          <w:tcPr>
-            <w:shd w:fill="auto" w:val="clear"/>
-            <w:tcMar>
-              <w:top w:w="100.0" w:type="dxa"/>
-              <w:left w:w="100.0" w:type="dxa"/>
-              <w:bottom w:w="100.0" w:type="dxa"/>
-              <w:right w:w="100.0" w:type="dxa"/>
-            </w:tcMar>
-            <w:vAlign w:val="top"/>
-          </w:tcPr>
-          <w:p>
-            <w:pPr>
-              <w:keepNext w:val="0"/>
-              <w:keepLines w:val="0"/>
-              <w:pageBreakBefore w:val="0"/>
+          <w:tcPr/>
+          <w:p>
+            <w:pPr>
               <w:widowControl w:val="0"/>
-              <w:pBdr>
-                <w:top w:space="0" w:sz="0" w:val="nil"/>
-                <w:left w:space="0" w:sz="0" w:val="nil"/>
-                <w:bottom w:space="0" w:sz="0" w:val="nil"/>
-                <w:right w:space="0" w:sz="0" w:val="nil"/>
-                <w:between w:space="0" w:sz="0" w:val="nil"/>
-              </w:pBdr>
-              <w:shd w:fill="auto" w:val="clear"/>
-              <w:spacing w:after="200" w:before="0" w:line="276" w:lineRule="auto"/>
-              <w:ind w:left="0" w:right="0" w:firstLine="0"/>
+              <w:spacing w:after="200" w:lineRule="auto"/>
               <w:jc w:val="center"/>
               <w:rPr/>
             </w:pPr>
@@ -4826,16 +3506,7 @@
           </w:p>
         </w:tc>
         <w:tc>
-          <w:tcPr>
-            <w:shd w:fill="auto" w:val="clear"/>
-            <w:tcMar>
-              <w:top w:w="100.0" w:type="dxa"/>
-              <w:left w:w="100.0" w:type="dxa"/>
-              <w:bottom w:w="100.0" w:type="dxa"/>
-              <w:right w:w="100.0" w:type="dxa"/>
-            </w:tcMar>
-            <w:vAlign w:val="top"/>
-          </w:tcPr>
+          <w:tcPr/>
           <w:p>
             <w:pPr>
               <w:widowControl w:val="0"/>
@@ -4858,20 +3529,11 @@
           <w:tblHeader w:val="0"/>
         </w:trPr>
         <w:tc>
-          <w:tcPr>
-            <w:shd w:fill="auto" w:val="clear"/>
-            <w:tcMar>
-              <w:top w:w="100.0" w:type="dxa"/>
-              <w:left w:w="100.0" w:type="dxa"/>
-              <w:bottom w:w="100.0" w:type="dxa"/>
-              <w:right w:w="100.0" w:type="dxa"/>
-            </w:tcMar>
-            <w:vAlign w:val="top"/>
-          </w:tcPr>
+          <w:tcPr/>
           <w:p>
             <w:pPr>
               <w:widowControl w:val="0"/>
-              <w:spacing w:after="200" w:line="276" w:lineRule="auto"/>
+              <w:spacing w:after="200" w:lineRule="auto"/>
               <w:jc w:val="center"/>
               <w:rPr/>
             </w:pPr>
@@ -4884,32 +3546,11 @@
           </w:p>
         </w:tc>
         <w:tc>
-          <w:tcPr>
-            <w:shd w:fill="auto" w:val="clear"/>
-            <w:tcMar>
-              <w:top w:w="100.0" w:type="dxa"/>
-              <w:left w:w="100.0" w:type="dxa"/>
-              <w:bottom w:w="100.0" w:type="dxa"/>
-              <w:right w:w="100.0" w:type="dxa"/>
-            </w:tcMar>
-            <w:vAlign w:val="top"/>
-          </w:tcPr>
-          <w:p>
-            <w:pPr>
-              <w:keepNext w:val="0"/>
-              <w:keepLines w:val="0"/>
-              <w:pageBreakBefore w:val="0"/>
+          <w:tcPr/>
+          <w:p>
+            <w:pPr>
               <w:widowControl w:val="0"/>
-              <w:pBdr>
-                <w:top w:space="0" w:sz="0" w:val="nil"/>
-                <w:left w:space="0" w:sz="0" w:val="nil"/>
-                <w:bottom w:space="0" w:sz="0" w:val="nil"/>
-                <w:right w:space="0" w:sz="0" w:val="nil"/>
-                <w:between w:space="0" w:sz="0" w:val="nil"/>
-              </w:pBdr>
-              <w:shd w:fill="auto" w:val="clear"/>
-              <w:spacing w:after="200" w:before="0" w:line="276" w:lineRule="auto"/>
-              <w:ind w:left="0" w:right="0" w:firstLine="0"/>
+              <w:spacing w:after="200" w:lineRule="auto"/>
               <w:jc w:val="center"/>
               <w:rPr/>
             </w:pPr>
@@ -4922,16 +3563,7 @@
           </w:p>
         </w:tc>
         <w:tc>
-          <w:tcPr>
-            <w:shd w:fill="auto" w:val="clear"/>
-            <w:tcMar>
-              <w:top w:w="100.0" w:type="dxa"/>
-              <w:left w:w="100.0" w:type="dxa"/>
-              <w:bottom w:w="100.0" w:type="dxa"/>
-              <w:right w:w="100.0" w:type="dxa"/>
-            </w:tcMar>
-            <w:vAlign w:val="top"/>
-          </w:tcPr>
+          <w:tcPr/>
           <w:p>
             <w:pPr>
               <w:widowControl w:val="0"/>
@@ -4954,32 +3586,11 @@
           <w:tblHeader w:val="0"/>
         </w:trPr>
         <w:tc>
-          <w:tcPr>
-            <w:shd w:fill="auto" w:val="clear"/>
-            <w:tcMar>
-              <w:top w:w="100.0" w:type="dxa"/>
-              <w:left w:w="100.0" w:type="dxa"/>
-              <w:bottom w:w="100.0" w:type="dxa"/>
-              <w:right w:w="100.0" w:type="dxa"/>
-            </w:tcMar>
-            <w:vAlign w:val="top"/>
-          </w:tcPr>
-          <w:p>
-            <w:pPr>
-              <w:keepNext w:val="0"/>
-              <w:keepLines w:val="0"/>
-              <w:pageBreakBefore w:val="0"/>
+          <w:tcPr/>
+          <w:p>
+            <w:pPr>
               <w:widowControl w:val="0"/>
-              <w:pBdr>
-                <w:top w:space="0" w:sz="0" w:val="nil"/>
-                <w:left w:space="0" w:sz="0" w:val="nil"/>
-                <w:bottom w:space="0" w:sz="0" w:val="nil"/>
-                <w:right w:space="0" w:sz="0" w:val="nil"/>
-                <w:between w:space="0" w:sz="0" w:val="nil"/>
-              </w:pBdr>
-              <w:shd w:fill="auto" w:val="clear"/>
-              <w:spacing w:after="200" w:before="0" w:line="276" w:lineRule="auto"/>
-              <w:ind w:left="0" w:right="0" w:firstLine="0"/>
+              <w:spacing w:after="200" w:lineRule="auto"/>
               <w:jc w:val="center"/>
               <w:rPr/>
             </w:pPr>
@@ -4992,32 +3603,11 @@
           </w:p>
         </w:tc>
         <w:tc>
-          <w:tcPr>
-            <w:shd w:fill="auto" w:val="clear"/>
-            <w:tcMar>
-              <w:top w:w="100.0" w:type="dxa"/>
-              <w:left w:w="100.0" w:type="dxa"/>
-              <w:bottom w:w="100.0" w:type="dxa"/>
-              <w:right w:w="100.0" w:type="dxa"/>
-            </w:tcMar>
-            <w:vAlign w:val="top"/>
-          </w:tcPr>
-          <w:p>
-            <w:pPr>
-              <w:keepNext w:val="0"/>
-              <w:keepLines w:val="0"/>
-              <w:pageBreakBefore w:val="0"/>
+          <w:tcPr/>
+          <w:p>
+            <w:pPr>
               <w:widowControl w:val="0"/>
-              <w:pBdr>
-                <w:top w:space="0" w:sz="0" w:val="nil"/>
-                <w:left w:space="0" w:sz="0" w:val="nil"/>
-                <w:bottom w:space="0" w:sz="0" w:val="nil"/>
-                <w:right w:space="0" w:sz="0" w:val="nil"/>
-                <w:between w:space="0" w:sz="0" w:val="nil"/>
-              </w:pBdr>
-              <w:shd w:fill="auto" w:val="clear"/>
-              <w:spacing w:after="200" w:before="0" w:line="276" w:lineRule="auto"/>
-              <w:ind w:left="0" w:right="0" w:firstLine="0"/>
+              <w:spacing w:after="200" w:lineRule="auto"/>
               <w:jc w:val="center"/>
               <w:rPr/>
             </w:pPr>
@@ -5030,16 +3620,7 @@
           </w:p>
         </w:tc>
         <w:tc>
-          <w:tcPr>
-            <w:shd w:fill="auto" w:val="clear"/>
-            <w:tcMar>
-              <w:top w:w="100.0" w:type="dxa"/>
-              <w:left w:w="100.0" w:type="dxa"/>
-              <w:bottom w:w="100.0" w:type="dxa"/>
-              <w:right w:w="100.0" w:type="dxa"/>
-            </w:tcMar>
-            <w:vAlign w:val="top"/>
-          </w:tcPr>
+          <w:tcPr/>
           <w:p>
             <w:pPr>
               <w:widowControl w:val="0"/>
@@ -5062,32 +3643,11 @@
           <w:tblHeader w:val="0"/>
         </w:trPr>
         <w:tc>
-          <w:tcPr>
-            <w:shd w:fill="auto" w:val="clear"/>
-            <w:tcMar>
-              <w:top w:w="100.0" w:type="dxa"/>
-              <w:left w:w="100.0" w:type="dxa"/>
-              <w:bottom w:w="100.0" w:type="dxa"/>
-              <w:right w:w="100.0" w:type="dxa"/>
-            </w:tcMar>
-            <w:vAlign w:val="top"/>
-          </w:tcPr>
-          <w:p>
-            <w:pPr>
-              <w:keepNext w:val="0"/>
-              <w:keepLines w:val="0"/>
-              <w:pageBreakBefore w:val="0"/>
+          <w:tcPr/>
+          <w:p>
+            <w:pPr>
               <w:widowControl w:val="0"/>
-              <w:pBdr>
-                <w:top w:space="0" w:sz="0" w:val="nil"/>
-                <w:left w:space="0" w:sz="0" w:val="nil"/>
-                <w:bottom w:space="0" w:sz="0" w:val="nil"/>
-                <w:right w:space="0" w:sz="0" w:val="nil"/>
-                <w:between w:space="0" w:sz="0" w:val="nil"/>
-              </w:pBdr>
-              <w:shd w:fill="auto" w:val="clear"/>
-              <w:spacing w:after="200" w:before="0" w:line="276" w:lineRule="auto"/>
-              <w:ind w:left="0" w:right="0" w:firstLine="0"/>
+              <w:spacing w:after="200" w:lineRule="auto"/>
               <w:jc w:val="center"/>
               <w:rPr/>
             </w:pPr>
@@ -5100,32 +3660,11 @@
           </w:p>
         </w:tc>
         <w:tc>
-          <w:tcPr>
-            <w:shd w:fill="auto" w:val="clear"/>
-            <w:tcMar>
-              <w:top w:w="100.0" w:type="dxa"/>
-              <w:left w:w="100.0" w:type="dxa"/>
-              <w:bottom w:w="100.0" w:type="dxa"/>
-              <w:right w:w="100.0" w:type="dxa"/>
-            </w:tcMar>
-            <w:vAlign w:val="top"/>
-          </w:tcPr>
-          <w:p>
-            <w:pPr>
-              <w:keepNext w:val="0"/>
-              <w:keepLines w:val="0"/>
-              <w:pageBreakBefore w:val="0"/>
+          <w:tcPr/>
+          <w:p>
+            <w:pPr>
               <w:widowControl w:val="0"/>
-              <w:pBdr>
-                <w:top w:space="0" w:sz="0" w:val="nil"/>
-                <w:left w:space="0" w:sz="0" w:val="nil"/>
-                <w:bottom w:space="0" w:sz="0" w:val="nil"/>
-                <w:right w:space="0" w:sz="0" w:val="nil"/>
-                <w:between w:space="0" w:sz="0" w:val="nil"/>
-              </w:pBdr>
-              <w:shd w:fill="auto" w:val="clear"/>
-              <w:spacing w:after="200" w:before="0" w:line="276" w:lineRule="auto"/>
-              <w:ind w:left="0" w:right="0" w:firstLine="0"/>
+              <w:spacing w:after="200" w:lineRule="auto"/>
               <w:jc w:val="center"/>
               <w:rPr/>
             </w:pPr>
@@ -5138,16 +3677,7 @@
           </w:p>
         </w:tc>
         <w:tc>
-          <w:tcPr>
-            <w:shd w:fill="auto" w:val="clear"/>
-            <w:tcMar>
-              <w:top w:w="100.0" w:type="dxa"/>
-              <w:left w:w="100.0" w:type="dxa"/>
-              <w:bottom w:w="100.0" w:type="dxa"/>
-              <w:right w:w="100.0" w:type="dxa"/>
-            </w:tcMar>
-            <w:vAlign w:val="top"/>
-          </w:tcPr>
+          <w:tcPr/>
           <w:p>
             <w:pPr>
               <w:widowControl w:val="0"/>
@@ -5170,32 +3700,11 @@
           <w:tblHeader w:val="0"/>
         </w:trPr>
         <w:tc>
-          <w:tcPr>
-            <w:shd w:fill="auto" w:val="clear"/>
-            <w:tcMar>
-              <w:top w:w="100.0" w:type="dxa"/>
-              <w:left w:w="100.0" w:type="dxa"/>
-              <w:bottom w:w="100.0" w:type="dxa"/>
-              <w:right w:w="100.0" w:type="dxa"/>
-            </w:tcMar>
-            <w:vAlign w:val="top"/>
-          </w:tcPr>
-          <w:p>
-            <w:pPr>
-              <w:keepNext w:val="0"/>
-              <w:keepLines w:val="0"/>
-              <w:pageBreakBefore w:val="0"/>
+          <w:tcPr/>
+          <w:p>
+            <w:pPr>
               <w:widowControl w:val="0"/>
-              <w:pBdr>
-                <w:top w:space="0" w:sz="0" w:val="nil"/>
-                <w:left w:space="0" w:sz="0" w:val="nil"/>
-                <w:bottom w:space="0" w:sz="0" w:val="nil"/>
-                <w:right w:space="0" w:sz="0" w:val="nil"/>
-                <w:between w:space="0" w:sz="0" w:val="nil"/>
-              </w:pBdr>
-              <w:shd w:fill="auto" w:val="clear"/>
-              <w:spacing w:after="200" w:before="0" w:line="276" w:lineRule="auto"/>
-              <w:ind w:left="0" w:right="0" w:firstLine="0"/>
+              <w:spacing w:after="200" w:lineRule="auto"/>
               <w:jc w:val="center"/>
               <w:rPr/>
             </w:pPr>
@@ -5208,32 +3717,11 @@
           </w:p>
         </w:tc>
         <w:tc>
-          <w:tcPr>
-            <w:shd w:fill="auto" w:val="clear"/>
-            <w:tcMar>
-              <w:top w:w="100.0" w:type="dxa"/>
-              <w:left w:w="100.0" w:type="dxa"/>
-              <w:bottom w:w="100.0" w:type="dxa"/>
-              <w:right w:w="100.0" w:type="dxa"/>
-            </w:tcMar>
-            <w:vAlign w:val="top"/>
-          </w:tcPr>
-          <w:p>
-            <w:pPr>
-              <w:keepNext w:val="0"/>
-              <w:keepLines w:val="0"/>
-              <w:pageBreakBefore w:val="0"/>
+          <w:tcPr/>
+          <w:p>
+            <w:pPr>
               <w:widowControl w:val="0"/>
-              <w:pBdr>
-                <w:top w:space="0" w:sz="0" w:val="nil"/>
-                <w:left w:space="0" w:sz="0" w:val="nil"/>
-                <w:bottom w:space="0" w:sz="0" w:val="nil"/>
-                <w:right w:space="0" w:sz="0" w:val="nil"/>
-                <w:between w:space="0" w:sz="0" w:val="nil"/>
-              </w:pBdr>
-              <w:shd w:fill="auto" w:val="clear"/>
-              <w:spacing w:after="200" w:before="0" w:line="276" w:lineRule="auto"/>
-              <w:ind w:left="0" w:right="0" w:firstLine="0"/>
+              <w:spacing w:after="200" w:lineRule="auto"/>
               <w:jc w:val="center"/>
               <w:rPr/>
             </w:pPr>
@@ -5246,16 +3734,7 @@
           </w:p>
         </w:tc>
         <w:tc>
-          <w:tcPr>
-            <w:shd w:fill="auto" w:val="clear"/>
-            <w:tcMar>
-              <w:top w:w="100.0" w:type="dxa"/>
-              <w:left w:w="100.0" w:type="dxa"/>
-              <w:bottom w:w="100.0" w:type="dxa"/>
-              <w:right w:w="100.0" w:type="dxa"/>
-            </w:tcMar>
-            <w:vAlign w:val="top"/>
-          </w:tcPr>
+          <w:tcPr/>
           <w:p>
             <w:pPr>
               <w:widowControl w:val="0"/>
@@ -5278,32 +3757,11 @@
           <w:tblHeader w:val="0"/>
         </w:trPr>
         <w:tc>
-          <w:tcPr>
-            <w:shd w:fill="auto" w:val="clear"/>
-            <w:tcMar>
-              <w:top w:w="100.0" w:type="dxa"/>
-              <w:left w:w="100.0" w:type="dxa"/>
-              <w:bottom w:w="100.0" w:type="dxa"/>
-              <w:right w:w="100.0" w:type="dxa"/>
-            </w:tcMar>
-            <w:vAlign w:val="top"/>
-          </w:tcPr>
-          <w:p>
-            <w:pPr>
-              <w:keepNext w:val="0"/>
-              <w:keepLines w:val="0"/>
-              <w:pageBreakBefore w:val="0"/>
+          <w:tcPr/>
+          <w:p>
+            <w:pPr>
               <w:widowControl w:val="0"/>
-              <w:pBdr>
-                <w:top w:space="0" w:sz="0" w:val="nil"/>
-                <w:left w:space="0" w:sz="0" w:val="nil"/>
-                <w:bottom w:space="0" w:sz="0" w:val="nil"/>
-                <w:right w:space="0" w:sz="0" w:val="nil"/>
-                <w:between w:space="0" w:sz="0" w:val="nil"/>
-              </w:pBdr>
-              <w:shd w:fill="auto" w:val="clear"/>
-              <w:spacing w:after="200" w:before="0" w:line="276" w:lineRule="auto"/>
-              <w:ind w:left="0" w:right="0" w:firstLine="0"/>
+              <w:spacing w:after="200" w:lineRule="auto"/>
               <w:jc w:val="center"/>
               <w:rPr/>
             </w:pPr>
@@ -5316,32 +3774,11 @@
           </w:p>
         </w:tc>
         <w:tc>
-          <w:tcPr>
-            <w:shd w:fill="auto" w:val="clear"/>
-            <w:tcMar>
-              <w:top w:w="100.0" w:type="dxa"/>
-              <w:left w:w="100.0" w:type="dxa"/>
-              <w:bottom w:w="100.0" w:type="dxa"/>
-              <w:right w:w="100.0" w:type="dxa"/>
-            </w:tcMar>
-            <w:vAlign w:val="top"/>
-          </w:tcPr>
-          <w:p>
-            <w:pPr>
-              <w:keepNext w:val="0"/>
-              <w:keepLines w:val="0"/>
-              <w:pageBreakBefore w:val="0"/>
+          <w:tcPr/>
+          <w:p>
+            <w:pPr>
               <w:widowControl w:val="0"/>
-              <w:pBdr>
-                <w:top w:space="0" w:sz="0" w:val="nil"/>
-                <w:left w:space="0" w:sz="0" w:val="nil"/>
-                <w:bottom w:space="0" w:sz="0" w:val="nil"/>
-                <w:right w:space="0" w:sz="0" w:val="nil"/>
-                <w:between w:space="0" w:sz="0" w:val="nil"/>
-              </w:pBdr>
-              <w:shd w:fill="auto" w:val="clear"/>
-              <w:spacing w:after="200" w:before="0" w:line="276" w:lineRule="auto"/>
-              <w:ind w:left="0" w:right="0" w:firstLine="0"/>
+              <w:spacing w:after="200" w:lineRule="auto"/>
               <w:jc w:val="center"/>
               <w:rPr/>
             </w:pPr>
@@ -5354,16 +3791,7 @@
           </w:p>
         </w:tc>
         <w:tc>
-          <w:tcPr>
-            <w:shd w:fill="auto" w:val="clear"/>
-            <w:tcMar>
-              <w:top w:w="100.0" w:type="dxa"/>
-              <w:left w:w="100.0" w:type="dxa"/>
-              <w:bottom w:w="100.0" w:type="dxa"/>
-              <w:right w:w="100.0" w:type="dxa"/>
-            </w:tcMar>
-            <w:vAlign w:val="top"/>
-          </w:tcPr>
+          <w:tcPr/>
           <w:p>
             <w:pPr>
               <w:widowControl w:val="0"/>
@@ -5386,102 +3814,7 @@
           <w:tblHeader w:val="0"/>
         </w:trPr>
         <w:tc>
-          <w:tcPr>
-            <w:shd w:fill="auto" w:val="clear"/>
-            <w:tcMar>
-              <w:top w:w="100.0" w:type="dxa"/>
-              <w:left w:w="100.0" w:type="dxa"/>
-              <w:bottom w:w="100.0" w:type="dxa"/>
-              <w:right w:w="100.0" w:type="dxa"/>
-            </w:tcMar>
-            <w:vAlign w:val="top"/>
-          </w:tcPr>
-          <w:p>
-            <w:pPr>
-              <w:keepNext w:val="0"/>
-              <w:keepLines w:val="0"/>
-              <w:pageBreakBefore w:val="0"/>
-              <w:widowControl w:val="0"/>
-              <w:pBdr>
-                <w:top w:space="0" w:sz="0" w:val="nil"/>
-                <w:left w:space="0" w:sz="0" w:val="nil"/>
-                <w:bottom w:space="0" w:sz="0" w:val="nil"/>
-                <w:right w:space="0" w:sz="0" w:val="nil"/>
-                <w:between w:space="0" w:sz="0" w:val="nil"/>
-              </w:pBdr>
-              <w:shd w:fill="auto" w:val="clear"/>
-              <w:spacing w:after="200" w:before="0" w:line="276" w:lineRule="auto"/>
-              <w:ind w:left="0" w:right="0" w:firstLine="0"/>
-              <w:jc w:val="center"/>
-              <w:rPr>
-                <w:b w:val="1"/>
-                <w:bCs w:val="1"/>
-              </w:rPr>
-            </w:pPr>
-            <w:r>
-              <w:rPr>
-                <w:b w:val="1"/>
-                <w:bCs w:val="1"/>
-                <w:rtl w:val="0"/>
-              </w:rPr>
-              <w:t xml:space="preserve">Total</w:t>
-            </w:r>
-          </w:p>
-        </w:tc>
-        <w:tc>
-          <w:tcPr>
-            <w:shd w:fill="auto" w:val="clear"/>
-            <w:tcMar>
-              <w:top w:w="100.0" w:type="dxa"/>
-              <w:left w:w="100.0" w:type="dxa"/>
-              <w:bottom w:w="100.0" w:type="dxa"/>
-              <w:right w:w="100.0" w:type="dxa"/>
-            </w:tcMar>
-            <w:vAlign w:val="top"/>
-          </w:tcPr>
-          <w:p>
-            <w:pPr>
-              <w:keepNext w:val="0"/>
-              <w:keepLines w:val="0"/>
-              <w:pageBreakBefore w:val="0"/>
-              <w:widowControl w:val="0"/>
-              <w:pBdr>
-                <w:top w:space="0" w:sz="0" w:val="nil"/>
-                <w:left w:space="0" w:sz="0" w:val="nil"/>
-                <w:bottom w:space="0" w:sz="0" w:val="nil"/>
-                <w:right w:space="0" w:sz="0" w:val="nil"/>
-                <w:between w:space="0" w:sz="0" w:val="nil"/>
-              </w:pBdr>
-              <w:shd w:fill="auto" w:val="clear"/>
-              <w:spacing w:after="200" w:before="0" w:line="276" w:lineRule="auto"/>
-              <w:ind w:left="0" w:right="0" w:firstLine="0"/>
-              <w:jc w:val="center"/>
-              <w:rPr>
-                <w:b w:val="1"/>
-                <w:bCs w:val="1"/>
-              </w:rPr>
-            </w:pPr>
-            <w:r>
-              <w:rPr>
-                <w:b w:val="1"/>
-                <w:bCs w:val="1"/>
-                <w:rtl w:val="0"/>
-              </w:rPr>
-              <w:t xml:space="preserve">100%</w:t>
-            </w:r>
-          </w:p>
-        </w:tc>
-        <w:tc>
-          <w:tcPr>
-            <w:shd w:fill="auto" w:val="clear"/>
-            <w:tcMar>
-              <w:top w:w="100.0" w:type="dxa"/>
-              <w:left w:w="100.0" w:type="dxa"/>
-              <w:bottom w:w="100.0" w:type="dxa"/>
-              <w:right w:w="100.0" w:type="dxa"/>
-            </w:tcMar>
-            <w:vAlign w:val="top"/>
-          </w:tcPr>
+          <w:tcPr/>
           <w:p>
             <w:pPr>
               <w:widowControl w:val="0"/>
@@ -5498,6 +3831,50 @@
                 <w:bCs w:val="1"/>
                 <w:rtl w:val="0"/>
               </w:rPr>
+              <w:t xml:space="preserve">Total</w:t>
+            </w:r>
+          </w:p>
+        </w:tc>
+        <w:tc>
+          <w:tcPr/>
+          <w:p>
+            <w:pPr>
+              <w:widowControl w:val="0"/>
+              <w:spacing w:after="200" w:lineRule="auto"/>
+              <w:jc w:val="center"/>
+              <w:rPr>
+                <w:b w:val="1"/>
+                <w:bCs w:val="1"/>
+              </w:rPr>
+            </w:pPr>
+            <w:r>
+              <w:rPr>
+                <w:b w:val="1"/>
+                <w:bCs w:val="1"/>
+                <w:rtl w:val="0"/>
+              </w:rPr>
+              <w:t xml:space="preserve">100%</w:t>
+            </w:r>
+          </w:p>
+        </w:tc>
+        <w:tc>
+          <w:tcPr/>
+          <w:p>
+            <w:pPr>
+              <w:widowControl w:val="0"/>
+              <w:spacing w:after="200" w:lineRule="auto"/>
+              <w:jc w:val="center"/>
+              <w:rPr>
+                <w:b w:val="1"/>
+                <w:bCs w:val="1"/>
+              </w:rPr>
+            </w:pPr>
+            <w:r>
+              <w:rPr>
+                <w:b w:val="1"/>
+                <w:bCs w:val="1"/>
+                <w:rtl w:val="0"/>
+              </w:rPr>
               <w:t xml:space="preserve">$84.700 M</w:t>
             </w:r>
           </w:p>
@@ -5507,7 +3884,7 @@
     <w:p>
       <w:pPr>
         <w:shd w:fill="ffffff" w:val="clear"/>
-        <w:spacing w:after="200" w:line="276" w:lineRule="auto"/>
+        <w:spacing w:after="200" w:lineRule="auto"/>
         <w:rPr>
           <w:i w:val="1"/>
           <w:iCs w:val="1"/>
@@ -5522,8 +3899,7 @@
     <w:p>
       <w:pPr>
         <w:shd w:fill="ffffff" w:val="clear"/>
-        <w:spacing w:after="200" w:line="276" w:lineRule="auto"/>
-        <w:ind w:left="0" w:firstLine="0"/>
+        <w:spacing w:after="200" w:lineRule="auto"/>
         <w:jc w:val="both"/>
         <w:rPr/>
       </w:pPr>
@@ -5537,8 +3913,7 @@
     <w:p>
       <w:pPr>
         <w:shd w:fill="ffffff" w:val="clear"/>
-        <w:spacing w:after="200" w:line="276" w:lineRule="auto"/>
-        <w:ind w:left="0" w:firstLine="0"/>
+        <w:spacing w:after="200" w:lineRule="auto"/>
         <w:jc w:val="both"/>
         <w:rPr/>
       </w:pPr>
@@ -5548,35 +3923,26 @@
         </w:rPr>
         <w:t xml:space="preserve">Sumado a esto, los costos indirectos de fabricación los calculamos en torno al 12%, incluyendo energía eléctrica industrial, sistemas de ventilación y extracción, elementos de protección personal, y seguridad e higiene. Asimismo, estimamos que los costos de comercialización y logística representan cerca del 10%, debido al elevado peso de las baterías, la necesidad de almacenamiento en pallets y los costos asociados a la distribución nacional y exportación. Los gastos administrativos se proyectaron en un 8%, y finalmente, se incorporó un 5% correspondiente a mantenimiento y depreciación de activos industriales, considerando el desgaste de maquinarias, sistemas eléctricos, líneas de carga, autoelevadores y equipos sometidos a ambientes corrosivos y de trabajo continuo. A partir de estas estimaciones, se consideró un margen operativo aproximado del 4%, coherente con valores habituales de la industria manufacturera nacional.</w:t>
       </w:r>
-      <w:r>
-        <w:rPr>
-          <w:rtl w:val="0"/>
-        </w:rPr>
-      </w:r>
     </w:p>
     <w:p>
       <w:pPr>
         <w:pStyle w:val="Heading3"/>
+        <w:spacing w:line="276" w:lineRule="auto"/>
+        <w:rPr/>
+      </w:pPr>
+      <w:bookmarkStart w:colFirst="0" w:colLast="0" w:name="_6cp27a4i4xua" w:id="14"/>
+      <w:bookmarkEnd w:id="14"/>
+      <w:r>
+        <w:rPr>
+          <w:rtl w:val="0"/>
+        </w:rPr>
+        <w:t xml:space="preserve">1.11)  Descripción general de los procesos incluyendo flujograma de proceso y lay out fabril.</w:t>
+      </w:r>
+    </w:p>
+    <w:p>
+      <w:pPr>
         <w:shd w:fill="ffffff" w:val="clear"/>
-        <w:spacing w:after="200" w:line="276" w:lineRule="auto"/>
-        <w:rPr>
-          <w:color w:val="000000"/>
-        </w:rPr>
-      </w:pPr>
-      <w:bookmarkStart w:colFirst="0" w:colLast="0" w:name="_6cp27a4i4xua" w:id="13"/>
-      <w:bookmarkEnd w:id="13"/>
-      <w:r>
-        <w:rPr>
-          <w:color w:val="000000"/>
-          <w:rtl w:val="0"/>
-        </w:rPr>
-        <w:t xml:space="preserve">1.11)  Descripción general de los procesos incluyendo flujograma de proceso y lay out fabril.</w:t>
-      </w:r>
-    </w:p>
-    <w:p>
-      <w:pPr>
-        <w:shd w:fill="ffffff" w:val="clear"/>
-        <w:spacing w:after="200" w:line="276" w:lineRule="auto"/>
+        <w:spacing w:after="200" w:lineRule="auto"/>
         <w:rPr>
           <w:rFonts w:ascii="Roboto" w:cs="Roboto" w:eastAsia="Roboto" w:hAnsi="Roboto"/>
           <w:b w:val="1"/>
@@ -5593,12 +3959,12 @@
           <wp:inline distB="114300" distT="114300" distL="114300" distR="114300">
             <wp:extent cx="6189059" cy="3300146"/>
             <wp:effectExtent b="0" l="0" r="0" t="0"/>
-            <wp:docPr id="5" name="image6.png"/>
+            <wp:docPr id="5" name="image8.png"/>
             <a:graphic>
               <a:graphicData uri="http://schemas.openxmlformats.org/drawingml/2006/picture">
                 <pic:pic>
                   <pic:nvPicPr>
-                    <pic:cNvPr id="0" name="image6.png"/>
+                    <pic:cNvPr id="0" name="image8.png"/>
                     <pic:cNvPicPr preferRelativeResize="0"/>
                   </pic:nvPicPr>
                   <pic:blipFill>
@@ -5631,7 +3997,7 @@
     <w:p>
       <w:pPr>
         <w:shd w:fill="ffffff" w:val="clear"/>
-        <w:spacing w:after="200" w:line="276" w:lineRule="auto"/>
+        <w:spacing w:after="200" w:lineRule="auto"/>
         <w:rPr>
           <w:rFonts w:ascii="Roboto" w:cs="Roboto" w:eastAsia="Roboto" w:hAnsi="Roboto"/>
           <w:b w:val="1"/>
@@ -5648,12 +4014,12 @@
           <wp:inline distB="114300" distT="114300" distL="114300" distR="114300">
             <wp:extent cx="5745600" cy="5562600"/>
             <wp:effectExtent b="0" l="0" r="0" t="0"/>
-            <wp:docPr id="7" name="image5.png"/>
+            <wp:docPr id="1" name="image6.png"/>
             <a:graphic>
               <a:graphicData uri="http://schemas.openxmlformats.org/drawingml/2006/picture">
                 <pic:pic>
                   <pic:nvPicPr>
-                    <pic:cNvPr id="0" name="image5.png"/>
+                    <pic:cNvPr id="0" name="image6.png"/>
                     <pic:cNvPicPr preferRelativeResize="0"/>
                   </pic:nvPicPr>
                   <pic:blipFill>
@@ -5686,37 +4052,26 @@
     <w:p>
       <w:pPr>
         <w:pStyle w:val="Heading3"/>
-        <w:shd w:fill="ffffff" w:val="clear"/>
-        <w:spacing w:after="200" w:line="276" w:lineRule="auto"/>
-        <w:rPr>
-          <w:color w:val="000000"/>
-        </w:rPr>
-      </w:pPr>
-      <w:bookmarkStart w:colFirst="0" w:colLast="0" w:name="_3k1ulje1nn2k" w:id="14"/>
-      <w:bookmarkEnd w:id="14"/>
-      <w:r>
-        <w:rPr>
+        <w:spacing w:line="276" w:lineRule="auto"/>
+        <w:rPr/>
+      </w:pPr>
+      <w:bookmarkStart w:colFirst="0" w:colLast="0" w:name="_3k1ulje1nn2k" w:id="15"/>
+      <w:bookmarkEnd w:id="15"/>
+      <w:r>
+        <w:rPr>
+          <w:rtl w:val="0"/>
+        </w:rPr>
+        <w:t xml:space="preserve">  1.12) </w:t>
+      </w:r>
+      <w:r>
+        <w:rPr>
+          <w:color w:val="ff0000"/>
           <w:rtl w:val="0"/>
         </w:rPr>
         <w:t xml:space="preserve"> </w:t>
       </w:r>
       <w:r>
         <w:rPr>
-          <w:color w:val="000000"/>
-          <w:rtl w:val="0"/>
-        </w:rPr>
-        <w:t xml:space="preserve"> 1.12) </w:t>
-      </w:r>
-      <w:r>
-        <w:rPr>
-          <w:color w:val="ff0000"/>
-          <w:rtl w:val="0"/>
-        </w:rPr>
-        <w:t xml:space="preserve"> </w:t>
-      </w:r>
-      <w:r>
-        <w:rPr>
-          <w:color w:val="000000"/>
           <w:rtl w:val="0"/>
         </w:rPr>
         <w:t xml:space="preserve">Parque de máquinas contemplando:</w:t>
@@ -5728,9 +4083,8 @@
           <w:ilvl w:val="1"/>
           <w:numId w:val="6"/>
         </w:numPr>
-        <w:spacing w:after="200" w:line="276" w:lineRule="auto"/>
+        <w:spacing w:after="200" w:lineRule="auto"/>
         <w:ind w:left="1440" w:hanging="360"/>
-        <w:rPr/>
       </w:pPr>
       <w:r>
         <w:rPr>
@@ -5745,9 +4099,8 @@
           <w:ilvl w:val="1"/>
           <w:numId w:val="6"/>
         </w:numPr>
-        <w:spacing w:after="200" w:before="0" w:line="276" w:lineRule="auto"/>
+        <w:spacing w:after="200" w:lineRule="auto"/>
         <w:ind w:left="1440" w:hanging="360"/>
-        <w:rPr/>
       </w:pPr>
       <w:r>
         <w:rPr>
@@ -5762,9 +4115,8 @@
           <w:ilvl w:val="1"/>
           <w:numId w:val="6"/>
         </w:numPr>
-        <w:spacing w:after="200" w:before="0" w:line="276" w:lineRule="auto"/>
+        <w:spacing w:after="200" w:lineRule="auto"/>
         <w:ind w:left="1440" w:hanging="360"/>
-        <w:rPr/>
       </w:pPr>
       <w:r>
         <w:rPr>
@@ -5779,9 +4131,8 @@
           <w:ilvl w:val="1"/>
           <w:numId w:val="6"/>
         </w:numPr>
-        <w:spacing w:after="200" w:line="276" w:lineRule="auto"/>
+        <w:spacing w:after="200" w:lineRule="auto"/>
         <w:ind w:left="1440" w:hanging="360"/>
-        <w:rPr/>
       </w:pPr>
       <w:r>
         <w:rPr>
@@ -5797,8 +4148,7 @@
     </w:p>
     <w:p>
       <w:pPr>
-        <w:spacing w:after="200" w:line="276" w:lineRule="auto"/>
-        <w:ind w:left="0" w:firstLine="0"/>
+        <w:spacing w:after="200" w:lineRule="auto"/>
         <w:jc w:val="both"/>
         <w:rPr>
           <w:color w:val="373a3c"/>
@@ -5874,13 +4224,6 @@
               <w:right w:color="000000" w:space="0" w:sz="8" w:val="single"/>
             </w:tcBorders>
             <w:shd w:fill="auto" w:val="clear"/>
-            <w:tcMar>
-              <w:top w:w="100.0" w:type="dxa"/>
-              <w:left w:w="100.0" w:type="dxa"/>
-              <w:bottom w:w="100.0" w:type="dxa"/>
-              <w:right w:w="100.0" w:type="dxa"/>
-            </w:tcMar>
-            <w:vAlign w:val="top"/>
           </w:tcPr>
           <w:p>
             <w:pPr>
@@ -5909,13 +4252,6 @@
               <w:right w:color="000000" w:space="0" w:sz="8" w:val="single"/>
             </w:tcBorders>
             <w:shd w:fill="auto" w:val="clear"/>
-            <w:tcMar>
-              <w:top w:w="100.0" w:type="dxa"/>
-              <w:left w:w="100.0" w:type="dxa"/>
-              <w:bottom w:w="100.0" w:type="dxa"/>
-              <w:right w:w="100.0" w:type="dxa"/>
-            </w:tcMar>
-            <w:vAlign w:val="top"/>
           </w:tcPr>
           <w:p>
             <w:pPr>
@@ -5944,13 +4280,6 @@
               <w:right w:color="000000" w:space="0" w:sz="8" w:val="single"/>
             </w:tcBorders>
             <w:shd w:fill="auto" w:val="clear"/>
-            <w:tcMar>
-              <w:top w:w="100.0" w:type="dxa"/>
-              <w:left w:w="100.0" w:type="dxa"/>
-              <w:bottom w:w="100.0" w:type="dxa"/>
-              <w:right w:w="100.0" w:type="dxa"/>
-            </w:tcMar>
-            <w:vAlign w:val="top"/>
           </w:tcPr>
           <w:p>
             <w:pPr>
@@ -5979,13 +4308,6 @@
               <w:right w:color="000000" w:space="0" w:sz="8" w:val="single"/>
             </w:tcBorders>
             <w:shd w:fill="auto" w:val="clear"/>
-            <w:tcMar>
-              <w:top w:w="100.0" w:type="dxa"/>
-              <w:left w:w="100.0" w:type="dxa"/>
-              <w:bottom w:w="100.0" w:type="dxa"/>
-              <w:right w:w="100.0" w:type="dxa"/>
-            </w:tcMar>
-            <w:vAlign w:val="top"/>
           </w:tcPr>
           <w:p>
             <w:pPr>
@@ -6014,13 +4336,6 @@
               <w:right w:color="000000" w:space="0" w:sz="8" w:val="single"/>
             </w:tcBorders>
             <w:shd w:fill="auto" w:val="clear"/>
-            <w:tcMar>
-              <w:top w:w="100.0" w:type="dxa"/>
-              <w:left w:w="100.0" w:type="dxa"/>
-              <w:bottom w:w="100.0" w:type="dxa"/>
-              <w:right w:w="100.0" w:type="dxa"/>
-            </w:tcMar>
-            <w:vAlign w:val="top"/>
           </w:tcPr>
           <w:p>
             <w:pPr>
@@ -6049,13 +4364,6 @@
               <w:right w:color="000000" w:space="0" w:sz="8" w:val="single"/>
             </w:tcBorders>
             <w:shd w:fill="auto" w:val="clear"/>
-            <w:tcMar>
-              <w:top w:w="100.0" w:type="dxa"/>
-              <w:left w:w="100.0" w:type="dxa"/>
-              <w:bottom w:w="100.0" w:type="dxa"/>
-              <w:right w:w="100.0" w:type="dxa"/>
-            </w:tcMar>
-            <w:vAlign w:val="top"/>
           </w:tcPr>
           <w:p>
             <w:pPr>
@@ -6091,13 +4399,6 @@
               <w:right w:color="000000" w:space="0" w:sz="8" w:val="single"/>
             </w:tcBorders>
             <w:shd w:fill="auto" w:val="clear"/>
-            <w:tcMar>
-              <w:top w:w="100.0" w:type="dxa"/>
-              <w:left w:w="100.0" w:type="dxa"/>
-              <w:bottom w:w="100.0" w:type="dxa"/>
-              <w:right w:w="100.0" w:type="dxa"/>
-            </w:tcMar>
-            <w:vAlign w:val="top"/>
           </w:tcPr>
           <w:p>
             <w:pPr>
@@ -6128,13 +4429,6 @@
               <w:right w:color="000000" w:space="0" w:sz="8" w:val="single"/>
             </w:tcBorders>
             <w:shd w:fill="auto" w:val="clear"/>
-            <w:tcMar>
-              <w:top w:w="100.0" w:type="dxa"/>
-              <w:left w:w="100.0" w:type="dxa"/>
-              <w:bottom w:w="100.0" w:type="dxa"/>
-              <w:right w:w="100.0" w:type="dxa"/>
-            </w:tcMar>
-            <w:vAlign w:val="top"/>
           </w:tcPr>
           <w:p>
             <w:pPr>
@@ -6166,13 +4460,6 @@
               <w:right w:color="000000" w:space="0" w:sz="8" w:val="single"/>
             </w:tcBorders>
             <w:shd w:fill="auto" w:val="clear"/>
-            <w:tcMar>
-              <w:top w:w="100.0" w:type="dxa"/>
-              <w:left w:w="100.0" w:type="dxa"/>
-              <w:bottom w:w="100.0" w:type="dxa"/>
-              <w:right w:w="100.0" w:type="dxa"/>
-            </w:tcMar>
-            <w:vAlign w:val="top"/>
           </w:tcPr>
           <w:p>
             <w:pPr>
@@ -6196,13 +4483,6 @@
               <w:right w:color="000000" w:space="0" w:sz="8" w:val="single"/>
             </w:tcBorders>
             <w:shd w:fill="auto" w:val="clear"/>
-            <w:tcMar>
-              <w:top w:w="100.0" w:type="dxa"/>
-              <w:left w:w="100.0" w:type="dxa"/>
-              <w:bottom w:w="100.0" w:type="dxa"/>
-              <w:right w:w="100.0" w:type="dxa"/>
-            </w:tcMar>
-            <w:vAlign w:val="top"/>
           </w:tcPr>
           <w:p>
             <w:pPr>
@@ -6226,13 +4506,6 @@
               <w:right w:color="000000" w:space="0" w:sz="8" w:val="single"/>
             </w:tcBorders>
             <w:shd w:fill="auto" w:val="clear"/>
-            <w:tcMar>
-              <w:top w:w="100.0" w:type="dxa"/>
-              <w:left w:w="100.0" w:type="dxa"/>
-              <w:bottom w:w="100.0" w:type="dxa"/>
-              <w:right w:w="100.0" w:type="dxa"/>
-            </w:tcMar>
-            <w:vAlign w:val="top"/>
           </w:tcPr>
           <w:p>
             <w:pPr>
@@ -6264,13 +4537,6 @@
               <w:right w:color="000000" w:space="0" w:sz="8" w:val="single"/>
             </w:tcBorders>
             <w:shd w:fill="auto" w:val="clear"/>
-            <w:tcMar>
-              <w:top w:w="100.0" w:type="dxa"/>
-              <w:left w:w="100.0" w:type="dxa"/>
-              <w:bottom w:w="100.0" w:type="dxa"/>
-              <w:right w:w="100.0" w:type="dxa"/>
-            </w:tcMar>
-            <w:vAlign w:val="top"/>
           </w:tcPr>
           <w:p>
             <w:pPr>
@@ -6301,13 +4567,6 @@
               <w:right w:color="000000" w:space="0" w:sz="8" w:val="single"/>
             </w:tcBorders>
             <w:shd w:fill="auto" w:val="clear"/>
-            <w:tcMar>
-              <w:top w:w="100.0" w:type="dxa"/>
-              <w:left w:w="100.0" w:type="dxa"/>
-              <w:bottom w:w="100.0" w:type="dxa"/>
-              <w:right w:w="100.0" w:type="dxa"/>
-            </w:tcMar>
-            <w:vAlign w:val="top"/>
           </w:tcPr>
           <w:p>
             <w:pPr>
@@ -6338,13 +4597,6 @@
               <w:right w:color="000000" w:space="0" w:sz="8" w:val="single"/>
             </w:tcBorders>
             <w:shd w:fill="auto" w:val="clear"/>
-            <w:tcMar>
-              <w:top w:w="100.0" w:type="dxa"/>
-              <w:left w:w="100.0" w:type="dxa"/>
-              <w:bottom w:w="100.0" w:type="dxa"/>
-              <w:right w:w="100.0" w:type="dxa"/>
-            </w:tcMar>
-            <w:vAlign w:val="top"/>
           </w:tcPr>
           <w:p>
             <w:pPr>
@@ -6376,13 +4628,6 @@
               <w:right w:color="000000" w:space="0" w:sz="8" w:val="single"/>
             </w:tcBorders>
             <w:shd w:fill="auto" w:val="clear"/>
-            <w:tcMar>
-              <w:top w:w="100.0" w:type="dxa"/>
-              <w:left w:w="100.0" w:type="dxa"/>
-              <w:bottom w:w="100.0" w:type="dxa"/>
-              <w:right w:w="100.0" w:type="dxa"/>
-            </w:tcMar>
-            <w:vAlign w:val="top"/>
           </w:tcPr>
           <w:p>
             <w:pPr>
@@ -6406,13 +4651,6 @@
               <w:right w:color="000000" w:space="0" w:sz="8" w:val="single"/>
             </w:tcBorders>
             <w:shd w:fill="auto" w:val="clear"/>
-            <w:tcMar>
-              <w:top w:w="100.0" w:type="dxa"/>
-              <w:left w:w="100.0" w:type="dxa"/>
-              <w:bottom w:w="100.0" w:type="dxa"/>
-              <w:right w:w="100.0" w:type="dxa"/>
-            </w:tcMar>
-            <w:vAlign w:val="top"/>
           </w:tcPr>
           <w:p>
             <w:pPr>
@@ -6436,13 +4674,6 @@
               <w:right w:color="000000" w:space="0" w:sz="8" w:val="single"/>
             </w:tcBorders>
             <w:shd w:fill="auto" w:val="clear"/>
-            <w:tcMar>
-              <w:top w:w="100.0" w:type="dxa"/>
-              <w:left w:w="100.0" w:type="dxa"/>
-              <w:bottom w:w="100.0" w:type="dxa"/>
-              <w:right w:w="100.0" w:type="dxa"/>
-            </w:tcMar>
-            <w:vAlign w:val="top"/>
           </w:tcPr>
           <w:p>
             <w:pPr>
@@ -6474,13 +4705,6 @@
               <w:right w:color="000000" w:space="0" w:sz="8" w:val="single"/>
             </w:tcBorders>
             <w:shd w:fill="auto" w:val="clear"/>
-            <w:tcMar>
-              <w:top w:w="100.0" w:type="dxa"/>
-              <w:left w:w="100.0" w:type="dxa"/>
-              <w:bottom w:w="100.0" w:type="dxa"/>
-              <w:right w:w="100.0" w:type="dxa"/>
-            </w:tcMar>
-            <w:vAlign w:val="top"/>
           </w:tcPr>
           <w:p>
             <w:pPr>
@@ -6511,13 +4735,6 @@
               <w:right w:color="000000" w:space="0" w:sz="8" w:val="single"/>
             </w:tcBorders>
             <w:shd w:fill="auto" w:val="clear"/>
-            <w:tcMar>
-              <w:top w:w="100.0" w:type="dxa"/>
-              <w:left w:w="100.0" w:type="dxa"/>
-              <w:bottom w:w="100.0" w:type="dxa"/>
-              <w:right w:w="100.0" w:type="dxa"/>
-            </w:tcMar>
-            <w:vAlign w:val="top"/>
           </w:tcPr>
           <w:p>
             <w:pPr>
@@ -6548,13 +4765,6 @@
               <w:right w:color="000000" w:space="0" w:sz="8" w:val="single"/>
             </w:tcBorders>
             <w:shd w:fill="auto" w:val="clear"/>
-            <w:tcMar>
-              <w:top w:w="100.0" w:type="dxa"/>
-              <w:left w:w="100.0" w:type="dxa"/>
-              <w:bottom w:w="100.0" w:type="dxa"/>
-              <w:right w:w="100.0" w:type="dxa"/>
-            </w:tcMar>
-            <w:vAlign w:val="top"/>
           </w:tcPr>
           <w:p>
             <w:pPr>
@@ -6586,13 +4796,6 @@
               <w:right w:color="000000" w:space="0" w:sz="8" w:val="single"/>
             </w:tcBorders>
             <w:shd w:fill="auto" w:val="clear"/>
-            <w:tcMar>
-              <w:top w:w="100.0" w:type="dxa"/>
-              <w:left w:w="100.0" w:type="dxa"/>
-              <w:bottom w:w="100.0" w:type="dxa"/>
-              <w:right w:w="100.0" w:type="dxa"/>
-            </w:tcMar>
-            <w:vAlign w:val="top"/>
           </w:tcPr>
           <w:p>
             <w:pPr>
@@ -6616,13 +4819,6 @@
               <w:right w:color="000000" w:space="0" w:sz="8" w:val="single"/>
             </w:tcBorders>
             <w:shd w:fill="auto" w:val="clear"/>
-            <w:tcMar>
-              <w:top w:w="100.0" w:type="dxa"/>
-              <w:left w:w="100.0" w:type="dxa"/>
-              <w:bottom w:w="100.0" w:type="dxa"/>
-              <w:right w:w="100.0" w:type="dxa"/>
-            </w:tcMar>
-            <w:vAlign w:val="top"/>
           </w:tcPr>
           <w:p>
             <w:pPr>
@@ -6646,13 +4842,6 @@
               <w:right w:color="000000" w:space="0" w:sz="8" w:val="single"/>
             </w:tcBorders>
             <w:shd w:fill="auto" w:val="clear"/>
-            <w:tcMar>
-              <w:top w:w="100.0" w:type="dxa"/>
-              <w:left w:w="100.0" w:type="dxa"/>
-              <w:bottom w:w="100.0" w:type="dxa"/>
-              <w:right w:w="100.0" w:type="dxa"/>
-            </w:tcMar>
-            <w:vAlign w:val="top"/>
           </w:tcPr>
           <w:p>
             <w:pPr>
@@ -6684,13 +4873,6 @@
               <w:right w:color="000000" w:space="0" w:sz="8" w:val="single"/>
             </w:tcBorders>
             <w:shd w:fill="auto" w:val="clear"/>
-            <w:tcMar>
-              <w:top w:w="100.0" w:type="dxa"/>
-              <w:left w:w="100.0" w:type="dxa"/>
-              <w:bottom w:w="100.0" w:type="dxa"/>
-              <w:right w:w="100.0" w:type="dxa"/>
-            </w:tcMar>
-            <w:vAlign w:val="top"/>
           </w:tcPr>
           <w:p>
             <w:pPr>
@@ -6734,13 +4916,6 @@
               <w:right w:color="000000" w:space="0" w:sz="8" w:val="single"/>
             </w:tcBorders>
             <w:shd w:fill="auto" w:val="clear"/>
-            <w:tcMar>
-              <w:top w:w="100.0" w:type="dxa"/>
-              <w:left w:w="100.0" w:type="dxa"/>
-              <w:bottom w:w="100.0" w:type="dxa"/>
-              <w:right w:w="100.0" w:type="dxa"/>
-            </w:tcMar>
-            <w:vAlign w:val="top"/>
           </w:tcPr>
           <w:p>
             <w:pPr>
@@ -6771,13 +4946,6 @@
               <w:right w:color="000000" w:space="0" w:sz="8" w:val="single"/>
             </w:tcBorders>
             <w:shd w:fill="auto" w:val="clear"/>
-            <w:tcMar>
-              <w:top w:w="100.0" w:type="dxa"/>
-              <w:left w:w="100.0" w:type="dxa"/>
-              <w:bottom w:w="100.0" w:type="dxa"/>
-              <w:right w:w="100.0" w:type="dxa"/>
-            </w:tcMar>
-            <w:vAlign w:val="top"/>
           </w:tcPr>
           <w:p>
             <w:pPr>
@@ -6809,13 +4977,6 @@
               <w:right w:color="000000" w:space="0" w:sz="8" w:val="single"/>
             </w:tcBorders>
             <w:shd w:fill="auto" w:val="clear"/>
-            <w:tcMar>
-              <w:top w:w="100.0" w:type="dxa"/>
-              <w:left w:w="100.0" w:type="dxa"/>
-              <w:bottom w:w="100.0" w:type="dxa"/>
-              <w:right w:w="100.0" w:type="dxa"/>
-            </w:tcMar>
-            <w:vAlign w:val="top"/>
           </w:tcPr>
           <w:p>
             <w:pPr>
@@ -6839,13 +5000,6 @@
               <w:right w:color="000000" w:space="0" w:sz="8" w:val="single"/>
             </w:tcBorders>
             <w:shd w:fill="auto" w:val="clear"/>
-            <w:tcMar>
-              <w:top w:w="100.0" w:type="dxa"/>
-              <w:left w:w="100.0" w:type="dxa"/>
-              <w:bottom w:w="100.0" w:type="dxa"/>
-              <w:right w:w="100.0" w:type="dxa"/>
-            </w:tcMar>
-            <w:vAlign w:val="top"/>
           </w:tcPr>
           <w:p>
             <w:pPr>
@@ -6869,13 +5023,6 @@
               <w:right w:color="000000" w:space="0" w:sz="8" w:val="single"/>
             </w:tcBorders>
             <w:shd w:fill="auto" w:val="clear"/>
-            <w:tcMar>
-              <w:top w:w="100.0" w:type="dxa"/>
-              <w:left w:w="100.0" w:type="dxa"/>
-              <w:bottom w:w="100.0" w:type="dxa"/>
-              <w:right w:w="100.0" w:type="dxa"/>
-            </w:tcMar>
-            <w:vAlign w:val="top"/>
           </w:tcPr>
           <w:p>
             <w:pPr>
@@ -6907,13 +5054,6 @@
               <w:right w:color="000000" w:space="0" w:sz="8" w:val="single"/>
             </w:tcBorders>
             <w:shd w:fill="auto" w:val="clear"/>
-            <w:tcMar>
-              <w:top w:w="100.0" w:type="dxa"/>
-              <w:left w:w="100.0" w:type="dxa"/>
-              <w:bottom w:w="100.0" w:type="dxa"/>
-              <w:right w:w="100.0" w:type="dxa"/>
-            </w:tcMar>
-            <w:vAlign w:val="top"/>
           </w:tcPr>
           <w:p>
             <w:pPr>
@@ -6944,13 +5084,6 @@
               <w:right w:color="000000" w:space="0" w:sz="8" w:val="single"/>
             </w:tcBorders>
             <w:shd w:fill="auto" w:val="clear"/>
-            <w:tcMar>
-              <w:top w:w="100.0" w:type="dxa"/>
-              <w:left w:w="100.0" w:type="dxa"/>
-              <w:bottom w:w="100.0" w:type="dxa"/>
-              <w:right w:w="100.0" w:type="dxa"/>
-            </w:tcMar>
-            <w:vAlign w:val="top"/>
           </w:tcPr>
           <w:p>
             <w:pPr>
@@ -6981,13 +5114,6 @@
               <w:right w:color="000000" w:space="0" w:sz="8" w:val="single"/>
             </w:tcBorders>
             <w:shd w:fill="auto" w:val="clear"/>
-            <w:tcMar>
-              <w:top w:w="100.0" w:type="dxa"/>
-              <w:left w:w="100.0" w:type="dxa"/>
-              <w:bottom w:w="100.0" w:type="dxa"/>
-              <w:right w:w="100.0" w:type="dxa"/>
-            </w:tcMar>
-            <w:vAlign w:val="top"/>
           </w:tcPr>
           <w:p>
             <w:pPr>
@@ -7019,13 +5145,6 @@
               <w:right w:color="000000" w:space="0" w:sz="8" w:val="single"/>
             </w:tcBorders>
             <w:shd w:fill="auto" w:val="clear"/>
-            <w:tcMar>
-              <w:top w:w="100.0" w:type="dxa"/>
-              <w:left w:w="100.0" w:type="dxa"/>
-              <w:bottom w:w="100.0" w:type="dxa"/>
-              <w:right w:w="100.0" w:type="dxa"/>
-            </w:tcMar>
-            <w:vAlign w:val="top"/>
           </w:tcPr>
           <w:p>
             <w:pPr>
@@ -7049,13 +5168,6 @@
               <w:right w:color="000000" w:space="0" w:sz="8" w:val="single"/>
             </w:tcBorders>
             <w:shd w:fill="auto" w:val="clear"/>
-            <w:tcMar>
-              <w:top w:w="100.0" w:type="dxa"/>
-              <w:left w:w="100.0" w:type="dxa"/>
-              <w:bottom w:w="100.0" w:type="dxa"/>
-              <w:right w:w="100.0" w:type="dxa"/>
-            </w:tcMar>
-            <w:vAlign w:val="top"/>
           </w:tcPr>
           <w:p>
             <w:pPr>
@@ -7079,13 +5191,6 @@
               <w:right w:color="000000" w:space="0" w:sz="8" w:val="single"/>
             </w:tcBorders>
             <w:shd w:fill="auto" w:val="clear"/>
-            <w:tcMar>
-              <w:top w:w="100.0" w:type="dxa"/>
-              <w:left w:w="100.0" w:type="dxa"/>
-              <w:bottom w:w="100.0" w:type="dxa"/>
-              <w:right w:w="100.0" w:type="dxa"/>
-            </w:tcMar>
-            <w:vAlign w:val="top"/>
           </w:tcPr>
           <w:p>
             <w:pPr>
@@ -7117,13 +5222,6 @@
               <w:right w:color="000000" w:space="0" w:sz="8" w:val="single"/>
             </w:tcBorders>
             <w:shd w:fill="auto" w:val="clear"/>
-            <w:tcMar>
-              <w:top w:w="100.0" w:type="dxa"/>
-              <w:left w:w="100.0" w:type="dxa"/>
-              <w:bottom w:w="100.0" w:type="dxa"/>
-              <w:right w:w="100.0" w:type="dxa"/>
-            </w:tcMar>
-            <w:vAlign w:val="top"/>
           </w:tcPr>
           <w:p>
             <w:pPr>
@@ -7142,7 +5240,7 @@
     </w:tbl>
     <w:p>
       <w:pPr>
-        <w:spacing w:after="200" w:line="276" w:lineRule="auto"/>
+        <w:spacing w:after="200" w:lineRule="auto"/>
         <w:ind w:left="720" w:firstLine="0"/>
         <w:jc w:val="both"/>
         <w:rPr>
@@ -7159,7 +5257,6 @@
     <w:p>
       <w:pPr>
         <w:spacing w:after="200" w:line="360" w:lineRule="auto"/>
-        <w:ind w:left="0" w:firstLine="0"/>
         <w:jc w:val="both"/>
         <w:rPr>
           <w:i w:val="1"/>
@@ -7174,16 +5271,10 @@
         </w:rPr>
         <w:t xml:space="preserve">Nota: Debido a políticas de confidencialidad de la empresa respecto a sus activos, los modelos exactos, años y porcentajes de ocupación han sido estimados en base al régimen de trabajo (3 turnos continuos y sábados, totalizando ~129 hs operativas semanales) y a observaciones directas durante las visitas a la planta.</w:t>
       </w:r>
-      <w:r>
-        <w:rPr>
-          <w:rtl w:val="0"/>
-        </w:rPr>
-      </w:r>
-    </w:p>
-    <w:p>
-      <w:pPr>
-        <w:spacing w:after="200" w:line="276" w:lineRule="auto"/>
-        <w:ind w:left="0" w:firstLine="0"/>
+    </w:p>
+    <w:p>
+      <w:pPr>
+        <w:spacing w:after="200" w:lineRule="auto"/>
         <w:jc w:val="both"/>
         <w:rPr>
           <w:b w:val="1"/>
@@ -7211,12 +5302,12 @@
             <wp:extent cx="5743575" cy="2532280"/>
             <wp:effectExtent b="0" l="0" r="0" t="0"/>
             <wp:wrapSquare wrapText="bothSides" distB="114300" distT="114300" distL="114300" distR="114300"/>
-            <wp:docPr id="8" name="image2.png"/>
+            <wp:docPr id="2" name="image7.png"/>
             <a:graphic>
               <a:graphicData uri="http://schemas.openxmlformats.org/drawingml/2006/picture">
                 <pic:pic>
                   <pic:nvPicPr>
-                    <pic:cNvPr id="0" name="image2.png"/>
+                    <pic:cNvPr id="0" name="image7.png"/>
                     <pic:cNvPicPr preferRelativeResize="0"/>
                   </pic:nvPicPr>
                   <pic:blipFill>
@@ -7254,8 +5345,8 @@
           <w:szCs w:val="24"/>
         </w:rPr>
       </w:pPr>
-      <w:bookmarkStart w:colFirst="0" w:colLast="0" w:name="_7c591nhy9288" w:id="15"/>
-      <w:bookmarkEnd w:id="15"/>
+      <w:bookmarkStart w:colFirst="0" w:colLast="0" w:name="_7c591nhy9288" w:id="16"/>
+      <w:bookmarkEnd w:id="16"/>
       <w:r>
         <w:rPr>
           <w:b w:val="1"/>
@@ -7270,45 +5361,24 @@
     <w:p>
       <w:pPr>
         <w:pStyle w:val="Heading3"/>
-        <w:shd w:fill="ffffff" w:val="clear"/>
-        <w:spacing w:after="200" w:line="360" w:lineRule="auto"/>
-        <w:jc w:val="both"/>
-        <w:rPr>
-          <w:color w:val="000000"/>
-        </w:rPr>
-      </w:pPr>
-      <w:bookmarkStart w:colFirst="0" w:colLast="0" w:name="_es8aqytzgihi" w:id="16"/>
-      <w:bookmarkEnd w:id="16"/>
-      <w:r>
-        <w:rPr>
-          <w:color w:val="000000"/>
-          <w:rtl w:val="0"/>
-        </w:rPr>
-        <w:t xml:space="preserve">2.1)</w:t>
-      </w:r>
-      <w:r>
-        <w:rPr>
-          <w:rtl w:val="0"/>
-        </w:rPr>
-        <w:t xml:space="preserve"> </w:t>
-      </w:r>
-      <w:r>
-        <w:rPr>
-          <w:color w:val="000000"/>
-          <w:rtl w:val="0"/>
-        </w:rPr>
-        <w:t xml:space="preserve">Organización del Área: </w:t>
-      </w:r>
-      <w:r>
-        <w:rPr>
-          <w:color w:val="000000"/>
+        <w:rPr/>
+      </w:pPr>
+      <w:bookmarkStart w:colFirst="0" w:colLast="0" w:name="_es8aqytzgihi" w:id="17"/>
+      <w:bookmarkEnd w:id="17"/>
+      <w:r>
+        <w:rPr>
+          <w:rtl w:val="0"/>
+        </w:rPr>
+        <w:t xml:space="preserve">2.1) Organización del Área: </w:t>
+      </w:r>
+      <w:r>
+        <w:rPr>
           <w:rtl w:val="0"/>
         </w:rPr>
         <w:t xml:space="preserve">organigrama</w:t>
       </w:r>
       <w:r>
         <w:rPr>
-          <w:color w:val="000000"/>
           <w:rtl w:val="0"/>
         </w:rPr>
         <w:t xml:space="preserve">, personal por función, turnos, etc. descripción de funciones y nivel de capacitación.</w:t>
@@ -7336,9 +5406,6 @@
         <w:spacing w:line="360" w:lineRule="auto"/>
         <w:ind w:left="720" w:hanging="360"/>
         <w:jc w:val="both"/>
-        <w:rPr>
-          <w:u w:val="none"/>
-        </w:rPr>
       </w:pPr>
       <w:r>
         <w:rPr>
@@ -7364,9 +5431,6 @@
         <w:spacing w:line="360" w:lineRule="auto"/>
         <w:ind w:left="720" w:hanging="360"/>
         <w:jc w:val="both"/>
-        <w:rPr>
-          <w:u w:val="none"/>
-        </w:rPr>
       </w:pPr>
       <w:r>
         <w:rPr>
@@ -7392,9 +5456,6 @@
         <w:spacing w:line="360" w:lineRule="auto"/>
         <w:ind w:left="720" w:hanging="360"/>
         <w:jc w:val="both"/>
-        <w:rPr>
-          <w:u w:val="none"/>
-        </w:rPr>
       </w:pPr>
       <w:r>
         <w:rPr>
@@ -7420,9 +5481,6 @@
         <w:spacing w:line="360" w:lineRule="auto"/>
         <w:ind w:left="720" w:hanging="360"/>
         <w:jc w:val="both"/>
-        <w:rPr>
-          <w:u w:val="none"/>
-        </w:rPr>
       </w:pPr>
       <w:r>
         <w:rPr>
@@ -7442,7 +5500,6 @@
     <w:p>
       <w:pPr>
         <w:spacing w:line="360" w:lineRule="auto"/>
-        <w:ind w:left="0" w:firstLine="0"/>
         <w:jc w:val="both"/>
         <w:rPr/>
       </w:pPr>
@@ -7452,12 +5509,12 @@
           <wp:inline distB="114300" distT="114300" distL="114300" distR="114300">
             <wp:extent cx="5745600" cy="3543300"/>
             <wp:effectExtent b="0" l="0" r="0" t="0"/>
-            <wp:docPr id="3" name="image3.jpg"/>
+            <wp:docPr id="8" name="image4.jpg"/>
             <a:graphic>
               <a:graphicData uri="http://schemas.openxmlformats.org/drawingml/2006/picture">
                 <pic:pic>
                   <pic:nvPicPr>
-                    <pic:cNvPr id="0" name="image3.jpg"/>
+                    <pic:cNvPr id="0" name="image4.jpg"/>
                     <pic:cNvPicPr preferRelativeResize="0"/>
                   </pic:nvPicPr>
                   <pic:blipFill>
@@ -7490,7 +5547,6 @@
     <w:p>
       <w:pPr>
         <w:spacing w:line="360" w:lineRule="auto"/>
-        <w:ind w:left="0" w:firstLine="0"/>
         <w:jc w:val="both"/>
         <w:rPr/>
       </w:pPr>
@@ -7530,9 +5586,6 @@
         <w:spacing w:line="360" w:lineRule="auto"/>
         <w:ind w:left="720" w:hanging="360"/>
         <w:jc w:val="both"/>
-        <w:rPr>
-          <w:u w:val="none"/>
-        </w:rPr>
       </w:pPr>
       <w:r>
         <w:rPr>
@@ -7550,9 +5603,6 @@
         <w:spacing w:line="360" w:lineRule="auto"/>
         <w:ind w:left="720" w:hanging="360"/>
         <w:jc w:val="both"/>
-        <w:rPr>
-          <w:u w:val="none"/>
-        </w:rPr>
       </w:pPr>
       <w:r>
         <w:rPr>
@@ -7570,9 +5620,6 @@
         <w:spacing w:line="360" w:lineRule="auto"/>
         <w:ind w:left="720" w:hanging="360"/>
         <w:jc w:val="both"/>
-        <w:rPr>
-          <w:u w:val="none"/>
-        </w:rPr>
       </w:pPr>
       <w:r>
         <w:rPr>
@@ -7590,9 +5637,6 @@
         <w:spacing w:line="360" w:lineRule="auto"/>
         <w:ind w:left="720" w:hanging="360"/>
         <w:jc w:val="both"/>
-        <w:rPr>
-          <w:u w:val="none"/>
-        </w:rPr>
       </w:pPr>
       <w:r>
         <w:rPr>
@@ -7617,7 +5661,6 @@
     <w:p>
       <w:pPr>
         <w:spacing w:line="360" w:lineRule="auto"/>
-        <w:ind w:left="0" w:firstLine="0"/>
         <w:jc w:val="both"/>
         <w:rPr>
           <w:u w:val="single"/>
@@ -7643,43 +5686,19 @@
         </w:rPr>
         <w:t xml:space="preserve">El nivel general de capacitación es medio-alto. Los técnicos base poseen formación técnica secundaria (electromecánicos, mecánicos, electricistas). Dado que la empresa cuenta con certificación ISO 9001 y automatización avanzada, existe personal especializado (probablemente dentro de los electricistas/electrónicos) capacitado específicamente en programación de PLCs y control de software tipo SCADA. </w:t>
       </w:r>
-      <w:r>
-        <w:rPr>
-          <w:rtl w:val="0"/>
-        </w:rPr>
-      </w:r>
     </w:p>
     <w:p>
       <w:pPr>
         <w:pStyle w:val="Heading3"/>
-        <w:shd w:fill="ffffff" w:val="clear"/>
-        <w:spacing w:after="200" w:line="360" w:lineRule="auto"/>
-        <w:jc w:val="both"/>
-        <w:rPr>
-          <w:color w:val="000000"/>
-        </w:rPr>
-      </w:pPr>
-      <w:bookmarkStart w:colFirst="0" w:colLast="0" w:name="_d3ub1ltemb0f" w:id="17"/>
-      <w:bookmarkEnd w:id="17"/>
-      <w:r>
-        <w:rPr>
-          <w:color w:val="000000"/>
-          <w:rtl w:val="0"/>
-        </w:rPr>
-        <w:t xml:space="preserve">2.2)</w:t>
-      </w:r>
-      <w:r>
-        <w:rPr>
-          <w:rtl w:val="0"/>
-        </w:rPr>
-        <w:t xml:space="preserve"> </w:t>
-      </w:r>
-      <w:r>
-        <w:rPr>
-          <w:color w:val="000000"/>
-          <w:rtl w:val="0"/>
-        </w:rPr>
-        <w:t xml:space="preserve">Presupuesto detallado, abierto y porcentualizado respecto de un indicador económico de la empresa (s/ventas; s/activos, etc.).</w:t>
+        <w:rPr/>
+      </w:pPr>
+      <w:bookmarkStart w:colFirst="0" w:colLast="0" w:name="_d3ub1ltemb0f" w:id="18"/>
+      <w:bookmarkEnd w:id="18"/>
+      <w:r>
+        <w:rPr>
+          <w:rtl w:val="0"/>
+        </w:rPr>
+        <w:t xml:space="preserve">2.2) Presupuesto detallado, abierto y porcentualizado respecto de un indicador económico de la empresa (s/ventas; s/activos, etc.).</w:t>
       </w:r>
       <w:r>
         <w:rPr>
@@ -7709,11 +5728,6 @@
           <w:rtl w:val="0"/>
         </w:rPr>
         <w:t xml:space="preserve">.</w:t>
-      </w:r>
-      <w:r>
-        <w:rPr>
-          <w:rtl w:val="0"/>
-        </w:rPr>
       </w:r>
     </w:p>
     <w:tbl>
@@ -7750,7 +5764,7 @@
       <w:tr>
         <w:trPr>
           <w:cantSplit w:val="0"/>
-          <w:trHeight w:val="1025" w:hRule="atLeast"/>
+          <w:trHeight w:val="1318.4033203125" w:hRule="atLeast"/>
           <w:tblHeader w:val="0"/>
         </w:trPr>
         <w:tc>
@@ -7761,13 +5775,6 @@
               <w:bottom w:color="000000" w:space="0" w:sz="5" w:val="single"/>
               <w:right w:color="000000" w:space="0" w:sz="5" w:val="single"/>
             </w:tcBorders>
-            <w:tcMar>
-              <w:top w:w="100.0" w:type="dxa"/>
-              <w:left w:w="100.0" w:type="dxa"/>
-              <w:bottom w:w="100.0" w:type="dxa"/>
-              <w:right w:w="100.0" w:type="dxa"/>
-            </w:tcMar>
-            <w:vAlign w:val="top"/>
           </w:tcPr>
           <w:p>
             <w:pPr>
@@ -7792,17 +5799,10 @@
           <w:tcPr>
             <w:tcBorders>
               <w:top w:color="000000" w:space="0" w:sz="5" w:val="single"/>
-              <w:left w:color="000000" w:space="0" w:sz="0" w:val="nil"/>
+              <w:left w:color="000000" w:space="0" w:sz="5" w:val="single"/>
               <w:bottom w:color="000000" w:space="0" w:sz="5" w:val="single"/>
               <w:right w:color="000000" w:space="0" w:sz="5" w:val="single"/>
             </w:tcBorders>
-            <w:tcMar>
-              <w:top w:w="100.0" w:type="dxa"/>
-              <w:left w:w="100.0" w:type="dxa"/>
-              <w:bottom w:w="100.0" w:type="dxa"/>
-              <w:right w:w="100.0" w:type="dxa"/>
-            </w:tcMar>
-            <w:vAlign w:val="top"/>
           </w:tcPr>
           <w:p>
             <w:pPr>
@@ -7827,17 +5827,10 @@
           <w:tcPr>
             <w:tcBorders>
               <w:top w:color="000000" w:space="0" w:sz="5" w:val="single"/>
-              <w:left w:color="000000" w:space="0" w:sz="0" w:val="nil"/>
+              <w:left w:color="000000" w:space="0" w:sz="5" w:val="single"/>
               <w:bottom w:color="000000" w:space="0" w:sz="5" w:val="single"/>
               <w:right w:color="000000" w:space="0" w:sz="5" w:val="single"/>
             </w:tcBorders>
-            <w:tcMar>
-              <w:top w:w="100.0" w:type="dxa"/>
-              <w:left w:w="100.0" w:type="dxa"/>
-              <w:bottom w:w="100.0" w:type="dxa"/>
-              <w:right w:w="100.0" w:type="dxa"/>
-            </w:tcMar>
-            <w:vAlign w:val="top"/>
           </w:tcPr>
           <w:p>
             <w:pPr>
@@ -7862,17 +5855,10 @@
           <w:tcPr>
             <w:tcBorders>
               <w:top w:color="000000" w:space="0" w:sz="5" w:val="single"/>
-              <w:left w:color="000000" w:space="0" w:sz="0" w:val="nil"/>
+              <w:left w:color="000000" w:space="0" w:sz="5" w:val="single"/>
               <w:bottom w:color="000000" w:space="0" w:sz="5" w:val="single"/>
               <w:right w:color="000000" w:space="0" w:sz="5" w:val="single"/>
             </w:tcBorders>
-            <w:tcMar>
-              <w:top w:w="100.0" w:type="dxa"/>
-              <w:left w:w="100.0" w:type="dxa"/>
-              <w:bottom w:w="100.0" w:type="dxa"/>
-              <w:right w:w="100.0" w:type="dxa"/>
-            </w:tcMar>
-            <w:vAlign w:val="top"/>
           </w:tcPr>
           <w:p>
             <w:pPr>
@@ -7897,24 +5883,17 @@
       <w:tr>
         <w:trPr>
           <w:cantSplit w:val="0"/>
-          <w:trHeight w:val="1745" w:hRule="atLeast"/>
+          <w:trHeight w:val="1701.287547120618" w:hRule="atLeast"/>
           <w:tblHeader w:val="0"/>
         </w:trPr>
         <w:tc>
           <w:tcPr>
             <w:tcBorders>
-              <w:top w:color="000000" w:space="0" w:sz="0" w:val="nil"/>
+              <w:top w:color="000000" w:space="0" w:sz="5" w:val="single"/>
               <w:left w:color="000000" w:space="0" w:sz="5" w:val="single"/>
               <w:bottom w:color="000000" w:space="0" w:sz="5" w:val="single"/>
               <w:right w:color="000000" w:space="0" w:sz="5" w:val="single"/>
             </w:tcBorders>
-            <w:tcMar>
-              <w:top w:w="100.0" w:type="dxa"/>
-              <w:left w:w="100.0" w:type="dxa"/>
-              <w:bottom w:w="100.0" w:type="dxa"/>
-              <w:right w:w="100.0" w:type="dxa"/>
-            </w:tcMar>
-            <w:vAlign w:val="top"/>
           </w:tcPr>
           <w:p>
             <w:pPr>
@@ -7933,18 +5912,11 @@
         <w:tc>
           <w:tcPr>
             <w:tcBorders>
-              <w:top w:color="000000" w:space="0" w:sz="0" w:val="nil"/>
-              <w:left w:color="000000" w:space="0" w:sz="0" w:val="nil"/>
+              <w:top w:color="000000" w:space="0" w:sz="5" w:val="single"/>
+              <w:left w:color="000000" w:space="0" w:sz="5" w:val="single"/>
               <w:bottom w:color="000000" w:space="0" w:sz="5" w:val="single"/>
               <w:right w:color="000000" w:space="0" w:sz="5" w:val="single"/>
             </w:tcBorders>
-            <w:tcMar>
-              <w:top w:w="100.0" w:type="dxa"/>
-              <w:left w:w="100.0" w:type="dxa"/>
-              <w:bottom w:w="100.0" w:type="dxa"/>
-              <w:right w:w="100.0" w:type="dxa"/>
-            </w:tcMar>
-            <w:vAlign w:val="top"/>
           </w:tcPr>
           <w:p>
             <w:pPr>
@@ -7963,18 +5935,11 @@
         <w:tc>
           <w:tcPr>
             <w:tcBorders>
-              <w:top w:color="000000" w:space="0" w:sz="0" w:val="nil"/>
-              <w:left w:color="000000" w:space="0" w:sz="0" w:val="nil"/>
+              <w:top w:color="000000" w:space="0" w:sz="5" w:val="single"/>
+              <w:left w:color="000000" w:space="0" w:sz="5" w:val="single"/>
               <w:bottom w:color="000000" w:space="0" w:sz="5" w:val="single"/>
               <w:right w:color="000000" w:space="0" w:sz="5" w:val="single"/>
             </w:tcBorders>
-            <w:tcMar>
-              <w:top w:w="100.0" w:type="dxa"/>
-              <w:left w:w="100.0" w:type="dxa"/>
-              <w:bottom w:w="100.0" w:type="dxa"/>
-              <w:right w:w="100.0" w:type="dxa"/>
-            </w:tcMar>
-            <w:vAlign w:val="top"/>
           </w:tcPr>
           <w:p>
             <w:pPr>
@@ -7986,42 +5951,22 @@
               <w:rPr>
                 <w:rtl w:val="0"/>
               </w:rPr>
-              <w:t xml:space="preserve">$2.118.000</w:t>
-            </w:r>
-          </w:p>
-        </w:tc>
-        <w:tc>
-          <w:tcPr>
-            <w:tcBorders>
-              <w:top w:color="000000" w:space="0" w:sz="0" w:val="nil"/>
-              <w:left w:color="000000" w:space="0" w:sz="0" w:val="nil"/>
+              <w:t xml:space="preserve">$2.118 M</w:t>
+            </w:r>
+          </w:p>
+        </w:tc>
+        <w:tc>
+          <w:tcPr>
+            <w:tcBorders>
+              <w:top w:color="000000" w:space="0" w:sz="5" w:val="single"/>
+              <w:left w:color="000000" w:space="0" w:sz="5" w:val="single"/>
               <w:bottom w:color="000000" w:space="0" w:sz="5" w:val="single"/>
               <w:right w:color="000000" w:space="0" w:sz="5" w:val="single"/>
             </w:tcBorders>
-            <w:tcMar>
-              <w:top w:w="100.0" w:type="dxa"/>
-              <w:left w:w="100.0" w:type="dxa"/>
-              <w:bottom w:w="100.0" w:type="dxa"/>
-              <w:right w:w="100.0" w:type="dxa"/>
-            </w:tcMar>
-            <w:vAlign w:val="top"/>
-          </w:tcPr>
-          <w:p>
-            <w:pPr>
-              <w:keepNext w:val="0"/>
-              <w:keepLines w:val="0"/>
-              <w:pageBreakBefore w:val="0"/>
+          </w:tcPr>
+          <w:p>
+            <w:pPr>
               <w:widowControl w:val="0"/>
-              <w:pBdr>
-                <w:top w:space="0" w:sz="0" w:val="nil"/>
-                <w:left w:space="0" w:sz="0" w:val="nil"/>
-                <w:bottom w:space="0" w:sz="0" w:val="nil"/>
-                <w:right w:space="0" w:sz="0" w:val="nil"/>
-                <w:between w:space="0" w:sz="0" w:val="nil"/>
-              </w:pBdr>
-              <w:shd w:fill="auto" w:val="clear"/>
-              <w:spacing w:after="0" w:before="0" w:line="276" w:lineRule="auto"/>
-              <w:ind w:left="0" w:right="0" w:firstLine="0"/>
               <w:rPr/>
             </w:pPr>
             <w:r>
@@ -8036,24 +5981,17 @@
       <w:tr>
         <w:trPr>
           <w:cantSplit w:val="0"/>
-          <w:trHeight w:val="1745" w:hRule="atLeast"/>
+          <w:trHeight w:val="1701.287547120618" w:hRule="atLeast"/>
           <w:tblHeader w:val="0"/>
         </w:trPr>
         <w:tc>
           <w:tcPr>
             <w:tcBorders>
-              <w:top w:color="000000" w:space="0" w:sz="0" w:val="nil"/>
+              <w:top w:color="000000" w:space="0" w:sz="5" w:val="single"/>
               <w:left w:color="000000" w:space="0" w:sz="5" w:val="single"/>
               <w:bottom w:color="000000" w:space="0" w:sz="5" w:val="single"/>
               <w:right w:color="000000" w:space="0" w:sz="5" w:val="single"/>
             </w:tcBorders>
-            <w:tcMar>
-              <w:top w:w="100.0" w:type="dxa"/>
-              <w:left w:w="100.0" w:type="dxa"/>
-              <w:bottom w:w="100.0" w:type="dxa"/>
-              <w:right w:w="100.0" w:type="dxa"/>
-            </w:tcMar>
-            <w:vAlign w:val="top"/>
           </w:tcPr>
           <w:p>
             <w:pPr>
@@ -8072,18 +6010,11 @@
         <w:tc>
           <w:tcPr>
             <w:tcBorders>
-              <w:top w:color="000000" w:space="0" w:sz="0" w:val="nil"/>
-              <w:left w:color="000000" w:space="0" w:sz="0" w:val="nil"/>
+              <w:top w:color="000000" w:space="0" w:sz="5" w:val="single"/>
+              <w:left w:color="000000" w:space="0" w:sz="5" w:val="single"/>
               <w:bottom w:color="000000" w:space="0" w:sz="5" w:val="single"/>
               <w:right w:color="000000" w:space="0" w:sz="5" w:val="single"/>
             </w:tcBorders>
-            <w:tcMar>
-              <w:top w:w="100.0" w:type="dxa"/>
-              <w:left w:w="100.0" w:type="dxa"/>
-              <w:bottom w:w="100.0" w:type="dxa"/>
-              <w:right w:w="100.0" w:type="dxa"/>
-            </w:tcMar>
-            <w:vAlign w:val="top"/>
           </w:tcPr>
           <w:p>
             <w:pPr>
@@ -8102,18 +6033,11 @@
         <w:tc>
           <w:tcPr>
             <w:tcBorders>
-              <w:top w:color="000000" w:space="0" w:sz="0" w:val="nil"/>
-              <w:left w:color="000000" w:space="0" w:sz="0" w:val="nil"/>
+              <w:top w:color="000000" w:space="0" w:sz="5" w:val="single"/>
+              <w:left w:color="000000" w:space="0" w:sz="5" w:val="single"/>
               <w:bottom w:color="000000" w:space="0" w:sz="5" w:val="single"/>
               <w:right w:color="000000" w:space="0" w:sz="5" w:val="single"/>
             </w:tcBorders>
-            <w:tcMar>
-              <w:top w:w="100.0" w:type="dxa"/>
-              <w:left w:w="100.0" w:type="dxa"/>
-              <w:bottom w:w="100.0" w:type="dxa"/>
-              <w:right w:w="100.0" w:type="dxa"/>
-            </w:tcMar>
-            <w:vAlign w:val="top"/>
           </w:tcPr>
           <w:p>
             <w:pPr>
@@ -8125,42 +6049,22 @@
               <w:rPr>
                 <w:rtl w:val="0"/>
               </w:rPr>
-              <w:t xml:space="preserve">$1.271.000</w:t>
-            </w:r>
-          </w:p>
-        </w:tc>
-        <w:tc>
-          <w:tcPr>
-            <w:tcBorders>
-              <w:top w:color="000000" w:space="0" w:sz="0" w:val="nil"/>
-              <w:left w:color="000000" w:space="0" w:sz="0" w:val="nil"/>
+              <w:t xml:space="preserve">$1.271 M</w:t>
+            </w:r>
+          </w:p>
+        </w:tc>
+        <w:tc>
+          <w:tcPr>
+            <w:tcBorders>
+              <w:top w:color="000000" w:space="0" w:sz="5" w:val="single"/>
+              <w:left w:color="000000" w:space="0" w:sz="5" w:val="single"/>
               <w:bottom w:color="000000" w:space="0" w:sz="5" w:val="single"/>
               <w:right w:color="000000" w:space="0" w:sz="5" w:val="single"/>
             </w:tcBorders>
-            <w:tcMar>
-              <w:top w:w="100.0" w:type="dxa"/>
-              <w:left w:w="100.0" w:type="dxa"/>
-              <w:bottom w:w="100.0" w:type="dxa"/>
-              <w:right w:w="100.0" w:type="dxa"/>
-            </w:tcMar>
-            <w:vAlign w:val="top"/>
-          </w:tcPr>
-          <w:p>
-            <w:pPr>
-              <w:keepNext w:val="0"/>
-              <w:keepLines w:val="0"/>
-              <w:pageBreakBefore w:val="0"/>
+          </w:tcPr>
+          <w:p>
+            <w:pPr>
               <w:widowControl w:val="0"/>
-              <w:pBdr>
-                <w:top w:space="0" w:sz="0" w:val="nil"/>
-                <w:left w:space="0" w:sz="0" w:val="nil"/>
-                <w:bottom w:space="0" w:sz="0" w:val="nil"/>
-                <w:right w:space="0" w:sz="0" w:val="nil"/>
-                <w:between w:space="0" w:sz="0" w:val="nil"/>
-              </w:pBdr>
-              <w:shd w:fill="auto" w:val="clear"/>
-              <w:spacing w:after="0" w:before="0" w:line="276" w:lineRule="auto"/>
-              <w:ind w:left="0" w:right="0" w:firstLine="0"/>
               <w:rPr/>
             </w:pPr>
             <w:r>
@@ -8175,41 +6079,21 @@
       <w:tr>
         <w:trPr>
           <w:cantSplit w:val="0"/>
-          <w:trHeight w:val="2000" w:hRule="atLeast"/>
+          <w:trHeight w:val="1950.6141704055362" w:hRule="atLeast"/>
           <w:tblHeader w:val="0"/>
         </w:trPr>
         <w:tc>
           <w:tcPr>
             <w:tcBorders>
-              <w:top w:color="000000" w:space="0" w:sz="0" w:val="nil"/>
+              <w:top w:color="000000" w:space="0" w:sz="5" w:val="single"/>
               <w:left w:color="000000" w:space="0" w:sz="5" w:val="single"/>
               <w:bottom w:color="000000" w:space="0" w:sz="5" w:val="single"/>
               <w:right w:color="000000" w:space="0" w:sz="5" w:val="single"/>
             </w:tcBorders>
-            <w:tcMar>
-              <w:top w:w="100.0" w:type="dxa"/>
-              <w:left w:w="100.0" w:type="dxa"/>
-              <w:bottom w:w="100.0" w:type="dxa"/>
-              <w:right w:w="100.0" w:type="dxa"/>
-            </w:tcMar>
-            <w:vAlign w:val="top"/>
-          </w:tcPr>
-          <w:p>
-            <w:pPr>
-              <w:keepNext w:val="0"/>
-              <w:keepLines w:val="0"/>
-              <w:pageBreakBefore w:val="0"/>
+          </w:tcPr>
+          <w:p>
+            <w:pPr>
               <w:widowControl w:val="0"/>
-              <w:pBdr>
-                <w:top w:space="0" w:sz="0" w:val="nil"/>
-                <w:left w:space="0" w:sz="0" w:val="nil"/>
-                <w:bottom w:space="0" w:sz="0" w:val="nil"/>
-                <w:right w:space="0" w:sz="0" w:val="nil"/>
-                <w:between w:space="0" w:sz="0" w:val="nil"/>
-              </w:pBdr>
-              <w:shd w:fill="auto" w:val="clear"/>
-              <w:spacing w:after="0" w:before="0" w:line="276" w:lineRule="auto"/>
-              <w:ind w:left="0" w:right="0" w:firstLine="0"/>
               <w:jc w:val="center"/>
               <w:rPr/>
             </w:pPr>
@@ -8237,18 +6121,11 @@
         <w:tc>
           <w:tcPr>
             <w:tcBorders>
-              <w:top w:color="000000" w:space="0" w:sz="0" w:val="nil"/>
-              <w:left w:color="000000" w:space="0" w:sz="0" w:val="nil"/>
+              <w:top w:color="000000" w:space="0" w:sz="5" w:val="single"/>
+              <w:left w:color="000000" w:space="0" w:sz="5" w:val="single"/>
               <w:bottom w:color="000000" w:space="0" w:sz="5" w:val="single"/>
               <w:right w:color="000000" w:space="0" w:sz="5" w:val="single"/>
             </w:tcBorders>
-            <w:tcMar>
-              <w:top w:w="100.0" w:type="dxa"/>
-              <w:left w:w="100.0" w:type="dxa"/>
-              <w:bottom w:w="100.0" w:type="dxa"/>
-              <w:right w:w="100.0" w:type="dxa"/>
-            </w:tcMar>
-            <w:vAlign w:val="top"/>
           </w:tcPr>
           <w:p>
             <w:pPr>
@@ -8267,18 +6144,11 @@
         <w:tc>
           <w:tcPr>
             <w:tcBorders>
-              <w:top w:color="000000" w:space="0" w:sz="0" w:val="nil"/>
-              <w:left w:color="000000" w:space="0" w:sz="0" w:val="nil"/>
+              <w:top w:color="000000" w:space="0" w:sz="5" w:val="single"/>
+              <w:left w:color="000000" w:space="0" w:sz="5" w:val="single"/>
               <w:bottom w:color="000000" w:space="0" w:sz="5" w:val="single"/>
               <w:right w:color="000000" w:space="0" w:sz="5" w:val="single"/>
             </w:tcBorders>
-            <w:tcMar>
-              <w:top w:w="100.0" w:type="dxa"/>
-              <w:left w:w="100.0" w:type="dxa"/>
-              <w:bottom w:w="100.0" w:type="dxa"/>
-              <w:right w:w="100.0" w:type="dxa"/>
-            </w:tcMar>
-            <w:vAlign w:val="top"/>
           </w:tcPr>
           <w:p>
             <w:pPr>
@@ -8290,42 +6160,22 @@
               <w:rPr>
                 <w:rtl w:val="0"/>
               </w:rPr>
-              <w:t xml:space="preserve">$635.000</w:t>
-            </w:r>
-          </w:p>
-        </w:tc>
-        <w:tc>
-          <w:tcPr>
-            <w:tcBorders>
-              <w:top w:color="000000" w:space="0" w:sz="0" w:val="nil"/>
-              <w:left w:color="000000" w:space="0" w:sz="0" w:val="nil"/>
+              <w:t xml:space="preserve">$635 M</w:t>
+            </w:r>
+          </w:p>
+        </w:tc>
+        <w:tc>
+          <w:tcPr>
+            <w:tcBorders>
+              <w:top w:color="000000" w:space="0" w:sz="5" w:val="single"/>
+              <w:left w:color="000000" w:space="0" w:sz="5" w:val="single"/>
               <w:bottom w:color="000000" w:space="0" w:sz="5" w:val="single"/>
               <w:right w:color="000000" w:space="0" w:sz="5" w:val="single"/>
             </w:tcBorders>
-            <w:tcMar>
-              <w:top w:w="100.0" w:type="dxa"/>
-              <w:left w:w="100.0" w:type="dxa"/>
-              <w:bottom w:w="100.0" w:type="dxa"/>
-              <w:right w:w="100.0" w:type="dxa"/>
-            </w:tcMar>
-            <w:vAlign w:val="top"/>
-          </w:tcPr>
-          <w:p>
-            <w:pPr>
-              <w:keepNext w:val="0"/>
-              <w:keepLines w:val="0"/>
-              <w:pageBreakBefore w:val="0"/>
+          </w:tcPr>
+          <w:p>
+            <w:pPr>
               <w:widowControl w:val="0"/>
-              <w:pBdr>
-                <w:top w:space="0" w:sz="0" w:val="nil"/>
-                <w:left w:space="0" w:sz="0" w:val="nil"/>
-                <w:bottom w:space="0" w:sz="0" w:val="nil"/>
-                <w:right w:space="0" w:sz="0" w:val="nil"/>
-                <w:between w:space="0" w:sz="0" w:val="nil"/>
-              </w:pBdr>
-              <w:shd w:fill="auto" w:val="clear"/>
-              <w:spacing w:after="0" w:before="0" w:line="276" w:lineRule="auto"/>
-              <w:ind w:left="0" w:right="0" w:firstLine="0"/>
               <w:rPr/>
             </w:pPr>
             <w:r>
@@ -8340,24 +6190,17 @@
       <w:tr>
         <w:trPr>
           <w:cantSplit w:val="0"/>
-          <w:trHeight w:val="1745" w:hRule="atLeast"/>
+          <w:trHeight w:val="1701.287547120618" w:hRule="atLeast"/>
           <w:tblHeader w:val="0"/>
         </w:trPr>
         <w:tc>
           <w:tcPr>
             <w:tcBorders>
-              <w:top w:color="000000" w:space="0" w:sz="0" w:val="nil"/>
+              <w:top w:color="000000" w:space="0" w:sz="5" w:val="single"/>
               <w:left w:color="000000" w:space="0" w:sz="5" w:val="single"/>
               <w:bottom w:color="000000" w:space="0" w:sz="5" w:val="single"/>
               <w:right w:color="000000" w:space="0" w:sz="5" w:val="single"/>
             </w:tcBorders>
-            <w:tcMar>
-              <w:top w:w="100.0" w:type="dxa"/>
-              <w:left w:w="100.0" w:type="dxa"/>
-              <w:bottom w:w="100.0" w:type="dxa"/>
-              <w:right w:w="100.0" w:type="dxa"/>
-            </w:tcMar>
-            <w:vAlign w:val="top"/>
           </w:tcPr>
           <w:p>
             <w:pPr>
@@ -8376,18 +6219,11 @@
         <w:tc>
           <w:tcPr>
             <w:tcBorders>
-              <w:top w:color="000000" w:space="0" w:sz="0" w:val="nil"/>
-              <w:left w:color="000000" w:space="0" w:sz="0" w:val="nil"/>
+              <w:top w:color="000000" w:space="0" w:sz="5" w:val="single"/>
+              <w:left w:color="000000" w:space="0" w:sz="5" w:val="single"/>
               <w:bottom w:color="000000" w:space="0" w:sz="5" w:val="single"/>
               <w:right w:color="000000" w:space="0" w:sz="5" w:val="single"/>
             </w:tcBorders>
-            <w:tcMar>
-              <w:top w:w="100.0" w:type="dxa"/>
-              <w:left w:w="100.0" w:type="dxa"/>
-              <w:bottom w:w="100.0" w:type="dxa"/>
-              <w:right w:w="100.0" w:type="dxa"/>
-            </w:tcMar>
-            <w:vAlign w:val="top"/>
           </w:tcPr>
           <w:p>
             <w:pPr>
@@ -8406,18 +6242,11 @@
         <w:tc>
           <w:tcPr>
             <w:tcBorders>
-              <w:top w:color="000000" w:space="0" w:sz="0" w:val="nil"/>
-              <w:left w:color="000000" w:space="0" w:sz="0" w:val="nil"/>
+              <w:top w:color="000000" w:space="0" w:sz="5" w:val="single"/>
+              <w:left w:color="000000" w:space="0" w:sz="5" w:val="single"/>
               <w:bottom w:color="000000" w:space="0" w:sz="5" w:val="single"/>
               <w:right w:color="000000" w:space="0" w:sz="5" w:val="single"/>
             </w:tcBorders>
-            <w:tcMar>
-              <w:top w:w="100.0" w:type="dxa"/>
-              <w:left w:w="100.0" w:type="dxa"/>
-              <w:bottom w:w="100.0" w:type="dxa"/>
-              <w:right w:w="100.0" w:type="dxa"/>
-            </w:tcMar>
-            <w:vAlign w:val="top"/>
           </w:tcPr>
           <w:p>
             <w:pPr>
@@ -8429,42 +6258,22 @@
               <w:rPr>
                 <w:rtl w:val="0"/>
               </w:rPr>
-              <w:t xml:space="preserve">$212.000</w:t>
-            </w:r>
-          </w:p>
-        </w:tc>
-        <w:tc>
-          <w:tcPr>
-            <w:tcBorders>
-              <w:top w:color="000000" w:space="0" w:sz="0" w:val="nil"/>
-              <w:left w:color="000000" w:space="0" w:sz="0" w:val="nil"/>
+              <w:t xml:space="preserve">$212 M</w:t>
+            </w:r>
+          </w:p>
+        </w:tc>
+        <w:tc>
+          <w:tcPr>
+            <w:tcBorders>
+              <w:top w:color="000000" w:space="0" w:sz="5" w:val="single"/>
+              <w:left w:color="000000" w:space="0" w:sz="5" w:val="single"/>
               <w:bottom w:color="000000" w:space="0" w:sz="5" w:val="single"/>
               <w:right w:color="000000" w:space="0" w:sz="5" w:val="single"/>
             </w:tcBorders>
-            <w:tcMar>
-              <w:top w:w="100.0" w:type="dxa"/>
-              <w:left w:w="100.0" w:type="dxa"/>
-              <w:bottom w:w="100.0" w:type="dxa"/>
-              <w:right w:w="100.0" w:type="dxa"/>
-            </w:tcMar>
-            <w:vAlign w:val="top"/>
-          </w:tcPr>
-          <w:p>
-            <w:pPr>
-              <w:keepNext w:val="0"/>
-              <w:keepLines w:val="0"/>
-              <w:pageBreakBefore w:val="0"/>
+          </w:tcPr>
+          <w:p>
+            <w:pPr>
               <w:widowControl w:val="0"/>
-              <w:pBdr>
-                <w:top w:space="0" w:sz="0" w:val="nil"/>
-                <w:left w:space="0" w:sz="0" w:val="nil"/>
-                <w:bottom w:space="0" w:sz="0" w:val="nil"/>
-                <w:right w:space="0" w:sz="0" w:val="nil"/>
-                <w:between w:space="0" w:sz="0" w:val="nil"/>
-              </w:pBdr>
-              <w:shd w:fill="auto" w:val="clear"/>
-              <w:spacing w:after="0" w:before="0" w:line="276" w:lineRule="auto"/>
-              <w:ind w:left="0" w:right="0" w:firstLine="0"/>
               <w:rPr/>
             </w:pPr>
             <w:r>
@@ -8479,24 +6288,17 @@
       <w:tr>
         <w:trPr>
           <w:cantSplit w:val="0"/>
-          <w:trHeight w:val="485" w:hRule="atLeast"/>
+          <w:trHeight w:val="576.3529783782394" w:hRule="atLeast"/>
           <w:tblHeader w:val="0"/>
         </w:trPr>
         <w:tc>
           <w:tcPr>
             <w:tcBorders>
-              <w:top w:color="000000" w:space="0" w:sz="0" w:val="nil"/>
+              <w:top w:color="000000" w:space="0" w:sz="5" w:val="single"/>
               <w:left w:color="000000" w:space="0" w:sz="5" w:val="single"/>
               <w:bottom w:color="000000" w:space="0" w:sz="5" w:val="single"/>
               <w:right w:color="000000" w:space="0" w:sz="5" w:val="single"/>
             </w:tcBorders>
-            <w:tcMar>
-              <w:top w:w="100.0" w:type="dxa"/>
-              <w:left w:w="100.0" w:type="dxa"/>
-              <w:bottom w:w="100.0" w:type="dxa"/>
-              <w:right w:w="100.0" w:type="dxa"/>
-            </w:tcMar>
-            <w:vAlign w:val="top"/>
           </w:tcPr>
           <w:p>
             <w:pPr>
@@ -8520,18 +6322,11 @@
         <w:tc>
           <w:tcPr>
             <w:tcBorders>
-              <w:top w:color="000000" w:space="0" w:sz="0" w:val="nil"/>
-              <w:left w:color="000000" w:space="0" w:sz="0" w:val="nil"/>
+              <w:top w:color="000000" w:space="0" w:sz="5" w:val="single"/>
+              <w:left w:color="000000" w:space="0" w:sz="5" w:val="single"/>
               <w:bottom w:color="000000" w:space="0" w:sz="5" w:val="single"/>
               <w:right w:color="000000" w:space="0" w:sz="5" w:val="single"/>
             </w:tcBorders>
-            <w:tcMar>
-              <w:top w:w="100.0" w:type="dxa"/>
-              <w:left w:w="100.0" w:type="dxa"/>
-              <w:bottom w:w="100.0" w:type="dxa"/>
-              <w:right w:w="100.0" w:type="dxa"/>
-            </w:tcMar>
-            <w:vAlign w:val="top"/>
           </w:tcPr>
           <w:p>
             <w:pPr>
@@ -8555,18 +6350,11 @@
         <w:tc>
           <w:tcPr>
             <w:tcBorders>
-              <w:top w:color="000000" w:space="0" w:sz="0" w:val="nil"/>
-              <w:left w:color="000000" w:space="0" w:sz="0" w:val="nil"/>
+              <w:top w:color="000000" w:space="0" w:sz="5" w:val="single"/>
+              <w:left w:color="000000" w:space="0" w:sz="5" w:val="single"/>
               <w:bottom w:color="000000" w:space="0" w:sz="5" w:val="single"/>
               <w:right w:color="000000" w:space="0" w:sz="5" w:val="single"/>
             </w:tcBorders>
-            <w:tcMar>
-              <w:top w:w="100.0" w:type="dxa"/>
-              <w:left w:w="100.0" w:type="dxa"/>
-              <w:bottom w:w="100.0" w:type="dxa"/>
-              <w:right w:w="100.0" w:type="dxa"/>
-            </w:tcMar>
-            <w:vAlign w:val="top"/>
           </w:tcPr>
           <w:p>
             <w:pPr>
@@ -8583,25 +6371,18 @@
                 <w:bCs w:val="1"/>
                 <w:rtl w:val="0"/>
               </w:rPr>
-              <w:t xml:space="preserve">$4.235.000</w:t>
-            </w:r>
-          </w:p>
-        </w:tc>
-        <w:tc>
-          <w:tcPr>
-            <w:tcBorders>
-              <w:top w:color="000000" w:space="0" w:sz="0" w:val="nil"/>
-              <w:left w:color="000000" w:space="0" w:sz="0" w:val="nil"/>
+              <w:t xml:space="preserve">$4.235 M</w:t>
+            </w:r>
+          </w:p>
+        </w:tc>
+        <w:tc>
+          <w:tcPr>
+            <w:tcBorders>
+              <w:top w:color="000000" w:space="0" w:sz="5" w:val="single"/>
+              <w:left w:color="000000" w:space="0" w:sz="5" w:val="single"/>
               <w:bottom w:color="000000" w:space="0" w:sz="0" w:val="nil"/>
               <w:right w:color="000000" w:space="0" w:sz="0" w:val="nil"/>
             </w:tcBorders>
-            <w:tcMar>
-              <w:top w:w="100.0" w:type="dxa"/>
-              <w:left w:w="100.0" w:type="dxa"/>
-              <w:bottom w:w="100.0" w:type="dxa"/>
-              <w:right w:w="100.0" w:type="dxa"/>
-            </w:tcMar>
-            <w:vAlign w:val="top"/>
           </w:tcPr>
           <w:p>
             <w:pPr>
@@ -8652,27 +6433,16 @@
         </w:rPr>
         <w:t xml:space="preserve">.</w:t>
       </w:r>
-      <w:r>
-        <w:rPr>
-          <w:rtl w:val="0"/>
-        </w:rPr>
-      </w:r>
     </w:p>
     <w:p>
       <w:pPr>
         <w:pStyle w:val="Heading3"/>
-        <w:shd w:fill="ffffff" w:val="clear"/>
-        <w:spacing w:after="200" w:line="360" w:lineRule="auto"/>
-        <w:jc w:val="both"/>
-        <w:rPr>
-          <w:color w:val="000000"/>
-        </w:rPr>
-      </w:pPr>
-      <w:bookmarkStart w:colFirst="0" w:colLast="0" w:name="_78msk3eu0yzq" w:id="18"/>
-      <w:bookmarkEnd w:id="18"/>
-      <w:r>
-        <w:rPr>
-          <w:color w:val="000000"/>
+        <w:rPr/>
+      </w:pPr>
+      <w:bookmarkStart w:colFirst="0" w:colLast="0" w:name="_78msk3eu0yzq" w:id="19"/>
+      <w:bookmarkEnd w:id="19"/>
+      <w:r>
+        <w:rPr>
           <w:rtl w:val="0"/>
         </w:rPr>
         <w:t xml:space="preserve">   2.3)</w:t>
@@ -8805,27 +6575,16 @@
         </w:rPr>
         <w:t xml:space="preserve"> Herramientas de mano estándar, extractores de rodamientos, dinamómetros, e instrumental de medición (calibres, micrómetros). Elementos para trabajo seguro (bloqueos LOTO).</w:t>
       </w:r>
-      <w:r>
-        <w:rPr>
-          <w:rtl w:val="0"/>
-        </w:rPr>
-      </w:r>
     </w:p>
     <w:p>
       <w:pPr>
         <w:pStyle w:val="Heading3"/>
-        <w:shd w:fill="ffffff" w:val="clear"/>
-        <w:spacing w:after="200" w:line="360" w:lineRule="auto"/>
-        <w:jc w:val="both"/>
-        <w:rPr>
-          <w:color w:val="000000"/>
-        </w:rPr>
-      </w:pPr>
-      <w:bookmarkStart w:colFirst="0" w:colLast="0" w:name="_ar49rh5bzu7n" w:id="19"/>
-      <w:bookmarkEnd w:id="19"/>
-      <w:r>
-        <w:rPr>
-          <w:color w:val="000000"/>
+        <w:rPr/>
+      </w:pPr>
+      <w:bookmarkStart w:colFirst="0" w:colLast="0" w:name="_ar49rh5bzu7n" w:id="20"/>
+      <w:bookmarkEnd w:id="20"/>
+      <w:r>
+        <w:rPr>
           <w:rtl w:val="0"/>
         </w:rPr>
         <w:t xml:space="preserve">   2.4)</w:t>
@@ -8834,7 +6593,6 @@
       </w:r>
       <w:r>
         <w:rPr>
-          <w:color w:val="000000"/>
           <w:rtl w:val="0"/>
         </w:rPr>
         <w:t xml:space="preserve">.</w:t>
@@ -8862,9 +6620,6 @@
         <w:spacing w:after="0" w:afterAutospacing="0" w:line="360" w:lineRule="auto"/>
         <w:ind w:left="720" w:hanging="360"/>
         <w:jc w:val="both"/>
-        <w:rPr>
-          <w:u w:val="none"/>
-        </w:rPr>
       </w:pPr>
       <w:r>
         <w:rPr>
@@ -8930,27 +6685,16 @@
         </w:rPr>
         <w:t xml:space="preserve"> Enfocado en los equipos en "etapa de desgaste". El Horno Sovema (12 años) requiere inspecciones termográficas para detectar fugas de calor por fatiga de materiales. Las lavadoras MAC (15 años) requirieron mantenimiento correctivo debido a que emitían 81 dBA, instalándose aislamiento térmico y sonoro para cumplir con normativas.</w:t>
       </w:r>
-      <w:r>
-        <w:rPr>
-          <w:rtl w:val="0"/>
-        </w:rPr>
-      </w:r>
     </w:p>
     <w:p>
       <w:pPr>
         <w:pStyle w:val="Heading3"/>
-        <w:shd w:fill="ffffff" w:val="clear"/>
-        <w:spacing w:after="200" w:line="360" w:lineRule="auto"/>
-        <w:jc w:val="both"/>
-        <w:rPr>
-          <w:color w:val="000000"/>
-        </w:rPr>
-      </w:pPr>
-      <w:bookmarkStart w:colFirst="0" w:colLast="0" w:name="_tyw1cmmw152t" w:id="20"/>
-      <w:bookmarkEnd w:id="20"/>
-      <w:r>
-        <w:rPr>
-          <w:color w:val="000000"/>
+        <w:rPr/>
+      </w:pPr>
+      <w:bookmarkStart w:colFirst="0" w:colLast="0" w:name="_tyw1cmmw152t" w:id="21"/>
+      <w:bookmarkEnd w:id="21"/>
+      <w:r>
+        <w:rPr>
           <w:rtl w:val="0"/>
         </w:rPr>
         <w:t xml:space="preserve">   2.5)</w:t>
@@ -8984,27 +6728,16 @@
         </w:rPr>
         <w:t xml:space="preserve">. Es altamente probable que utilicen un software CMMS (Computerized Maintenance Management System) o un módulo de gestión de mantenimiento integrado a su ERP. Este sistema centraliza la generación de Órdenes de Trabajo (OT), el registro de tiempos de parada, el historial de fallas por máquina y la programación automática de las rutinas preventivas semanales y mensuales. </w:t>
       </w:r>
-      <w:r>
-        <w:rPr>
-          <w:rtl w:val="0"/>
-        </w:rPr>
-      </w:r>
     </w:p>
     <w:p>
       <w:pPr>
         <w:pStyle w:val="Heading3"/>
-        <w:shd w:fill="ffffff" w:val="clear"/>
-        <w:spacing w:after="200" w:line="360" w:lineRule="auto"/>
-        <w:jc w:val="both"/>
-        <w:rPr>
-          <w:color w:val="000000"/>
-        </w:rPr>
-      </w:pPr>
-      <w:bookmarkStart w:colFirst="0" w:colLast="0" w:name="_5l5tnbgvguil" w:id="21"/>
-      <w:bookmarkEnd w:id="21"/>
-      <w:r>
-        <w:rPr>
-          <w:color w:val="000000"/>
+        <w:rPr/>
+      </w:pPr>
+      <w:bookmarkStart w:colFirst="0" w:colLast="0" w:name="_5l5tnbgvguil" w:id="22"/>
+      <w:bookmarkEnd w:id="22"/>
+      <w:r>
+        <w:rPr>
           <w:rtl w:val="0"/>
         </w:rPr>
         <w:t xml:space="preserve">   2.6)</w:t>
@@ -9053,27 +6786,16 @@
         </w:rPr>
         <w:t xml:space="preserve"> Órdenes de Trabajo (OT) emitidas y cerradas diariamente, reportes de turnos, check-lists de inspección de los sistemas de ventilación y extracción (críticos por las concentraciones de vapor de ácido sulfúrico), inventarios móviles del pañol y registros de bloqueos (LOTO) de energías peligrosas.</w:t>
       </w:r>
-      <w:r>
-        <w:rPr>
-          <w:rtl w:val="0"/>
-        </w:rPr>
-      </w:r>
     </w:p>
     <w:p>
       <w:pPr>
         <w:pStyle w:val="Heading3"/>
-        <w:shd w:fill="ffffff" w:val="clear"/>
-        <w:spacing w:after="200" w:line="360" w:lineRule="auto"/>
-        <w:jc w:val="both"/>
-        <w:rPr>
-          <w:color w:val="000000"/>
-        </w:rPr>
-      </w:pPr>
-      <w:bookmarkStart w:colFirst="0" w:colLast="0" w:name="_ri6nhxh68hb6" w:id="22"/>
-      <w:bookmarkEnd w:id="22"/>
-      <w:r>
-        <w:rPr>
-          <w:color w:val="000000"/>
+        <w:rPr/>
+      </w:pPr>
+      <w:bookmarkStart w:colFirst="0" w:colLast="0" w:name="_ri6nhxh68hb6" w:id="23"/>
+      <w:bookmarkEnd w:id="23"/>
+      <w:r>
+        <w:rPr>
           <w:rtl w:val="0"/>
         </w:rPr>
         <w:t xml:space="preserve">   2.7)</w:t>
@@ -9121,19 +6843,14 @@
         </w:rPr>
         <w:t xml:space="preserve">. Si bien el Jefe de mantenimiento define los máximos, mínimos y puntos de pedido de repuestos críticos, la administración del stock es ejecutada por el pañolero mediante el sistema ERP de la compañía, registrando los retiros contra un número de OT para costear correctamente las intervenciones. </w:t>
       </w:r>
-      <w:r>
-        <w:rPr>
-          <w:rtl w:val="0"/>
-        </w:rPr>
-      </w:r>
     </w:p>
     <w:p>
       <w:pPr>
         <w:pStyle w:val="Heading3"/>
         <w:rPr/>
       </w:pPr>
-      <w:bookmarkStart w:colFirst="0" w:colLast="0" w:name="_sboya4qofu03" w:id="23"/>
-      <w:bookmarkEnd w:id="23"/>
+      <w:bookmarkStart w:colFirst="0" w:colLast="0" w:name="_sboya4qofu03" w:id="24"/>
+      <w:bookmarkEnd w:id="24"/>
       <w:r>
         <w:rPr>
           <w:rtl w:val="0"/>
@@ -9291,26 +7008,16 @@
         </w:rPr>
         <w:t xml:space="preserve">Mantenimiento preventivo de los motores de los 4 extractores de aire, asegurando que las correas no resbalen y que los sistemas de ventilación operen en su punto de mayor eficiencia electromecánica para combatir la elevada carga térmica.</w:t>
       </w:r>
-      <w:r>
-        <w:rPr>
-          <w:rtl w:val="0"/>
-        </w:rPr>
-      </w:r>
     </w:p>
     <w:p>
       <w:pPr>
         <w:pStyle w:val="Heading3"/>
-        <w:shd w:fill="ffffff" w:val="clear"/>
-        <w:spacing w:after="200" w:line="360" w:lineRule="auto"/>
-        <w:rPr>
-          <w:color w:val="000000"/>
-        </w:rPr>
-      </w:pPr>
-      <w:bookmarkStart w:colFirst="0" w:colLast="0" w:name="_17fz86fvd7iu" w:id="24"/>
-      <w:bookmarkEnd w:id="24"/>
-      <w:r>
-        <w:rPr>
-          <w:color w:val="000000"/>
+        <w:rPr/>
+      </w:pPr>
+      <w:bookmarkStart w:colFirst="0" w:colLast="0" w:name="_17fz86fvd7iu" w:id="25"/>
+      <w:bookmarkEnd w:id="25"/>
+      <w:r>
+        <w:rPr>
           <w:rtl w:val="0"/>
         </w:rPr>
         <w:t xml:space="preserve">   2.9)</w:t>
@@ -9370,8 +7077,8 @@
         <w:pStyle w:val="Heading2"/>
         <w:rPr/>
       </w:pPr>
-      <w:bookmarkStart w:colFirst="0" w:colLast="0" w:name="_ef5n4lo4czx7" w:id="25"/>
-      <w:bookmarkEnd w:id="25"/>
+      <w:bookmarkStart w:colFirst="0" w:colLast="0" w:name="_ef5n4lo4czx7" w:id="26"/>
+      <w:bookmarkEnd w:id="26"/>
       <w:r>
         <w:rPr>
           <w:rtl w:val="0"/>
@@ -9386,8 +7093,8 @@
           <w:highlight w:val="yellow"/>
         </w:rPr>
       </w:pPr>
-      <w:bookmarkStart w:colFirst="0" w:colLast="0" w:name="_hb2z0x9hqigh" w:id="26"/>
-      <w:bookmarkEnd w:id="26"/>
+      <w:bookmarkStart w:colFirst="0" w:colLast="0" w:name="_hb2z0x9hqigh" w:id="27"/>
+      <w:bookmarkEnd w:id="27"/>
       <w:commentRangeStart w:id="0"/>
       <w:r>
         <w:rPr>
@@ -9429,8 +7136,8 @@
           <w:color w:val="000000"/>
         </w:rPr>
       </w:pPr>
-      <w:bookmarkStart w:colFirst="0" w:colLast="0" w:name="_4mgykd1suj4x" w:id="27"/>
-      <w:bookmarkEnd w:id="27"/>
+      <w:bookmarkStart w:colFirst="0" w:colLast="0" w:name="_4mgykd1suj4x" w:id="28"/>
+      <w:bookmarkEnd w:id="28"/>
       <w:r>
         <w:rPr>
           <w:color w:val="000000"/>
@@ -9471,9 +7178,6 @@
         </w:numPr>
         <w:ind w:left="720" w:hanging="360"/>
         <w:jc w:val="both"/>
-        <w:rPr>
-          <w:u w:val="none"/>
-        </w:rPr>
       </w:pPr>
       <w:r>
         <w:rPr>
@@ -9490,9 +7194,6 @@
         </w:numPr>
         <w:ind w:left="720" w:hanging="360"/>
         <w:jc w:val="both"/>
-        <w:rPr>
-          <w:u w:val="none"/>
-        </w:rPr>
       </w:pPr>
       <w:r>
         <w:rPr>
@@ -9509,9 +7210,6 @@
         </w:numPr>
         <w:ind w:left="720" w:hanging="360"/>
         <w:jc w:val="both"/>
-        <w:rPr>
-          <w:u w:val="none"/>
-        </w:rPr>
       </w:pPr>
       <w:r>
         <w:rPr>
@@ -9539,8 +7237,8 @@
           <w:color w:val="000000"/>
         </w:rPr>
       </w:pPr>
-      <w:bookmarkStart w:colFirst="0" w:colLast="0" w:name="_z5irjjg925kc" w:id="28"/>
-      <w:bookmarkEnd w:id="28"/>
+      <w:bookmarkStart w:colFirst="0" w:colLast="0" w:name="_z5irjjg925kc" w:id="29"/>
+      <w:bookmarkEnd w:id="29"/>
       <w:r>
         <w:rPr>
           <w:color w:val="000000"/>
@@ -9580,9 +7278,6 @@
         </w:numPr>
         <w:ind w:left="720" w:hanging="360"/>
         <w:jc w:val="both"/>
-        <w:rPr>
-          <w:u w:val="none"/>
-        </w:rPr>
       </w:pPr>
       <w:r>
         <w:rPr>
@@ -9599,9 +7294,6 @@
         </w:numPr>
         <w:ind w:left="720" w:hanging="360"/>
         <w:jc w:val="both"/>
-        <w:rPr>
-          <w:u w:val="none"/>
-        </w:rPr>
       </w:pPr>
       <w:r>
         <w:rPr>
@@ -9618,9 +7310,6 @@
         </w:numPr>
         <w:ind w:left="720" w:hanging="360"/>
         <w:jc w:val="both"/>
-        <w:rPr>
-          <w:u w:val="none"/>
-        </w:rPr>
       </w:pPr>
       <w:r>
         <w:rPr>
@@ -9637,9 +7326,6 @@
         </w:numPr>
         <w:ind w:left="720" w:hanging="360"/>
         <w:jc w:val="both"/>
-        <w:rPr>
-          <w:u w:val="none"/>
-        </w:rPr>
       </w:pPr>
       <w:r>
         <w:rPr>
@@ -9667,8 +7353,8 @@
           <w:color w:val="000000"/>
         </w:rPr>
       </w:pPr>
-      <w:bookmarkStart w:colFirst="0" w:colLast="0" w:name="_brxwktoha7d6" w:id="29"/>
-      <w:bookmarkEnd w:id="29"/>
+      <w:bookmarkStart w:colFirst="0" w:colLast="0" w:name="_brxwktoha7d6" w:id="30"/>
+      <w:bookmarkEnd w:id="30"/>
       <w:r>
         <w:rPr>
           <w:color w:val="000000"/>
@@ -9758,7 +7444,6 @@
         </w:numPr>
         <w:ind w:left="720" w:hanging="360"/>
         <w:jc w:val="both"/>
-        <w:rPr/>
       </w:pPr>
       <w:r>
         <w:rPr>
@@ -9775,9 +7460,6 @@
         </w:numPr>
         <w:ind w:left="720" w:hanging="360"/>
         <w:jc w:val="both"/>
-        <w:rPr>
-          <w:u w:val="none"/>
-        </w:rPr>
       </w:pPr>
       <w:r>
         <w:rPr>
@@ -9794,9 +7476,6 @@
         </w:numPr>
         <w:ind w:left="720" w:hanging="360"/>
         <w:jc w:val="both"/>
-        <w:rPr>
-          <w:u w:val="none"/>
-        </w:rPr>
       </w:pPr>
       <w:r>
         <w:rPr>
@@ -9886,7 +7565,6 @@
         </w:numPr>
         <w:ind w:left="720" w:hanging="360"/>
         <w:jc w:val="both"/>
-        <w:rPr/>
       </w:pPr>
       <w:r>
         <w:rPr>
@@ -9903,7 +7581,6 @@
         </w:numPr>
         <w:ind w:left="720" w:hanging="360"/>
         <w:jc w:val="both"/>
-        <w:rPr/>
       </w:pPr>
       <w:r>
         <w:rPr>
@@ -9920,7 +7597,6 @@
         </w:numPr>
         <w:ind w:left="720" w:hanging="360"/>
         <w:jc w:val="both"/>
-        <w:rPr/>
       </w:pPr>
       <w:r>
         <w:rPr>
@@ -10021,7 +7697,6 @@
         </w:numPr>
         <w:ind w:left="720" w:hanging="360"/>
         <w:jc w:val="both"/>
-        <w:rPr/>
       </w:pPr>
       <w:r>
         <w:rPr>
@@ -10038,7 +7713,6 @@
         </w:numPr>
         <w:ind w:left="720" w:hanging="360"/>
         <w:jc w:val="both"/>
-        <w:rPr/>
       </w:pPr>
       <w:r>
         <w:rPr>
@@ -10055,7 +7729,6 @@
         </w:numPr>
         <w:ind w:left="720" w:hanging="360"/>
         <w:jc w:val="both"/>
-        <w:rPr/>
       </w:pPr>
       <w:r>
         <w:rPr>
@@ -10149,7 +7822,6 @@
         </w:numPr>
         <w:ind w:left="720" w:hanging="360"/>
         <w:jc w:val="both"/>
-        <w:rPr/>
       </w:pPr>
       <w:r>
         <w:rPr>
@@ -10166,7 +7838,6 @@
         </w:numPr>
         <w:ind w:left="720" w:hanging="360"/>
         <w:jc w:val="both"/>
-        <w:rPr/>
       </w:pPr>
       <w:r>
         <w:rPr>
@@ -10183,7 +7854,6 @@
         </w:numPr>
         <w:ind w:left="720" w:hanging="360"/>
         <w:jc w:val="both"/>
-        <w:rPr/>
       </w:pPr>
       <w:r>
         <w:rPr>
@@ -10224,8 +7894,8 @@
           <w:highlight w:val="yellow"/>
         </w:rPr>
       </w:pPr>
-      <w:bookmarkStart w:colFirst="0" w:colLast="0" w:name="_ppitxg9du3i6" w:id="30"/>
-      <w:bookmarkEnd w:id="30"/>
+      <w:bookmarkStart w:colFirst="0" w:colLast="0" w:name="_ppitxg9du3i6" w:id="31"/>
+      <w:bookmarkEnd w:id="31"/>
       <w:r>
         <w:rPr>
           <w:highlight w:val="yellow"/>
@@ -10244,8 +7914,8 @@
           <w:color w:val="000000"/>
         </w:rPr>
       </w:pPr>
-      <w:bookmarkStart w:colFirst="0" w:colLast="0" w:name="_84femp6zgsr2" w:id="31"/>
-      <w:bookmarkEnd w:id="31"/>
+      <w:bookmarkStart w:colFirst="0" w:colLast="0" w:name="_84femp6zgsr2" w:id="32"/>
+      <w:bookmarkEnd w:id="32"/>
       <w:r>
         <w:rPr>
           <w:color w:val="000000"/>
@@ -10262,7 +7932,6 @@
         </w:numPr>
         <w:spacing w:after="240" w:lineRule="auto"/>
         <w:ind w:left="720" w:hanging="360"/>
-        <w:rPr/>
       </w:pPr>
       <w:r>
         <w:rPr>
@@ -10276,7 +7945,7 @@
     <w:p>
       <w:pPr>
         <w:spacing w:after="240" w:lineRule="auto"/>
-        <w:ind w:left="0" w:firstLine="720"/>
+        <w:ind w:firstLine="720"/>
         <w:rPr/>
       </w:pPr>
       <w:r>
@@ -10294,7 +7963,6 @@
         </w:numPr>
         <w:spacing w:after="0" w:afterAutospacing="0" w:lineRule="auto"/>
         <w:ind w:left="1440" w:hanging="360"/>
-        <w:rPr/>
       </w:pPr>
       <w:r>
         <w:rPr>
@@ -10311,7 +7979,6 @@
         </w:numPr>
         <w:spacing w:after="0" w:afterAutospacing="0" w:lineRule="auto"/>
         <w:ind w:left="1440" w:hanging="360"/>
-        <w:rPr/>
       </w:pPr>
       <w:r>
         <w:rPr>
@@ -10328,145 +7995,91 @@
         </w:numPr>
         <w:spacing w:after="240" w:lineRule="auto"/>
         <w:ind w:left="1440" w:hanging="360"/>
+      </w:pPr>
+      <w:r>
+        <w:rPr>
+          <w:rtl w:val="0"/>
+        </w:rPr>
+        <w:t xml:space="preserve">6 Técnicos Mecánicos y 6 Técnicos Electricistas/Electrónicos de la planta.</w:t>
+      </w:r>
+    </w:p>
+    <w:p>
+      <w:pPr>
+        <w:spacing w:after="240" w:lineRule="auto"/>
         <w:rPr/>
       </w:pPr>
       <w:r>
         <w:rPr>
           <w:rtl w:val="0"/>
         </w:rPr>
-        <w:t xml:space="preserve">6 Técnicos Mecánicos y 6 Técnicos Electricistas/Electrónicos de la planta.</w:t>
+        <w:t xml:space="preserve">De los técnicos mecánicos, cuatro estarán avocados dedicados a las tareas de montaje y modificaciones físicas de la reingeniería (ductos, bombas, garras KUKA y motorreductores), mientras que los otros dos serán asignados de forma permanente a la cobertura del mantenimiento de rutina y guardia de la producción diaria.</w:t>
       </w:r>
     </w:p>
     <w:p>
       <w:pPr>
         <w:spacing w:after="240" w:lineRule="auto"/>
-        <w:ind w:left="0" w:firstLine="0"/>
         <w:rPr/>
       </w:pPr>
       <w:r>
         <w:rPr>
           <w:rtl w:val="0"/>
         </w:rPr>
-        <w:t xml:space="preserve">De los técnicos mecánicos, cuatro estarán avocados dedicados a las tareas de montaje y modificaciones físicas de la reingeniería (ductos, bombas, garras KUKA y motorreductores), mientras que los otros dos serán asignados de forma permanente a la cobertura del mantenimiento de rutina y guardia de la producción diaria.</w:t>
+        <w:t xml:space="preserve">Por el lado de los técnicos electricistas, cuatros se dedicarán al cableado, montaje de VDFs, pirómetros y tableros IP66 de la reingeniería, y los otros dos estarán dedicados a la guardia operativa y atención de emergencias/preventivos de línea en producción.</w:t>
       </w:r>
     </w:p>
     <w:p>
       <w:pPr>
         <w:spacing w:after="240" w:lineRule="auto"/>
-        <w:ind w:left="0" w:firstLine="0"/>
+        <w:ind w:firstLine="720"/>
         <w:rPr/>
       </w:pPr>
       <w:r>
         <w:rPr>
           <w:rtl w:val="0"/>
         </w:rPr>
-        <w:t xml:space="preserve">Por el lado de los técnicos electricistas, cuatros se dedicarán al cableado, montaje de VDFs, pirómetros y tableros IP66 de la reingeniería, y los otros dos estarán dedicados a la guardia operativa y atención de emergencias/preventivos de línea en producción.</w:t>
-      </w:r>
-    </w:p>
-    <w:p>
-      <w:pPr>
-        <w:spacing w:after="240" w:lineRule="auto"/>
-        <w:ind w:left="0" w:firstLine="720"/>
-        <w:rPr/>
-      </w:pPr>
-      <w:r>
-        <w:rPr>
-          <w:rtl w:val="0"/>
-        </w:rPr>
         <w:t xml:space="preserve">Tercerizados:</w:t>
       </w:r>
     </w:p>
     <w:p>
       <w:pPr>
-        <w:keepNext w:val="0"/>
-        <w:keepLines w:val="0"/>
-        <w:pageBreakBefore w:val="0"/>
-        <w:widowControl w:val="1"/>
         <w:numPr>
           <w:ilvl w:val="1"/>
           <w:numId w:val="9"/>
         </w:numPr>
-        <w:pBdr>
-          <w:top w:space="0" w:sz="0" w:val="nil"/>
-          <w:left w:space="0" w:sz="0" w:val="nil"/>
-          <w:bottom w:space="0" w:sz="0" w:val="nil"/>
-          <w:right w:space="0" w:sz="0" w:val="nil"/>
-          <w:between w:space="0" w:sz="0" w:val="nil"/>
-        </w:pBdr>
-        <w:shd w:fill="auto" w:val="clear"/>
-        <w:spacing w:after="0" w:afterAutospacing="0" w:before="0" w:line="276" w:lineRule="auto"/>
-        <w:ind w:left="1440" w:right="0" w:hanging="360"/>
-        <w:jc w:val="left"/>
-      </w:pPr>
-      <w:r>
-        <w:rPr>
-          <w:rtl w:val="0"/>
-        </w:rPr>
-        <w:t xml:space="preserve">1 Empresa especializada en instalaciones plásticas industriales (instalación de ductos PRFV/PP y </w:t>
-      </w:r>
-      <w:r>
-        <w:rPr>
-          <w:rtl w:val="0"/>
-        </w:rPr>
-        <w:t xml:space="preserve">Scrubber</w:t>
-      </w:r>
-      <w:r>
-        <w:rPr>
-          <w:rtl w:val="0"/>
-        </w:rPr>
-        <w:t xml:space="preserve">)</w:t>
-      </w:r>
-    </w:p>
-    <w:p>
-      <w:pPr>
-        <w:keepNext w:val="0"/>
-        <w:keepLines w:val="0"/>
-        <w:pageBreakBefore w:val="0"/>
-        <w:widowControl w:val="1"/>
+        <w:spacing w:after="0" w:afterAutospacing="0" w:lineRule="auto"/>
+        <w:ind w:left="1440" w:hanging="360"/>
+      </w:pPr>
+      <w:r>
+        <w:rPr>
+          <w:rtl w:val="0"/>
+        </w:rPr>
+        <w:t xml:space="preserve">1 Empresa especializada en instalaciones plásticas industriales (instalación de ductos PRFV/PP y Scrubber)</w:t>
+      </w:r>
+    </w:p>
+    <w:p>
+      <w:pPr>
         <w:numPr>
           <w:ilvl w:val="1"/>
           <w:numId w:val="9"/>
         </w:numPr>
-        <w:pBdr>
-          <w:top w:space="0" w:sz="0" w:val="nil"/>
-          <w:left w:space="0" w:sz="0" w:val="nil"/>
-          <w:bottom w:space="0" w:sz="0" w:val="nil"/>
-          <w:right w:space="0" w:sz="0" w:val="nil"/>
-          <w:between w:space="0" w:sz="0" w:val="nil"/>
-        </w:pBdr>
-        <w:shd w:fill="auto" w:val="clear"/>
-        <w:spacing w:after="0" w:afterAutospacing="0" w:before="0" w:line="276" w:lineRule="auto"/>
-        <w:ind w:left="1440" w:right="0" w:hanging="360"/>
-        <w:jc w:val="left"/>
-      </w:pPr>
-      <w:r>
-        <w:rPr>
-          <w:rtl w:val="0"/>
-        </w:rPr>
-        <w:t xml:space="preserve">1 Integrador de Automatización y SCADA (configuración de VDF, sensores infrarrojos y presurización de celda KUKA)</w:t>
-      </w:r>
-    </w:p>
-    <w:p>
-      <w:pPr>
-        <w:keepNext w:val="0"/>
-        <w:keepLines w:val="0"/>
-        <w:pageBreakBefore w:val="0"/>
-        <w:widowControl w:val="1"/>
+        <w:spacing w:after="0" w:afterAutospacing="0" w:lineRule="auto"/>
+        <w:ind w:left="1440" w:hanging="360"/>
+      </w:pPr>
+      <w:r>
+        <w:rPr>
+          <w:rtl w:val="0"/>
+        </w:rPr>
+        <w:t xml:space="preserve">1 Integrador de automatización y SCADA (configuración de VDF, sensores infrarrojos y presurización de celda KUKA)</w:t>
+      </w:r>
+    </w:p>
+    <w:p>
+      <w:pPr>
         <w:numPr>
           <w:ilvl w:val="1"/>
           <w:numId w:val="9"/>
         </w:numPr>
-        <w:pBdr>
-          <w:top w:space="0" w:sz="0" w:val="nil"/>
-          <w:left w:space="0" w:sz="0" w:val="nil"/>
-          <w:bottom w:space="0" w:sz="0" w:val="nil"/>
-          <w:right w:space="0" w:sz="0" w:val="nil"/>
-          <w:between w:space="0" w:sz="0" w:val="nil"/>
-        </w:pBdr>
-        <w:shd w:fill="auto" w:val="clear"/>
-        <w:spacing w:after="240" w:before="0" w:line="276" w:lineRule="auto"/>
-        <w:ind w:left="1440" w:right="0" w:hanging="360"/>
-        <w:jc w:val="left"/>
+        <w:spacing w:after="240" w:lineRule="auto"/>
+        <w:ind w:left="1440" w:hanging="360"/>
       </w:pPr>
       <w:r>
         <w:rPr>
@@ -10508,7 +8121,6 @@
         </w:numPr>
         <w:spacing w:after="0" w:afterAutospacing="0" w:lineRule="auto"/>
         <w:ind w:left="720" w:hanging="360"/>
-        <w:rPr/>
       </w:pPr>
       <w:r>
         <w:rPr>
@@ -10516,7 +8128,7 @@
           <w:bCs w:val="1"/>
           <w:rtl w:val="0"/>
         </w:rPr>
-        <w:t xml:space="preserve">Recursos Técnicos y Materiales:</w:t>
+        <w:t xml:space="preserve">Recursos técnicos y materiales:</w:t>
       </w:r>
     </w:p>
     <w:p>
@@ -10527,7 +8139,6 @@
         </w:numPr>
         <w:spacing w:after="0" w:afterAutospacing="0" w:lineRule="auto"/>
         <w:ind w:left="1440" w:hanging="360"/>
-        <w:rPr/>
       </w:pPr>
       <w:r>
         <w:rPr>
@@ -10544,7 +8155,6 @@
         </w:numPr>
         <w:spacing w:after="240" w:lineRule="auto"/>
         <w:ind w:left="1440" w:hanging="360"/>
-        <w:rPr/>
       </w:pPr>
       <w:r>
         <w:rPr>
@@ -10556,7 +8166,6 @@
     <w:p>
       <w:pPr>
         <w:spacing w:after="240" w:lineRule="auto"/>
-        <w:ind w:left="0" w:firstLine="0"/>
         <w:rPr/>
       </w:pPr>
       <w:r>
@@ -10573,7 +8182,6 @@
         </w:numPr>
         <w:spacing w:after="0" w:afterAutospacing="0" w:lineRule="auto"/>
         <w:ind w:left="720" w:hanging="360"/>
-        <w:rPr/>
       </w:pPr>
       <w:r>
         <w:rPr>
@@ -10581,7 +8189,7 @@
           <w:bCs w:val="1"/>
           <w:rtl w:val="0"/>
         </w:rPr>
-        <w:t xml:space="preserve">Recursos Económicos:</w:t>
+        <w:t xml:space="preserve">Recursos económicos:</w:t>
       </w:r>
       <w:r>
         <w:rPr>
@@ -10597,7 +8205,6 @@
         </w:numPr>
         <w:spacing w:after="240" w:lineRule="auto"/>
         <w:ind w:left="1440" w:hanging="360"/>
-        <w:rPr/>
       </w:pPr>
       <w:r>
         <w:rPr>
@@ -10663,20 +8270,10 @@
           <w:tblHeader w:val="0"/>
         </w:trPr>
         <w:tc>
-          <w:tcPr>
-            <w:shd w:fill="auto" w:val="clear"/>
-            <w:tcMar>
-              <w:top w:w="100.0" w:type="dxa"/>
-              <w:left w:w="100.0" w:type="dxa"/>
-              <w:bottom w:w="100.0" w:type="dxa"/>
-              <w:right w:w="100.0" w:type="dxa"/>
-            </w:tcMar>
-            <w:vAlign w:val="top"/>
-          </w:tcPr>
+          <w:tcPr/>
           <w:p>
             <w:pPr>
               <w:spacing w:after="240" w:lineRule="auto"/>
-              <w:ind w:left="0" w:firstLine="0"/>
               <w:rPr>
                 <w:color w:val="ff0000"/>
               </w:rPr>
@@ -10695,20 +8292,10 @@
           </w:p>
         </w:tc>
         <w:tc>
-          <w:tcPr>
-            <w:shd w:fill="auto" w:val="clear"/>
-            <w:tcMar>
-              <w:top w:w="100.0" w:type="dxa"/>
-              <w:left w:w="100.0" w:type="dxa"/>
-              <w:bottom w:w="100.0" w:type="dxa"/>
-              <w:right w:w="100.0" w:type="dxa"/>
-            </w:tcMar>
-            <w:vAlign w:val="top"/>
-          </w:tcPr>
+          <w:tcPr/>
           <w:p>
             <w:pPr>
               <w:spacing w:after="240" w:lineRule="auto"/>
-              <w:ind w:left="0" w:firstLine="0"/>
               <w:rPr>
                 <w:color w:val="ff0000"/>
               </w:rPr>
@@ -10727,20 +8314,10 @@
           </w:p>
         </w:tc>
         <w:tc>
-          <w:tcPr>
-            <w:shd w:fill="auto" w:val="clear"/>
-            <w:tcMar>
-              <w:top w:w="100.0" w:type="dxa"/>
-              <w:left w:w="100.0" w:type="dxa"/>
-              <w:bottom w:w="100.0" w:type="dxa"/>
-              <w:right w:w="100.0" w:type="dxa"/>
-            </w:tcMar>
-            <w:vAlign w:val="top"/>
-          </w:tcPr>
+          <w:tcPr/>
           <w:p>
             <w:pPr>
               <w:spacing w:after="240" w:lineRule="auto"/>
-              <w:ind w:left="0" w:firstLine="0"/>
               <w:rPr>
                 <w:color w:val="ff0000"/>
               </w:rPr>
@@ -10767,20 +8344,10 @@
           <w:tblHeader w:val="0"/>
         </w:trPr>
         <w:tc>
-          <w:tcPr>
-            <w:shd w:fill="auto" w:val="clear"/>
-            <w:tcMar>
-              <w:top w:w="100.0" w:type="dxa"/>
-              <w:left w:w="100.0" w:type="dxa"/>
-              <w:bottom w:w="100.0" w:type="dxa"/>
-              <w:right w:w="100.0" w:type="dxa"/>
-            </w:tcMar>
-            <w:vAlign w:val="top"/>
-          </w:tcPr>
+          <w:tcPr/>
           <w:p>
             <w:pPr>
               <w:spacing w:after="240" w:lineRule="auto"/>
-              <w:ind w:left="0" w:firstLine="0"/>
               <w:rPr>
                 <w:color w:val="ff0000"/>
               </w:rPr>
@@ -10811,20 +8378,10 @@
           </w:p>
         </w:tc>
         <w:tc>
-          <w:tcPr>
-            <w:shd w:fill="auto" w:val="clear"/>
-            <w:tcMar>
-              <w:top w:w="100.0" w:type="dxa"/>
-              <w:left w:w="100.0" w:type="dxa"/>
-              <w:bottom w:w="100.0" w:type="dxa"/>
-              <w:right w:w="100.0" w:type="dxa"/>
-            </w:tcMar>
-            <w:vAlign w:val="top"/>
-          </w:tcPr>
+          <w:tcPr/>
           <w:p>
             <w:pPr>
               <w:spacing w:after="240" w:lineRule="auto"/>
-              <w:ind w:left="0" w:firstLine="0"/>
               <w:rPr>
                 <w:color w:val="ff0000"/>
               </w:rPr>
@@ -10843,20 +8400,10 @@
           </w:p>
         </w:tc>
         <w:tc>
-          <w:tcPr>
-            <w:shd w:fill="auto" w:val="clear"/>
-            <w:tcMar>
-              <w:top w:w="100.0" w:type="dxa"/>
-              <w:left w:w="100.0" w:type="dxa"/>
-              <w:bottom w:w="100.0" w:type="dxa"/>
-              <w:right w:w="100.0" w:type="dxa"/>
-            </w:tcMar>
-            <w:vAlign w:val="top"/>
-          </w:tcPr>
+          <w:tcPr/>
           <w:p>
             <w:pPr>
               <w:spacing w:after="240" w:lineRule="auto"/>
-              <w:ind w:left="0" w:firstLine="0"/>
               <w:rPr>
                 <w:color w:val="ff0000"/>
               </w:rPr>
@@ -10883,20 +8430,10 @@
           <w:tblHeader w:val="0"/>
         </w:trPr>
         <w:tc>
-          <w:tcPr>
-            <w:shd w:fill="auto" w:val="clear"/>
-            <w:tcMar>
-              <w:top w:w="100.0" w:type="dxa"/>
-              <w:left w:w="100.0" w:type="dxa"/>
-              <w:bottom w:w="100.0" w:type="dxa"/>
-              <w:right w:w="100.0" w:type="dxa"/>
-            </w:tcMar>
-            <w:vAlign w:val="top"/>
-          </w:tcPr>
+          <w:tcPr/>
           <w:p>
             <w:pPr>
               <w:spacing w:after="240" w:lineRule="auto"/>
-              <w:ind w:left="0" w:firstLine="0"/>
               <w:rPr>
                 <w:color w:val="ff0000"/>
               </w:rPr>
@@ -10915,20 +8452,10 @@
           </w:p>
         </w:tc>
         <w:tc>
-          <w:tcPr>
-            <w:shd w:fill="auto" w:val="clear"/>
-            <w:tcMar>
-              <w:top w:w="100.0" w:type="dxa"/>
-              <w:left w:w="100.0" w:type="dxa"/>
-              <w:bottom w:w="100.0" w:type="dxa"/>
-              <w:right w:w="100.0" w:type="dxa"/>
-            </w:tcMar>
-            <w:vAlign w:val="top"/>
-          </w:tcPr>
+          <w:tcPr/>
           <w:p>
             <w:pPr>
               <w:spacing w:after="240" w:lineRule="auto"/>
-              <w:ind w:left="0" w:firstLine="0"/>
               <w:rPr>
                 <w:color w:val="ff0000"/>
               </w:rPr>
@@ -10947,33 +8474,11 @@
           </w:p>
         </w:tc>
         <w:tc>
-          <w:tcPr>
-            <w:shd w:fill="auto" w:val="clear"/>
-            <w:tcMar>
-              <w:top w:w="100.0" w:type="dxa"/>
-              <w:left w:w="100.0" w:type="dxa"/>
-              <w:bottom w:w="100.0" w:type="dxa"/>
-              <w:right w:w="100.0" w:type="dxa"/>
-            </w:tcMar>
-            <w:vAlign w:val="top"/>
-          </w:tcPr>
-          <w:p>
-            <w:pPr>
-              <w:keepNext w:val="0"/>
-              <w:keepLines w:val="0"/>
-              <w:pageBreakBefore w:val="0"/>
+          <w:tcPr/>
+          <w:p>
+            <w:pPr>
               <w:widowControl w:val="0"/>
-              <w:pBdr>
-                <w:top w:space="0" w:sz="0" w:val="nil"/>
-                <w:left w:space="0" w:sz="0" w:val="nil"/>
-                <w:bottom w:space="0" w:sz="0" w:val="nil"/>
-                <w:right w:space="0" w:sz="0" w:val="nil"/>
-                <w:between w:space="0" w:sz="0" w:val="nil"/>
-              </w:pBdr>
-              <w:shd w:fill="auto" w:val="clear"/>
-              <w:spacing w:after="0" w:before="0" w:line="240" w:lineRule="auto"/>
-              <w:ind w:left="0" w:right="0" w:firstLine="0"/>
-              <w:jc w:val="left"/>
+              <w:spacing w:line="240" w:lineRule="auto"/>
               <w:rPr>
                 <w:color w:val="ff0000"/>
               </w:rPr>
@@ -10992,20 +8497,10 @@
           <w:tblHeader w:val="0"/>
         </w:trPr>
         <w:tc>
-          <w:tcPr>
-            <w:shd w:fill="auto" w:val="clear"/>
-            <w:tcMar>
-              <w:top w:w="100.0" w:type="dxa"/>
-              <w:left w:w="100.0" w:type="dxa"/>
-              <w:bottom w:w="100.0" w:type="dxa"/>
-              <w:right w:w="100.0" w:type="dxa"/>
-            </w:tcMar>
-            <w:vAlign w:val="top"/>
-          </w:tcPr>
+          <w:tcPr/>
           <w:p>
             <w:pPr>
               <w:spacing w:after="240" w:lineRule="auto"/>
-              <w:ind w:left="0" w:firstLine="0"/>
               <w:rPr>
                 <w:color w:val="ff0000"/>
               </w:rPr>
@@ -11024,20 +8519,10 @@
           </w:p>
         </w:tc>
         <w:tc>
-          <w:tcPr>
-            <w:shd w:fill="auto" w:val="clear"/>
-            <w:tcMar>
-              <w:top w:w="100.0" w:type="dxa"/>
-              <w:left w:w="100.0" w:type="dxa"/>
-              <w:bottom w:w="100.0" w:type="dxa"/>
-              <w:right w:w="100.0" w:type="dxa"/>
-            </w:tcMar>
-            <w:vAlign w:val="top"/>
-          </w:tcPr>
+          <w:tcPr/>
           <w:p>
             <w:pPr>
               <w:spacing w:after="240" w:lineRule="auto"/>
-              <w:ind w:left="0" w:firstLine="0"/>
               <w:rPr>
                 <w:color w:val="ff0000"/>
               </w:rPr>
@@ -11056,33 +8541,11 @@
           </w:p>
         </w:tc>
         <w:tc>
-          <w:tcPr>
-            <w:shd w:fill="auto" w:val="clear"/>
-            <w:tcMar>
-              <w:top w:w="100.0" w:type="dxa"/>
-              <w:left w:w="100.0" w:type="dxa"/>
-              <w:bottom w:w="100.0" w:type="dxa"/>
-              <w:right w:w="100.0" w:type="dxa"/>
-            </w:tcMar>
-            <w:vAlign w:val="top"/>
-          </w:tcPr>
-          <w:p>
-            <w:pPr>
-              <w:keepNext w:val="0"/>
-              <w:keepLines w:val="0"/>
-              <w:pageBreakBefore w:val="0"/>
+          <w:tcPr/>
+          <w:p>
+            <w:pPr>
               <w:widowControl w:val="0"/>
-              <w:pBdr>
-                <w:top w:space="0" w:sz="0" w:val="nil"/>
-                <w:left w:space="0" w:sz="0" w:val="nil"/>
-                <w:bottom w:space="0" w:sz="0" w:val="nil"/>
-                <w:right w:space="0" w:sz="0" w:val="nil"/>
-                <w:between w:space="0" w:sz="0" w:val="nil"/>
-              </w:pBdr>
-              <w:shd w:fill="auto" w:val="clear"/>
-              <w:spacing w:after="0" w:before="0" w:line="240" w:lineRule="auto"/>
-              <w:ind w:left="0" w:right="0" w:firstLine="0"/>
-              <w:jc w:val="left"/>
+              <w:spacing w:line="240" w:lineRule="auto"/>
               <w:rPr>
                 <w:color w:val="ff0000"/>
               </w:rPr>
@@ -11118,7 +8581,6 @@
         </w:numPr>
         <w:spacing w:after="240" w:lineRule="auto"/>
         <w:ind w:left="720" w:hanging="360"/>
-        <w:rPr/>
       </w:pPr>
       <w:r>
         <w:rPr>
@@ -11149,7 +8611,6 @@
         </w:numPr>
         <w:spacing w:after="240" w:lineRule="auto"/>
         <w:ind w:left="1440" w:hanging="360"/>
-        <w:rPr/>
       </w:pPr>
       <w:r>
         <w:rPr>
@@ -11229,20 +8690,10 @@
           <w:tblHeader w:val="0"/>
         </w:trPr>
         <w:tc>
-          <w:tcPr>
-            <w:shd w:fill="auto" w:val="clear"/>
-            <w:tcMar>
-              <w:top w:w="100.0" w:type="dxa"/>
-              <w:left w:w="100.0" w:type="dxa"/>
-              <w:bottom w:w="100.0" w:type="dxa"/>
-              <w:right w:w="100.0" w:type="dxa"/>
-            </w:tcMar>
-            <w:vAlign w:val="top"/>
-          </w:tcPr>
+          <w:tcPr/>
           <w:p>
             <w:pPr>
               <w:spacing w:after="240" w:lineRule="auto"/>
-              <w:ind w:left="0" w:firstLine="0"/>
               <w:rPr>
                 <w:highlight w:val="white"/>
               </w:rPr>
@@ -11274,7 +8725,6 @@
           <w:p>
             <w:pPr>
               <w:spacing w:after="240" w:lineRule="auto"/>
-              <w:ind w:left="0" w:firstLine="0"/>
               <w:rPr>
                 <w:highlight w:val="white"/>
               </w:rPr>
@@ -11333,20 +8783,10 @@
           </w:p>
         </w:tc>
         <w:tc>
-          <w:tcPr>
-            <w:shd w:fill="auto" w:val="clear"/>
-            <w:tcMar>
-              <w:top w:w="100.0" w:type="dxa"/>
-              <w:left w:w="100.0" w:type="dxa"/>
-              <w:bottom w:w="100.0" w:type="dxa"/>
-              <w:right w:w="100.0" w:type="dxa"/>
-            </w:tcMar>
-            <w:vAlign w:val="top"/>
-          </w:tcPr>
+          <w:tcPr/>
           <w:p>
             <w:pPr>
               <w:spacing w:after="240" w:lineRule="auto"/>
-              <w:ind w:left="0" w:firstLine="0"/>
               <w:rPr>
                 <w:color w:val="ff0000"/>
                 <w:highlight w:val="white"/>
@@ -11367,20 +8807,10 @@
           </w:p>
         </w:tc>
         <w:tc>
-          <w:tcPr>
-            <w:shd w:fill="auto" w:val="clear"/>
-            <w:tcMar>
-              <w:top w:w="100.0" w:type="dxa"/>
-              <w:left w:w="100.0" w:type="dxa"/>
-              <w:bottom w:w="100.0" w:type="dxa"/>
-              <w:right w:w="100.0" w:type="dxa"/>
-            </w:tcMar>
-            <w:vAlign w:val="top"/>
-          </w:tcPr>
+          <w:tcPr/>
           <w:p>
             <w:pPr>
               <w:spacing w:after="240" w:lineRule="auto"/>
-              <w:ind w:left="0" w:firstLine="0"/>
               <w:rPr>
                 <w:color w:val="ff0000"/>
                 <w:highlight w:val="white"/>
@@ -11466,20 +8896,10 @@
           <w:tblHeader w:val="0"/>
         </w:trPr>
         <w:tc>
-          <w:tcPr>
-            <w:shd w:fill="auto" w:val="clear"/>
-            <w:tcMar>
-              <w:top w:w="100.0" w:type="dxa"/>
-              <w:left w:w="100.0" w:type="dxa"/>
-              <w:bottom w:w="100.0" w:type="dxa"/>
-              <w:right w:w="100.0" w:type="dxa"/>
-            </w:tcMar>
-            <w:vAlign w:val="top"/>
-          </w:tcPr>
+          <w:tcPr/>
           <w:p>
             <w:pPr>
               <w:spacing w:after="240" w:lineRule="auto"/>
-              <w:ind w:left="0" w:firstLine="0"/>
               <w:rPr>
                 <w:color w:val="ff0000"/>
                 <w:highlight w:val="white"/>
@@ -11508,20 +8928,10 @@
           </w:p>
         </w:tc>
         <w:tc>
-          <w:tcPr>
-            <w:shd w:fill="auto" w:val="clear"/>
-            <w:tcMar>
-              <w:top w:w="100.0" w:type="dxa"/>
-              <w:left w:w="100.0" w:type="dxa"/>
-              <w:bottom w:w="100.0" w:type="dxa"/>
-              <w:right w:w="100.0" w:type="dxa"/>
-            </w:tcMar>
-            <w:vAlign w:val="top"/>
-          </w:tcPr>
+          <w:tcPr/>
           <w:p>
             <w:pPr>
               <w:spacing w:after="240" w:lineRule="auto"/>
-              <w:ind w:left="0" w:firstLine="0"/>
               <w:rPr>
                 <w:color w:val="ff0000"/>
                 <w:highlight w:val="white"/>
@@ -11542,20 +8952,10 @@
           </w:p>
         </w:tc>
         <w:tc>
-          <w:tcPr>
-            <w:shd w:fill="auto" w:val="clear"/>
-            <w:tcMar>
-              <w:top w:w="100.0" w:type="dxa"/>
-              <w:left w:w="100.0" w:type="dxa"/>
-              <w:bottom w:w="100.0" w:type="dxa"/>
-              <w:right w:w="100.0" w:type="dxa"/>
-            </w:tcMar>
-            <w:vAlign w:val="top"/>
-          </w:tcPr>
+          <w:tcPr/>
           <w:p>
             <w:pPr>
               <w:spacing w:after="240" w:lineRule="auto"/>
-              <w:ind w:left="0" w:firstLine="0"/>
               <w:rPr>
                 <w:color w:val="ff0000"/>
                 <w:highlight w:val="white"/>
@@ -11584,20 +8984,10 @@
           <w:tblHeader w:val="0"/>
         </w:trPr>
         <w:tc>
-          <w:tcPr>
-            <w:shd w:fill="auto" w:val="clear"/>
-            <w:tcMar>
-              <w:top w:w="100.0" w:type="dxa"/>
-              <w:left w:w="100.0" w:type="dxa"/>
-              <w:bottom w:w="100.0" w:type="dxa"/>
-              <w:right w:w="100.0" w:type="dxa"/>
-            </w:tcMar>
-            <w:vAlign w:val="top"/>
-          </w:tcPr>
+          <w:tcPr/>
           <w:p>
             <w:pPr>
               <w:spacing w:after="240" w:lineRule="auto"/>
-              <w:ind w:left="0" w:firstLine="0"/>
               <w:rPr>
                 <w:highlight w:val="white"/>
               </w:rPr>
@@ -11612,21 +9002,8 @@
           </w:p>
           <w:p>
             <w:pPr>
-              <w:keepNext w:val="0"/>
-              <w:keepLines w:val="0"/>
-              <w:pageBreakBefore w:val="0"/>
               <w:widowControl w:val="0"/>
-              <w:pBdr>
-                <w:top w:space="0" w:sz="0" w:val="nil"/>
-                <w:left w:space="0" w:sz="0" w:val="nil"/>
-                <w:bottom w:space="0" w:sz="0" w:val="nil"/>
-                <w:right w:space="0" w:sz="0" w:val="nil"/>
-                <w:between w:space="0" w:sz="0" w:val="nil"/>
-              </w:pBdr>
-              <w:shd w:fill="auto" w:val="clear"/>
-              <w:spacing w:after="0" w:before="0" w:line="240" w:lineRule="auto"/>
-              <w:ind w:left="0" w:right="0" w:firstLine="0"/>
-              <w:jc w:val="left"/>
+              <w:spacing w:line="240" w:lineRule="auto"/>
               <w:rPr>
                 <w:color w:val="ff0000"/>
                 <w:highlight w:val="white"/>
@@ -11640,16 +9017,7 @@
           </w:p>
         </w:tc>
         <w:tc>
-          <w:tcPr>
-            <w:shd w:fill="auto" w:val="clear"/>
-            <w:tcMar>
-              <w:top w:w="100.0" w:type="dxa"/>
-              <w:left w:w="100.0" w:type="dxa"/>
-              <w:bottom w:w="100.0" w:type="dxa"/>
-              <w:right w:w="100.0" w:type="dxa"/>
-            </w:tcMar>
-            <w:vAlign w:val="top"/>
-          </w:tcPr>
+          <w:tcPr/>
           <w:p>
             <w:pPr>
               <w:spacing w:after="240" w:lineRule="auto"/>
@@ -11673,33 +9041,11 @@
           </w:p>
         </w:tc>
         <w:tc>
-          <w:tcPr>
-            <w:shd w:fill="auto" w:val="clear"/>
-            <w:tcMar>
-              <w:top w:w="100.0" w:type="dxa"/>
-              <w:left w:w="100.0" w:type="dxa"/>
-              <w:bottom w:w="100.0" w:type="dxa"/>
-              <w:right w:w="100.0" w:type="dxa"/>
-            </w:tcMar>
-            <w:vAlign w:val="top"/>
-          </w:tcPr>
-          <w:p>
-            <w:pPr>
-              <w:keepNext w:val="0"/>
-              <w:keepLines w:val="0"/>
-              <w:pageBreakBefore w:val="0"/>
+          <w:tcPr/>
+          <w:p>
+            <w:pPr>
               <w:widowControl w:val="0"/>
-              <w:pBdr>
-                <w:top w:space="0" w:sz="0" w:val="nil"/>
-                <w:left w:space="0" w:sz="0" w:val="nil"/>
-                <w:bottom w:space="0" w:sz="0" w:val="nil"/>
-                <w:right w:space="0" w:sz="0" w:val="nil"/>
-                <w:between w:space="0" w:sz="0" w:val="nil"/>
-              </w:pBdr>
-              <w:shd w:fill="auto" w:val="clear"/>
-              <w:spacing w:after="0" w:before="0" w:line="240" w:lineRule="auto"/>
-              <w:ind w:left="0" w:right="0" w:firstLine="0"/>
-              <w:jc w:val="left"/>
+              <w:spacing w:line="240" w:lineRule="auto"/>
               <w:rPr>
                 <w:color w:val="ff0000"/>
                 <w:highlight w:val="white"/>
@@ -11736,7 +9082,6 @@
         </w:numPr>
         <w:spacing w:after="240" w:lineRule="auto"/>
         <w:ind w:left="1440" w:hanging="360"/>
-        <w:rPr/>
       </w:pPr>
       <w:r>
         <w:rPr>
@@ -11833,20 +9178,10 @@
           <w:tblHeader w:val="0"/>
         </w:trPr>
         <w:tc>
-          <w:tcPr>
-            <w:shd w:fill="auto" w:val="clear"/>
-            <w:tcMar>
-              <w:top w:w="100.0" w:type="dxa"/>
-              <w:left w:w="100.0" w:type="dxa"/>
-              <w:bottom w:w="100.0" w:type="dxa"/>
-              <w:right w:w="100.0" w:type="dxa"/>
-            </w:tcMar>
-            <w:vAlign w:val="top"/>
-          </w:tcPr>
+          <w:tcPr/>
           <w:p>
             <w:pPr>
               <w:spacing w:after="240" w:lineRule="auto"/>
-              <w:ind w:left="0" w:firstLine="0"/>
               <w:rPr>
                 <w:color w:val="ff0000"/>
               </w:rPr>
@@ -11915,16 +9250,7 @@
           </w:p>
         </w:tc>
         <w:tc>
-          <w:tcPr>
-            <w:shd w:fill="auto" w:val="clear"/>
-            <w:tcMar>
-              <w:top w:w="100.0" w:type="dxa"/>
-              <w:left w:w="100.0" w:type="dxa"/>
-              <w:bottom w:w="100.0" w:type="dxa"/>
-              <w:right w:w="100.0" w:type="dxa"/>
-            </w:tcMar>
-            <w:vAlign w:val="top"/>
-          </w:tcPr>
+          <w:tcPr/>
           <w:p>
             <w:pPr>
               <w:spacing w:after="240" w:lineRule="auto"/>
@@ -11946,16 +9272,7 @@
           </w:p>
         </w:tc>
         <w:tc>
-          <w:tcPr>
-            <w:shd w:fill="auto" w:val="clear"/>
-            <w:tcMar>
-              <w:top w:w="100.0" w:type="dxa"/>
-              <w:left w:w="100.0" w:type="dxa"/>
-              <w:bottom w:w="100.0" w:type="dxa"/>
-              <w:right w:w="100.0" w:type="dxa"/>
-            </w:tcMar>
-            <w:vAlign w:val="top"/>
-          </w:tcPr>
+          <w:tcPr/>
           <w:p>
             <w:pPr>
               <w:spacing w:after="240" w:lineRule="auto"/>
@@ -11983,55 +9300,7 @@
           <w:tblHeader w:val="0"/>
         </w:trPr>
         <w:tc>
-          <w:tcPr>
-            <w:shd w:fill="auto" w:val="clear"/>
-            <w:tcMar>
-              <w:top w:w="100.0" w:type="dxa"/>
-              <w:left w:w="100.0" w:type="dxa"/>
-              <w:bottom w:w="100.0" w:type="dxa"/>
-              <w:right w:w="100.0" w:type="dxa"/>
-            </w:tcMar>
-            <w:vAlign w:val="top"/>
-          </w:tcPr>
-          <w:p>
-            <w:pPr>
-              <w:spacing w:after="240" w:lineRule="auto"/>
-              <w:ind w:left="0" w:firstLine="0"/>
-              <w:rPr/>
-            </w:pPr>
-            <w:r>
-              <w:rPr>
-                <w:rtl w:val="0"/>
-              </w:rPr>
-              <w:t xml:space="preserve">Sistemas de filtrado doble en paralelo (Duplex Filter): USD 3.000 - USD 5.000.</w:t>
-            </w:r>
-          </w:p>
-          <w:p>
-            <w:pPr>
-              <w:spacing w:after="240" w:lineRule="auto"/>
-              <w:ind w:left="0" w:firstLine="0"/>
-              <w:rPr>
-                <w:color w:val="ff0000"/>
-              </w:rPr>
-            </w:pPr>
-            <w:r>
-              <w:rPr>
-                <w:rtl w:val="0"/>
-              </w:rPr>
-            </w:r>
-          </w:p>
-        </w:tc>
-        <w:tc>
-          <w:tcPr>
-            <w:shd w:fill="auto" w:val="clear"/>
-            <w:tcMar>
-              <w:top w:w="100.0" w:type="dxa"/>
-              <w:left w:w="100.0" w:type="dxa"/>
-              <w:bottom w:w="100.0" w:type="dxa"/>
-              <w:right w:w="100.0" w:type="dxa"/>
-            </w:tcMar>
-            <w:vAlign w:val="top"/>
-          </w:tcPr>
+          <w:tcPr/>
           <w:p>
             <w:pPr>
               <w:spacing w:after="240" w:lineRule="auto"/>
@@ -12041,26 +9310,41 @@
               <w:rPr>
                 <w:rtl w:val="0"/>
               </w:rPr>
+              <w:t xml:space="preserve">Sistemas de filtrado doble en paralelo (Duplex Filter): USD 3.000 - USD 5.000.</w:t>
+            </w:r>
+          </w:p>
+          <w:p>
+            <w:pPr>
+              <w:spacing w:after="240" w:lineRule="auto"/>
+              <w:rPr>
+                <w:color w:val="ff0000"/>
+              </w:rPr>
+            </w:pPr>
+            <w:r>
+              <w:rPr>
+                <w:rtl w:val="0"/>
+              </w:rPr>
+            </w:r>
+          </w:p>
+        </w:tc>
+        <w:tc>
+          <w:tcPr/>
+          <w:p>
+            <w:pPr>
+              <w:spacing w:after="240" w:lineRule="auto"/>
+              <w:rPr/>
+            </w:pPr>
+            <w:r>
+              <w:rPr>
+                <w:rtl w:val="0"/>
+              </w:rPr>
               <w:t xml:space="preserve">USD 5.000.</w:t>
             </w:r>
           </w:p>
           <w:p>
             <w:pPr>
-              <w:keepNext w:val="0"/>
-              <w:keepLines w:val="0"/>
-              <w:pageBreakBefore w:val="0"/>
               <w:widowControl w:val="0"/>
-              <w:pBdr>
-                <w:top w:space="0" w:sz="0" w:val="nil"/>
-                <w:left w:space="0" w:sz="0" w:val="nil"/>
-                <w:bottom w:space="0" w:sz="0" w:val="nil"/>
-                <w:right w:space="0" w:sz="0" w:val="nil"/>
-                <w:between w:space="0" w:sz="0" w:val="nil"/>
-              </w:pBdr>
-              <w:shd w:fill="auto" w:val="clear"/>
-              <w:spacing w:after="0" w:before="0" w:line="240" w:lineRule="auto"/>
-              <w:ind w:left="0" w:right="0" w:firstLine="0"/>
-              <w:jc w:val="left"/>
+              <w:spacing w:line="240" w:lineRule="auto"/>
               <w:rPr>
                 <w:color w:val="ff0000"/>
               </w:rPr>
@@ -12073,33 +9357,11 @@
           </w:p>
         </w:tc>
         <w:tc>
-          <w:tcPr>
-            <w:shd w:fill="auto" w:val="clear"/>
-            <w:tcMar>
-              <w:top w:w="100.0" w:type="dxa"/>
-              <w:left w:w="100.0" w:type="dxa"/>
-              <w:bottom w:w="100.0" w:type="dxa"/>
-              <w:right w:w="100.0" w:type="dxa"/>
-            </w:tcMar>
-            <w:vAlign w:val="top"/>
-          </w:tcPr>
-          <w:p>
-            <w:pPr>
-              <w:keepNext w:val="0"/>
-              <w:keepLines w:val="0"/>
-              <w:pageBreakBefore w:val="0"/>
+          <w:tcPr/>
+          <w:p>
+            <w:pPr>
               <w:widowControl w:val="0"/>
-              <w:pBdr>
-                <w:top w:space="0" w:sz="0" w:val="nil"/>
-                <w:left w:space="0" w:sz="0" w:val="nil"/>
-                <w:bottom w:space="0" w:sz="0" w:val="nil"/>
-                <w:right w:space="0" w:sz="0" w:val="nil"/>
-                <w:between w:space="0" w:sz="0" w:val="nil"/>
-              </w:pBdr>
-              <w:shd w:fill="auto" w:val="clear"/>
-              <w:spacing w:after="0" w:before="0" w:line="240" w:lineRule="auto"/>
-              <w:ind w:left="0" w:right="0" w:firstLine="0"/>
-              <w:jc w:val="left"/>
+              <w:spacing w:line="240" w:lineRule="auto"/>
               <w:rPr>
                 <w:color w:val="ff0000"/>
               </w:rPr>
@@ -12118,20 +9380,10 @@
           <w:tblHeader w:val="0"/>
         </w:trPr>
         <w:tc>
-          <w:tcPr>
-            <w:shd w:fill="auto" w:val="clear"/>
-            <w:tcMar>
-              <w:top w:w="100.0" w:type="dxa"/>
-              <w:left w:w="100.0" w:type="dxa"/>
-              <w:bottom w:w="100.0" w:type="dxa"/>
-              <w:right w:w="100.0" w:type="dxa"/>
-            </w:tcMar>
-            <w:vAlign w:val="top"/>
-          </w:tcPr>
+          <w:tcPr/>
           <w:p>
             <w:pPr>
               <w:spacing w:after="240" w:lineRule="auto"/>
-              <w:ind w:left="0" w:firstLine="0"/>
               <w:rPr>
                 <w:color w:val="ff0000"/>
               </w:rPr>
@@ -12174,16 +9426,7 @@
           </w:p>
         </w:tc>
         <w:tc>
-          <w:tcPr>
-            <w:shd w:fill="auto" w:val="clear"/>
-            <w:tcMar>
-              <w:top w:w="100.0" w:type="dxa"/>
-              <w:left w:w="100.0" w:type="dxa"/>
-              <w:bottom w:w="100.0" w:type="dxa"/>
-              <w:right w:w="100.0" w:type="dxa"/>
-            </w:tcMar>
-            <w:vAlign w:val="top"/>
-          </w:tcPr>
+          <w:tcPr/>
           <w:p>
             <w:pPr>
               <w:spacing w:after="240" w:lineRule="auto"/>
@@ -12205,16 +9448,7 @@
           </w:p>
         </w:tc>
         <w:tc>
-          <w:tcPr>
-            <w:shd w:fill="auto" w:val="clear"/>
-            <w:tcMar>
-              <w:top w:w="100.0" w:type="dxa"/>
-              <w:left w:w="100.0" w:type="dxa"/>
-              <w:bottom w:w="100.0" w:type="dxa"/>
-              <w:right w:w="100.0" w:type="dxa"/>
-            </w:tcMar>
-            <w:vAlign w:val="top"/>
-          </w:tcPr>
+          <w:tcPr/>
           <w:p>
             <w:pPr>
               <w:spacing w:after="240" w:lineRule="auto"/>
@@ -12261,7 +9495,6 @@
         </w:numPr>
         <w:spacing w:after="240" w:lineRule="auto"/>
         <w:ind w:left="1440" w:hanging="360"/>
-        <w:rPr/>
       </w:pPr>
       <w:r>
         <w:rPr>
@@ -12327,20 +9560,10 @@
           <w:tblHeader w:val="0"/>
         </w:trPr>
         <w:tc>
-          <w:tcPr>
-            <w:shd w:fill="auto" w:val="clear"/>
-            <w:tcMar>
-              <w:top w:w="100.0" w:type="dxa"/>
-              <w:left w:w="100.0" w:type="dxa"/>
-              <w:bottom w:w="100.0" w:type="dxa"/>
-              <w:right w:w="100.0" w:type="dxa"/>
-            </w:tcMar>
-            <w:vAlign w:val="top"/>
-          </w:tcPr>
+          <w:tcPr/>
           <w:p>
             <w:pPr>
               <w:spacing w:after="240" w:lineRule="auto"/>
-              <w:ind w:left="0" w:firstLine="0"/>
               <w:rPr>
                 <w:color w:val="ff0000"/>
               </w:rPr>
@@ -12365,16 +9588,7 @@
           </w:p>
         </w:tc>
         <w:tc>
-          <w:tcPr>
-            <w:shd w:fill="auto" w:val="clear"/>
-            <w:tcMar>
-              <w:top w:w="100.0" w:type="dxa"/>
-              <w:left w:w="100.0" w:type="dxa"/>
-              <w:bottom w:w="100.0" w:type="dxa"/>
-              <w:right w:w="100.0" w:type="dxa"/>
-            </w:tcMar>
-            <w:vAlign w:val="top"/>
-          </w:tcPr>
+          <w:tcPr/>
           <w:p>
             <w:pPr>
               <w:spacing w:after="240" w:lineRule="auto"/>
@@ -12389,21 +9603,8 @@
           </w:p>
           <w:p>
             <w:pPr>
-              <w:keepNext w:val="0"/>
-              <w:keepLines w:val="0"/>
-              <w:pageBreakBefore w:val="0"/>
               <w:widowControl w:val="0"/>
-              <w:pBdr>
-                <w:top w:space="0" w:sz="0" w:val="nil"/>
-                <w:left w:space="0" w:sz="0" w:val="nil"/>
-                <w:bottom w:space="0" w:sz="0" w:val="nil"/>
-                <w:right w:space="0" w:sz="0" w:val="nil"/>
-                <w:between w:space="0" w:sz="0" w:val="nil"/>
-              </w:pBdr>
-              <w:shd w:fill="auto" w:val="clear"/>
-              <w:spacing w:after="0" w:before="0" w:line="240" w:lineRule="auto"/>
-              <w:ind w:left="0" w:right="0" w:firstLine="0"/>
-              <w:jc w:val="left"/>
+              <w:spacing w:line="240" w:lineRule="auto"/>
               <w:rPr>
                 <w:color w:val="ff0000"/>
               </w:rPr>
@@ -12416,33 +9617,11 @@
           </w:p>
         </w:tc>
         <w:tc>
-          <w:tcPr>
-            <w:shd w:fill="auto" w:val="clear"/>
-            <w:tcMar>
-              <w:top w:w="100.0" w:type="dxa"/>
-              <w:left w:w="100.0" w:type="dxa"/>
-              <w:bottom w:w="100.0" w:type="dxa"/>
-              <w:right w:w="100.0" w:type="dxa"/>
-            </w:tcMar>
-            <w:vAlign w:val="top"/>
-          </w:tcPr>
-          <w:p>
-            <w:pPr>
-              <w:keepNext w:val="0"/>
-              <w:keepLines w:val="0"/>
-              <w:pageBreakBefore w:val="0"/>
+          <w:tcPr/>
+          <w:p>
+            <w:pPr>
               <w:widowControl w:val="0"/>
-              <w:pBdr>
-                <w:top w:space="0" w:sz="0" w:val="nil"/>
-                <w:left w:space="0" w:sz="0" w:val="nil"/>
-                <w:bottom w:space="0" w:sz="0" w:val="nil"/>
-                <w:right w:space="0" w:sz="0" w:val="nil"/>
-                <w:between w:space="0" w:sz="0" w:val="nil"/>
-              </w:pBdr>
-              <w:shd w:fill="auto" w:val="clear"/>
-              <w:spacing w:after="0" w:before="0" w:line="240" w:lineRule="auto"/>
-              <w:ind w:left="0" w:right="0" w:firstLine="0"/>
-              <w:jc w:val="left"/>
+              <w:spacing w:line="240" w:lineRule="auto"/>
               <w:rPr>
                 <w:color w:val="ff0000"/>
               </w:rPr>
@@ -12461,20 +9640,10 @@
           <w:tblHeader w:val="0"/>
         </w:trPr>
         <w:tc>
-          <w:tcPr>
-            <w:shd w:fill="auto" w:val="clear"/>
-            <w:tcMar>
-              <w:top w:w="100.0" w:type="dxa"/>
-              <w:left w:w="100.0" w:type="dxa"/>
-              <w:bottom w:w="100.0" w:type="dxa"/>
-              <w:right w:w="100.0" w:type="dxa"/>
-            </w:tcMar>
-            <w:vAlign w:val="top"/>
-          </w:tcPr>
+          <w:tcPr/>
           <w:p>
             <w:pPr>
               <w:spacing w:after="240" w:lineRule="auto"/>
-              <w:ind w:left="0" w:firstLine="0"/>
               <w:rPr/>
             </w:pPr>
             <w:r>
@@ -12486,21 +9655,8 @@
           </w:p>
           <w:p>
             <w:pPr>
-              <w:keepNext w:val="0"/>
-              <w:keepLines w:val="0"/>
-              <w:pageBreakBefore w:val="0"/>
               <w:widowControl w:val="0"/>
-              <w:pBdr>
-                <w:top w:space="0" w:sz="0" w:val="nil"/>
-                <w:left w:space="0" w:sz="0" w:val="nil"/>
-                <w:bottom w:space="0" w:sz="0" w:val="nil"/>
-                <w:right w:space="0" w:sz="0" w:val="nil"/>
-                <w:between w:space="0" w:sz="0" w:val="nil"/>
-              </w:pBdr>
-              <w:shd w:fill="auto" w:val="clear"/>
-              <w:spacing w:after="0" w:before="0" w:line="240" w:lineRule="auto"/>
-              <w:ind w:left="0" w:right="0" w:firstLine="0"/>
-              <w:jc w:val="left"/>
+              <w:spacing w:line="240" w:lineRule="auto"/>
               <w:rPr>
                 <w:color w:val="ff0000"/>
               </w:rPr>
@@ -12513,16 +9669,7 @@
           </w:p>
         </w:tc>
         <w:tc>
-          <w:tcPr>
-            <w:shd w:fill="auto" w:val="clear"/>
-            <w:tcMar>
-              <w:top w:w="100.0" w:type="dxa"/>
-              <w:left w:w="100.0" w:type="dxa"/>
-              <w:bottom w:w="100.0" w:type="dxa"/>
-              <w:right w:w="100.0" w:type="dxa"/>
-            </w:tcMar>
-            <w:vAlign w:val="top"/>
-          </w:tcPr>
+          <w:tcPr/>
           <w:p>
             <w:pPr>
               <w:spacing w:after="240" w:lineRule="auto"/>
@@ -12544,33 +9691,11 @@
           </w:p>
         </w:tc>
         <w:tc>
-          <w:tcPr>
-            <w:shd w:fill="auto" w:val="clear"/>
-            <w:tcMar>
-              <w:top w:w="100.0" w:type="dxa"/>
-              <w:left w:w="100.0" w:type="dxa"/>
-              <w:bottom w:w="100.0" w:type="dxa"/>
-              <w:right w:w="100.0" w:type="dxa"/>
-            </w:tcMar>
-            <w:vAlign w:val="top"/>
-          </w:tcPr>
-          <w:p>
-            <w:pPr>
-              <w:keepNext w:val="0"/>
-              <w:keepLines w:val="0"/>
-              <w:pageBreakBefore w:val="0"/>
+          <w:tcPr/>
+          <w:p>
+            <w:pPr>
               <w:widowControl w:val="0"/>
-              <w:pBdr>
-                <w:top w:space="0" w:sz="0" w:val="nil"/>
-                <w:left w:space="0" w:sz="0" w:val="nil"/>
-                <w:bottom w:space="0" w:sz="0" w:val="nil"/>
-                <w:right w:space="0" w:sz="0" w:val="nil"/>
-                <w:between w:space="0" w:sz="0" w:val="nil"/>
-              </w:pBdr>
-              <w:shd w:fill="auto" w:val="clear"/>
-              <w:spacing w:after="0" w:before="0" w:line="240" w:lineRule="auto"/>
-              <w:ind w:left="0" w:right="0" w:firstLine="0"/>
-              <w:jc w:val="left"/>
+              <w:spacing w:line="240" w:lineRule="auto"/>
               <w:rPr>
                 <w:color w:val="ff0000"/>
               </w:rPr>
@@ -12589,20 +9714,10 @@
           <w:tblHeader w:val="0"/>
         </w:trPr>
         <w:tc>
-          <w:tcPr>
-            <w:shd w:fill="auto" w:val="clear"/>
-            <w:tcMar>
-              <w:top w:w="100.0" w:type="dxa"/>
-              <w:left w:w="100.0" w:type="dxa"/>
-              <w:bottom w:w="100.0" w:type="dxa"/>
-              <w:right w:w="100.0" w:type="dxa"/>
-            </w:tcMar>
-            <w:vAlign w:val="top"/>
-          </w:tcPr>
+          <w:tcPr/>
           <w:p>
             <w:pPr>
               <w:spacing w:after="240" w:lineRule="auto"/>
-              <w:ind w:left="0" w:firstLine="0"/>
               <w:rPr>
                 <w:color w:val="ff0000"/>
               </w:rPr>
@@ -12621,16 +9736,7 @@
           </w:p>
         </w:tc>
         <w:tc>
-          <w:tcPr>
-            <w:shd w:fill="auto" w:val="clear"/>
-            <w:tcMar>
-              <w:top w:w="100.0" w:type="dxa"/>
-              <w:left w:w="100.0" w:type="dxa"/>
-              <w:bottom w:w="100.0" w:type="dxa"/>
-              <w:right w:w="100.0" w:type="dxa"/>
-            </w:tcMar>
-            <w:vAlign w:val="top"/>
-          </w:tcPr>
+          <w:tcPr/>
           <w:p>
             <w:pPr>
               <w:spacing w:after="240" w:lineRule="auto"/>
@@ -12652,16 +9758,7 @@
           </w:p>
         </w:tc>
         <w:tc>
-          <w:tcPr>
-            <w:shd w:fill="auto" w:val="clear"/>
-            <w:tcMar>
-              <w:top w:w="100.0" w:type="dxa"/>
-              <w:left w:w="100.0" w:type="dxa"/>
-              <w:bottom w:w="100.0" w:type="dxa"/>
-              <w:right w:w="100.0" w:type="dxa"/>
-            </w:tcMar>
-            <w:vAlign w:val="top"/>
-          </w:tcPr>
+          <w:tcPr/>
           <w:p>
             <w:pPr>
               <w:spacing w:after="240" w:lineRule="auto"/>
@@ -12708,7 +9805,6 @@
         </w:numPr>
         <w:spacing w:after="240" w:lineRule="auto"/>
         <w:ind w:left="1440" w:hanging="360"/>
-        <w:rPr/>
       </w:pPr>
       <w:r>
         <w:rPr>
@@ -12722,13 +9818,7 @@
         <w:rPr>
           <w:rtl w:val="0"/>
         </w:rPr>
-        <w:t xml:space="preserve"> </w:t>
-      </w:r>
-      <w:r>
-        <w:rPr>
-          <w:rtl w:val="0"/>
-        </w:rPr>
-        <w:t xml:space="preserve">Se estima un 15% de costo de los equipos, como gastos de montaje e imprevistos de obra, siendo un total de USD 15.825.</w:t>
+        <w:t xml:space="preserve"> Se estima un 15% de costo de los equipos, como gastos de montaje e imprevistos de obra, siendo un total de USD 15.825.</w:t>
       </w:r>
     </w:p>
     <w:p>
@@ -12755,7 +9845,6 @@
         </w:numPr>
         <w:spacing w:after="240" w:lineRule="auto"/>
         <w:ind w:left="1440" w:hanging="360"/>
-        <w:rPr/>
       </w:pPr>
       <w:r>
         <w:rPr>
@@ -12793,7 +9882,6 @@
     </w:p>
     <w:p>
       <w:pPr>
-        <w:ind w:left="0" w:firstLine="0"/>
         <w:jc w:val="both"/>
         <w:rPr>
           <w:highlight w:val="yellow"/>
@@ -12813,8 +9901,8 @@
           <w:color w:val="000000"/>
         </w:rPr>
       </w:pPr>
-      <w:bookmarkStart w:colFirst="0" w:colLast="0" w:name="_nwwb6lwa4500" w:id="32"/>
-      <w:bookmarkEnd w:id="32"/>
+      <w:bookmarkStart w:colFirst="0" w:colLast="0" w:name="_nwwb6lwa4500" w:id="33"/>
+      <w:bookmarkEnd w:id="33"/>
       <w:r>
         <w:rPr>
           <w:color w:val="000000"/>
@@ -12954,12 +10042,11 @@
         <w:tc>
           <w:tcPr>
             <w:tcBorders>
-              <w:top w:color="cccccc" w:space="0" w:sz="6" w:val="single"/>
+              <w:top w:color="000000" w:space="0" w:sz="12" w:val="single"/>
               <w:left w:color="000000" w:space="0" w:sz="12" w:val="single"/>
               <w:bottom w:color="000000" w:space="0" w:sz="12" w:val="single"/>
               <w:right w:color="000000" w:space="0" w:sz="12" w:val="single"/>
             </w:tcBorders>
-            <w:shd w:fill="auto" w:val="clear"/>
             <w:tcMar>
               <w:top w:w="40.0" w:type="dxa"/>
               <w:left w:w="40.0" w:type="dxa"/>
@@ -12987,12 +10074,11 @@
           <w:tcPr>
             <w:gridSpan w:val="12"/>
             <w:tcBorders>
-              <w:top w:color="cccccc" w:space="0" w:sz="6" w:val="single"/>
-              <w:left w:color="cccccc" w:space="0" w:sz="6" w:val="single"/>
+              <w:top w:color="000000" w:space="0" w:sz="12" w:val="single"/>
+              <w:left w:color="000000" w:space="0" w:sz="12" w:val="single"/>
               <w:bottom w:color="000000" w:space="0" w:sz="12" w:val="single"/>
               <w:right w:color="000000" w:space="0" w:sz="12" w:val="single"/>
             </w:tcBorders>
-            <w:shd w:fill="auto" w:val="clear"/>
             <w:tcMar>
               <w:top w:w="40.0" w:type="dxa"/>
               <w:left w:w="40.0" w:type="dxa"/>
@@ -13030,12 +10116,11 @@
         <w:tc>
           <w:tcPr>
             <w:tcBorders>
-              <w:top w:color="cccccc" w:space="0" w:sz="6" w:val="single"/>
-              <w:left w:color="cccccc" w:space="0" w:sz="6" w:val="single"/>
+              <w:top w:color="000000" w:space="0" w:sz="12" w:val="single"/>
+              <w:left w:color="000000" w:space="0" w:sz="12" w:val="single"/>
               <w:bottom w:color="000000" w:space="0" w:sz="12" w:val="single"/>
               <w:right w:color="000000" w:space="0" w:sz="12" w:val="single"/>
             </w:tcBorders>
-            <w:shd w:fill="auto" w:val="clear"/>
             <w:tcMar>
               <w:top w:w="40.0" w:type="dxa"/>
               <w:left w:w="40.0" w:type="dxa"/>
@@ -13062,12 +10147,11 @@
         <w:tc>
           <w:tcPr>
             <w:tcBorders>
-              <w:top w:color="cccccc" w:space="0" w:sz="6" w:val="single"/>
-              <w:left w:color="cccccc" w:space="0" w:sz="6" w:val="single"/>
+              <w:top w:color="000000" w:space="0" w:sz="12" w:val="single"/>
+              <w:left w:color="000000" w:space="0" w:sz="12" w:val="single"/>
               <w:bottom w:color="000000" w:space="0" w:sz="12" w:val="single"/>
               <w:right w:color="000000" w:space="0" w:sz="12" w:val="single"/>
             </w:tcBorders>
-            <w:shd w:fill="auto" w:val="clear"/>
             <w:tcMar>
               <w:top w:w="40.0" w:type="dxa"/>
               <w:left w:w="40.0" w:type="dxa"/>
@@ -13101,12 +10185,11 @@
         <w:tc>
           <w:tcPr>
             <w:tcBorders>
-              <w:top w:color="cccccc" w:space="0" w:sz="6" w:val="single"/>
+              <w:top w:color="000000" w:space="0" w:sz="12" w:val="single"/>
               <w:left w:color="000000" w:space="0" w:sz="12" w:val="single"/>
               <w:bottom w:color="000000" w:space="0" w:sz="12" w:val="single"/>
               <w:right w:color="000000" w:space="0" w:sz="12" w:val="single"/>
             </w:tcBorders>
-            <w:shd w:fill="auto" w:val="clear"/>
             <w:tcMar>
               <w:top w:w="40.0" w:type="dxa"/>
               <w:left w:w="40.0" w:type="dxa"/>
@@ -13144,12 +10227,11 @@
         <w:tc>
           <w:tcPr>
             <w:tcBorders>
-              <w:top w:color="cccccc" w:space="0" w:sz="6" w:val="single"/>
-              <w:left w:color="cccccc" w:space="0" w:sz="6" w:val="single"/>
+              <w:top w:color="000000" w:space="0" w:sz="12" w:val="single"/>
+              <w:left w:color="000000" w:space="0" w:sz="12" w:val="single"/>
               <w:bottom w:color="000000" w:space="0" w:sz="12" w:val="single"/>
               <w:right w:color="000000" w:space="0" w:sz="12" w:val="single"/>
             </w:tcBorders>
-            <w:shd w:fill="auto" w:val="clear"/>
             <w:tcMar>
               <w:top w:w="40.0" w:type="dxa"/>
               <w:left w:w="40.0" w:type="dxa"/>
@@ -13185,12 +10267,11 @@
         <w:tc>
           <w:tcPr>
             <w:tcBorders>
-              <w:top w:color="cccccc" w:space="0" w:sz="6" w:val="single"/>
-              <w:left w:color="cccccc" w:space="0" w:sz="6" w:val="single"/>
+              <w:top w:color="000000" w:space="0" w:sz="12" w:val="single"/>
+              <w:left w:color="000000" w:space="0" w:sz="12" w:val="single"/>
               <w:bottom w:color="000000" w:space="0" w:sz="12" w:val="single"/>
               <w:right w:color="000000" w:space="0" w:sz="12" w:val="single"/>
             </w:tcBorders>
-            <w:shd w:fill="auto" w:val="clear"/>
             <w:tcMar>
               <w:top w:w="40.0" w:type="dxa"/>
               <w:left w:w="40.0" w:type="dxa"/>
@@ -13226,12 +10307,11 @@
         <w:tc>
           <w:tcPr>
             <w:tcBorders>
-              <w:top w:color="cccccc" w:space="0" w:sz="6" w:val="single"/>
-              <w:left w:color="cccccc" w:space="0" w:sz="6" w:val="single"/>
+              <w:top w:color="000000" w:space="0" w:sz="12" w:val="single"/>
+              <w:left w:color="000000" w:space="0" w:sz="12" w:val="single"/>
               <w:bottom w:color="000000" w:space="0" w:sz="12" w:val="single"/>
               <w:right w:color="000000" w:space="0" w:sz="12" w:val="single"/>
             </w:tcBorders>
-            <w:shd w:fill="auto" w:val="clear"/>
             <w:tcMar>
               <w:top w:w="40.0" w:type="dxa"/>
               <w:left w:w="40.0" w:type="dxa"/>
@@ -13267,12 +10347,11 @@
         <w:tc>
           <w:tcPr>
             <w:tcBorders>
-              <w:top w:color="cccccc" w:space="0" w:sz="6" w:val="single"/>
-              <w:left w:color="cccccc" w:space="0" w:sz="6" w:val="single"/>
+              <w:top w:color="000000" w:space="0" w:sz="12" w:val="single"/>
+              <w:left w:color="000000" w:space="0" w:sz="12" w:val="single"/>
               <w:bottom w:color="000000" w:space="0" w:sz="12" w:val="single"/>
               <w:right w:color="000000" w:space="0" w:sz="12" w:val="single"/>
             </w:tcBorders>
-            <w:shd w:fill="auto" w:val="clear"/>
             <w:tcMar>
               <w:top w:w="40.0" w:type="dxa"/>
               <w:left w:w="40.0" w:type="dxa"/>
@@ -13308,12 +10387,11 @@
         <w:tc>
           <w:tcPr>
             <w:tcBorders>
-              <w:top w:color="cccccc" w:space="0" w:sz="6" w:val="single"/>
-              <w:left w:color="cccccc" w:space="0" w:sz="6" w:val="single"/>
+              <w:top w:color="000000" w:space="0" w:sz="12" w:val="single"/>
+              <w:left w:color="000000" w:space="0" w:sz="12" w:val="single"/>
               <w:bottom w:color="000000" w:space="0" w:sz="12" w:val="single"/>
               <w:right w:color="000000" w:space="0" w:sz="12" w:val="single"/>
             </w:tcBorders>
-            <w:shd w:fill="auto" w:val="clear"/>
             <w:tcMar>
               <w:top w:w="40.0" w:type="dxa"/>
               <w:left w:w="40.0" w:type="dxa"/>
@@ -13349,12 +10427,11 @@
         <w:tc>
           <w:tcPr>
             <w:tcBorders>
-              <w:top w:color="cccccc" w:space="0" w:sz="6" w:val="single"/>
-              <w:left w:color="cccccc" w:space="0" w:sz="6" w:val="single"/>
+              <w:top w:color="000000" w:space="0" w:sz="12" w:val="single"/>
+              <w:left w:color="000000" w:space="0" w:sz="12" w:val="single"/>
               <w:bottom w:color="000000" w:space="0" w:sz="12" w:val="single"/>
               <w:right w:color="000000" w:space="0" w:sz="12" w:val="single"/>
             </w:tcBorders>
-            <w:shd w:fill="auto" w:val="clear"/>
             <w:tcMar>
               <w:top w:w="40.0" w:type="dxa"/>
               <w:left w:w="40.0" w:type="dxa"/>
@@ -13390,12 +10467,11 @@
         <w:tc>
           <w:tcPr>
             <w:tcBorders>
-              <w:top w:color="cccccc" w:space="0" w:sz="6" w:val="single"/>
-              <w:left w:color="cccccc" w:space="0" w:sz="6" w:val="single"/>
+              <w:top w:color="000000" w:space="0" w:sz="12" w:val="single"/>
+              <w:left w:color="000000" w:space="0" w:sz="12" w:val="single"/>
               <w:bottom w:color="000000" w:space="0" w:sz="12" w:val="single"/>
               <w:right w:color="000000" w:space="0" w:sz="12" w:val="single"/>
             </w:tcBorders>
-            <w:shd w:fill="auto" w:val="clear"/>
             <w:tcMar>
               <w:top w:w="40.0" w:type="dxa"/>
               <w:left w:w="40.0" w:type="dxa"/>
@@ -13431,12 +10507,11 @@
         <w:tc>
           <w:tcPr>
             <w:tcBorders>
-              <w:top w:color="cccccc" w:space="0" w:sz="6" w:val="single"/>
-              <w:left w:color="cccccc" w:space="0" w:sz="6" w:val="single"/>
+              <w:top w:color="000000" w:space="0" w:sz="12" w:val="single"/>
+              <w:left w:color="000000" w:space="0" w:sz="12" w:val="single"/>
               <w:bottom w:color="000000" w:space="0" w:sz="12" w:val="single"/>
               <w:right w:color="000000" w:space="0" w:sz="12" w:val="single"/>
             </w:tcBorders>
-            <w:shd w:fill="auto" w:val="clear"/>
             <w:tcMar>
               <w:top w:w="40.0" w:type="dxa"/>
               <w:left w:w="40.0" w:type="dxa"/>
@@ -13472,12 +10547,11 @@
         <w:tc>
           <w:tcPr>
             <w:tcBorders>
-              <w:top w:color="cccccc" w:space="0" w:sz="6" w:val="single"/>
-              <w:left w:color="cccccc" w:space="0" w:sz="6" w:val="single"/>
+              <w:top w:color="000000" w:space="0" w:sz="12" w:val="single"/>
+              <w:left w:color="000000" w:space="0" w:sz="12" w:val="single"/>
               <w:bottom w:color="000000" w:space="0" w:sz="12" w:val="single"/>
               <w:right w:color="000000" w:space="0" w:sz="12" w:val="single"/>
             </w:tcBorders>
-            <w:shd w:fill="auto" w:val="clear"/>
             <w:tcMar>
               <w:top w:w="40.0" w:type="dxa"/>
               <w:left w:w="40.0" w:type="dxa"/>
@@ -13513,12 +10587,11 @@
         <w:tc>
           <w:tcPr>
             <w:tcBorders>
-              <w:top w:color="cccccc" w:space="0" w:sz="6" w:val="single"/>
-              <w:left w:color="cccccc" w:space="0" w:sz="6" w:val="single"/>
+              <w:top w:color="000000" w:space="0" w:sz="12" w:val="single"/>
+              <w:left w:color="000000" w:space="0" w:sz="12" w:val="single"/>
               <w:bottom w:color="000000" w:space="0" w:sz="12" w:val="single"/>
               <w:right w:color="000000" w:space="0" w:sz="12" w:val="single"/>
             </w:tcBorders>
-            <w:shd w:fill="auto" w:val="clear"/>
             <w:tcMar>
               <w:top w:w="40.0" w:type="dxa"/>
               <w:left w:w="40.0" w:type="dxa"/>
@@ -13554,12 +10627,11 @@
         <w:tc>
           <w:tcPr>
             <w:tcBorders>
-              <w:top w:color="cccccc" w:space="0" w:sz="6" w:val="single"/>
-              <w:left w:color="cccccc" w:space="0" w:sz="6" w:val="single"/>
+              <w:top w:color="000000" w:space="0" w:sz="12" w:val="single"/>
+              <w:left w:color="000000" w:space="0" w:sz="12" w:val="single"/>
               <w:bottom w:color="000000" w:space="0" w:sz="12" w:val="single"/>
               <w:right w:color="000000" w:space="0" w:sz="12" w:val="single"/>
             </w:tcBorders>
-            <w:shd w:fill="auto" w:val="clear"/>
             <w:tcMar>
               <w:top w:w="40.0" w:type="dxa"/>
               <w:left w:w="40.0" w:type="dxa"/>
@@ -13595,12 +10667,11 @@
         <w:tc>
           <w:tcPr>
             <w:tcBorders>
-              <w:top w:color="cccccc" w:space="0" w:sz="6" w:val="single"/>
-              <w:left w:color="cccccc" w:space="0" w:sz="6" w:val="single"/>
+              <w:top w:color="000000" w:space="0" w:sz="12" w:val="single"/>
+              <w:left w:color="000000" w:space="0" w:sz="12" w:val="single"/>
               <w:bottom w:color="000000" w:space="0" w:sz="12" w:val="single"/>
               <w:right w:color="000000" w:space="0" w:sz="12" w:val="single"/>
             </w:tcBorders>
-            <w:shd w:fill="auto" w:val="clear"/>
             <w:tcMar>
               <w:top w:w="40.0" w:type="dxa"/>
               <w:left w:w="40.0" w:type="dxa"/>
@@ -13636,12 +10707,11 @@
         <w:tc>
           <w:tcPr>
             <w:tcBorders>
-              <w:top w:color="cccccc" w:space="0" w:sz="6" w:val="single"/>
-              <w:left w:color="cccccc" w:space="0" w:sz="6" w:val="single"/>
+              <w:top w:color="000000" w:space="0" w:sz="12" w:val="single"/>
+              <w:left w:color="000000" w:space="0" w:sz="12" w:val="single"/>
               <w:bottom w:color="000000" w:space="0" w:sz="12" w:val="single"/>
               <w:right w:color="000000" w:space="0" w:sz="12" w:val="single"/>
             </w:tcBorders>
-            <w:shd w:fill="auto" w:val="clear"/>
             <w:tcMar>
               <w:top w:w="40.0" w:type="dxa"/>
               <w:left w:w="40.0" w:type="dxa"/>
@@ -13679,12 +10749,11 @@
         <w:tc>
           <w:tcPr>
             <w:tcBorders>
-              <w:top w:color="cccccc" w:space="0" w:sz="6" w:val="single"/>
-              <w:left w:color="cccccc" w:space="0" w:sz="6" w:val="single"/>
+              <w:top w:color="000000" w:space="0" w:sz="12" w:val="single"/>
+              <w:left w:color="000000" w:space="0" w:sz="12" w:val="single"/>
               <w:bottom w:color="000000" w:space="0" w:sz="12" w:val="single"/>
               <w:right w:color="000000" w:space="0" w:sz="12" w:val="single"/>
             </w:tcBorders>
-            <w:shd w:fill="auto" w:val="clear"/>
             <w:tcMar>
               <w:top w:w="40.0" w:type="dxa"/>
               <w:left w:w="40.0" w:type="dxa"/>
@@ -13729,12 +10798,11 @@
         <w:tc>
           <w:tcPr>
             <w:tcBorders>
-              <w:top w:color="cccccc" w:space="0" w:sz="6" w:val="single"/>
+              <w:top w:color="000000" w:space="0" w:sz="12" w:val="single"/>
               <w:left w:color="000000" w:space="0" w:sz="12" w:val="single"/>
               <w:bottom w:color="000000" w:space="0" w:sz="12" w:val="single"/>
               <w:right w:color="000000" w:space="0" w:sz="12" w:val="single"/>
             </w:tcBorders>
-            <w:shd w:fill="auto" w:val="clear"/>
             <w:tcMar>
               <w:top w:w="40.0" w:type="dxa"/>
               <w:left w:w="40.0" w:type="dxa"/>
@@ -13768,8 +10836,8 @@
         <w:tc>
           <w:tcPr>
             <w:tcBorders>
-              <w:top w:color="cccccc" w:space="0" w:sz="6" w:val="single"/>
-              <w:left w:color="cccccc" w:space="0" w:sz="6" w:val="single"/>
+              <w:top w:color="000000" w:space="0" w:sz="12" w:val="single"/>
+              <w:left w:color="000000" w:space="0" w:sz="12" w:val="single"/>
               <w:bottom w:color="000000" w:space="0" w:sz="6" w:val="single"/>
               <w:right w:color="000000" w:space="0" w:sz="6" w:val="single"/>
             </w:tcBorders>
@@ -13800,8 +10868,8 @@
         <w:tc>
           <w:tcPr>
             <w:tcBorders>
-              <w:top w:color="cccccc" w:space="0" w:sz="6" w:val="single"/>
-              <w:left w:color="cccccc" w:space="0" w:sz="6" w:val="single"/>
+              <w:top w:color="000000" w:space="0" w:sz="12" w:val="single"/>
+              <w:left w:color="000000" w:space="0" w:sz="6" w:val="single"/>
               <w:bottom w:color="000000" w:space="0" w:sz="6" w:val="single"/>
               <w:right w:color="000000" w:space="0" w:sz="6" w:val="single"/>
             </w:tcBorders>
@@ -13832,12 +10900,11 @@
         <w:tc>
           <w:tcPr>
             <w:tcBorders>
-              <w:top w:color="cccccc" w:space="0" w:sz="6" w:val="single"/>
-              <w:left w:color="cccccc" w:space="0" w:sz="6" w:val="single"/>
+              <w:top w:color="000000" w:space="0" w:sz="12" w:val="single"/>
+              <w:left w:color="000000" w:space="0" w:sz="6" w:val="single"/>
               <w:bottom w:color="000000" w:space="0" w:sz="6" w:val="single"/>
               <w:right w:color="000000" w:space="0" w:sz="6" w:val="single"/>
             </w:tcBorders>
-            <w:shd w:fill="auto" w:val="clear"/>
             <w:tcMar>
               <w:top w:w="40.0" w:type="dxa"/>
               <w:left w:w="40.0" w:type="dxa"/>
@@ -13864,12 +10931,11 @@
         <w:tc>
           <w:tcPr>
             <w:tcBorders>
-              <w:top w:color="cccccc" w:space="0" w:sz="6" w:val="single"/>
-              <w:left w:color="cccccc" w:space="0" w:sz="6" w:val="single"/>
+              <w:top w:color="000000" w:space="0" w:sz="12" w:val="single"/>
+              <w:left w:color="000000" w:space="0" w:sz="6" w:val="single"/>
               <w:bottom w:color="000000" w:space="0" w:sz="6" w:val="single"/>
               <w:right w:color="000000" w:space="0" w:sz="6" w:val="single"/>
             </w:tcBorders>
-            <w:shd w:fill="auto" w:val="clear"/>
             <w:tcMar>
               <w:top w:w="40.0" w:type="dxa"/>
               <w:left w:w="40.0" w:type="dxa"/>
@@ -13896,12 +10962,11 @@
         <w:tc>
           <w:tcPr>
             <w:tcBorders>
-              <w:top w:color="cccccc" w:space="0" w:sz="6" w:val="single"/>
-              <w:left w:color="cccccc" w:space="0" w:sz="6" w:val="single"/>
+              <w:top w:color="000000" w:space="0" w:sz="12" w:val="single"/>
+              <w:left w:color="000000" w:space="0" w:sz="6" w:val="single"/>
               <w:bottom w:color="000000" w:space="0" w:sz="6" w:val="single"/>
               <w:right w:color="000000" w:space="0" w:sz="6" w:val="single"/>
             </w:tcBorders>
-            <w:shd w:fill="auto" w:val="clear"/>
             <w:tcMar>
               <w:top w:w="40.0" w:type="dxa"/>
               <w:left w:w="40.0" w:type="dxa"/>
@@ -13928,12 +10993,11 @@
         <w:tc>
           <w:tcPr>
             <w:tcBorders>
-              <w:top w:color="cccccc" w:space="0" w:sz="6" w:val="single"/>
-              <w:left w:color="cccccc" w:space="0" w:sz="6" w:val="single"/>
+              <w:top w:color="000000" w:space="0" w:sz="12" w:val="single"/>
+              <w:left w:color="000000" w:space="0" w:sz="6" w:val="single"/>
               <w:bottom w:color="000000" w:space="0" w:sz="6" w:val="single"/>
               <w:right w:color="000000" w:space="0" w:sz="6" w:val="single"/>
             </w:tcBorders>
-            <w:shd w:fill="auto" w:val="clear"/>
             <w:tcMar>
               <w:top w:w="40.0" w:type="dxa"/>
               <w:left w:w="40.0" w:type="dxa"/>
@@ -13960,12 +11024,11 @@
         <w:tc>
           <w:tcPr>
             <w:tcBorders>
-              <w:top w:color="cccccc" w:space="0" w:sz="6" w:val="single"/>
-              <w:left w:color="cccccc" w:space="0" w:sz="6" w:val="single"/>
+              <w:top w:color="000000" w:space="0" w:sz="12" w:val="single"/>
+              <w:left w:color="000000" w:space="0" w:sz="6" w:val="single"/>
               <w:bottom w:color="000000" w:space="0" w:sz="6" w:val="single"/>
               <w:right w:color="000000" w:space="0" w:sz="6" w:val="single"/>
             </w:tcBorders>
-            <w:shd w:fill="auto" w:val="clear"/>
             <w:tcMar>
               <w:top w:w="40.0" w:type="dxa"/>
               <w:left w:w="40.0" w:type="dxa"/>
@@ -13992,12 +11055,11 @@
         <w:tc>
           <w:tcPr>
             <w:tcBorders>
-              <w:top w:color="cccccc" w:space="0" w:sz="6" w:val="single"/>
-              <w:left w:color="cccccc" w:space="0" w:sz="6" w:val="single"/>
+              <w:top w:color="000000" w:space="0" w:sz="12" w:val="single"/>
+              <w:left w:color="000000" w:space="0" w:sz="6" w:val="single"/>
               <w:bottom w:color="000000" w:space="0" w:sz="6" w:val="single"/>
               <w:right w:color="000000" w:space="0" w:sz="6" w:val="single"/>
             </w:tcBorders>
-            <w:shd w:fill="auto" w:val="clear"/>
             <w:tcMar>
               <w:top w:w="40.0" w:type="dxa"/>
               <w:left w:w="40.0" w:type="dxa"/>
@@ -14024,12 +11086,11 @@
         <w:tc>
           <w:tcPr>
             <w:tcBorders>
-              <w:top w:color="cccccc" w:space="0" w:sz="6" w:val="single"/>
-              <w:left w:color="cccccc" w:space="0" w:sz="6" w:val="single"/>
+              <w:top w:color="000000" w:space="0" w:sz="12" w:val="single"/>
+              <w:left w:color="000000" w:space="0" w:sz="6" w:val="single"/>
               <w:bottom w:color="000000" w:space="0" w:sz="6" w:val="single"/>
               <w:right w:color="000000" w:space="0" w:sz="6" w:val="single"/>
             </w:tcBorders>
-            <w:shd w:fill="auto" w:val="clear"/>
             <w:tcMar>
               <w:top w:w="40.0" w:type="dxa"/>
               <w:left w:w="40.0" w:type="dxa"/>
@@ -14056,12 +11117,11 @@
         <w:tc>
           <w:tcPr>
             <w:tcBorders>
-              <w:top w:color="cccccc" w:space="0" w:sz="6" w:val="single"/>
-              <w:left w:color="cccccc" w:space="0" w:sz="6" w:val="single"/>
+              <w:top w:color="000000" w:space="0" w:sz="12" w:val="single"/>
+              <w:left w:color="000000" w:space="0" w:sz="6" w:val="single"/>
               <w:bottom w:color="000000" w:space="0" w:sz="6" w:val="single"/>
               <w:right w:color="000000" w:space="0" w:sz="6" w:val="single"/>
             </w:tcBorders>
-            <w:shd w:fill="auto" w:val="clear"/>
             <w:tcMar>
               <w:top w:w="40.0" w:type="dxa"/>
               <w:left w:w="40.0" w:type="dxa"/>
@@ -14088,12 +11148,11 @@
         <w:tc>
           <w:tcPr>
             <w:tcBorders>
-              <w:top w:color="cccccc" w:space="0" w:sz="6" w:val="single"/>
-              <w:left w:color="cccccc" w:space="0" w:sz="6" w:val="single"/>
+              <w:top w:color="000000" w:space="0" w:sz="12" w:val="single"/>
+              <w:left w:color="000000" w:space="0" w:sz="6" w:val="single"/>
               <w:bottom w:color="000000" w:space="0" w:sz="6" w:val="single"/>
               <w:right w:color="000000" w:space="0" w:sz="6" w:val="single"/>
             </w:tcBorders>
-            <w:shd w:fill="auto" w:val="clear"/>
             <w:tcMar>
               <w:top w:w="40.0" w:type="dxa"/>
               <w:left w:w="40.0" w:type="dxa"/>
@@ -14120,12 +11179,11 @@
         <w:tc>
           <w:tcPr>
             <w:tcBorders>
-              <w:top w:color="cccccc" w:space="0" w:sz="6" w:val="single"/>
-              <w:left w:color="cccccc" w:space="0" w:sz="6" w:val="single"/>
+              <w:top w:color="000000" w:space="0" w:sz="12" w:val="single"/>
+              <w:left w:color="000000" w:space="0" w:sz="6" w:val="single"/>
               <w:bottom w:color="000000" w:space="0" w:sz="6" w:val="single"/>
               <w:right w:color="000000" w:space="0" w:sz="12" w:val="single"/>
             </w:tcBorders>
-            <w:shd w:fill="auto" w:val="clear"/>
             <w:tcMar>
               <w:top w:w="40.0" w:type="dxa"/>
               <w:left w:w="40.0" w:type="dxa"/>
@@ -14152,12 +11210,11 @@
         <w:tc>
           <w:tcPr>
             <w:tcBorders>
-              <w:top w:color="cccccc" w:space="0" w:sz="6" w:val="single"/>
-              <w:left w:color="cccccc" w:space="0" w:sz="6" w:val="single"/>
+              <w:top w:color="000000" w:space="0" w:sz="12" w:val="single"/>
+              <w:left w:color="000000" w:space="0" w:sz="12" w:val="single"/>
               <w:bottom w:color="000000" w:space="0" w:sz="12" w:val="single"/>
               <w:right w:color="000000" w:space="0" w:sz="12" w:val="single"/>
             </w:tcBorders>
-            <w:shd w:fill="auto" w:val="clear"/>
             <w:tcMar>
               <w:top w:w="40.0" w:type="dxa"/>
               <w:left w:w="40.0" w:type="dxa"/>
@@ -14191,12 +11248,11 @@
         <w:tc>
           <w:tcPr>
             <w:tcBorders>
-              <w:top w:color="cccccc" w:space="0" w:sz="6" w:val="single"/>
-              <w:left w:color="cccccc" w:space="0" w:sz="6" w:val="single"/>
+              <w:top w:color="000000" w:space="0" w:sz="12" w:val="single"/>
+              <w:left w:color="000000" w:space="0" w:sz="12" w:val="single"/>
               <w:bottom w:color="000000" w:space="0" w:sz="12" w:val="single"/>
               <w:right w:color="000000" w:space="0" w:sz="12" w:val="single"/>
             </w:tcBorders>
-            <w:shd w:fill="auto" w:val="clear"/>
             <w:tcMar>
               <w:top w:w="40.0" w:type="dxa"/>
               <w:left w:w="40.0" w:type="dxa"/>
@@ -14236,12 +11292,11 @@
         <w:tc>
           <w:tcPr>
             <w:tcBorders>
-              <w:top w:color="cccccc" w:space="0" w:sz="6" w:val="single"/>
+              <w:top w:color="000000" w:space="0" w:sz="12" w:val="single"/>
               <w:left w:color="000000" w:space="0" w:sz="12" w:val="single"/>
               <w:bottom w:color="000000" w:space="0" w:sz="12" w:val="single"/>
               <w:right w:color="000000" w:space="0" w:sz="12" w:val="single"/>
             </w:tcBorders>
-            <w:shd w:fill="auto" w:val="clear"/>
             <w:tcMar>
               <w:top w:w="40.0" w:type="dxa"/>
               <w:left w:w="40.0" w:type="dxa"/>
@@ -14275,12 +11330,11 @@
         <w:tc>
           <w:tcPr>
             <w:tcBorders>
-              <w:top w:color="cccccc" w:space="0" w:sz="6" w:val="single"/>
-              <w:left w:color="cccccc" w:space="0" w:sz="6" w:val="single"/>
+              <w:top w:color="000000" w:space="0" w:sz="6" w:val="single"/>
+              <w:left w:color="000000" w:space="0" w:sz="12" w:val="single"/>
               <w:bottom w:color="000000" w:space="0" w:sz="6" w:val="single"/>
               <w:right w:color="000000" w:space="0" w:sz="6" w:val="single"/>
             </w:tcBorders>
-            <w:shd w:fill="auto" w:val="clear"/>
             <w:tcMar>
               <w:top w:w="40.0" w:type="dxa"/>
               <w:left w:w="40.0" w:type="dxa"/>
@@ -14307,12 +11361,11 @@
         <w:tc>
           <w:tcPr>
             <w:tcBorders>
-              <w:top w:color="cccccc" w:space="0" w:sz="6" w:val="single"/>
-              <w:left w:color="cccccc" w:space="0" w:sz="6" w:val="single"/>
+              <w:top w:color="000000" w:space="0" w:sz="6" w:val="single"/>
+              <w:left w:color="000000" w:space="0" w:sz="6" w:val="single"/>
               <w:bottom w:color="000000" w:space="0" w:sz="6" w:val="single"/>
               <w:right w:color="000000" w:space="0" w:sz="6" w:val="single"/>
             </w:tcBorders>
-            <w:shd w:fill="auto" w:val="clear"/>
             <w:tcMar>
               <w:top w:w="40.0" w:type="dxa"/>
               <w:left w:w="40.0" w:type="dxa"/>
@@ -14339,8 +11392,8 @@
         <w:tc>
           <w:tcPr>
             <w:tcBorders>
-              <w:top w:color="cccccc" w:space="0" w:sz="6" w:val="single"/>
-              <w:left w:color="cccccc" w:space="0" w:sz="6" w:val="single"/>
+              <w:top w:color="000000" w:space="0" w:sz="6" w:val="single"/>
+              <w:left w:color="000000" w:space="0" w:sz="6" w:val="single"/>
               <w:bottom w:color="000000" w:space="0" w:sz="6" w:val="single"/>
               <w:right w:color="000000" w:space="0" w:sz="6" w:val="single"/>
             </w:tcBorders>
@@ -14371,8 +11424,8 @@
         <w:tc>
           <w:tcPr>
             <w:tcBorders>
-              <w:top w:color="cccccc" w:space="0" w:sz="6" w:val="single"/>
-              <w:left w:color="cccccc" w:space="0" w:sz="6" w:val="single"/>
+              <w:top w:color="000000" w:space="0" w:sz="6" w:val="single"/>
+              <w:left w:color="000000" w:space="0" w:sz="6" w:val="single"/>
               <w:bottom w:color="000000" w:space="0" w:sz="6" w:val="single"/>
               <w:right w:color="000000" w:space="0" w:sz="6" w:val="single"/>
             </w:tcBorders>
@@ -14403,8 +11456,8 @@
         <w:tc>
           <w:tcPr>
             <w:tcBorders>
-              <w:top w:color="cccccc" w:space="0" w:sz="6" w:val="single"/>
-              <w:left w:color="cccccc" w:space="0" w:sz="6" w:val="single"/>
+              <w:top w:color="000000" w:space="0" w:sz="6" w:val="single"/>
+              <w:left w:color="000000" w:space="0" w:sz="6" w:val="single"/>
               <w:bottom w:color="000000" w:space="0" w:sz="6" w:val="single"/>
               <w:right w:color="000000" w:space="0" w:sz="6" w:val="single"/>
             </w:tcBorders>
@@ -14435,12 +11488,11 @@
         <w:tc>
           <w:tcPr>
             <w:tcBorders>
-              <w:top w:color="cccccc" w:space="0" w:sz="6" w:val="single"/>
-              <w:left w:color="cccccc" w:space="0" w:sz="6" w:val="single"/>
+              <w:top w:color="000000" w:space="0" w:sz="6" w:val="single"/>
+              <w:left w:color="000000" w:space="0" w:sz="6" w:val="single"/>
               <w:bottom w:color="000000" w:space="0" w:sz="6" w:val="single"/>
               <w:right w:color="000000" w:space="0" w:sz="6" w:val="single"/>
             </w:tcBorders>
-            <w:shd w:fill="auto" w:val="clear"/>
             <w:tcMar>
               <w:top w:w="40.0" w:type="dxa"/>
               <w:left w:w="40.0" w:type="dxa"/>
@@ -14467,12 +11519,11 @@
         <w:tc>
           <w:tcPr>
             <w:tcBorders>
-              <w:top w:color="cccccc" w:space="0" w:sz="6" w:val="single"/>
-              <w:left w:color="cccccc" w:space="0" w:sz="6" w:val="single"/>
+              <w:top w:color="000000" w:space="0" w:sz="6" w:val="single"/>
+              <w:left w:color="000000" w:space="0" w:sz="6" w:val="single"/>
               <w:bottom w:color="000000" w:space="0" w:sz="6" w:val="single"/>
               <w:right w:color="000000" w:space="0" w:sz="6" w:val="single"/>
             </w:tcBorders>
-            <w:shd w:fill="auto" w:val="clear"/>
             <w:tcMar>
               <w:top w:w="40.0" w:type="dxa"/>
               <w:left w:w="40.0" w:type="dxa"/>
@@ -14499,12 +11550,11 @@
         <w:tc>
           <w:tcPr>
             <w:tcBorders>
-              <w:top w:color="cccccc" w:space="0" w:sz="6" w:val="single"/>
-              <w:left w:color="cccccc" w:space="0" w:sz="6" w:val="single"/>
+              <w:top w:color="000000" w:space="0" w:sz="6" w:val="single"/>
+              <w:left w:color="000000" w:space="0" w:sz="6" w:val="single"/>
               <w:bottom w:color="000000" w:space="0" w:sz="6" w:val="single"/>
               <w:right w:color="000000" w:space="0" w:sz="6" w:val="single"/>
             </w:tcBorders>
-            <w:shd w:fill="auto" w:val="clear"/>
             <w:tcMar>
               <w:top w:w="40.0" w:type="dxa"/>
               <w:left w:w="40.0" w:type="dxa"/>
@@ -14531,12 +11581,11 @@
         <w:tc>
           <w:tcPr>
             <w:tcBorders>
-              <w:top w:color="cccccc" w:space="0" w:sz="6" w:val="single"/>
-              <w:left w:color="cccccc" w:space="0" w:sz="6" w:val="single"/>
+              <w:top w:color="000000" w:space="0" w:sz="6" w:val="single"/>
+              <w:left w:color="000000" w:space="0" w:sz="6" w:val="single"/>
               <w:bottom w:color="000000" w:space="0" w:sz="6" w:val="single"/>
               <w:right w:color="000000" w:space="0" w:sz="6" w:val="single"/>
             </w:tcBorders>
-            <w:shd w:fill="auto" w:val="clear"/>
             <w:tcMar>
               <w:top w:w="40.0" w:type="dxa"/>
               <w:left w:w="40.0" w:type="dxa"/>
@@ -14563,12 +11612,11 @@
         <w:tc>
           <w:tcPr>
             <w:tcBorders>
-              <w:top w:color="cccccc" w:space="0" w:sz="6" w:val="single"/>
-              <w:left w:color="cccccc" w:space="0" w:sz="6" w:val="single"/>
+              <w:top w:color="000000" w:space="0" w:sz="6" w:val="single"/>
+              <w:left w:color="000000" w:space="0" w:sz="6" w:val="single"/>
               <w:bottom w:color="000000" w:space="0" w:sz="6" w:val="single"/>
               <w:right w:color="000000" w:space="0" w:sz="6" w:val="single"/>
             </w:tcBorders>
-            <w:shd w:fill="auto" w:val="clear"/>
             <w:tcMar>
               <w:top w:w="40.0" w:type="dxa"/>
               <w:left w:w="40.0" w:type="dxa"/>
@@ -14595,12 +11643,11 @@
         <w:tc>
           <w:tcPr>
             <w:tcBorders>
-              <w:top w:color="cccccc" w:space="0" w:sz="6" w:val="single"/>
-              <w:left w:color="cccccc" w:space="0" w:sz="6" w:val="single"/>
+              <w:top w:color="000000" w:space="0" w:sz="6" w:val="single"/>
+              <w:left w:color="000000" w:space="0" w:sz="6" w:val="single"/>
               <w:bottom w:color="000000" w:space="0" w:sz="6" w:val="single"/>
               <w:right w:color="000000" w:space="0" w:sz="6" w:val="single"/>
             </w:tcBorders>
-            <w:shd w:fill="auto" w:val="clear"/>
             <w:tcMar>
               <w:top w:w="40.0" w:type="dxa"/>
               <w:left w:w="40.0" w:type="dxa"/>
@@ -14627,12 +11674,11 @@
         <w:tc>
           <w:tcPr>
             <w:tcBorders>
-              <w:top w:color="cccccc" w:space="0" w:sz="6" w:val="single"/>
-              <w:left w:color="cccccc" w:space="0" w:sz="6" w:val="single"/>
+              <w:top w:color="000000" w:space="0" w:sz="6" w:val="single"/>
+              <w:left w:color="000000" w:space="0" w:sz="6" w:val="single"/>
               <w:bottom w:color="000000" w:space="0" w:sz="6" w:val="single"/>
               <w:right w:color="000000" w:space="0" w:sz="12" w:val="single"/>
             </w:tcBorders>
-            <w:shd w:fill="auto" w:val="clear"/>
             <w:tcMar>
               <w:top w:w="40.0" w:type="dxa"/>
               <w:left w:w="40.0" w:type="dxa"/>
@@ -14659,12 +11705,11 @@
         <w:tc>
           <w:tcPr>
             <w:tcBorders>
-              <w:top w:color="cccccc" w:space="0" w:sz="6" w:val="single"/>
-              <w:left w:color="cccccc" w:space="0" w:sz="6" w:val="single"/>
+              <w:top w:color="000000" w:space="0" w:sz="12" w:val="single"/>
+              <w:left w:color="000000" w:space="0" w:sz="12" w:val="single"/>
               <w:bottom w:color="000000" w:space="0" w:sz="12" w:val="single"/>
               <w:right w:color="000000" w:space="0" w:sz="12" w:val="single"/>
             </w:tcBorders>
-            <w:shd w:fill="auto" w:val="clear"/>
             <w:tcMar>
               <w:top w:w="40.0" w:type="dxa"/>
               <w:left w:w="40.0" w:type="dxa"/>
@@ -14698,12 +11743,11 @@
         <w:tc>
           <w:tcPr>
             <w:tcBorders>
-              <w:top w:color="cccccc" w:space="0" w:sz="6" w:val="single"/>
-              <w:left w:color="cccccc" w:space="0" w:sz="6" w:val="single"/>
+              <w:top w:color="000000" w:space="0" w:sz="12" w:val="single"/>
+              <w:left w:color="000000" w:space="0" w:sz="12" w:val="single"/>
               <w:bottom w:color="000000" w:space="0" w:sz="12" w:val="single"/>
               <w:right w:color="000000" w:space="0" w:sz="12" w:val="single"/>
             </w:tcBorders>
-            <w:shd w:fill="auto" w:val="clear"/>
             <w:tcMar>
               <w:top w:w="40.0" w:type="dxa"/>
               <w:left w:w="40.0" w:type="dxa"/>
@@ -14743,12 +11787,11 @@
         <w:tc>
           <w:tcPr>
             <w:tcBorders>
-              <w:top w:color="cccccc" w:space="0" w:sz="6" w:val="single"/>
+              <w:top w:color="000000" w:space="0" w:sz="12" w:val="single"/>
               <w:left w:color="000000" w:space="0" w:sz="12" w:val="single"/>
               <w:bottom w:color="000000" w:space="0" w:sz="12" w:val="single"/>
               <w:right w:color="000000" w:space="0" w:sz="12" w:val="single"/>
             </w:tcBorders>
-            <w:shd w:fill="auto" w:val="clear"/>
             <w:tcMar>
               <w:top w:w="40.0" w:type="dxa"/>
               <w:left w:w="40.0" w:type="dxa"/>
@@ -14782,12 +11825,11 @@
         <w:tc>
           <w:tcPr>
             <w:tcBorders>
-              <w:top w:color="cccccc" w:space="0" w:sz="6" w:val="single"/>
-              <w:left w:color="cccccc" w:space="0" w:sz="6" w:val="single"/>
+              <w:top w:color="000000" w:space="0" w:sz="6" w:val="single"/>
+              <w:left w:color="000000" w:space="0" w:sz="12" w:val="single"/>
               <w:bottom w:color="000000" w:space="0" w:sz="6" w:val="single"/>
               <w:right w:color="000000" w:space="0" w:sz="6" w:val="single"/>
             </w:tcBorders>
-            <w:shd w:fill="auto" w:val="clear"/>
             <w:tcMar>
               <w:top w:w="40.0" w:type="dxa"/>
               <w:left w:w="40.0" w:type="dxa"/>
@@ -14814,12 +11856,11 @@
         <w:tc>
           <w:tcPr>
             <w:tcBorders>
-              <w:top w:color="cccccc" w:space="0" w:sz="6" w:val="single"/>
-              <w:left w:color="cccccc" w:space="0" w:sz="6" w:val="single"/>
+              <w:top w:color="000000" w:space="0" w:sz="6" w:val="single"/>
+              <w:left w:color="000000" w:space="0" w:sz="6" w:val="single"/>
               <w:bottom w:color="000000" w:space="0" w:sz="6" w:val="single"/>
               <w:right w:color="000000" w:space="0" w:sz="6" w:val="single"/>
             </w:tcBorders>
-            <w:shd w:fill="auto" w:val="clear"/>
             <w:tcMar>
               <w:top w:w="40.0" w:type="dxa"/>
               <w:left w:w="40.0" w:type="dxa"/>
@@ -14846,12 +11887,11 @@
         <w:tc>
           <w:tcPr>
             <w:tcBorders>
-              <w:top w:color="cccccc" w:space="0" w:sz="6" w:val="single"/>
-              <w:left w:color="cccccc" w:space="0" w:sz="6" w:val="single"/>
+              <w:top w:color="000000" w:space="0" w:sz="6" w:val="single"/>
+              <w:left w:color="000000" w:space="0" w:sz="6" w:val="single"/>
               <w:bottom w:color="000000" w:space="0" w:sz="6" w:val="single"/>
               <w:right w:color="000000" w:space="0" w:sz="6" w:val="single"/>
             </w:tcBorders>
-            <w:shd w:fill="auto" w:val="clear"/>
             <w:tcMar>
               <w:top w:w="40.0" w:type="dxa"/>
               <w:left w:w="40.0" w:type="dxa"/>
@@ -14878,12 +11918,11 @@
         <w:tc>
           <w:tcPr>
             <w:tcBorders>
-              <w:top w:color="cccccc" w:space="0" w:sz="6" w:val="single"/>
-              <w:left w:color="cccccc" w:space="0" w:sz="6" w:val="single"/>
+              <w:top w:color="000000" w:space="0" w:sz="6" w:val="single"/>
+              <w:left w:color="000000" w:space="0" w:sz="6" w:val="single"/>
               <w:bottom w:color="000000" w:space="0" w:sz="6" w:val="single"/>
               <w:right w:color="000000" w:space="0" w:sz="6" w:val="single"/>
             </w:tcBorders>
-            <w:shd w:fill="auto" w:val="clear"/>
             <w:tcMar>
               <w:top w:w="40.0" w:type="dxa"/>
               <w:left w:w="40.0" w:type="dxa"/>
@@ -14910,12 +11949,11 @@
         <w:tc>
           <w:tcPr>
             <w:tcBorders>
-              <w:top w:color="cccccc" w:space="0" w:sz="6" w:val="single"/>
-              <w:left w:color="cccccc" w:space="0" w:sz="6" w:val="single"/>
+              <w:top w:color="000000" w:space="0" w:sz="6" w:val="single"/>
+              <w:left w:color="000000" w:space="0" w:sz="6" w:val="single"/>
               <w:bottom w:color="000000" w:space="0" w:sz="6" w:val="single"/>
               <w:right w:color="000000" w:space="0" w:sz="6" w:val="single"/>
             </w:tcBorders>
-            <w:shd w:fill="auto" w:val="clear"/>
             <w:tcMar>
               <w:top w:w="40.0" w:type="dxa"/>
               <w:left w:w="40.0" w:type="dxa"/>
@@ -14942,8 +11980,8 @@
         <w:tc>
           <w:tcPr>
             <w:tcBorders>
-              <w:top w:color="cccccc" w:space="0" w:sz="6" w:val="single"/>
-              <w:left w:color="cccccc" w:space="0" w:sz="6" w:val="single"/>
+              <w:top w:color="000000" w:space="0" w:sz="6" w:val="single"/>
+              <w:left w:color="000000" w:space="0" w:sz="6" w:val="single"/>
               <w:bottom w:color="000000" w:space="0" w:sz="6" w:val="single"/>
               <w:right w:color="000000" w:space="0" w:sz="6" w:val="single"/>
             </w:tcBorders>
@@ -14974,8 +12012,8 @@
         <w:tc>
           <w:tcPr>
             <w:tcBorders>
-              <w:top w:color="cccccc" w:space="0" w:sz="6" w:val="single"/>
-              <w:left w:color="cccccc" w:space="0" w:sz="6" w:val="single"/>
+              <w:top w:color="000000" w:space="0" w:sz="6" w:val="single"/>
+              <w:left w:color="000000" w:space="0" w:sz="6" w:val="single"/>
               <w:bottom w:color="000000" w:space="0" w:sz="6" w:val="single"/>
               <w:right w:color="000000" w:space="0" w:sz="6" w:val="single"/>
             </w:tcBorders>
@@ -15006,8 +12044,8 @@
         <w:tc>
           <w:tcPr>
             <w:tcBorders>
-              <w:top w:color="cccccc" w:space="0" w:sz="6" w:val="single"/>
-              <w:left w:color="cccccc" w:space="0" w:sz="6" w:val="single"/>
+              <w:top w:color="000000" w:space="0" w:sz="6" w:val="single"/>
+              <w:left w:color="000000" w:space="0" w:sz="6" w:val="single"/>
               <w:bottom w:color="000000" w:space="0" w:sz="6" w:val="single"/>
               <w:right w:color="000000" w:space="0" w:sz="6" w:val="single"/>
             </w:tcBorders>
@@ -15038,12 +12076,11 @@
         <w:tc>
           <w:tcPr>
             <w:tcBorders>
-              <w:top w:color="cccccc" w:space="0" w:sz="6" w:val="single"/>
-              <w:left w:color="cccccc" w:space="0" w:sz="6" w:val="single"/>
+              <w:top w:color="000000" w:space="0" w:sz="6" w:val="single"/>
+              <w:left w:color="000000" w:space="0" w:sz="6" w:val="single"/>
               <w:bottom w:color="000000" w:space="0" w:sz="6" w:val="single"/>
               <w:right w:color="000000" w:space="0" w:sz="6" w:val="single"/>
             </w:tcBorders>
-            <w:shd w:fill="auto" w:val="clear"/>
             <w:tcMar>
               <w:top w:w="40.0" w:type="dxa"/>
               <w:left w:w="40.0" w:type="dxa"/>
@@ -15070,12 +12107,11 @@
         <w:tc>
           <w:tcPr>
             <w:tcBorders>
-              <w:top w:color="cccccc" w:space="0" w:sz="6" w:val="single"/>
-              <w:left w:color="cccccc" w:space="0" w:sz="6" w:val="single"/>
+              <w:top w:color="000000" w:space="0" w:sz="6" w:val="single"/>
+              <w:left w:color="000000" w:space="0" w:sz="6" w:val="single"/>
               <w:bottom w:color="000000" w:space="0" w:sz="6" w:val="single"/>
               <w:right w:color="000000" w:space="0" w:sz="6" w:val="single"/>
             </w:tcBorders>
-            <w:shd w:fill="auto" w:val="clear"/>
             <w:tcMar>
               <w:top w:w="40.0" w:type="dxa"/>
               <w:left w:w="40.0" w:type="dxa"/>
@@ -15102,12 +12138,11 @@
         <w:tc>
           <w:tcPr>
             <w:tcBorders>
-              <w:top w:color="cccccc" w:space="0" w:sz="6" w:val="single"/>
-              <w:left w:color="cccccc" w:space="0" w:sz="6" w:val="single"/>
+              <w:top w:color="000000" w:space="0" w:sz="6" w:val="single"/>
+              <w:left w:color="000000" w:space="0" w:sz="6" w:val="single"/>
               <w:bottom w:color="000000" w:space="0" w:sz="6" w:val="single"/>
               <w:right w:color="000000" w:space="0" w:sz="6" w:val="single"/>
             </w:tcBorders>
-            <w:shd w:fill="auto" w:val="clear"/>
             <w:tcMar>
               <w:top w:w="40.0" w:type="dxa"/>
               <w:left w:w="40.0" w:type="dxa"/>
@@ -15134,12 +12169,11 @@
         <w:tc>
           <w:tcPr>
             <w:tcBorders>
-              <w:top w:color="cccccc" w:space="0" w:sz="6" w:val="single"/>
-              <w:left w:color="cccccc" w:space="0" w:sz="6" w:val="single"/>
+              <w:top w:color="000000" w:space="0" w:sz="6" w:val="single"/>
+              <w:left w:color="000000" w:space="0" w:sz="6" w:val="single"/>
               <w:bottom w:color="000000" w:space="0" w:sz="6" w:val="single"/>
               <w:right w:color="000000" w:space="0" w:sz="12" w:val="single"/>
             </w:tcBorders>
-            <w:shd w:fill="auto" w:val="clear"/>
             <w:tcMar>
               <w:top w:w="40.0" w:type="dxa"/>
               <w:left w:w="40.0" w:type="dxa"/>
@@ -15166,12 +12200,11 @@
         <w:tc>
           <w:tcPr>
             <w:tcBorders>
-              <w:top w:color="cccccc" w:space="0" w:sz="6" w:val="single"/>
-              <w:left w:color="cccccc" w:space="0" w:sz="6" w:val="single"/>
+              <w:top w:color="000000" w:space="0" w:sz="12" w:val="single"/>
+              <w:left w:color="000000" w:space="0" w:sz="12" w:val="single"/>
               <w:bottom w:color="000000" w:space="0" w:sz="12" w:val="single"/>
               <w:right w:color="000000" w:space="0" w:sz="12" w:val="single"/>
             </w:tcBorders>
-            <w:shd w:fill="auto" w:val="clear"/>
             <w:tcMar>
               <w:top w:w="40.0" w:type="dxa"/>
               <w:left w:w="40.0" w:type="dxa"/>
@@ -15205,12 +12238,11 @@
         <w:tc>
           <w:tcPr>
             <w:tcBorders>
-              <w:top w:color="cccccc" w:space="0" w:sz="6" w:val="single"/>
-              <w:left w:color="cccccc" w:space="0" w:sz="6" w:val="single"/>
+              <w:top w:color="000000" w:space="0" w:sz="12" w:val="single"/>
+              <w:left w:color="000000" w:space="0" w:sz="12" w:val="single"/>
               <w:bottom w:color="000000" w:space="0" w:sz="12" w:val="single"/>
               <w:right w:color="000000" w:space="0" w:sz="12" w:val="single"/>
             </w:tcBorders>
-            <w:shd w:fill="auto" w:val="clear"/>
             <w:tcMar>
               <w:top w:w="40.0" w:type="dxa"/>
               <w:left w:w="40.0" w:type="dxa"/>
@@ -15250,12 +12282,11 @@
         <w:tc>
           <w:tcPr>
             <w:tcBorders>
-              <w:top w:color="cccccc" w:space="0" w:sz="6" w:val="single"/>
+              <w:top w:color="000000" w:space="0" w:sz="12" w:val="single"/>
               <w:left w:color="000000" w:space="0" w:sz="12" w:val="single"/>
               <w:bottom w:color="000000" w:space="0" w:sz="12" w:val="single"/>
               <w:right w:color="000000" w:space="0" w:sz="12" w:val="single"/>
             </w:tcBorders>
-            <w:shd w:fill="auto" w:val="clear"/>
             <w:tcMar>
               <w:top w:w="40.0" w:type="dxa"/>
               <w:left w:w="40.0" w:type="dxa"/>
@@ -15289,12 +12320,11 @@
         <w:tc>
           <w:tcPr>
             <w:tcBorders>
-              <w:top w:color="cccccc" w:space="0" w:sz="6" w:val="single"/>
-              <w:left w:color="cccccc" w:space="0" w:sz="6" w:val="single"/>
+              <w:top w:color="000000" w:space="0" w:sz="6" w:val="single"/>
+              <w:left w:color="000000" w:space="0" w:sz="12" w:val="single"/>
               <w:bottom w:color="000000" w:space="0" w:sz="6" w:val="single"/>
               <w:right w:color="000000" w:space="0" w:sz="6" w:val="single"/>
             </w:tcBorders>
-            <w:shd w:fill="auto" w:val="clear"/>
             <w:tcMar>
               <w:top w:w="40.0" w:type="dxa"/>
               <w:left w:w="40.0" w:type="dxa"/>
@@ -15321,12 +12351,11 @@
         <w:tc>
           <w:tcPr>
             <w:tcBorders>
-              <w:top w:color="cccccc" w:space="0" w:sz="6" w:val="single"/>
-              <w:left w:color="cccccc" w:space="0" w:sz="6" w:val="single"/>
+              <w:top w:color="000000" w:space="0" w:sz="6" w:val="single"/>
+              <w:left w:color="000000" w:space="0" w:sz="6" w:val="single"/>
               <w:bottom w:color="000000" w:space="0" w:sz="6" w:val="single"/>
               <w:right w:color="000000" w:space="0" w:sz="6" w:val="single"/>
             </w:tcBorders>
-            <w:shd w:fill="auto" w:val="clear"/>
             <w:tcMar>
               <w:top w:w="40.0" w:type="dxa"/>
               <w:left w:w="40.0" w:type="dxa"/>
@@ -15353,12 +12382,11 @@
         <w:tc>
           <w:tcPr>
             <w:tcBorders>
-              <w:top w:color="cccccc" w:space="0" w:sz="6" w:val="single"/>
-              <w:left w:color="cccccc" w:space="0" w:sz="6" w:val="single"/>
+              <w:top w:color="000000" w:space="0" w:sz="6" w:val="single"/>
+              <w:left w:color="000000" w:space="0" w:sz="6" w:val="single"/>
               <w:bottom w:color="000000" w:space="0" w:sz="6" w:val="single"/>
               <w:right w:color="000000" w:space="0" w:sz="6" w:val="single"/>
             </w:tcBorders>
-            <w:shd w:fill="auto" w:val="clear"/>
             <w:tcMar>
               <w:top w:w="40.0" w:type="dxa"/>
               <w:left w:w="40.0" w:type="dxa"/>
@@ -15385,12 +12413,11 @@
         <w:tc>
           <w:tcPr>
             <w:tcBorders>
-              <w:top w:color="cccccc" w:space="0" w:sz="6" w:val="single"/>
-              <w:left w:color="cccccc" w:space="0" w:sz="6" w:val="single"/>
+              <w:top w:color="000000" w:space="0" w:sz="6" w:val="single"/>
+              <w:left w:color="000000" w:space="0" w:sz="6" w:val="single"/>
               <w:bottom w:color="000000" w:space="0" w:sz="6" w:val="single"/>
               <w:right w:color="000000" w:space="0" w:sz="6" w:val="single"/>
             </w:tcBorders>
-            <w:shd w:fill="auto" w:val="clear"/>
             <w:tcMar>
               <w:top w:w="40.0" w:type="dxa"/>
               <w:left w:w="40.0" w:type="dxa"/>
@@ -15417,12 +12444,11 @@
         <w:tc>
           <w:tcPr>
             <w:tcBorders>
-              <w:top w:color="cccccc" w:space="0" w:sz="6" w:val="single"/>
-              <w:left w:color="cccccc" w:space="0" w:sz="6" w:val="single"/>
+              <w:top w:color="000000" w:space="0" w:sz="6" w:val="single"/>
+              <w:left w:color="000000" w:space="0" w:sz="6" w:val="single"/>
               <w:bottom w:color="000000" w:space="0" w:sz="6" w:val="single"/>
               <w:right w:color="000000" w:space="0" w:sz="6" w:val="single"/>
             </w:tcBorders>
-            <w:shd w:fill="auto" w:val="clear"/>
             <w:tcMar>
               <w:top w:w="40.0" w:type="dxa"/>
               <w:left w:w="40.0" w:type="dxa"/>
@@ -15449,12 +12475,11 @@
         <w:tc>
           <w:tcPr>
             <w:tcBorders>
-              <w:top w:color="cccccc" w:space="0" w:sz="6" w:val="single"/>
-              <w:left w:color="cccccc" w:space="0" w:sz="6" w:val="single"/>
+              <w:top w:color="000000" w:space="0" w:sz="6" w:val="single"/>
+              <w:left w:color="000000" w:space="0" w:sz="6" w:val="single"/>
               <w:bottom w:color="000000" w:space="0" w:sz="6" w:val="single"/>
               <w:right w:color="000000" w:space="0" w:sz="6" w:val="single"/>
             </w:tcBorders>
-            <w:shd w:fill="auto" w:val="clear"/>
             <w:tcMar>
               <w:top w:w="40.0" w:type="dxa"/>
               <w:left w:w="40.0" w:type="dxa"/>
@@ -15481,12 +12506,11 @@
         <w:tc>
           <w:tcPr>
             <w:tcBorders>
-              <w:top w:color="cccccc" w:space="0" w:sz="6" w:val="single"/>
-              <w:left w:color="cccccc" w:space="0" w:sz="6" w:val="single"/>
+              <w:top w:color="000000" w:space="0" w:sz="6" w:val="single"/>
+              <w:left w:color="000000" w:space="0" w:sz="6" w:val="single"/>
               <w:bottom w:color="000000" w:space="0" w:sz="6" w:val="single"/>
               <w:right w:color="000000" w:space="0" w:sz="6" w:val="single"/>
             </w:tcBorders>
-            <w:shd w:fill="auto" w:val="clear"/>
             <w:tcMar>
               <w:top w:w="40.0" w:type="dxa"/>
               <w:left w:w="40.0" w:type="dxa"/>
@@ -15513,12 +12537,11 @@
         <w:tc>
           <w:tcPr>
             <w:tcBorders>
-              <w:top w:color="cccccc" w:space="0" w:sz="6" w:val="single"/>
-              <w:left w:color="cccccc" w:space="0" w:sz="6" w:val="single"/>
+              <w:top w:color="000000" w:space="0" w:sz="6" w:val="single"/>
+              <w:left w:color="000000" w:space="0" w:sz="6" w:val="single"/>
               <w:bottom w:color="000000" w:space="0" w:sz="6" w:val="single"/>
               <w:right w:color="000000" w:space="0" w:sz="6" w:val="single"/>
             </w:tcBorders>
-            <w:shd w:fill="auto" w:val="clear"/>
             <w:tcMar>
               <w:top w:w="40.0" w:type="dxa"/>
               <w:left w:w="40.0" w:type="dxa"/>
@@ -15545,8 +12568,8 @@
         <w:tc>
           <w:tcPr>
             <w:tcBorders>
-              <w:top w:color="cccccc" w:space="0" w:sz="6" w:val="single"/>
-              <w:left w:color="cccccc" w:space="0" w:sz="6" w:val="single"/>
+              <w:top w:color="000000" w:space="0" w:sz="6" w:val="single"/>
+              <w:left w:color="000000" w:space="0" w:sz="6" w:val="single"/>
               <w:bottom w:color="000000" w:space="0" w:sz="6" w:val="single"/>
               <w:right w:color="000000" w:space="0" w:sz="6" w:val="single"/>
             </w:tcBorders>
@@ -15577,8 +12600,8 @@
         <w:tc>
           <w:tcPr>
             <w:tcBorders>
-              <w:top w:color="cccccc" w:space="0" w:sz="6" w:val="single"/>
-              <w:left w:color="cccccc" w:space="0" w:sz="6" w:val="single"/>
+              <w:top w:color="000000" w:space="0" w:sz="6" w:val="single"/>
+              <w:left w:color="000000" w:space="0" w:sz="6" w:val="single"/>
               <w:bottom w:color="000000" w:space="0" w:sz="6" w:val="single"/>
               <w:right w:color="000000" w:space="0" w:sz="6" w:val="single"/>
             </w:tcBorders>
@@ -15609,12 +12632,11 @@
         <w:tc>
           <w:tcPr>
             <w:tcBorders>
-              <w:top w:color="cccccc" w:space="0" w:sz="6" w:val="single"/>
-              <w:left w:color="cccccc" w:space="0" w:sz="6" w:val="single"/>
+              <w:top w:color="000000" w:space="0" w:sz="6" w:val="single"/>
+              <w:left w:color="000000" w:space="0" w:sz="6" w:val="single"/>
               <w:bottom w:color="000000" w:space="0" w:sz="6" w:val="single"/>
               <w:right w:color="000000" w:space="0" w:sz="6" w:val="single"/>
             </w:tcBorders>
-            <w:shd w:fill="auto" w:val="clear"/>
             <w:tcMar>
               <w:top w:w="40.0" w:type="dxa"/>
               <w:left w:w="40.0" w:type="dxa"/>
@@ -15641,12 +12663,11 @@
         <w:tc>
           <w:tcPr>
             <w:tcBorders>
-              <w:top w:color="cccccc" w:space="0" w:sz="6" w:val="single"/>
-              <w:left w:color="cccccc" w:space="0" w:sz="6" w:val="single"/>
+              <w:top w:color="000000" w:space="0" w:sz="6" w:val="single"/>
+              <w:left w:color="000000" w:space="0" w:sz="6" w:val="single"/>
               <w:bottom w:color="000000" w:space="0" w:sz="6" w:val="single"/>
               <w:right w:color="000000" w:space="0" w:sz="12" w:val="single"/>
             </w:tcBorders>
-            <w:shd w:fill="auto" w:val="clear"/>
             <w:tcMar>
               <w:top w:w="40.0" w:type="dxa"/>
               <w:left w:w="40.0" w:type="dxa"/>
@@ -15673,12 +12694,11 @@
         <w:tc>
           <w:tcPr>
             <w:tcBorders>
-              <w:top w:color="cccccc" w:space="0" w:sz="6" w:val="single"/>
-              <w:left w:color="cccccc" w:space="0" w:sz="6" w:val="single"/>
+              <w:top w:color="000000" w:space="0" w:sz="12" w:val="single"/>
+              <w:left w:color="000000" w:space="0" w:sz="12" w:val="single"/>
               <w:bottom w:color="000000" w:space="0" w:sz="12" w:val="single"/>
               <w:right w:color="000000" w:space="0" w:sz="12" w:val="single"/>
             </w:tcBorders>
-            <w:shd w:fill="auto" w:val="clear"/>
             <w:tcMar>
               <w:top w:w="40.0" w:type="dxa"/>
               <w:left w:w="40.0" w:type="dxa"/>
@@ -15712,12 +12732,11 @@
         <w:tc>
           <w:tcPr>
             <w:tcBorders>
-              <w:top w:color="cccccc" w:space="0" w:sz="6" w:val="single"/>
-              <w:left w:color="cccccc" w:space="0" w:sz="6" w:val="single"/>
+              <w:top w:color="000000" w:space="0" w:sz="12" w:val="single"/>
+              <w:left w:color="000000" w:space="0" w:sz="12" w:val="single"/>
               <w:bottom w:color="000000" w:space="0" w:sz="12" w:val="single"/>
               <w:right w:color="000000" w:space="0" w:sz="12" w:val="single"/>
             </w:tcBorders>
-            <w:shd w:fill="auto" w:val="clear"/>
             <w:tcMar>
               <w:top w:w="40.0" w:type="dxa"/>
               <w:left w:w="40.0" w:type="dxa"/>
@@ -15757,12 +12776,11 @@
         <w:tc>
           <w:tcPr>
             <w:tcBorders>
-              <w:top w:color="cccccc" w:space="0" w:sz="6" w:val="single"/>
+              <w:top w:color="000000" w:space="0" w:sz="12" w:val="single"/>
               <w:left w:color="000000" w:space="0" w:sz="12" w:val="single"/>
               <w:bottom w:color="000000" w:space="0" w:sz="12" w:val="single"/>
               <w:right w:color="000000" w:space="0" w:sz="12" w:val="single"/>
             </w:tcBorders>
-            <w:shd w:fill="auto" w:val="clear"/>
             <w:tcMar>
               <w:top w:w="40.0" w:type="dxa"/>
               <w:left w:w="40.0" w:type="dxa"/>
@@ -15796,12 +12814,11 @@
         <w:tc>
           <w:tcPr>
             <w:tcBorders>
-              <w:top w:color="cccccc" w:space="0" w:sz="6" w:val="single"/>
-              <w:left w:color="cccccc" w:space="0" w:sz="6" w:val="single"/>
+              <w:top w:color="000000" w:space="0" w:sz="6" w:val="single"/>
+              <w:left w:color="000000" w:space="0" w:sz="12" w:val="single"/>
               <w:bottom w:color="000000" w:space="0" w:sz="12" w:val="single"/>
               <w:right w:color="000000" w:space="0" w:sz="6" w:val="single"/>
             </w:tcBorders>
-            <w:shd w:fill="auto" w:val="clear"/>
             <w:tcMar>
               <w:top w:w="40.0" w:type="dxa"/>
               <w:left w:w="40.0" w:type="dxa"/>
@@ -15828,12 +12845,11 @@
         <w:tc>
           <w:tcPr>
             <w:tcBorders>
-              <w:top w:color="cccccc" w:space="0" w:sz="6" w:val="single"/>
-              <w:left w:color="cccccc" w:space="0" w:sz="6" w:val="single"/>
+              <w:top w:color="000000" w:space="0" w:sz="6" w:val="single"/>
+              <w:left w:color="000000" w:space="0" w:sz="6" w:val="single"/>
               <w:bottom w:color="000000" w:space="0" w:sz="12" w:val="single"/>
               <w:right w:color="000000" w:space="0" w:sz="6" w:val="single"/>
             </w:tcBorders>
-            <w:shd w:fill="auto" w:val="clear"/>
             <w:tcMar>
               <w:top w:w="40.0" w:type="dxa"/>
               <w:left w:w="40.0" w:type="dxa"/>
@@ -15860,12 +12876,11 @@
         <w:tc>
           <w:tcPr>
             <w:tcBorders>
-              <w:top w:color="cccccc" w:space="0" w:sz="6" w:val="single"/>
-              <w:left w:color="cccccc" w:space="0" w:sz="6" w:val="single"/>
+              <w:top w:color="000000" w:space="0" w:sz="6" w:val="single"/>
+              <w:left w:color="000000" w:space="0" w:sz="6" w:val="single"/>
               <w:bottom w:color="000000" w:space="0" w:sz="12" w:val="single"/>
               <w:right w:color="000000" w:space="0" w:sz="6" w:val="single"/>
             </w:tcBorders>
-            <w:shd w:fill="auto" w:val="clear"/>
             <w:tcMar>
               <w:top w:w="40.0" w:type="dxa"/>
               <w:left w:w="40.0" w:type="dxa"/>
@@ -15892,12 +12907,11 @@
         <w:tc>
           <w:tcPr>
             <w:tcBorders>
-              <w:top w:color="cccccc" w:space="0" w:sz="6" w:val="single"/>
-              <w:left w:color="cccccc" w:space="0" w:sz="6" w:val="single"/>
+              <w:top w:color="000000" w:space="0" w:sz="6" w:val="single"/>
+              <w:left w:color="000000" w:space="0" w:sz="6" w:val="single"/>
               <w:bottom w:color="000000" w:space="0" w:sz="12" w:val="single"/>
               <w:right w:color="000000" w:space="0" w:sz="6" w:val="single"/>
             </w:tcBorders>
-            <w:shd w:fill="auto" w:val="clear"/>
             <w:tcMar>
               <w:top w:w="40.0" w:type="dxa"/>
               <w:left w:w="40.0" w:type="dxa"/>
@@ -15924,12 +12938,11 @@
         <w:tc>
           <w:tcPr>
             <w:tcBorders>
-              <w:top w:color="cccccc" w:space="0" w:sz="6" w:val="single"/>
-              <w:left w:color="cccccc" w:space="0" w:sz="6" w:val="single"/>
+              <w:top w:color="000000" w:space="0" w:sz="6" w:val="single"/>
+              <w:left w:color="000000" w:space="0" w:sz="6" w:val="single"/>
               <w:bottom w:color="000000" w:space="0" w:sz="12" w:val="single"/>
               <w:right w:color="000000" w:space="0" w:sz="6" w:val="single"/>
             </w:tcBorders>
-            <w:shd w:fill="auto" w:val="clear"/>
             <w:tcMar>
               <w:top w:w="40.0" w:type="dxa"/>
               <w:left w:w="40.0" w:type="dxa"/>
@@ -15956,12 +12969,11 @@
         <w:tc>
           <w:tcPr>
             <w:tcBorders>
-              <w:top w:color="cccccc" w:space="0" w:sz="6" w:val="single"/>
-              <w:left w:color="cccccc" w:space="0" w:sz="6" w:val="single"/>
+              <w:top w:color="000000" w:space="0" w:sz="6" w:val="single"/>
+              <w:left w:color="000000" w:space="0" w:sz="6" w:val="single"/>
               <w:bottom w:color="000000" w:space="0" w:sz="12" w:val="single"/>
               <w:right w:color="000000" w:space="0" w:sz="6" w:val="single"/>
             </w:tcBorders>
-            <w:shd w:fill="auto" w:val="clear"/>
             <w:tcMar>
               <w:top w:w="40.0" w:type="dxa"/>
               <w:left w:w="40.0" w:type="dxa"/>
@@ -15988,12 +13000,11 @@
         <w:tc>
           <w:tcPr>
             <w:tcBorders>
-              <w:top w:color="cccccc" w:space="0" w:sz="6" w:val="single"/>
-              <w:left w:color="cccccc" w:space="0" w:sz="6" w:val="single"/>
+              <w:top w:color="000000" w:space="0" w:sz="6" w:val="single"/>
+              <w:left w:color="000000" w:space="0" w:sz="6" w:val="single"/>
               <w:bottom w:color="000000" w:space="0" w:sz="12" w:val="single"/>
               <w:right w:color="000000" w:space="0" w:sz="6" w:val="single"/>
             </w:tcBorders>
-            <w:shd w:fill="auto" w:val="clear"/>
             <w:tcMar>
               <w:top w:w="40.0" w:type="dxa"/>
               <w:left w:w="40.0" w:type="dxa"/>
@@ -16020,12 +13031,11 @@
         <w:tc>
           <w:tcPr>
             <w:tcBorders>
-              <w:top w:color="cccccc" w:space="0" w:sz="6" w:val="single"/>
-              <w:left w:color="cccccc" w:space="0" w:sz="6" w:val="single"/>
+              <w:top w:color="000000" w:space="0" w:sz="6" w:val="single"/>
+              <w:left w:color="000000" w:space="0" w:sz="6" w:val="single"/>
               <w:bottom w:color="000000" w:space="0" w:sz="12" w:val="single"/>
               <w:right w:color="000000" w:space="0" w:sz="6" w:val="single"/>
             </w:tcBorders>
-            <w:shd w:fill="auto" w:val="clear"/>
             <w:tcMar>
               <w:top w:w="40.0" w:type="dxa"/>
               <w:left w:w="40.0" w:type="dxa"/>
@@ -16052,12 +13062,11 @@
         <w:tc>
           <w:tcPr>
             <w:tcBorders>
-              <w:top w:color="cccccc" w:space="0" w:sz="6" w:val="single"/>
-              <w:left w:color="cccccc" w:space="0" w:sz="6" w:val="single"/>
+              <w:top w:color="000000" w:space="0" w:sz="6" w:val="single"/>
+              <w:left w:color="000000" w:space="0" w:sz="6" w:val="single"/>
               <w:bottom w:color="000000" w:space="0" w:sz="12" w:val="single"/>
               <w:right w:color="000000" w:space="0" w:sz="6" w:val="single"/>
             </w:tcBorders>
-            <w:shd w:fill="auto" w:val="clear"/>
             <w:tcMar>
               <w:top w:w="40.0" w:type="dxa"/>
               <w:left w:w="40.0" w:type="dxa"/>
@@ -16084,12 +13093,11 @@
         <w:tc>
           <w:tcPr>
             <w:tcBorders>
-              <w:top w:color="cccccc" w:space="0" w:sz="6" w:val="single"/>
-              <w:left w:color="cccccc" w:space="0" w:sz="6" w:val="single"/>
+              <w:top w:color="000000" w:space="0" w:sz="6" w:val="single"/>
+              <w:left w:color="000000" w:space="0" w:sz="6" w:val="single"/>
               <w:bottom w:color="000000" w:space="0" w:sz="12" w:val="single"/>
               <w:right w:color="000000" w:space="0" w:sz="6" w:val="single"/>
             </w:tcBorders>
-            <w:shd w:fill="auto" w:val="clear"/>
             <w:tcMar>
               <w:top w:w="40.0" w:type="dxa"/>
               <w:left w:w="40.0" w:type="dxa"/>
@@ -16116,8 +13124,8 @@
         <w:tc>
           <w:tcPr>
             <w:tcBorders>
-              <w:top w:color="cccccc" w:space="0" w:sz="6" w:val="single"/>
-              <w:left w:color="cccccc" w:space="0" w:sz="6" w:val="single"/>
+              <w:top w:color="000000" w:space="0" w:sz="6" w:val="single"/>
+              <w:left w:color="000000" w:space="0" w:sz="6" w:val="single"/>
               <w:bottom w:color="000000" w:space="0" w:sz="12" w:val="single"/>
               <w:right w:color="000000" w:space="0" w:sz="6" w:val="single"/>
             </w:tcBorders>
@@ -16148,8 +13156,8 @@
         <w:tc>
           <w:tcPr>
             <w:tcBorders>
-              <w:top w:color="cccccc" w:space="0" w:sz="6" w:val="single"/>
-              <w:left w:color="cccccc" w:space="0" w:sz="6" w:val="single"/>
+              <w:top w:color="000000" w:space="0" w:sz="6" w:val="single"/>
+              <w:left w:color="000000" w:space="0" w:sz="6" w:val="single"/>
               <w:bottom w:color="000000" w:space="0" w:sz="12" w:val="single"/>
               <w:right w:color="000000" w:space="0" w:sz="12" w:val="single"/>
             </w:tcBorders>
@@ -16180,12 +13188,11 @@
         <w:tc>
           <w:tcPr>
             <w:tcBorders>
-              <w:top w:color="cccccc" w:space="0" w:sz="6" w:val="single"/>
-              <w:left w:color="cccccc" w:space="0" w:sz="6" w:val="single"/>
+              <w:top w:color="000000" w:space="0" w:sz="12" w:val="single"/>
+              <w:left w:color="000000" w:space="0" w:sz="12" w:val="single"/>
               <w:bottom w:color="000000" w:space="0" w:sz="12" w:val="single"/>
               <w:right w:color="000000" w:space="0" w:sz="12" w:val="single"/>
             </w:tcBorders>
-            <w:shd w:fill="auto" w:val="clear"/>
             <w:tcMar>
               <w:top w:w="40.0" w:type="dxa"/>
               <w:left w:w="40.0" w:type="dxa"/>
@@ -16219,12 +13226,11 @@
         <w:tc>
           <w:tcPr>
             <w:tcBorders>
-              <w:top w:color="cccccc" w:space="0" w:sz="6" w:val="single"/>
-              <w:left w:color="cccccc" w:space="0" w:sz="6" w:val="single"/>
+              <w:top w:color="000000" w:space="0" w:sz="12" w:val="single"/>
+              <w:left w:color="000000" w:space="0" w:sz="12" w:val="single"/>
               <w:bottom w:color="000000" w:space="0" w:sz="12" w:val="single"/>
               <w:right w:color="000000" w:space="0" w:sz="12" w:val="single"/>
             </w:tcBorders>
-            <w:shd w:fill="auto" w:val="clear"/>
             <w:tcMar>
               <w:top w:w="40.0" w:type="dxa"/>
               <w:left w:w="40.0" w:type="dxa"/>
@@ -16273,8 +13279,8 @@
           <w:highlight w:val="yellow"/>
         </w:rPr>
       </w:pPr>
-      <w:bookmarkStart w:colFirst="0" w:colLast="0" w:name="_mvjr627q4maq" w:id="33"/>
-      <w:bookmarkEnd w:id="33"/>
+      <w:bookmarkStart w:colFirst="0" w:colLast="0" w:name="_mvjr627q4maq" w:id="34"/>
+      <w:bookmarkEnd w:id="34"/>
       <w:r>
         <w:rPr>
           <w:highlight w:val="yellow"/>
@@ -16307,8 +13313,8 @@
         <w:jc w:val="both"/>
         <w:rPr/>
       </w:pPr>
-      <w:bookmarkStart w:colFirst="0" w:colLast="0" w:name="_6wopym3rsh0f" w:id="34"/>
-      <w:bookmarkEnd w:id="34"/>
+      <w:bookmarkStart w:colFirst="0" w:colLast="0" w:name="_6wopym3rsh0f" w:id="35"/>
+      <w:bookmarkEnd w:id="35"/>
       <w:r>
         <w:rPr>
           <w:rtl w:val="0"/>
@@ -16341,6 +13347,7 @@
       <w:headerReference r:id="rId21" w:type="first"/>
       <w:footerReference r:id="rId22" w:type="default"/>
       <w:footerReference r:id="rId23" w:type="first"/>
+      <w:type w:val="nextPage"/>
       <w:pgSz w:h="16834" w:w="11909" w:orient="portrait"/>
       <w:pgMar w:bottom="1440" w:top="1440" w:left="1417.3228346456694" w:right="1440" w:header="720" w:footer="720"/>
       <w:pgNumType w:start="0"/>
@@ -16519,14 +13526,9 @@
         </w:rPr>
         <w:t xml:space="preserve"> </w:t>
       </w:r>
-      <w:r>
-        <w:rPr>
-          <w:rtl w:val="0"/>
-        </w:rPr>
-      </w:r>
     </w:p>
   </w:footnote>
-  <w:footnote w:id="2">
+  <w:footnote w:id="1">
     <w:p>
       <w:pPr>
         <w:spacing w:line="240" w:lineRule="auto"/>
@@ -16559,7 +13561,7 @@
             <w:u w:val="single"/>
             <w:rtl w:val="0"/>
           </w:rPr>
-          <w:t xml:space="preserve">https://tractian.com/es/glosario/maintenance-budget</w:t>
+          <w:t xml:space="preserve">https://www.linkedin.com/pulse/los-costos-de-mantenimiento-y-sus-implicaciones-en-/</w:t>
         </w:r>
       </w:hyperlink>
       <w:r>
@@ -16572,7 +13574,7 @@
       </w:r>
     </w:p>
   </w:footnote>
-  <w:footnote w:id="1">
+  <w:footnote w:id="2">
     <w:p>
       <w:pPr>
         <w:spacing w:line="240" w:lineRule="auto"/>
@@ -16605,7 +13607,7 @@
             <w:u w:val="single"/>
             <w:rtl w:val="0"/>
           </w:rPr>
-          <w:t xml:space="preserve">https://www.linkedin.com/pulse/los-costos-de-mantenimiento-y-sus-implicaciones-en-/</w:t>
+          <w:t xml:space="preserve">https://tractian.com/es/glosario/maintenance-budget</w:t>
         </w:r>
       </w:hyperlink>
       <w:r>
@@ -16652,12 +13654,12 @@
           <wp:extent cx="2019300" cy="695325"/>
           <wp:effectExtent b="0" l="0" r="0" t="0"/>
           <wp:wrapNone/>
-          <wp:docPr id="4" name="image1.png"/>
+          <wp:docPr id="4" name="image2.png"/>
           <a:graphic>
             <a:graphicData uri="http://schemas.openxmlformats.org/drawingml/2006/picture">
               <pic:pic>
                 <pic:nvPicPr>
-                  <pic:cNvPr id="0" name="image1.png"/>
+                  <pic:cNvPr id="0" name="image2.png"/>
                   <pic:cNvPicPr preferRelativeResize="0"/>
                 </pic:nvPicPr>
                 <pic:blipFill>
